--- a/docs/JARVIS_Audit_2026-05-16.docx
+++ b/docs/JARVIS_Audit_2026-05-16.docx
@@ -216,15 +216,7 @@
         <w:t>) are both one-channel choices that the architecture's next four phases will outgrow.</w:t>
       </w:r>
       <w:r>
-        <w:t xml:space="preserve"> Fix the payload type and switch the wire to SSE (or NDJSON) before Anthropic lands. Both are small, local changes today; both are large, </w:t>
-      </w:r>
-      <w:proofErr w:type="gramStart"/>
-      <w:r>
-        <w:t>cross-cutting</w:t>
-      </w:r>
-      <w:proofErr w:type="gramEnd"/>
-      <w:r>
-        <w:t xml:space="preserve"> refactors after a second provider exists.</w:t>
+        <w:t xml:space="preserve"> Fix the payload type and switch the wire to SSE (or NDJSON) before Anthropic lands. Both are small, local changes today; both are large, cross-cutting refactors after a second provider exists.</w:t>
       </w:r>
     </w:p>
     <w:p>
@@ -274,12 +266,6 @@
         <w:tblOverlap w:val="never"/>
         <w:tblW w:w="9648" w:type="dxa"/>
         <w:tblInd w:w="0" w:type="dxa"/>
-        <w:tblCellMar>
-          <w:top w:w="0" w:type="dxa"/>
-          <w:left w:w="0" w:type="dxa"/>
-          <w:bottom w:w="0" w:type="dxa"/>
-          <w:right w:w="0" w:type="dxa"/>
-        </w:tblCellMar>
         <w:tblLook w:val="04A0" w:firstRow="1" w:lastRow="0" w:firstColumn="1" w:lastColumn="0" w:noHBand="0" w:noVBand="1"/>
       </w:tblPr>
       <w:tblGrid>
@@ -1327,16 +1313,8 @@
               <w:rPr>
                 <w:sz w:val="18"/>
               </w:rPr>
-              <w:t>on-</w:t>
-            </w:r>
-            <w:proofErr w:type="gramStart"/>
-            <w:r>
-              <w:rPr>
-                <w:sz w:val="18"/>
-              </w:rPr>
-              <w:t>core)IMPLICIT</w:t>
-            </w:r>
-            <w:proofErr w:type="gramEnd"/>
+              <w:t>on-core)IMPLICIT</w:t>
+            </w:r>
           </w:p>
         </w:tc>
         <w:tc>
@@ -1776,14 +1754,7 @@
               <w:rPr>
                 <w:sz w:val="18"/>
               </w:rPr>
-              <w:t xml:space="preserve">; see Section </w:t>
-            </w:r>
-            <w:proofErr w:type="gramStart"/>
-            <w:r>
-              <w:rPr>
-                <w:sz w:val="18"/>
-              </w:rPr>
-              <w:t>3)</w:t>
+              <w:t>; see Section 3)</w:t>
             </w:r>
             <w:proofErr w:type="spellStart"/>
             <w:r>
@@ -1793,7 +1764,6 @@
               <w:t>ReadableStream</w:t>
             </w:r>
             <w:proofErr w:type="spellEnd"/>
-            <w:proofErr w:type="gramEnd"/>
             <w:r>
               <w:rPr>
                 <w:sz w:val="18"/>
@@ -1801,7 +1771,6 @@
               <w:t xml:space="preserve"> + text/plain in route; </w:t>
             </w:r>
             <w:proofErr w:type="spellStart"/>
-            <w:proofErr w:type="gramStart"/>
             <w:r>
               <w:rPr>
                 <w:sz w:val="18"/>
@@ -1813,14 +1782,7 @@
               <w:rPr>
                 <w:sz w:val="18"/>
               </w:rPr>
-              <w:t>(</w:t>
-            </w:r>
-            <w:proofErr w:type="gramEnd"/>
-            <w:r>
-              <w:rPr>
-                <w:sz w:val="18"/>
-              </w:rPr>
-              <w:t xml:space="preserve">) + </w:t>
+              <w:t xml:space="preserve">() + </w:t>
             </w:r>
             <w:proofErr w:type="spellStart"/>
             <w:r>
@@ -1889,7 +1851,6 @@
         <w:t xml:space="preserve"> checks each window before request; </w:t>
       </w:r>
       <w:proofErr w:type="spellStart"/>
-      <w:proofErr w:type="gramStart"/>
       <w:r>
         <w:rPr>
           <w:sz w:val="18"/>
@@ -1897,7 +1858,6 @@
         <w:t>usage.reco</w:t>
       </w:r>
       <w:proofErr w:type="spellEnd"/>
-      <w:proofErr w:type="gramEnd"/>
     </w:p>
     <w:p>
       <w:pPr>
@@ -1975,7 +1935,6 @@
         <w:t xml:space="preserve"> checks </w:t>
       </w:r>
       <w:proofErr w:type="spellStart"/>
-      <w:proofErr w:type="gramStart"/>
       <w:r>
         <w:rPr>
           <w:sz w:val="18"/>
@@ -1983,7 +1942,6 @@
         <w:t>res.ok</w:t>
       </w:r>
       <w:proofErr w:type="spellEnd"/>
-      <w:proofErr w:type="gramEnd"/>
       <w:r>
         <w:rPr>
           <w:sz w:val="18"/>
@@ -1998,12 +1956,6 @@
         <w:tblOverlap w:val="never"/>
         <w:tblW w:w="9648" w:type="dxa"/>
         <w:tblInd w:w="0" w:type="dxa"/>
-        <w:tblCellMar>
-          <w:top w:w="0" w:type="dxa"/>
-          <w:left w:w="0" w:type="dxa"/>
-          <w:bottom w:w="0" w:type="dxa"/>
-          <w:right w:w="0" w:type="dxa"/>
-        </w:tblCellMar>
         <w:tblLook w:val="04A0" w:firstRow="1" w:lastRow="0" w:firstColumn="1" w:lastColumn="0" w:noHBand="0" w:noVBand="1"/>
       </w:tblPr>
       <w:tblGrid>
@@ -2470,7 +2422,6 @@
               <w:ind w:left="-25" w:right="0" w:firstLine="0"/>
             </w:pPr>
             <w:proofErr w:type="spellStart"/>
-            <w:proofErr w:type="gramStart"/>
             <w:r>
               <w:rPr>
                 <w:sz w:val="18"/>
@@ -2489,14 +2440,7 @@
               <w:rPr>
                 <w:sz w:val="18"/>
               </w:rPr>
-              <w:t>config</w:t>
-            </w:r>
-            <w:proofErr w:type="gramEnd"/>
-            <w:r>
-              <w:rPr>
-                <w:sz w:val="18"/>
-              </w:rPr>
-              <w:t>.ts</w:t>
+              <w:t>config.ts</w:t>
             </w:r>
             <w:proofErr w:type="spellEnd"/>
             <w:r>
@@ -2860,19 +2804,11 @@
               <w:t>rarr</w:t>
             </w:r>
             <w:proofErr w:type="spellEnd"/>
-            <w:proofErr w:type="gramStart"/>
-            <w:r>
-              <w:rPr>
-                <w:sz w:val="18"/>
-              </w:rPr>
-              <w:t>; .</w:t>
-            </w:r>
-            <w:proofErr w:type="gramEnd"/>
-            <w:r>
-              <w:rPr>
-                <w:sz w:val="18"/>
-              </w:rPr>
-              <w:t>/</w:t>
+            <w:r>
+              <w:rPr>
+                <w:sz w:val="18"/>
+              </w:rPr>
+              <w:t>; ./</w:t>
             </w:r>
             <w:proofErr w:type="spellStart"/>
             <w:r>
@@ -2916,105 +2852,63 @@
         <w:rPr>
           <w:sz w:val="18"/>
         </w:rPr>
-        <w:t xml:space="preserve">prompts/jarvis_system.md exists; loader hashes content and route </w:t>
-      </w:r>
-      <w:proofErr w:type="gramStart"/>
+        <w:t>prompts/jarvis_system.md exists; loader hashes content and route logs the has TS-first is the de facto answer; ARCHITECTURE.md still claims Python &amp;</w:t>
+      </w:r>
+      <w:proofErr w:type="spellStart"/>
       <w:r>
         <w:rPr>
           <w:sz w:val="18"/>
         </w:rPr>
-        <w:t>logs</w:t>
-      </w:r>
-      <w:proofErr w:type="gramEnd"/>
+        <w:t>mdas</w:t>
+      </w:r>
+      <w:proofErr w:type="spellEnd"/>
       <w:r>
         <w:rPr>
           <w:sz w:val="18"/>
         </w:rPr>
-        <w:t xml:space="preserve"> the has TS-first is the de facto answer; ARCHITECTURE.md still claims Python &amp;</w:t>
+        <w:t xml:space="preserve"> </w:t>
       </w:r>
       <w:proofErr w:type="spellStart"/>
       <w:r>
         <w:rPr>
           <w:sz w:val="18"/>
         </w:rPr>
-        <w:t>mdas</w:t>
+        <w:t>src</w:t>
       </w:r>
       <w:proofErr w:type="spellEnd"/>
       <w:r>
         <w:rPr>
           <w:sz w:val="18"/>
         </w:rPr>
-        <w:t xml:space="preserve"> </w:t>
+        <w:t>/lib/providers/</w:t>
       </w:r>
       <w:proofErr w:type="spellStart"/>
       <w:r>
         <w:rPr>
           <w:sz w:val="18"/>
         </w:rPr>
-        <w:t>src</w:t>
+        <w:t>types.ts</w:t>
       </w:r>
       <w:proofErr w:type="spellEnd"/>
       <w:r>
         <w:rPr>
           <w:sz w:val="18"/>
         </w:rPr>
-        <w:t>/lib/providers/</w:t>
+        <w:t xml:space="preserve"> &amp;</w:t>
       </w:r>
       <w:proofErr w:type="spellStart"/>
       <w:r>
         <w:rPr>
           <w:sz w:val="18"/>
         </w:rPr>
-        <w:t>types.ts</w:t>
+        <w:t>mdash</w:t>
       </w:r>
       <w:proofErr w:type="spellEnd"/>
       <w:r>
         <w:rPr>
           <w:sz w:val="18"/>
         </w:rPr>
-        <w:t xml:space="preserve"> &amp;</w:t>
-      </w:r>
-      <w:proofErr w:type="spellStart"/>
-      <w:r>
-        <w:rPr>
-          <w:sz w:val="18"/>
-        </w:rPr>
-        <w:t>mdash</w:t>
-      </w:r>
-      <w:proofErr w:type="spellEnd"/>
-      <w:r>
-        <w:rPr>
-          <w:sz w:val="18"/>
-        </w:rPr>
-        <w:t xml:space="preserve">; </w:t>
-      </w:r>
-      <w:proofErr w:type="gramStart"/>
-      <w:r>
-        <w:rPr>
-          <w:sz w:val="18"/>
-        </w:rPr>
-        <w:t>generate(</w:t>
-      </w:r>
-      <w:proofErr w:type="gramEnd"/>
-      <w:r>
-        <w:rPr>
-          <w:sz w:val="18"/>
-        </w:rPr>
-        <w:t xml:space="preserve">) and </w:t>
-      </w:r>
-      <w:proofErr w:type="gramStart"/>
-      <w:r>
-        <w:rPr>
-          <w:sz w:val="18"/>
-        </w:rPr>
-        <w:t>stream(</w:t>
-      </w:r>
-      <w:proofErr w:type="gramEnd"/>
-      <w:r>
-        <w:rPr>
-          <w:sz w:val="18"/>
-        </w:rPr>
-        <w:t>) on a single interface In-memory store with the right shape but missing fields and not persisted; ring-</w:t>
+        <w:t>; generate() and stream() on a single interface In-memory store with the right shape but missing fields and not persisted; ring-</w:t>
       </w:r>
       <w:r>
         <w:br w:type="page"/>
@@ -3076,9 +2970,7 @@
         <w:tblW w:w="9360" w:type="dxa"/>
         <w:tblInd w:w="600" w:type="dxa"/>
         <w:tblCellMar>
-          <w:top w:w="0" w:type="dxa"/>
           <w:left w:w="120" w:type="dxa"/>
-          <w:bottom w:w="0" w:type="dxa"/>
           <w:right w:w="115" w:type="dxa"/>
         </w:tblCellMar>
         <w:tblLook w:val="04A0" w:firstRow="1" w:lastRow="0" w:firstColumn="1" w:lastColumn="0" w:noHBand="0" w:noVBand="1"/>
@@ -3128,23 +3020,23 @@
                 <w:rFonts w:ascii="Courier New" w:eastAsia="Courier New" w:hAnsi="Courier New" w:cs="Courier New"/>
                 <w:sz w:val="17"/>
               </w:rPr>
-              <w:t xml:space="preserve"> </w:t>
-            </w:r>
-            <w:proofErr w:type="gramStart"/>
+              <w:t xml:space="preserve"> {   stream: </w:t>
+            </w:r>
+            <w:proofErr w:type="spellStart"/>
             <w:r>
               <w:rPr>
                 <w:rFonts w:ascii="Courier New" w:eastAsia="Courier New" w:hAnsi="Courier New" w:cs="Courier New"/>
                 <w:sz w:val="17"/>
               </w:rPr>
-              <w:t xml:space="preserve">{  </w:t>
-            </w:r>
-            <w:proofErr w:type="gramEnd"/>
+              <w:t>AsyncIterable</w:t>
+            </w:r>
+            <w:proofErr w:type="spellEnd"/>
             <w:r>
               <w:rPr>
                 <w:rFonts w:ascii="Courier New" w:eastAsia="Courier New" w:hAnsi="Courier New" w:cs="Courier New"/>
                 <w:sz w:val="17"/>
               </w:rPr>
-              <w:t xml:space="preserve"> stream: </w:t>
+              <w:t>&lt;string&gt;;   done: Promise&lt;</w:t>
             </w:r>
             <w:proofErr w:type="spellStart"/>
             <w:r>
@@ -3152,7 +3044,7 @@
                 <w:rFonts w:ascii="Courier New" w:eastAsia="Courier New" w:hAnsi="Courier New" w:cs="Courier New"/>
                 <w:sz w:val="17"/>
               </w:rPr>
-              <w:t>AsyncIterable</w:t>
+              <w:t>GenerateResult</w:t>
             </w:r>
             <w:proofErr w:type="spellEnd"/>
             <w:r>
@@ -3160,251 +3052,144 @@
                 <w:rFonts w:ascii="Courier New" w:eastAsia="Courier New" w:hAnsi="Courier New" w:cs="Courier New"/>
                 <w:sz w:val="17"/>
               </w:rPr>
-              <w:t>&lt;string</w:t>
-            </w:r>
-            <w:proofErr w:type="gramStart"/>
+              <w:t>&gt;; }</w:t>
+            </w:r>
+          </w:p>
+          <w:p>
+            <w:pPr>
+              <w:spacing w:after="0" w:line="274" w:lineRule="auto"/>
+              <w:ind w:left="0" w:right="965" w:firstLine="0"/>
+            </w:pPr>
             <w:r>
               <w:rPr>
                 <w:rFonts w:ascii="Courier New" w:eastAsia="Courier New" w:hAnsi="Courier New" w:cs="Courier New"/>
                 <w:sz w:val="17"/>
               </w:rPr>
-              <w:t xml:space="preserve">&gt;;   </w:t>
-            </w:r>
-            <w:proofErr w:type="gramEnd"/>
+              <w:t xml:space="preserve">export interface </w:t>
+            </w:r>
+            <w:proofErr w:type="spellStart"/>
             <w:r>
               <w:rPr>
                 <w:rFonts w:ascii="Courier New" w:eastAsia="Courier New" w:hAnsi="Courier New" w:cs="Courier New"/>
                 <w:sz w:val="17"/>
               </w:rPr>
-              <w:t>done: Promise&lt;</w:t>
-            </w:r>
-            <w:proofErr w:type="spellStart"/>
+              <w:t>ChatProvider</w:t>
+            </w:r>
+            <w:proofErr w:type="spellEnd"/>
             <w:r>
               <w:rPr>
                 <w:rFonts w:ascii="Courier New" w:eastAsia="Courier New" w:hAnsi="Courier New" w:cs="Courier New"/>
                 <w:sz w:val="17"/>
               </w:rPr>
-              <w:t>GenerateResult</w:t>
-            </w:r>
-            <w:proofErr w:type="spellEnd"/>
+              <w:t xml:space="preserve"> {   </w:t>
+            </w:r>
+            <w:proofErr w:type="spellStart"/>
             <w:r>
               <w:rPr>
                 <w:rFonts w:ascii="Courier New" w:eastAsia="Courier New" w:hAnsi="Courier New" w:cs="Courier New"/>
                 <w:sz w:val="17"/>
               </w:rPr>
-              <w:t>&gt;</w:t>
-            </w:r>
-            <w:proofErr w:type="gramStart"/>
+              <w:t>readonly</w:t>
+            </w:r>
+            <w:proofErr w:type="spellEnd"/>
             <w:r>
               <w:rPr>
                 <w:rFonts w:ascii="Courier New" w:eastAsia="Courier New" w:hAnsi="Courier New" w:cs="Courier New"/>
                 <w:sz w:val="17"/>
               </w:rPr>
-              <w:t>; }</w:t>
-            </w:r>
-            <w:proofErr w:type="gramEnd"/>
-          </w:p>
-          <w:p>
-            <w:pPr>
-              <w:spacing w:after="0" w:line="274" w:lineRule="auto"/>
-              <w:ind w:left="0" w:right="965" w:firstLine="0"/>
-            </w:pPr>
+              <w:t xml:space="preserve"> id: </w:t>
+            </w:r>
+            <w:proofErr w:type="spellStart"/>
             <w:r>
               <w:rPr>
                 <w:rFonts w:ascii="Courier New" w:eastAsia="Courier New" w:hAnsi="Courier New" w:cs="Courier New"/>
                 <w:sz w:val="17"/>
               </w:rPr>
-              <w:t xml:space="preserve">export interface </w:t>
-            </w:r>
-            <w:proofErr w:type="spellStart"/>
+              <w:t>ProviderId</w:t>
+            </w:r>
+            <w:proofErr w:type="spellEnd"/>
             <w:r>
               <w:rPr>
                 <w:rFonts w:ascii="Courier New" w:eastAsia="Courier New" w:hAnsi="Courier New" w:cs="Courier New"/>
                 <w:sz w:val="17"/>
               </w:rPr>
-              <w:t>ChatProvider</w:t>
-            </w:r>
-            <w:proofErr w:type="spellEnd"/>
+              <w:t xml:space="preserve">;   generate(messages: Message[], opts: </w:t>
+            </w:r>
+            <w:proofErr w:type="spellStart"/>
             <w:r>
               <w:rPr>
                 <w:rFonts w:ascii="Courier New" w:eastAsia="Courier New" w:hAnsi="Courier New" w:cs="Courier New"/>
                 <w:sz w:val="17"/>
               </w:rPr>
-              <w:t xml:space="preserve"> </w:t>
-            </w:r>
-            <w:proofErr w:type="gramStart"/>
+              <w:t>GenerateOptions</w:t>
+            </w:r>
+            <w:proofErr w:type="spellEnd"/>
             <w:r>
               <w:rPr>
                 <w:rFonts w:ascii="Courier New" w:eastAsia="Courier New" w:hAnsi="Courier New" w:cs="Courier New"/>
                 <w:sz w:val="17"/>
               </w:rPr>
-              <w:t xml:space="preserve">{  </w:t>
-            </w:r>
-            <w:proofErr w:type="gramEnd"/>
+              <w:t>): Promise&lt;</w:t>
+            </w:r>
+            <w:proofErr w:type="spellStart"/>
             <w:r>
               <w:rPr>
                 <w:rFonts w:ascii="Courier New" w:eastAsia="Courier New" w:hAnsi="Courier New" w:cs="Courier New"/>
                 <w:sz w:val="17"/>
               </w:rPr>
-              <w:t xml:space="preserve"> </w:t>
-            </w:r>
-            <w:proofErr w:type="spellStart"/>
+              <w:t>GenerateResult</w:t>
+            </w:r>
+            <w:proofErr w:type="spellEnd"/>
             <w:r>
               <w:rPr>
                 <w:rFonts w:ascii="Courier New" w:eastAsia="Courier New" w:hAnsi="Courier New" w:cs="Courier New"/>
                 <w:sz w:val="17"/>
               </w:rPr>
-              <w:t>readonly</w:t>
-            </w:r>
-            <w:proofErr w:type="spellEnd"/>
+              <w:t xml:space="preserve">&gt;;   stream(messages: Message[], opts: </w:t>
+            </w:r>
+            <w:proofErr w:type="spellStart"/>
             <w:r>
               <w:rPr>
                 <w:rFonts w:ascii="Courier New" w:eastAsia="Courier New" w:hAnsi="Courier New" w:cs="Courier New"/>
                 <w:sz w:val="17"/>
               </w:rPr>
-              <w:t xml:space="preserve"> id: </w:t>
-            </w:r>
-            <w:proofErr w:type="spellStart"/>
-            <w:proofErr w:type="gramStart"/>
+              <w:t>GenerateOptions</w:t>
+            </w:r>
+            <w:proofErr w:type="spellEnd"/>
             <w:r>
               <w:rPr>
                 <w:rFonts w:ascii="Courier New" w:eastAsia="Courier New" w:hAnsi="Courier New" w:cs="Courier New"/>
                 <w:sz w:val="17"/>
               </w:rPr>
-              <w:t>ProviderId</w:t>
-            </w:r>
-            <w:proofErr w:type="spellEnd"/>
+              <w:t>): Promise&lt;</w:t>
+            </w:r>
+            <w:proofErr w:type="spellStart"/>
             <w:r>
               <w:rPr>
                 <w:rFonts w:ascii="Courier New" w:eastAsia="Courier New" w:hAnsi="Courier New" w:cs="Courier New"/>
                 <w:sz w:val="17"/>
               </w:rPr>
-              <w:t>;   generate(</w:t>
-            </w:r>
-            <w:proofErr w:type="gramEnd"/>
+              <w:t>StreamResult</w:t>
+            </w:r>
+            <w:proofErr w:type="spellEnd"/>
             <w:r>
               <w:rPr>
                 <w:rFonts w:ascii="Courier New" w:eastAsia="Courier New" w:hAnsi="Courier New" w:cs="Courier New"/>
                 <w:sz w:val="17"/>
               </w:rPr>
-              <w:t xml:space="preserve">messages: </w:t>
-            </w:r>
-            <w:proofErr w:type="gramStart"/>
+              <w:t>&gt;;</w:t>
+            </w:r>
+          </w:p>
+          <w:p>
+            <w:pPr>
+              <w:spacing w:after="0" w:line="259" w:lineRule="auto"/>
+              <w:ind w:left="0" w:right="0" w:firstLine="0"/>
+            </w:pPr>
             <w:r>
               <w:rPr>
                 <w:rFonts w:ascii="Courier New" w:eastAsia="Courier New" w:hAnsi="Courier New" w:cs="Courier New"/>
                 <w:sz w:val="17"/>
               </w:rPr>
-              <w:t>Message[</w:t>
-            </w:r>
-            <w:proofErr w:type="gramEnd"/>
-            <w:r>
-              <w:rPr>
-                <w:rFonts w:ascii="Courier New" w:eastAsia="Courier New" w:hAnsi="Courier New" w:cs="Courier New"/>
-                <w:sz w:val="17"/>
-              </w:rPr>
-              <w:t xml:space="preserve">], opts: </w:t>
-            </w:r>
-            <w:proofErr w:type="spellStart"/>
-            <w:r>
-              <w:rPr>
-                <w:rFonts w:ascii="Courier New" w:eastAsia="Courier New" w:hAnsi="Courier New" w:cs="Courier New"/>
-                <w:sz w:val="17"/>
-              </w:rPr>
-              <w:t>GenerateOptions</w:t>
-            </w:r>
-            <w:proofErr w:type="spellEnd"/>
-            <w:r>
-              <w:rPr>
-                <w:rFonts w:ascii="Courier New" w:eastAsia="Courier New" w:hAnsi="Courier New" w:cs="Courier New"/>
-                <w:sz w:val="17"/>
-              </w:rPr>
-              <w:t>): Promise&lt;</w:t>
-            </w:r>
-            <w:proofErr w:type="spellStart"/>
-            <w:r>
-              <w:rPr>
-                <w:rFonts w:ascii="Courier New" w:eastAsia="Courier New" w:hAnsi="Courier New" w:cs="Courier New"/>
-                <w:sz w:val="17"/>
-              </w:rPr>
-              <w:t>GenerateResult</w:t>
-            </w:r>
-            <w:proofErr w:type="spellEnd"/>
-            <w:proofErr w:type="gramStart"/>
-            <w:r>
-              <w:rPr>
-                <w:rFonts w:ascii="Courier New" w:eastAsia="Courier New" w:hAnsi="Courier New" w:cs="Courier New"/>
-                <w:sz w:val="17"/>
-              </w:rPr>
-              <w:t>&gt;;   stream(</w:t>
-            </w:r>
-            <w:proofErr w:type="gramEnd"/>
-            <w:r>
-              <w:rPr>
-                <w:rFonts w:ascii="Courier New" w:eastAsia="Courier New" w:hAnsi="Courier New" w:cs="Courier New"/>
-                <w:sz w:val="17"/>
-              </w:rPr>
-              <w:t xml:space="preserve">messages: </w:t>
-            </w:r>
-            <w:proofErr w:type="gramStart"/>
-            <w:r>
-              <w:rPr>
-                <w:rFonts w:ascii="Courier New" w:eastAsia="Courier New" w:hAnsi="Courier New" w:cs="Courier New"/>
-                <w:sz w:val="17"/>
-              </w:rPr>
-              <w:t>Message[</w:t>
-            </w:r>
-            <w:proofErr w:type="gramEnd"/>
-            <w:r>
-              <w:rPr>
-                <w:rFonts w:ascii="Courier New" w:eastAsia="Courier New" w:hAnsi="Courier New" w:cs="Courier New"/>
-                <w:sz w:val="17"/>
-              </w:rPr>
-              <w:t xml:space="preserve">], opts: </w:t>
-            </w:r>
-            <w:proofErr w:type="spellStart"/>
-            <w:r>
-              <w:rPr>
-                <w:rFonts w:ascii="Courier New" w:eastAsia="Courier New" w:hAnsi="Courier New" w:cs="Courier New"/>
-                <w:sz w:val="17"/>
-              </w:rPr>
-              <w:t>GenerateOptions</w:t>
-            </w:r>
-            <w:proofErr w:type="spellEnd"/>
-            <w:r>
-              <w:rPr>
-                <w:rFonts w:ascii="Courier New" w:eastAsia="Courier New" w:hAnsi="Courier New" w:cs="Courier New"/>
-                <w:sz w:val="17"/>
-              </w:rPr>
-              <w:t>): Promise&lt;</w:t>
-            </w:r>
-            <w:proofErr w:type="spellStart"/>
-            <w:r>
-              <w:rPr>
-                <w:rFonts w:ascii="Courier New" w:eastAsia="Courier New" w:hAnsi="Courier New" w:cs="Courier New"/>
-                <w:sz w:val="17"/>
-              </w:rPr>
-              <w:t>StreamResult</w:t>
-            </w:r>
-            <w:proofErr w:type="spellEnd"/>
-            <w:r>
-              <w:rPr>
-                <w:rFonts w:ascii="Courier New" w:eastAsia="Courier New" w:hAnsi="Courier New" w:cs="Courier New"/>
-                <w:sz w:val="17"/>
-              </w:rPr>
-              <w:t>&gt;;</w:t>
-            </w:r>
-          </w:p>
-          <w:p>
-            <w:pPr>
-              <w:spacing w:after="0" w:line="259" w:lineRule="auto"/>
-              <w:ind w:left="0" w:right="0" w:firstLine="0"/>
-            </w:pPr>
-            <w:r>
-              <w:rPr>
-                <w:rFonts w:ascii="Courier New" w:eastAsia="Courier New" w:hAnsi="Courier New" w:cs="Courier New"/>
-                <w:sz w:val="17"/>
-              </w:rPr>
               <w:t>}</w:t>
             </w:r>
           </w:p>
@@ -3445,28 +3230,14 @@
         <w:rPr>
           <w:rFonts w:ascii="Courier New" w:eastAsia="Courier New" w:hAnsi="Courier New" w:cs="Courier New"/>
         </w:rPr>
-        <w:t xml:space="preserve">: </w:t>
-      </w:r>
-      <w:proofErr w:type="gramStart"/>
-      <w:r>
-        <w:rPr>
-          <w:rFonts w:ascii="Courier New" w:eastAsia="Courier New" w:hAnsi="Courier New" w:cs="Courier New"/>
-        </w:rPr>
-        <w:t xml:space="preserve">{ </w:t>
-      </w:r>
-      <w:proofErr w:type="spellStart"/>
-      <w:r>
-        <w:rPr>
-          <w:rFonts w:ascii="Courier New" w:eastAsia="Courier New" w:hAnsi="Courier New" w:cs="Courier New"/>
-        </w:rPr>
-        <w:t>include</w:t>
-      </w:r>
-      <w:proofErr w:type="gramEnd"/>
-      <w:r>
-        <w:rPr>
-          <w:rFonts w:ascii="Courier New" w:eastAsia="Courier New" w:hAnsi="Courier New" w:cs="Courier New"/>
-        </w:rPr>
-        <w:t>_usage</w:t>
+        <w:t xml:space="preserve">: { </w:t>
+      </w:r>
+      <w:proofErr w:type="spellStart"/>
+      <w:r>
+        <w:rPr>
+          <w:rFonts w:ascii="Courier New" w:eastAsia="Courier New" w:hAnsi="Courier New" w:cs="Courier New"/>
+        </w:rPr>
+        <w:t>include_usage</w:t>
       </w:r>
       <w:proofErr w:type="spellEnd"/>
       <w:r>
@@ -3491,7 +3262,6 @@
         <w:t xml:space="preserve">, returns an async generator that yields </w:t>
       </w:r>
       <w:proofErr w:type="spellStart"/>
-      <w:proofErr w:type="gramStart"/>
       <w:r>
         <w:rPr>
           <w:rFonts w:ascii="Courier New" w:eastAsia="Courier New" w:hAnsi="Courier New" w:cs="Courier New"/>
@@ -3499,7 +3269,6 @@
         <w:t>delta.content</w:t>
       </w:r>
       <w:proofErr w:type="spellEnd"/>
-      <w:proofErr w:type="gramEnd"/>
       <w:r>
         <w:t xml:space="preserve"> strings, and resolves </w:t>
       </w:r>
@@ -3677,15 +3446,7 @@
       </w:r>
       <w:proofErr w:type="spellEnd"/>
       <w:r>
-        <w:t xml:space="preserve">, records </w:t>
-      </w:r>
-      <w:proofErr w:type="gramStart"/>
-      <w:r>
-        <w:t>cost, and</w:t>
-      </w:r>
-      <w:proofErr w:type="gramEnd"/>
-      <w:r>
-        <w:t xml:space="preserve"> emits a </w:t>
+        <w:t xml:space="preserve">, records cost, and emits a </w:t>
       </w:r>
       <w:proofErr w:type="spellStart"/>
       <w:r>
@@ -3710,7 +3471,6 @@
         <w:t xml:space="preserve"> and calls </w:t>
       </w:r>
       <w:proofErr w:type="spellStart"/>
-      <w:proofErr w:type="gramStart"/>
       <w:r>
         <w:rPr>
           <w:rFonts w:ascii="Courier New" w:eastAsia="Courier New" w:hAnsi="Courier New" w:cs="Courier New"/>
@@ -3718,7 +3478,6 @@
         <w:t>controller.error</w:t>
       </w:r>
       <w:proofErr w:type="spellEnd"/>
-      <w:proofErr w:type="gramEnd"/>
       <w:r>
         <w:rPr>
           <w:rFonts w:ascii="Courier New" w:eastAsia="Courier New" w:hAnsi="Courier New" w:cs="Courier New"/>
@@ -3761,46 +3520,23 @@
         <w:t xml:space="preserve"> uses </w:t>
       </w:r>
       <w:proofErr w:type="spellStart"/>
-      <w:proofErr w:type="gramStart"/>
-      <w:r>
-        <w:rPr>
-          <w:rFonts w:ascii="Courier New" w:eastAsia="Courier New" w:hAnsi="Courier New" w:cs="Courier New"/>
-        </w:rPr>
-        <w:t>res.body</w:t>
-      </w:r>
-      <w:proofErr w:type="gramEnd"/>
-      <w:r>
-        <w:rPr>
-          <w:rFonts w:ascii="Courier New" w:eastAsia="Courier New" w:hAnsi="Courier New" w:cs="Courier New"/>
-        </w:rPr>
-        <w:t>.</w:t>
-      </w:r>
-      <w:proofErr w:type="gramStart"/>
-      <w:r>
-        <w:rPr>
-          <w:rFonts w:ascii="Courier New" w:eastAsia="Courier New" w:hAnsi="Courier New" w:cs="Courier New"/>
-        </w:rPr>
-        <w:t>getReader</w:t>
-      </w:r>
-      <w:proofErr w:type="spellEnd"/>
-      <w:r>
-        <w:rPr>
-          <w:rFonts w:ascii="Courier New" w:eastAsia="Courier New" w:hAnsi="Courier New" w:cs="Courier New"/>
-        </w:rPr>
-        <w:t>(</w:t>
-      </w:r>
-      <w:proofErr w:type="gramEnd"/>
-      <w:r>
-        <w:rPr>
-          <w:rFonts w:ascii="Courier New" w:eastAsia="Courier New" w:hAnsi="Courier New" w:cs="Courier New"/>
-        </w:rPr>
-        <w:t>)</w:t>
+      <w:r>
+        <w:rPr>
+          <w:rFonts w:ascii="Courier New" w:eastAsia="Courier New" w:hAnsi="Courier New" w:cs="Courier New"/>
+        </w:rPr>
+        <w:t>res.body.getReader</w:t>
+      </w:r>
+      <w:proofErr w:type="spellEnd"/>
+      <w:r>
+        <w:rPr>
+          <w:rFonts w:ascii="Courier New" w:eastAsia="Courier New" w:hAnsi="Courier New" w:cs="Courier New"/>
+        </w:rPr>
+        <w:t>()</w:t>
       </w:r>
       <w:r>
         <w:t xml:space="preserve"> + </w:t>
       </w:r>
       <w:proofErr w:type="spellStart"/>
-      <w:proofErr w:type="gramStart"/>
       <w:r>
         <w:rPr>
           <w:rFonts w:ascii="Courier New" w:eastAsia="Courier New" w:hAnsi="Courier New" w:cs="Courier New"/>
@@ -3812,28 +3548,7 @@
         <w:rPr>
           <w:rFonts w:ascii="Courier New" w:eastAsia="Courier New" w:hAnsi="Courier New" w:cs="Courier New"/>
         </w:rPr>
-        <w:t>({ stream</w:t>
-      </w:r>
-      <w:proofErr w:type="gramEnd"/>
-      <w:r>
-        <w:rPr>
-          <w:rFonts w:ascii="Courier New" w:eastAsia="Courier New" w:hAnsi="Courier New" w:cs="Courier New"/>
-        </w:rPr>
-        <w:t xml:space="preserve">: </w:t>
-      </w:r>
-      <w:proofErr w:type="gramStart"/>
-      <w:r>
-        <w:rPr>
-          <w:rFonts w:ascii="Courier New" w:eastAsia="Courier New" w:hAnsi="Courier New" w:cs="Courier New"/>
-        </w:rPr>
-        <w:t>true }</w:t>
-      </w:r>
-      <w:proofErr w:type="gramEnd"/>
-      <w:r>
-        <w:rPr>
-          <w:rFonts w:ascii="Courier New" w:eastAsia="Courier New" w:hAnsi="Courier New" w:cs="Courier New"/>
-        </w:rPr>
-        <w:t>)</w:t>
+        <w:t>({ stream: true })</w:t>
       </w:r>
       <w:r>
         <w:t xml:space="preserve">, appends each decoded chunk to </w:t>
@@ -3888,15 +3603,7 @@
         <w:t>&lt;string&gt;</w:t>
       </w:r>
       <w:r>
-        <w:t xml:space="preserve"> is a single-channel pipe. Today, only token deltas flow through it. Tomorrow, </w:t>
-      </w:r>
-      <w:proofErr w:type="gramStart"/>
-      <w:r>
-        <w:t>all of</w:t>
-      </w:r>
-      <w:proofErr w:type="gramEnd"/>
-      <w:r>
-        <w:t xml:space="preserve"> the following need to flow through the same pipe:</w:t>
+        <w:t xml:space="preserve"> is a single-channel pipe. Today, only token deltas flow through it. Tomorrow, all of the following need to flow through the same pipe:</w:t>
       </w:r>
     </w:p>
     <w:p>
@@ -4029,15 +3736,7 @@
         <w:ind w:left="275" w:right="1199"/>
       </w:pPr>
       <w:r>
-        <w:t xml:space="preserve">They have ids, names, and </w:t>
-      </w:r>
-      <w:proofErr w:type="gramStart"/>
-      <w:r>
-        <w:t>incrementally-streamed</w:t>
-      </w:r>
-      <w:proofErr w:type="gramEnd"/>
-      <w:r>
-        <w:t xml:space="preserve"> JSON </w:t>
+        <w:t xml:space="preserve">They have ids, names, and incrementally-streamed JSON </w:t>
       </w:r>
       <w:proofErr w:type="spellStart"/>
       <w:r>
@@ -4100,7 +3799,6 @@
         <w:ind w:left="275" w:right="1199"/>
       </w:pPr>
       <w:proofErr w:type="spellStart"/>
-      <w:proofErr w:type="gramStart"/>
       <w:r>
         <w:rPr>
           <w:rFonts w:ascii="Courier New" w:eastAsia="Courier New" w:hAnsi="Courier New" w:cs="Courier New"/>
@@ -4108,7 +3806,6 @@
         <w:t>controller.error</w:t>
       </w:r>
       <w:proofErr w:type="spellEnd"/>
-      <w:proofErr w:type="gramEnd"/>
       <w:r>
         <w:rPr>
           <w:rFonts w:ascii="Courier New" w:eastAsia="Courier New" w:hAnsi="Courier New" w:cs="Courier New"/>
@@ -4158,9 +3855,7 @@
         <w:tblW w:w="9360" w:type="dxa"/>
         <w:tblInd w:w="600" w:type="dxa"/>
         <w:tblCellMar>
-          <w:top w:w="0" w:type="dxa"/>
           <w:left w:w="120" w:type="dxa"/>
-          <w:bottom w:w="0" w:type="dxa"/>
           <w:right w:w="115" w:type="dxa"/>
         </w:tblCellMar>
         <w:tblLook w:val="04A0" w:firstRow="1" w:lastRow="0" w:firstColumn="1" w:lastColumn="0" w:noHBand="0" w:noVBand="1"/>
@@ -4210,49 +3905,82 @@
                 <w:rFonts w:ascii="Courier New" w:eastAsia="Courier New" w:hAnsi="Courier New" w:cs="Courier New"/>
                 <w:sz w:val="17"/>
               </w:rPr>
-              <w:t xml:space="preserve"> =   | </w:t>
-            </w:r>
-            <w:proofErr w:type="gramStart"/>
+              <w:t xml:space="preserve"> =   | { type: 'text';            value: string }</w:t>
+            </w:r>
+          </w:p>
+          <w:p>
+            <w:pPr>
+              <w:spacing w:after="12" w:line="259" w:lineRule="auto"/>
+              <w:ind w:left="0" w:right="0" w:firstLine="0"/>
+            </w:pPr>
             <w:r>
               <w:rPr>
                 <w:rFonts w:ascii="Courier New" w:eastAsia="Courier New" w:hAnsi="Courier New" w:cs="Courier New"/>
                 <w:sz w:val="17"/>
               </w:rPr>
-              <w:t>{ type</w:t>
-            </w:r>
-            <w:proofErr w:type="gramEnd"/>
+              <w:t xml:space="preserve">  | { type: '</w:t>
+            </w:r>
+            <w:proofErr w:type="spellStart"/>
             <w:r>
               <w:rPr>
                 <w:rFonts w:ascii="Courier New" w:eastAsia="Courier New" w:hAnsi="Courier New" w:cs="Courier New"/>
                 <w:sz w:val="17"/>
               </w:rPr>
-              <w:t>: 'text</w:t>
-            </w:r>
-            <w:proofErr w:type="gramStart"/>
+              <w:t>tool_call_start</w:t>
+            </w:r>
+            <w:proofErr w:type="spellEnd"/>
             <w:r>
               <w:rPr>
                 <w:rFonts w:ascii="Courier New" w:eastAsia="Courier New" w:hAnsi="Courier New" w:cs="Courier New"/>
                 <w:sz w:val="17"/>
               </w:rPr>
-              <w:t xml:space="preserve">';   </w:t>
-            </w:r>
-            <w:proofErr w:type="gramEnd"/>
+              <w:t>'; id: string; name: string }</w:t>
+            </w:r>
+          </w:p>
+          <w:p>
+            <w:pPr>
+              <w:spacing w:after="12" w:line="259" w:lineRule="auto"/>
+              <w:ind w:left="0" w:right="0" w:firstLine="0"/>
+            </w:pPr>
             <w:r>
               <w:rPr>
                 <w:rFonts w:ascii="Courier New" w:eastAsia="Courier New" w:hAnsi="Courier New" w:cs="Courier New"/>
                 <w:sz w:val="17"/>
               </w:rPr>
-              <w:t xml:space="preserve">         value: </w:t>
-            </w:r>
-            <w:proofErr w:type="gramStart"/>
+              <w:t xml:space="preserve">  | { type: '</w:t>
+            </w:r>
+            <w:proofErr w:type="spellStart"/>
             <w:r>
               <w:rPr>
                 <w:rFonts w:ascii="Courier New" w:eastAsia="Courier New" w:hAnsi="Courier New" w:cs="Courier New"/>
                 <w:sz w:val="17"/>
               </w:rPr>
-              <w:t>string }</w:t>
-            </w:r>
-            <w:proofErr w:type="gramEnd"/>
+              <w:t>tool_call_delta</w:t>
+            </w:r>
+            <w:proofErr w:type="spellEnd"/>
+            <w:r>
+              <w:rPr>
+                <w:rFonts w:ascii="Courier New" w:eastAsia="Courier New" w:hAnsi="Courier New" w:cs="Courier New"/>
+                <w:sz w:val="17"/>
+              </w:rPr>
+              <w:t xml:space="preserve">'; id: string; </w:t>
+            </w:r>
+            <w:proofErr w:type="spellStart"/>
+            <w:r>
+              <w:rPr>
+                <w:rFonts w:ascii="Courier New" w:eastAsia="Courier New" w:hAnsi="Courier New" w:cs="Courier New"/>
+                <w:sz w:val="17"/>
+              </w:rPr>
+              <w:t>argsJsonChunk</w:t>
+            </w:r>
+            <w:proofErr w:type="spellEnd"/>
+            <w:r>
+              <w:rPr>
+                <w:rFonts w:ascii="Courier New" w:eastAsia="Courier New" w:hAnsi="Courier New" w:cs="Courier New"/>
+                <w:sz w:val="17"/>
+              </w:rPr>
+              <w:t>: string }</w:t>
+            </w:r>
           </w:p>
           <w:p>
             <w:pPr>
@@ -4264,77 +3992,81 @@
                 <w:rFonts w:ascii="Courier New" w:eastAsia="Courier New" w:hAnsi="Courier New" w:cs="Courier New"/>
                 <w:sz w:val="17"/>
               </w:rPr>
-              <w:t xml:space="preserve">  | </w:t>
-            </w:r>
-            <w:proofErr w:type="gramStart"/>
+              <w:t xml:space="preserve">  | { type: '</w:t>
+            </w:r>
+            <w:proofErr w:type="spellStart"/>
             <w:r>
               <w:rPr>
                 <w:rFonts w:ascii="Courier New" w:eastAsia="Courier New" w:hAnsi="Courier New" w:cs="Courier New"/>
                 <w:sz w:val="17"/>
               </w:rPr>
-              <w:t>{ type</w:t>
-            </w:r>
-            <w:proofErr w:type="gramEnd"/>
+              <w:t>tool_call_end</w:t>
+            </w:r>
+            <w:proofErr w:type="spellEnd"/>
             <w:r>
               <w:rPr>
                 <w:rFonts w:ascii="Courier New" w:eastAsia="Courier New" w:hAnsi="Courier New" w:cs="Courier New"/>
                 <w:sz w:val="17"/>
               </w:rPr>
-              <w:t>: '</w:t>
-            </w:r>
-            <w:proofErr w:type="spellStart"/>
+              <w:t>';   id: string }</w:t>
+            </w:r>
+          </w:p>
+          <w:p>
+            <w:pPr>
+              <w:spacing w:after="12" w:line="259" w:lineRule="auto"/>
+              <w:ind w:left="0" w:right="0" w:firstLine="0"/>
+            </w:pPr>
             <w:r>
               <w:rPr>
                 <w:rFonts w:ascii="Courier New" w:eastAsia="Courier New" w:hAnsi="Courier New" w:cs="Courier New"/>
                 <w:sz w:val="17"/>
               </w:rPr>
-              <w:t>tool_call_start</w:t>
-            </w:r>
-            <w:proofErr w:type="spellEnd"/>
+              <w:t xml:space="preserve">  | { type: 'usage';           </w:t>
+            </w:r>
+            <w:proofErr w:type="spellStart"/>
             <w:r>
               <w:rPr>
                 <w:rFonts w:ascii="Courier New" w:eastAsia="Courier New" w:hAnsi="Courier New" w:cs="Courier New"/>
                 <w:sz w:val="17"/>
               </w:rPr>
-              <w:t xml:space="preserve">'; id: string; name: </w:t>
-            </w:r>
-            <w:proofErr w:type="gramStart"/>
+              <w:t>inputTokens</w:t>
+            </w:r>
+            <w:proofErr w:type="spellEnd"/>
             <w:r>
               <w:rPr>
                 <w:rFonts w:ascii="Courier New" w:eastAsia="Courier New" w:hAnsi="Courier New" w:cs="Courier New"/>
                 <w:sz w:val="17"/>
               </w:rPr>
-              <w:t>string }</w:t>
-            </w:r>
-            <w:proofErr w:type="gramEnd"/>
-          </w:p>
-          <w:p>
-            <w:pPr>
-              <w:spacing w:after="12" w:line="259" w:lineRule="auto"/>
-              <w:ind w:left="0" w:right="0" w:firstLine="0"/>
-            </w:pPr>
+              <w:t xml:space="preserve">: number; </w:t>
+            </w:r>
+            <w:proofErr w:type="spellStart"/>
             <w:r>
               <w:rPr>
                 <w:rFonts w:ascii="Courier New" w:eastAsia="Courier New" w:hAnsi="Courier New" w:cs="Courier New"/>
                 <w:sz w:val="17"/>
               </w:rPr>
-              <w:t xml:space="preserve">  | </w:t>
-            </w:r>
-            <w:proofErr w:type="gramStart"/>
+              <w:t>outputTokens</w:t>
+            </w:r>
+            <w:proofErr w:type="spellEnd"/>
             <w:r>
               <w:rPr>
                 <w:rFonts w:ascii="Courier New" w:eastAsia="Courier New" w:hAnsi="Courier New" w:cs="Courier New"/>
                 <w:sz w:val="17"/>
               </w:rPr>
-              <w:t>{ type</w:t>
-            </w:r>
-            <w:proofErr w:type="gramEnd"/>
+              <w:t>: number }</w:t>
+            </w:r>
+          </w:p>
+          <w:p>
+            <w:pPr>
+              <w:spacing w:after="220" w:line="274" w:lineRule="auto"/>
+              <w:ind w:left="0" w:right="1883" w:firstLine="0"/>
+            </w:pPr>
             <w:r>
               <w:rPr>
                 <w:rFonts w:ascii="Courier New" w:eastAsia="Courier New" w:hAnsi="Courier New" w:cs="Courier New"/>
                 <w:sz w:val="17"/>
               </w:rPr>
-              <w:t>: '</w:t>
+              <w:t xml:space="preserve">  | { type: 'error';           message: string; recoverable: </w:t>
             </w:r>
             <w:proofErr w:type="spellStart"/>
             <w:r>
@@ -4342,7 +4074,7 @@
                 <w:rFonts w:ascii="Courier New" w:eastAsia="Courier New" w:hAnsi="Courier New" w:cs="Courier New"/>
                 <w:sz w:val="17"/>
               </w:rPr>
-              <w:t>tool_call_delta</w:t>
+              <w:t>boolean</w:t>
             </w:r>
             <w:proofErr w:type="spellEnd"/>
             <w:r>
@@ -4350,7 +4082,7 @@
                 <w:rFonts w:ascii="Courier New" w:eastAsia="Courier New" w:hAnsi="Courier New" w:cs="Courier New"/>
                 <w:sz w:val="17"/>
               </w:rPr>
-              <w:t xml:space="preserve">'; id: string; </w:t>
+              <w:t xml:space="preserve"> }   | { type: 'done';            result: </w:t>
             </w:r>
             <w:proofErr w:type="spellStart"/>
             <w:r>
@@ -4358,7 +4090,7 @@
                 <w:rFonts w:ascii="Courier New" w:eastAsia="Courier New" w:hAnsi="Courier New" w:cs="Courier New"/>
                 <w:sz w:val="17"/>
               </w:rPr>
-              <w:t>argsJsonChunk</w:t>
+              <w:t>GenerateResult</w:t>
             </w:r>
             <w:proofErr w:type="spellEnd"/>
             <w:r>
@@ -4366,406 +4098,96 @@
                 <w:rFonts w:ascii="Courier New" w:eastAsia="Courier New" w:hAnsi="Courier New" w:cs="Courier New"/>
                 <w:sz w:val="17"/>
               </w:rPr>
-              <w:t xml:space="preserve">: </w:t>
-            </w:r>
-            <w:proofErr w:type="gramStart"/>
+              <w:t xml:space="preserve"> };</w:t>
+            </w:r>
+          </w:p>
+          <w:p>
+            <w:pPr>
+              <w:spacing w:after="0" w:line="274" w:lineRule="auto"/>
+              <w:ind w:left="0" w:right="353" w:firstLine="0"/>
+            </w:pPr>
             <w:r>
               <w:rPr>
                 <w:rFonts w:ascii="Courier New" w:eastAsia="Courier New" w:hAnsi="Courier New" w:cs="Courier New"/>
                 <w:sz w:val="17"/>
               </w:rPr>
-              <w:t>string }</w:t>
-            </w:r>
-            <w:proofErr w:type="gramEnd"/>
-          </w:p>
-          <w:p>
-            <w:pPr>
-              <w:spacing w:after="12" w:line="259" w:lineRule="auto"/>
-              <w:ind w:left="0" w:right="0" w:firstLine="0"/>
-            </w:pPr>
+              <w:t xml:space="preserve">export interface </w:t>
+            </w:r>
+            <w:proofErr w:type="spellStart"/>
             <w:r>
               <w:rPr>
                 <w:rFonts w:ascii="Courier New" w:eastAsia="Courier New" w:hAnsi="Courier New" w:cs="Courier New"/>
                 <w:sz w:val="17"/>
               </w:rPr>
-              <w:t xml:space="preserve">  | </w:t>
-            </w:r>
-            <w:proofErr w:type="gramStart"/>
+              <w:t>StreamResult</w:t>
+            </w:r>
+            <w:proofErr w:type="spellEnd"/>
             <w:r>
               <w:rPr>
                 <w:rFonts w:ascii="Courier New" w:eastAsia="Courier New" w:hAnsi="Courier New" w:cs="Courier New"/>
                 <w:sz w:val="17"/>
               </w:rPr>
-              <w:t>{ type</w:t>
-            </w:r>
-            <w:proofErr w:type="gramEnd"/>
+              <w:t xml:space="preserve"> {   events: </w:t>
+            </w:r>
+            <w:proofErr w:type="spellStart"/>
             <w:r>
               <w:rPr>
                 <w:rFonts w:ascii="Courier New" w:eastAsia="Courier New" w:hAnsi="Courier New" w:cs="Courier New"/>
                 <w:sz w:val="17"/>
               </w:rPr>
-              <w:t>: '</w:t>
-            </w:r>
-            <w:proofErr w:type="spellStart"/>
+              <w:t>AsyncIterable</w:t>
+            </w:r>
+            <w:proofErr w:type="spellEnd"/>
             <w:r>
               <w:rPr>
                 <w:rFonts w:ascii="Courier New" w:eastAsia="Courier New" w:hAnsi="Courier New" w:cs="Courier New"/>
                 <w:sz w:val="17"/>
               </w:rPr>
-              <w:t>tool_call_end</w:t>
-            </w:r>
-            <w:proofErr w:type="spellEnd"/>
-            <w:proofErr w:type="gramStart"/>
+              <w:t>&lt;</w:t>
+            </w:r>
+            <w:proofErr w:type="spellStart"/>
             <w:r>
               <w:rPr>
                 <w:rFonts w:ascii="Courier New" w:eastAsia="Courier New" w:hAnsi="Courier New" w:cs="Courier New"/>
                 <w:sz w:val="17"/>
               </w:rPr>
-              <w:t xml:space="preserve">';   </w:t>
-            </w:r>
-            <w:proofErr w:type="gramEnd"/>
+              <w:t>StreamEvent</w:t>
+            </w:r>
+            <w:proofErr w:type="spellEnd"/>
             <w:r>
               <w:rPr>
                 <w:rFonts w:ascii="Courier New" w:eastAsia="Courier New" w:hAnsi="Courier New" w:cs="Courier New"/>
                 <w:sz w:val="17"/>
               </w:rPr>
-              <w:t xml:space="preserve">id: </w:t>
-            </w:r>
-            <w:proofErr w:type="gramStart"/>
+              <w:t>&gt;;   // 'done' Promise is optional now &amp;</w:t>
+            </w:r>
+            <w:proofErr w:type="spellStart"/>
             <w:r>
               <w:rPr>
                 <w:rFonts w:ascii="Courier New" w:eastAsia="Courier New" w:hAnsi="Courier New" w:cs="Courier New"/>
                 <w:sz w:val="17"/>
               </w:rPr>
-              <w:t>string }</w:t>
-            </w:r>
-            <w:proofErr w:type="gramEnd"/>
-          </w:p>
-          <w:p>
-            <w:pPr>
-              <w:spacing w:after="12" w:line="259" w:lineRule="auto"/>
-              <w:ind w:left="0" w:right="0" w:firstLine="0"/>
-            </w:pPr>
+              <w:t>mdash</w:t>
+            </w:r>
+            <w:proofErr w:type="spellEnd"/>
             <w:r>
               <w:rPr>
                 <w:rFonts w:ascii="Courier New" w:eastAsia="Courier New" w:hAnsi="Courier New" w:cs="Courier New"/>
                 <w:sz w:val="17"/>
               </w:rPr>
-              <w:t xml:space="preserve">  | </w:t>
-            </w:r>
-            <w:proofErr w:type="gramStart"/>
+              <w:t>; the last event already carries the result.</w:t>
+            </w:r>
+          </w:p>
+          <w:p>
+            <w:pPr>
+              <w:spacing w:after="0" w:line="259" w:lineRule="auto"/>
+              <w:ind w:left="0" w:right="0" w:firstLine="0"/>
+            </w:pPr>
             <w:r>
               <w:rPr>
                 <w:rFonts w:ascii="Courier New" w:eastAsia="Courier New" w:hAnsi="Courier New" w:cs="Courier New"/>
                 <w:sz w:val="17"/>
               </w:rPr>
-              <w:t>{ type</w:t>
-            </w:r>
-            <w:proofErr w:type="gramEnd"/>
-            <w:r>
-              <w:rPr>
-                <w:rFonts w:ascii="Courier New" w:eastAsia="Courier New" w:hAnsi="Courier New" w:cs="Courier New"/>
-                <w:sz w:val="17"/>
-              </w:rPr>
-              <w:t>: 'usage</w:t>
-            </w:r>
-            <w:proofErr w:type="gramStart"/>
-            <w:r>
-              <w:rPr>
-                <w:rFonts w:ascii="Courier New" w:eastAsia="Courier New" w:hAnsi="Courier New" w:cs="Courier New"/>
-                <w:sz w:val="17"/>
-              </w:rPr>
-              <w:t xml:space="preserve">';   </w:t>
-            </w:r>
-            <w:proofErr w:type="gramEnd"/>
-            <w:r>
-              <w:rPr>
-                <w:rFonts w:ascii="Courier New" w:eastAsia="Courier New" w:hAnsi="Courier New" w:cs="Courier New"/>
-                <w:sz w:val="17"/>
-              </w:rPr>
-              <w:t xml:space="preserve">        </w:t>
-            </w:r>
-            <w:proofErr w:type="spellStart"/>
-            <w:r>
-              <w:rPr>
-                <w:rFonts w:ascii="Courier New" w:eastAsia="Courier New" w:hAnsi="Courier New" w:cs="Courier New"/>
-                <w:sz w:val="17"/>
-              </w:rPr>
-              <w:t>inputTokens</w:t>
-            </w:r>
-            <w:proofErr w:type="spellEnd"/>
-            <w:r>
-              <w:rPr>
-                <w:rFonts w:ascii="Courier New" w:eastAsia="Courier New" w:hAnsi="Courier New" w:cs="Courier New"/>
-                <w:sz w:val="17"/>
-              </w:rPr>
-              <w:t xml:space="preserve">: number; </w:t>
-            </w:r>
-            <w:proofErr w:type="spellStart"/>
-            <w:r>
-              <w:rPr>
-                <w:rFonts w:ascii="Courier New" w:eastAsia="Courier New" w:hAnsi="Courier New" w:cs="Courier New"/>
-                <w:sz w:val="17"/>
-              </w:rPr>
-              <w:t>outputTokens</w:t>
-            </w:r>
-            <w:proofErr w:type="spellEnd"/>
-            <w:r>
-              <w:rPr>
-                <w:rFonts w:ascii="Courier New" w:eastAsia="Courier New" w:hAnsi="Courier New" w:cs="Courier New"/>
-                <w:sz w:val="17"/>
-              </w:rPr>
-              <w:t xml:space="preserve">: </w:t>
-            </w:r>
-            <w:proofErr w:type="gramStart"/>
-            <w:r>
-              <w:rPr>
-                <w:rFonts w:ascii="Courier New" w:eastAsia="Courier New" w:hAnsi="Courier New" w:cs="Courier New"/>
-                <w:sz w:val="17"/>
-              </w:rPr>
-              <w:t>number }</w:t>
-            </w:r>
-            <w:proofErr w:type="gramEnd"/>
-          </w:p>
-          <w:p>
-            <w:pPr>
-              <w:spacing w:after="220" w:line="274" w:lineRule="auto"/>
-              <w:ind w:left="0" w:right="1883" w:firstLine="0"/>
-            </w:pPr>
-            <w:r>
-              <w:rPr>
-                <w:rFonts w:ascii="Courier New" w:eastAsia="Courier New" w:hAnsi="Courier New" w:cs="Courier New"/>
-                <w:sz w:val="17"/>
-              </w:rPr>
-              <w:t xml:space="preserve">  | </w:t>
-            </w:r>
-            <w:proofErr w:type="gramStart"/>
-            <w:r>
-              <w:rPr>
-                <w:rFonts w:ascii="Courier New" w:eastAsia="Courier New" w:hAnsi="Courier New" w:cs="Courier New"/>
-                <w:sz w:val="17"/>
-              </w:rPr>
-              <w:t>{ type</w:t>
-            </w:r>
-            <w:proofErr w:type="gramEnd"/>
-            <w:r>
-              <w:rPr>
-                <w:rFonts w:ascii="Courier New" w:eastAsia="Courier New" w:hAnsi="Courier New" w:cs="Courier New"/>
-                <w:sz w:val="17"/>
-              </w:rPr>
-              <w:t>: 'error</w:t>
-            </w:r>
-            <w:proofErr w:type="gramStart"/>
-            <w:r>
-              <w:rPr>
-                <w:rFonts w:ascii="Courier New" w:eastAsia="Courier New" w:hAnsi="Courier New" w:cs="Courier New"/>
-                <w:sz w:val="17"/>
-              </w:rPr>
-              <w:t xml:space="preserve">';   </w:t>
-            </w:r>
-            <w:proofErr w:type="gramEnd"/>
-            <w:r>
-              <w:rPr>
-                <w:rFonts w:ascii="Courier New" w:eastAsia="Courier New" w:hAnsi="Courier New" w:cs="Courier New"/>
-                <w:sz w:val="17"/>
-              </w:rPr>
-              <w:t xml:space="preserve">        message: string; recoverable: </w:t>
-            </w:r>
-            <w:proofErr w:type="spellStart"/>
-            <w:proofErr w:type="gramStart"/>
-            <w:r>
-              <w:rPr>
-                <w:rFonts w:ascii="Courier New" w:eastAsia="Courier New" w:hAnsi="Courier New" w:cs="Courier New"/>
-                <w:sz w:val="17"/>
-              </w:rPr>
-              <w:t>boolean</w:t>
-            </w:r>
-            <w:proofErr w:type="spellEnd"/>
-            <w:r>
-              <w:rPr>
-                <w:rFonts w:ascii="Courier New" w:eastAsia="Courier New" w:hAnsi="Courier New" w:cs="Courier New"/>
-                <w:sz w:val="17"/>
-              </w:rPr>
-              <w:t xml:space="preserve"> }</w:t>
-            </w:r>
-            <w:proofErr w:type="gramEnd"/>
-            <w:r>
-              <w:rPr>
-                <w:rFonts w:ascii="Courier New" w:eastAsia="Courier New" w:hAnsi="Courier New" w:cs="Courier New"/>
-                <w:sz w:val="17"/>
-              </w:rPr>
-              <w:t xml:space="preserve">   | </w:t>
-            </w:r>
-            <w:proofErr w:type="gramStart"/>
-            <w:r>
-              <w:rPr>
-                <w:rFonts w:ascii="Courier New" w:eastAsia="Courier New" w:hAnsi="Courier New" w:cs="Courier New"/>
-                <w:sz w:val="17"/>
-              </w:rPr>
-              <w:t>{ type</w:t>
-            </w:r>
-            <w:proofErr w:type="gramEnd"/>
-            <w:r>
-              <w:rPr>
-                <w:rFonts w:ascii="Courier New" w:eastAsia="Courier New" w:hAnsi="Courier New" w:cs="Courier New"/>
-                <w:sz w:val="17"/>
-              </w:rPr>
-              <w:t>: 'done</w:t>
-            </w:r>
-            <w:proofErr w:type="gramStart"/>
-            <w:r>
-              <w:rPr>
-                <w:rFonts w:ascii="Courier New" w:eastAsia="Courier New" w:hAnsi="Courier New" w:cs="Courier New"/>
-                <w:sz w:val="17"/>
-              </w:rPr>
-              <w:t xml:space="preserve">';   </w:t>
-            </w:r>
-            <w:proofErr w:type="gramEnd"/>
-            <w:r>
-              <w:rPr>
-                <w:rFonts w:ascii="Courier New" w:eastAsia="Courier New" w:hAnsi="Courier New" w:cs="Courier New"/>
-                <w:sz w:val="17"/>
-              </w:rPr>
-              <w:t xml:space="preserve">         result: </w:t>
-            </w:r>
-            <w:proofErr w:type="spellStart"/>
-            <w:proofErr w:type="gramStart"/>
-            <w:r>
-              <w:rPr>
-                <w:rFonts w:ascii="Courier New" w:eastAsia="Courier New" w:hAnsi="Courier New" w:cs="Courier New"/>
-                <w:sz w:val="17"/>
-              </w:rPr>
-              <w:t>GenerateResult</w:t>
-            </w:r>
-            <w:proofErr w:type="spellEnd"/>
-            <w:r>
-              <w:rPr>
-                <w:rFonts w:ascii="Courier New" w:eastAsia="Courier New" w:hAnsi="Courier New" w:cs="Courier New"/>
-                <w:sz w:val="17"/>
-              </w:rPr>
-              <w:t xml:space="preserve"> }</w:t>
-            </w:r>
-            <w:proofErr w:type="gramEnd"/>
-            <w:r>
-              <w:rPr>
-                <w:rFonts w:ascii="Courier New" w:eastAsia="Courier New" w:hAnsi="Courier New" w:cs="Courier New"/>
-                <w:sz w:val="17"/>
-              </w:rPr>
-              <w:t>;</w:t>
-            </w:r>
-          </w:p>
-          <w:p>
-            <w:pPr>
-              <w:spacing w:after="0" w:line="274" w:lineRule="auto"/>
-              <w:ind w:left="0" w:right="353" w:firstLine="0"/>
-            </w:pPr>
-            <w:r>
-              <w:rPr>
-                <w:rFonts w:ascii="Courier New" w:eastAsia="Courier New" w:hAnsi="Courier New" w:cs="Courier New"/>
-                <w:sz w:val="17"/>
-              </w:rPr>
-              <w:t xml:space="preserve">export interface </w:t>
-            </w:r>
-            <w:proofErr w:type="spellStart"/>
-            <w:r>
-              <w:rPr>
-                <w:rFonts w:ascii="Courier New" w:eastAsia="Courier New" w:hAnsi="Courier New" w:cs="Courier New"/>
-                <w:sz w:val="17"/>
-              </w:rPr>
-              <w:t>StreamResult</w:t>
-            </w:r>
-            <w:proofErr w:type="spellEnd"/>
-            <w:r>
-              <w:rPr>
-                <w:rFonts w:ascii="Courier New" w:eastAsia="Courier New" w:hAnsi="Courier New" w:cs="Courier New"/>
-                <w:sz w:val="17"/>
-              </w:rPr>
-              <w:t xml:space="preserve"> </w:t>
-            </w:r>
-            <w:proofErr w:type="gramStart"/>
-            <w:r>
-              <w:rPr>
-                <w:rFonts w:ascii="Courier New" w:eastAsia="Courier New" w:hAnsi="Courier New" w:cs="Courier New"/>
-                <w:sz w:val="17"/>
-              </w:rPr>
-              <w:t xml:space="preserve">{  </w:t>
-            </w:r>
-            <w:proofErr w:type="gramEnd"/>
-            <w:r>
-              <w:rPr>
-                <w:rFonts w:ascii="Courier New" w:eastAsia="Courier New" w:hAnsi="Courier New" w:cs="Courier New"/>
-                <w:sz w:val="17"/>
-              </w:rPr>
-              <w:t xml:space="preserve"> events: </w:t>
-            </w:r>
-            <w:proofErr w:type="spellStart"/>
-            <w:r>
-              <w:rPr>
-                <w:rFonts w:ascii="Courier New" w:eastAsia="Courier New" w:hAnsi="Courier New" w:cs="Courier New"/>
-                <w:sz w:val="17"/>
-              </w:rPr>
-              <w:t>AsyncIterable</w:t>
-            </w:r>
-            <w:proofErr w:type="spellEnd"/>
-            <w:r>
-              <w:rPr>
-                <w:rFonts w:ascii="Courier New" w:eastAsia="Courier New" w:hAnsi="Courier New" w:cs="Courier New"/>
-                <w:sz w:val="17"/>
-              </w:rPr>
-              <w:t>&lt;</w:t>
-            </w:r>
-            <w:proofErr w:type="spellStart"/>
-            <w:r>
-              <w:rPr>
-                <w:rFonts w:ascii="Courier New" w:eastAsia="Courier New" w:hAnsi="Courier New" w:cs="Courier New"/>
-                <w:sz w:val="17"/>
-              </w:rPr>
-              <w:t>StreamEvent</w:t>
-            </w:r>
-            <w:proofErr w:type="spellEnd"/>
-            <w:proofErr w:type="gramStart"/>
-            <w:r>
-              <w:rPr>
-                <w:rFonts w:ascii="Courier New" w:eastAsia="Courier New" w:hAnsi="Courier New" w:cs="Courier New"/>
-                <w:sz w:val="17"/>
-              </w:rPr>
-              <w:t xml:space="preserve">&gt;;   </w:t>
-            </w:r>
-            <w:proofErr w:type="gramEnd"/>
-            <w:r>
-              <w:rPr>
-                <w:rFonts w:ascii="Courier New" w:eastAsia="Courier New" w:hAnsi="Courier New" w:cs="Courier New"/>
-                <w:sz w:val="17"/>
-              </w:rPr>
-              <w:t>// 'done' Promise is optional now &amp;</w:t>
-            </w:r>
-            <w:proofErr w:type="spellStart"/>
-            <w:r>
-              <w:rPr>
-                <w:rFonts w:ascii="Courier New" w:eastAsia="Courier New" w:hAnsi="Courier New" w:cs="Courier New"/>
-                <w:sz w:val="17"/>
-              </w:rPr>
-              <w:t>mdash</w:t>
-            </w:r>
-            <w:proofErr w:type="spellEnd"/>
-            <w:r>
-              <w:rPr>
-                <w:rFonts w:ascii="Courier New" w:eastAsia="Courier New" w:hAnsi="Courier New" w:cs="Courier New"/>
-                <w:sz w:val="17"/>
-              </w:rPr>
-              <w:t>; the last event already carries the result.</w:t>
-            </w:r>
-          </w:p>
-          <w:p>
-            <w:pPr>
-              <w:spacing w:after="0" w:line="259" w:lineRule="auto"/>
-              <w:ind w:left="0" w:right="0" w:firstLine="0"/>
-            </w:pPr>
-            <w:r>
-              <w:rPr>
-                <w:rFonts w:ascii="Courier New" w:eastAsia="Courier New" w:hAnsi="Courier New" w:cs="Courier New"/>
-                <w:sz w:val="17"/>
-              </w:rPr>
               <w:t>}</w:t>
             </w:r>
           </w:p>
@@ -4820,15 +4242,7 @@
         <w:t>text/plain</w:t>
       </w:r>
       <w:r>
-        <w:t xml:space="preserve"> works for the current single-channel case. It cannot represent the typed events from 3.1, so as soon as the payload type changes, the wire </w:t>
-      </w:r>
-      <w:proofErr w:type="gramStart"/>
-      <w:r>
-        <w:t>has to</w:t>
-      </w:r>
-      <w:proofErr w:type="gramEnd"/>
-      <w:r>
-        <w:t xml:space="preserve"> change too. Three options, in increasing order of headroom:</w:t>
+        <w:t xml:space="preserve"> works for the current single-channel case. It cannot represent the typed events from 3.1, so as soon as the payload type changes, the wire has to change too. Three options, in increasing order of headroom:</w:t>
       </w:r>
     </w:p>
     <w:tbl>
@@ -4839,9 +4253,6 @@
         <w:tblW w:w="9648" w:type="dxa"/>
         <w:tblInd w:w="0" w:type="dxa"/>
         <w:tblCellMar>
-          <w:top w:w="0" w:type="dxa"/>
-          <w:left w:w="0" w:type="dxa"/>
-          <w:bottom w:w="0" w:type="dxa"/>
           <w:right w:w="1" w:type="dxa"/>
         </w:tblCellMar>
         <w:tblLook w:val="04A0" w:firstRow="1" w:lastRow="0" w:firstColumn="1" w:lastColumn="0" w:noHBand="0" w:noVBand="1"/>
@@ -5105,7 +4516,6 @@
               <w:ind w:left="-75" w:right="0" w:firstLine="0"/>
             </w:pPr>
             <w:proofErr w:type="spellStart"/>
-            <w:proofErr w:type="gramStart"/>
             <w:r>
               <w:rPr>
                 <w:sz w:val="18"/>
@@ -5117,14 +4527,7 @@
               <w:rPr>
                 <w:sz w:val="18"/>
               </w:rPr>
-              <w:t>;\</w:t>
-            </w:r>
-            <w:proofErr w:type="gramEnd"/>
-            <w:r>
-              <w:rPr>
-                <w:sz w:val="18"/>
-              </w:rPr>
-              <w:t>n&lt;/font&gt;</w:t>
+              <w:t>;\n&lt;/font&gt;</w:t>
             </w:r>
           </w:p>
         </w:tc>
@@ -5187,21 +4590,7 @@
               <w:rPr>
                 <w:sz w:val="18"/>
               </w:rPr>
-              <w:t>-</w:t>
-            </w:r>
-            <w:proofErr w:type="gramStart"/>
-            <w:r>
-              <w:rPr>
-                <w:sz w:val="18"/>
-              </w:rPr>
-              <w:t>stream)&lt;</w:t>
-            </w:r>
-            <w:proofErr w:type="gramEnd"/>
-            <w:r>
-              <w:rPr>
-                <w:sz w:val="18"/>
-              </w:rPr>
-              <w:t>font face='Courier'&gt;event: text\</w:t>
+              <w:t>-stream)&lt;font face='Courier'&gt;event: text\</w:t>
             </w:r>
             <w:proofErr w:type="spellStart"/>
             <w:r>
@@ -5269,21 +4658,7 @@
               <w:rPr>
                 <w:sz w:val="18"/>
               </w:rPr>
-              <w:t>":"hi</w:t>
-            </w:r>
-            <w:proofErr w:type="gramStart"/>
-            <w:r>
-              <w:rPr>
-                <w:sz w:val="18"/>
-              </w:rPr>
-              <w:t>"}\n\n</w:t>
-            </w:r>
-            <w:proofErr w:type="gramEnd"/>
-            <w:r>
-              <w:rPr>
-                <w:sz w:val="18"/>
-              </w:rPr>
-              <w:t>&lt;/font&gt;</w:t>
+              <w:t>":"hi"}\n\n&lt;/font&gt;</w:t>
             </w:r>
           </w:p>
         </w:tc>
@@ -5591,7 +4966,6 @@
         <w:ind w:right="1199"/>
       </w:pPr>
       <w:proofErr w:type="spellStart"/>
-      <w:proofErr w:type="gramStart"/>
       <w:r>
         <w:rPr>
           <w:rFonts w:ascii="Courier New" w:eastAsia="Courier New" w:hAnsi="Courier New" w:cs="Courier New"/>
@@ -5599,7 +4973,6 @@
         <w:t>provider.stream</w:t>
       </w:r>
       <w:proofErr w:type="spellEnd"/>
-      <w:proofErr w:type="gramEnd"/>
       <w:r>
         <w:rPr>
           <w:rFonts w:ascii="Courier New" w:eastAsia="Courier New" w:hAnsi="Courier New" w:cs="Courier New"/>
@@ -5619,7 +4992,6 @@
         <w:t xml:space="preserve">. The route never watches </w:t>
       </w:r>
       <w:proofErr w:type="spellStart"/>
-      <w:proofErr w:type="gramStart"/>
       <w:r>
         <w:rPr>
           <w:rFonts w:ascii="Courier New" w:eastAsia="Courier New" w:hAnsi="Courier New" w:cs="Courier New"/>
@@ -5627,7 +4999,6 @@
         <w:t>req.signal</w:t>
       </w:r>
       <w:proofErr w:type="spellEnd"/>
-      <w:proofErr w:type="gramEnd"/>
       <w:r>
         <w:t>. The client cannot cancel. The route also cannot detect a client disconnect and stop iterating — the OpenAI SDK will happily keep streaming tokens you'll pay for that nobody is reading. This is a real cost leak the moment a user closes the tab on a long generation.</w:t>
       </w:r>
@@ -5645,19 +5016,11 @@
         <w:lastRenderedPageBreak/>
         <w:t xml:space="preserve">Add </w:t>
       </w:r>
-      <w:proofErr w:type="gramStart"/>
-      <w:r>
-        <w:rPr>
-          <w:rFonts w:ascii="Courier New" w:eastAsia="Courier New" w:hAnsi="Courier New" w:cs="Courier New"/>
-        </w:rPr>
-        <w:t>signal?:</w:t>
-      </w:r>
-      <w:proofErr w:type="gramEnd"/>
-      <w:r>
-        <w:rPr>
-          <w:rFonts w:ascii="Courier New" w:eastAsia="Courier New" w:hAnsi="Courier New" w:cs="Courier New"/>
-        </w:rPr>
-        <w:t xml:space="preserve"> </w:t>
+      <w:r>
+        <w:rPr>
+          <w:rFonts w:ascii="Courier New" w:eastAsia="Courier New" w:hAnsi="Courier New" w:cs="Courier New"/>
+        </w:rPr>
+        <w:t xml:space="preserve">signal?: </w:t>
       </w:r>
       <w:proofErr w:type="spellStart"/>
       <w:r>
@@ -5695,7 +5058,6 @@
         <w:t xml:space="preserve">Pass </w:t>
       </w:r>
       <w:proofErr w:type="spellStart"/>
-      <w:proofErr w:type="gramStart"/>
       <w:r>
         <w:rPr>
           <w:rFonts w:ascii="Courier New" w:eastAsia="Courier New" w:hAnsi="Courier New" w:cs="Courier New"/>
@@ -5703,12 +5065,10 @@
         <w:t>req.signal</w:t>
       </w:r>
       <w:proofErr w:type="spellEnd"/>
-      <w:proofErr w:type="gramEnd"/>
       <w:r>
         <w:t xml:space="preserve"> through to </w:t>
       </w:r>
       <w:proofErr w:type="spellStart"/>
-      <w:proofErr w:type="gramStart"/>
       <w:r>
         <w:rPr>
           <w:rFonts w:ascii="Courier New" w:eastAsia="Courier New" w:hAnsi="Courier New" w:cs="Courier New"/>
@@ -5716,7 +5076,6 @@
         <w:t>provider.stream</w:t>
       </w:r>
       <w:proofErr w:type="spellEnd"/>
-      <w:proofErr w:type="gramEnd"/>
       <w:r>
         <w:rPr>
           <w:rFonts w:ascii="Courier New" w:eastAsia="Courier New" w:hAnsi="Courier New" w:cs="Courier New"/>
@@ -5739,40 +5098,18 @@
         <w:t xml:space="preserve">Listen to </w:t>
       </w:r>
       <w:proofErr w:type="spellStart"/>
-      <w:proofErr w:type="gramStart"/>
-      <w:r>
-        <w:rPr>
-          <w:rFonts w:ascii="Courier New" w:eastAsia="Courier New" w:hAnsi="Courier New" w:cs="Courier New"/>
-        </w:rPr>
-        <w:t>req.signal</w:t>
-      </w:r>
-      <w:proofErr w:type="gramEnd"/>
-      <w:r>
-        <w:rPr>
-          <w:rFonts w:ascii="Courier New" w:eastAsia="Courier New" w:hAnsi="Courier New" w:cs="Courier New"/>
-        </w:rPr>
-        <w:t>.</w:t>
-      </w:r>
-      <w:proofErr w:type="gramStart"/>
-      <w:r>
-        <w:rPr>
-          <w:rFonts w:ascii="Courier New" w:eastAsia="Courier New" w:hAnsi="Courier New" w:cs="Courier New"/>
-        </w:rPr>
-        <w:t>addEventListener</w:t>
-      </w:r>
-      <w:proofErr w:type="spellEnd"/>
-      <w:r>
-        <w:rPr>
-          <w:rFonts w:ascii="Courier New" w:eastAsia="Courier New" w:hAnsi="Courier New" w:cs="Courier New"/>
-        </w:rPr>
-        <w:t>(</w:t>
-      </w:r>
-      <w:proofErr w:type="gramEnd"/>
-      <w:r>
-        <w:rPr>
-          <w:rFonts w:ascii="Courier New" w:eastAsia="Courier New" w:hAnsi="Courier New" w:cs="Courier New"/>
-        </w:rPr>
-        <w:t>'abort', …)</w:t>
+      <w:r>
+        <w:rPr>
+          <w:rFonts w:ascii="Courier New" w:eastAsia="Courier New" w:hAnsi="Courier New" w:cs="Courier New"/>
+        </w:rPr>
+        <w:t>req.signal.addEventListener</w:t>
+      </w:r>
+      <w:proofErr w:type="spellEnd"/>
+      <w:r>
+        <w:rPr>
+          <w:rFonts w:ascii="Courier New" w:eastAsia="Courier New" w:hAnsi="Courier New" w:cs="Courier New"/>
+        </w:rPr>
+        <w:t>('abort', …)</w:t>
       </w:r>
       <w:r>
         <w:t xml:space="preserve"> in the </w:t>
@@ -5785,19 +5122,11 @@
       <w:r>
         <w:t xml:space="preserve"> </w:t>
       </w:r>
-      <w:proofErr w:type="gramStart"/>
-      <w:r>
-        <w:rPr>
-          <w:rFonts w:ascii="Courier New" w:eastAsia="Courier New" w:hAnsi="Courier New" w:cs="Courier New"/>
-        </w:rPr>
-        <w:t>cancel(</w:t>
-      </w:r>
-      <w:proofErr w:type="gramEnd"/>
-      <w:r>
-        <w:rPr>
-          <w:rFonts w:ascii="Courier New" w:eastAsia="Courier New" w:hAnsi="Courier New" w:cs="Courier New"/>
-        </w:rPr>
-        <w:t>)</w:t>
+      <w:r>
+        <w:rPr>
+          <w:rFonts w:ascii="Courier New" w:eastAsia="Courier New" w:hAnsi="Courier New" w:cs="Courier New"/>
+        </w:rPr>
+        <w:t>cancel()</w:t>
       </w:r>
       <w:r>
         <w:t xml:space="preserve"> hook and propagate.</w:t>
@@ -5864,25 +5193,7 @@
           <w:color w:val="222222"/>
           <w:sz w:val="24"/>
         </w:rPr>
-        <w:t>3.4 No time-to-</w:t>
-      </w:r>
-      <w:proofErr w:type="gramStart"/>
-      <w:r>
-        <w:rPr>
-          <w:b/>
-          <w:color w:val="222222"/>
-          <w:sz w:val="24"/>
-        </w:rPr>
-        <w:t>first-token</w:t>
-      </w:r>
-      <w:proofErr w:type="gramEnd"/>
-      <w:r>
-        <w:rPr>
-          <w:b/>
-          <w:color w:val="222222"/>
-          <w:sz w:val="24"/>
-        </w:rPr>
-        <w:t xml:space="preserve"> captured</w:t>
+        <w:t>3.4 No time-to-first-token captured</w:t>
       </w:r>
     </w:p>
     <w:p>
@@ -6053,15 +5364,7 @@
         <w:t>event shape</w:t>
       </w:r>
       <w:r>
-        <w:t xml:space="preserve"> it consumes </w:t>
-      </w:r>
-      <w:proofErr w:type="gramStart"/>
-      <w:r>
-        <w:t>has to</w:t>
-      </w:r>
-      <w:proofErr w:type="gramEnd"/>
-      <w:r>
-        <w:t xml:space="preserve"> be settled in</w:t>
+        <w:t xml:space="preserve"> it consumes has to be settled in</w:t>
       </w:r>
     </w:p>
     <w:p>
@@ -6308,21 +5611,7 @@
         <w:rPr>
           <w:rFonts w:ascii="Courier New" w:eastAsia="Courier New" w:hAnsi="Courier New" w:cs="Courier New"/>
         </w:rPr>
-        <w:t>stream_</w:t>
-      </w:r>
-      <w:proofErr w:type="gramStart"/>
-      <w:r>
-        <w:rPr>
-          <w:rFonts w:ascii="Courier New" w:eastAsia="Courier New" w:hAnsi="Courier New" w:cs="Courier New"/>
-        </w:rPr>
-        <w:t>options.include</w:t>
-      </w:r>
-      <w:proofErr w:type="gramEnd"/>
-      <w:r>
-        <w:rPr>
-          <w:rFonts w:ascii="Courier New" w:eastAsia="Courier New" w:hAnsi="Courier New" w:cs="Courier New"/>
-        </w:rPr>
-        <w:t>_usage</w:t>
+        <w:t>stream_options.include_usage</w:t>
       </w:r>
       <w:proofErr w:type="spellEnd"/>
       <w:r>
@@ -6621,31 +5910,31 @@
           <w:rFonts w:ascii="Courier New" w:eastAsia="Courier New" w:hAnsi="Courier New" w:cs="Courier New"/>
           <w:sz w:val="17"/>
         </w:rPr>
-        <w:t>model_</w:t>
-      </w:r>
-      <w:proofErr w:type="gramStart"/>
+        <w:t>model_id</w:t>
+      </w:r>
+      <w:proofErr w:type="spellEnd"/>
       <w:r>
         <w:rPr>
           <w:rFonts w:ascii="Courier New" w:eastAsia="Courier New" w:hAnsi="Courier New" w:cs="Courier New"/>
           <w:sz w:val="17"/>
         </w:rPr>
-        <w:t>id</w:t>
-      </w:r>
-      <w:proofErr w:type="spellEnd"/>
+        <w:t xml:space="preserve">?, </w:t>
+      </w:r>
+      <w:proofErr w:type="spellStart"/>
       <w:r>
         <w:rPr>
           <w:rFonts w:ascii="Courier New" w:eastAsia="Courier New" w:hAnsi="Courier New" w:cs="Courier New"/>
           <w:sz w:val="17"/>
         </w:rPr>
-        <w:t>?,</w:t>
-      </w:r>
-      <w:proofErr w:type="gramEnd"/>
+        <w:t>latency_ms</w:t>
+      </w:r>
+      <w:proofErr w:type="spellEnd"/>
       <w:r>
         <w:rPr>
           <w:rFonts w:ascii="Courier New" w:eastAsia="Courier New" w:hAnsi="Courier New" w:cs="Courier New"/>
           <w:sz w:val="17"/>
         </w:rPr>
-        <w:t xml:space="preserve"> </w:t>
+        <w:t xml:space="preserve">?, </w:t>
       </w:r>
       <w:proofErr w:type="spellStart"/>
       <w:r>
@@ -6653,95 +5942,31 @@
           <w:rFonts w:ascii="Courier New" w:eastAsia="Courier New" w:hAnsi="Courier New" w:cs="Courier New"/>
           <w:sz w:val="17"/>
         </w:rPr>
-        <w:t>latency_</w:t>
-      </w:r>
-      <w:proofErr w:type="gramStart"/>
+        <w:t>cost_usd</w:t>
+      </w:r>
+      <w:proofErr w:type="spellEnd"/>
       <w:r>
         <w:rPr>
           <w:rFonts w:ascii="Courier New" w:eastAsia="Courier New" w:hAnsi="Courier New" w:cs="Courier New"/>
           <w:sz w:val="17"/>
         </w:rPr>
-        <w:t>ms</w:t>
-      </w:r>
-      <w:proofErr w:type="spellEnd"/>
+        <w:t xml:space="preserve">?, </w:t>
+      </w:r>
+      <w:proofErr w:type="spellStart"/>
       <w:r>
         <w:rPr>
           <w:rFonts w:ascii="Courier New" w:eastAsia="Courier New" w:hAnsi="Courier New" w:cs="Courier New"/>
           <w:sz w:val="17"/>
         </w:rPr>
-        <w:t>?,</w:t>
-      </w:r>
-      <w:proofErr w:type="gramEnd"/>
+        <w:t>error_class</w:t>
+      </w:r>
+      <w:proofErr w:type="spellEnd"/>
       <w:r>
         <w:rPr>
           <w:rFonts w:ascii="Courier New" w:eastAsia="Courier New" w:hAnsi="Courier New" w:cs="Courier New"/>
           <w:sz w:val="17"/>
         </w:rPr>
-        <w:t xml:space="preserve"> </w:t>
-      </w:r>
-      <w:proofErr w:type="spellStart"/>
-      <w:r>
-        <w:rPr>
-          <w:rFonts w:ascii="Courier New" w:eastAsia="Courier New" w:hAnsi="Courier New" w:cs="Courier New"/>
-          <w:sz w:val="17"/>
-        </w:rPr>
-        <w:t>cost_</w:t>
-      </w:r>
-      <w:proofErr w:type="gramStart"/>
-      <w:r>
-        <w:rPr>
-          <w:rFonts w:ascii="Courier New" w:eastAsia="Courier New" w:hAnsi="Courier New" w:cs="Courier New"/>
-          <w:sz w:val="17"/>
-        </w:rPr>
-        <w:t>usd</w:t>
-      </w:r>
-      <w:proofErr w:type="spellEnd"/>
-      <w:r>
-        <w:rPr>
-          <w:rFonts w:ascii="Courier New" w:eastAsia="Courier New" w:hAnsi="Courier New" w:cs="Courier New"/>
-          <w:sz w:val="17"/>
-        </w:rPr>
-        <w:t>?,</w:t>
-      </w:r>
-      <w:proofErr w:type="gramEnd"/>
-      <w:r>
-        <w:rPr>
-          <w:rFonts w:ascii="Courier New" w:eastAsia="Courier New" w:hAnsi="Courier New" w:cs="Courier New"/>
-          <w:sz w:val="17"/>
-        </w:rPr>
-        <w:t xml:space="preserve"> </w:t>
-      </w:r>
-      <w:proofErr w:type="spellStart"/>
-      <w:r>
-        <w:rPr>
-          <w:rFonts w:ascii="Courier New" w:eastAsia="Courier New" w:hAnsi="Courier New" w:cs="Courier New"/>
-          <w:sz w:val="17"/>
-        </w:rPr>
-        <w:t>error_</w:t>
-      </w:r>
-      <w:proofErr w:type="gramStart"/>
-      <w:r>
-        <w:rPr>
-          <w:rFonts w:ascii="Courier New" w:eastAsia="Courier New" w:hAnsi="Courier New" w:cs="Courier New"/>
-          <w:sz w:val="17"/>
-        </w:rPr>
-        <w:t>class</w:t>
-      </w:r>
-      <w:proofErr w:type="spellEnd"/>
-      <w:r>
-        <w:rPr>
-          <w:rFonts w:ascii="Courier New" w:eastAsia="Courier New" w:hAnsi="Courier New" w:cs="Courier New"/>
-          <w:sz w:val="17"/>
-        </w:rPr>
-        <w:t>?,</w:t>
-      </w:r>
-      <w:proofErr w:type="gramEnd"/>
-      <w:r>
-        <w:rPr>
-          <w:rFonts w:ascii="Courier New" w:eastAsia="Courier New" w:hAnsi="Courier New" w:cs="Courier New"/>
-          <w:sz w:val="17"/>
-        </w:rPr>
-        <w:t xml:space="preserve"> notes?</w:t>
+        <w:t>?, notes?</w:t>
       </w:r>
     </w:p>
     <w:p>
@@ -6854,15 +6079,7 @@
       </w:r>
       <w:proofErr w:type="spellEnd"/>
       <w:r>
-        <w:t xml:space="preserve"> — not relevant </w:t>
-      </w:r>
-      <w:proofErr w:type="gramStart"/>
-      <w:r>
-        <w:t>yet,</w:t>
-      </w:r>
-      <w:proofErr w:type="gramEnd"/>
-      <w:r>
-        <w:t xml:space="preserve"> same note</w:t>
+        <w:t xml:space="preserve"> — not relevant yet, same note</w:t>
       </w:r>
     </w:p>
     <w:p>
@@ -7152,7 +6369,6 @@
         <w:t xml:space="preserve">: </w:t>
       </w:r>
       <w:proofErr w:type="spellStart"/>
-      <w:proofErr w:type="gramStart"/>
       <w:r>
         <w:rPr>
           <w:rFonts w:ascii="Courier New" w:eastAsia="Courier New" w:hAnsi="Courier New" w:cs="Courier New"/>
@@ -7160,7 +6376,6 @@
         <w:t>anthropic.model</w:t>
       </w:r>
       <w:proofErr w:type="spellEnd"/>
-      <w:proofErr w:type="gramEnd"/>
       <w:r>
         <w:rPr>
           <w:rFonts w:ascii="Courier New" w:eastAsia="Courier New" w:hAnsi="Courier New" w:cs="Courier New"/>
@@ -7200,19 +6415,11 @@
         <w:t xml:space="preserve">: </w:t>
       </w:r>
       <w:proofErr w:type="spellStart"/>
-      <w:proofErr w:type="gramStart"/>
-      <w:r>
-        <w:rPr>
-          <w:rFonts w:ascii="Courier New" w:eastAsia="Courier New" w:hAnsi="Courier New" w:cs="Courier New"/>
-        </w:rPr>
-        <w:t>process.env.OPENAI</w:t>
-      </w:r>
-      <w:proofErr w:type="gramEnd"/>
-      <w:r>
-        <w:rPr>
-          <w:rFonts w:ascii="Courier New" w:eastAsia="Courier New" w:hAnsi="Courier New" w:cs="Courier New"/>
-        </w:rPr>
-        <w:t>_API_KEY</w:t>
+      <w:r>
+        <w:rPr>
+          <w:rFonts w:ascii="Courier New" w:eastAsia="Courier New" w:hAnsi="Courier New" w:cs="Courier New"/>
+        </w:rPr>
+        <w:t>process.env.OPENAI_API_KEY</w:t>
       </w:r>
       <w:proofErr w:type="spellEnd"/>
       <w:r>
@@ -7252,7 +6459,6 @@
         <w:t xml:space="preserve">: </w:t>
       </w:r>
       <w:proofErr w:type="spellStart"/>
-      <w:proofErr w:type="gramStart"/>
       <w:r>
         <w:rPr>
           <w:rFonts w:ascii="Courier New" w:eastAsia="Courier New" w:hAnsi="Courier New" w:cs="Courier New"/>
@@ -7260,7 +6466,6 @@
         <w:t>metadata.title</w:t>
       </w:r>
       <w:proofErr w:type="spellEnd"/>
-      <w:proofErr w:type="gramEnd"/>
       <w:r>
         <w:rPr>
           <w:rFonts w:ascii="Courier New" w:eastAsia="Courier New" w:hAnsi="Courier New" w:cs="Courier New"/>
@@ -7395,7 +6600,6 @@
         <w:t xml:space="preserve">Full </w:t>
       </w:r>
       <w:proofErr w:type="spellStart"/>
-      <w:proofErr w:type="gramStart"/>
       <w:r>
         <w:rPr>
           <w:rFonts w:ascii="Courier New" w:eastAsia="Courier New" w:hAnsi="Courier New" w:cs="Courier New"/>
@@ -7407,41 +6611,32 @@
         <w:rPr>
           <w:rFonts w:ascii="Courier New" w:eastAsia="Courier New" w:hAnsi="Courier New" w:cs="Courier New"/>
         </w:rPr>
+        <w:t>([...])</w:t>
+      </w:r>
+      <w:r>
+        <w:rPr>
+          <w:b/>
+        </w:rPr>
+        <w:t xml:space="preserve"> on every chunk.</w:t>
+      </w:r>
+      <w:r>
+        <w:t xml:space="preserve"> Use an updater function (</w:t>
+      </w:r>
+      <w:proofErr w:type="spellStart"/>
+      <w:r>
+        <w:rPr>
+          <w:rFonts w:ascii="Courier New" w:eastAsia="Courier New" w:hAnsi="Courier New" w:cs="Courier New"/>
+        </w:rPr>
+        <w:t>setMessages</w:t>
+      </w:r>
+      <w:proofErr w:type="spellEnd"/>
+      <w:r>
+        <w:rPr>
+          <w:rFonts w:ascii="Courier New" w:eastAsia="Courier New" w:hAnsi="Courier New" w:cs="Courier New"/>
+        </w:rPr>
         <w:t>(</w:t>
       </w:r>
-      <w:proofErr w:type="gramEnd"/>
-      <w:r>
-        <w:rPr>
-          <w:rFonts w:ascii="Courier New" w:eastAsia="Courier New" w:hAnsi="Courier New" w:cs="Courier New"/>
-        </w:rPr>
-        <w:t>[...])</w:t>
-      </w:r>
-      <w:r>
-        <w:rPr>
-          <w:b/>
-        </w:rPr>
-        <w:t xml:space="preserve"> on every chunk.</w:t>
-      </w:r>
-      <w:r>
-        <w:t xml:space="preserve"> Use an updater function (</w:t>
-      </w:r>
-      <w:proofErr w:type="spellStart"/>
-      <w:proofErr w:type="gramStart"/>
-      <w:r>
-        <w:rPr>
-          <w:rFonts w:ascii="Courier New" w:eastAsia="Courier New" w:hAnsi="Courier New" w:cs="Courier New"/>
-        </w:rPr>
-        <w:t>setMessages</w:t>
-      </w:r>
-      <w:proofErr w:type="spellEnd"/>
-      <w:r>
-        <w:rPr>
-          <w:rFonts w:ascii="Courier New" w:eastAsia="Courier New" w:hAnsi="Courier New" w:cs="Courier New"/>
-        </w:rPr>
-        <w:t>(</w:t>
-      </w:r>
-      <w:proofErr w:type="spellStart"/>
-      <w:proofErr w:type="gramEnd"/>
+      <w:proofErr w:type="spellStart"/>
       <w:r>
         <w:rPr>
           <w:rFonts w:ascii="Courier New" w:eastAsia="Courier New" w:hAnsi="Courier New" w:cs="Courier New"/>
@@ -7602,7 +6797,6 @@
         <w:t xml:space="preserve"> in </w:t>
       </w:r>
       <w:proofErr w:type="spellStart"/>
-      <w:proofErr w:type="gramStart"/>
       <w:r>
         <w:rPr>
           <w:rFonts w:ascii="Courier New" w:eastAsia="Courier New" w:hAnsi="Courier New" w:cs="Courier New"/>
@@ -7610,7 +6804,6 @@
         <w:t>package.json</w:t>
       </w:r>
       <w:proofErr w:type="spellEnd"/>
-      <w:proofErr w:type="gramEnd"/>
       <w:r>
         <w:t>; no tests on disk.</w:t>
       </w:r>
@@ -7637,31 +6830,7 @@
         <w:ind w:right="1199" w:hanging="181"/>
       </w:pPr>
       <w:r>
-        <w:t xml:space="preserve">Provider stream is the most subtle code in the repo and has </w:t>
-      </w:r>
-      <w:proofErr w:type="gramStart"/>
-      <w:r>
-        <w:t>zero unit</w:t>
-      </w:r>
-      <w:proofErr w:type="gramEnd"/>
-      <w:r>
-        <w:t xml:space="preserve"> tests. A mock-OpenAI stream </w:t>
-      </w:r>
-      <w:proofErr w:type="gramStart"/>
-      <w:r>
-        <w:t>test(</w:t>
-      </w:r>
-      <w:proofErr w:type="gramEnd"/>
-      <w:r>
-        <w:t xml:space="preserve">yield three deltas + a usage chunk, assert events + </w:t>
-      </w:r>
-      <w:proofErr w:type="gramStart"/>
-      <w:r>
-        <w:t>final result</w:t>
-      </w:r>
-      <w:proofErr w:type="gramEnd"/>
-      <w:r>
-        <w:t>) is &lt;30 lines.</w:t>
+        <w:t>Provider stream is the most subtle code in the repo and has zero unit tests. A mock-OpenAI stream test(yield three deltas + a usage chunk, assert events + final result) is &lt;30 lines.</w:t>
       </w:r>
     </w:p>
     <w:p>
@@ -7779,12 +6948,6 @@
         <w:tblOverlap w:val="never"/>
         <w:tblW w:w="9360" w:type="dxa"/>
         <w:tblInd w:w="0" w:type="dxa"/>
-        <w:tblCellMar>
-          <w:top w:w="0" w:type="dxa"/>
-          <w:left w:w="0" w:type="dxa"/>
-          <w:bottom w:w="0" w:type="dxa"/>
-          <w:right w:w="0" w:type="dxa"/>
-        </w:tblCellMar>
         <w:tblLook w:val="04A0" w:firstRow="1" w:lastRow="0" w:firstColumn="1" w:lastColumn="0" w:noHBand="0" w:noVBand="1"/>
       </w:tblPr>
       <w:tblGrid>
@@ -7968,21 +7131,7 @@
               <w:rPr>
                 <w:sz w:val="18"/>
               </w:rPr>
-              <w:t>AsyncIterable&amp;</w:t>
-            </w:r>
-            <w:proofErr w:type="gramStart"/>
-            <w:r>
-              <w:rPr>
-                <w:sz w:val="18"/>
-              </w:rPr>
-              <w:t>lt;string</w:t>
-            </w:r>
-            <w:proofErr w:type="gramEnd"/>
-            <w:r>
-              <w:rPr>
-                <w:sz w:val="18"/>
-              </w:rPr>
-              <w:t>&amp;gt</w:t>
+              <w:t>AsyncIterable&amp;lt;string&amp;gt</w:t>
             </w:r>
             <w:proofErr w:type="spellEnd"/>
             <w:r>
@@ -8190,7 +7339,6 @@
               <w:t>e='Courier'&gt;</w:t>
             </w:r>
             <w:proofErr w:type="spellStart"/>
-            <w:proofErr w:type="gramStart"/>
             <w:r>
               <w:rPr>
                 <w:sz w:val="18"/>
@@ -8198,7 +7346,6 @@
               <w:t>req.signal</w:t>
             </w:r>
             <w:proofErr w:type="spellEnd"/>
-            <w:proofErr w:type="gramEnd"/>
             <w:r>
               <w:rPr>
                 <w:sz w:val="18"/>
@@ -8367,65 +7514,35 @@
         <w:rPr>
           <w:sz w:val="18"/>
         </w:rPr>
-        <w:t xml:space="preserve">Cost </w:t>
-      </w:r>
-      <w:proofErr w:type="gramStart"/>
+        <w:t xml:space="preserve">Cost leak the moment users abandon long generations. Cheap to </w:t>
+      </w:r>
+      <w:proofErr w:type="spellStart"/>
       <w:r>
         <w:rPr>
           <w:sz w:val="18"/>
         </w:rPr>
-        <w:t>leak</w:t>
-      </w:r>
-      <w:proofErr w:type="gramEnd"/>
+        <w:t>vider.stream</w:t>
+      </w:r>
+      <w:proofErr w:type="spellEnd"/>
       <w:r>
         <w:rPr>
           <w:sz w:val="18"/>
         </w:rPr>
-        <w:t xml:space="preserve"> the moment users abandon long generations. Cheap to </w:t>
-      </w:r>
-      <w:proofErr w:type="spellStart"/>
-      <w:proofErr w:type="gramStart"/>
+        <w:t xml:space="preserve">(); honour </w:t>
+      </w:r>
+      <w:proofErr w:type="spellStart"/>
       <w:r>
         <w:rPr>
           <w:sz w:val="18"/>
         </w:rPr>
-        <w:t>vider.stream</w:t>
-      </w:r>
-      <w:proofErr w:type="spellEnd"/>
-      <w:proofErr w:type="gramEnd"/>
+        <w:t>clie</w:t>
+      </w:r>
+      <w:proofErr w:type="spellEnd"/>
       <w:r>
         <w:rPr>
           <w:sz w:val="18"/>
         </w:rPr>
-        <w:t xml:space="preserve">(); honour </w:t>
-      </w:r>
-      <w:proofErr w:type="spellStart"/>
-      <w:r>
-        <w:rPr>
-          <w:sz w:val="18"/>
-        </w:rPr>
-        <w:t>clie</w:t>
-      </w:r>
-      <w:proofErr w:type="spellEnd"/>
-      <w:r>
-        <w:rPr>
-          <w:sz w:val="18"/>
-        </w:rPr>
-        <w:t xml:space="preserve"> v3.1 §7 budgets are </w:t>
-      </w:r>
-      <w:proofErr w:type="gramStart"/>
-      <w:r>
-        <w:rPr>
-          <w:sz w:val="18"/>
-        </w:rPr>
-        <w:t>first-token</w:t>
-      </w:r>
-      <w:proofErr w:type="gramEnd"/>
-      <w:r>
-        <w:rPr>
-          <w:sz w:val="18"/>
-        </w:rPr>
-        <w:t>; today they're unmeasurable. Trivia/font&gt; and telemetry.</w:t>
+        <w:t xml:space="preserve"> v3.1 §7 budgets are first-token; today they're unmeasurable. Trivia/font&gt; and telemetry.</w:t>
       </w:r>
     </w:p>
     <w:p>
@@ -8445,12 +7562,6 @@
         <w:tblOverlap w:val="never"/>
         <w:tblW w:w="9360" w:type="dxa"/>
         <w:tblInd w:w="0" w:type="dxa"/>
-        <w:tblCellMar>
-          <w:top w:w="0" w:type="dxa"/>
-          <w:left w:w="0" w:type="dxa"/>
-          <w:bottom w:w="0" w:type="dxa"/>
-          <w:right w:w="0" w:type="dxa"/>
-        </w:tblCellMar>
         <w:tblLook w:val="04A0" w:firstRow="1" w:lastRow="0" w:firstColumn="1" w:lastColumn="0" w:noHBand="0" w:noVBand="1"/>
       </w:tblPr>
       <w:tblGrid>
@@ -9088,9 +8199,6 @@
         <w:tblW w:w="9360" w:type="dxa"/>
         <w:tblInd w:w="0" w:type="dxa"/>
         <w:tblCellMar>
-          <w:top w:w="0" w:type="dxa"/>
-          <w:left w:w="0" w:type="dxa"/>
-          <w:bottom w:w="0" w:type="dxa"/>
           <w:right w:w="23" w:type="dxa"/>
         </w:tblCellMar>
         <w:tblLook w:val="04A0" w:firstRow="1" w:lastRow="0" w:firstColumn="1" w:lastColumn="0" w:noHBand="0" w:noVBand="1"/>
@@ -9176,7 +8284,6 @@
               <w:ind w:left="-23" w:right="0" w:firstLine="0"/>
             </w:pPr>
             <w:proofErr w:type="spellStart"/>
-            <w:proofErr w:type="gramStart"/>
             <w:r>
               <w:rPr>
                 <w:b/>
@@ -9186,7 +8293,6 @@
               <w:t>yer?If</w:t>
             </w:r>
             <w:proofErr w:type="spellEnd"/>
-            <w:proofErr w:type="gramEnd"/>
             <w:r>
               <w:rPr>
                 <w:b/>
@@ -9303,21 +8409,7 @@
               <w:rPr>
                 <w:sz w:val="18"/>
               </w:rPr>
-              <w:t xml:space="preserve">, loses event </w:t>
-            </w:r>
-            <w:proofErr w:type="gramStart"/>
-            <w:r>
-              <w:rPr>
-                <w:sz w:val="18"/>
-              </w:rPr>
-              <w:t>structure.(</w:t>
-            </w:r>
-            <w:proofErr w:type="gramEnd"/>
-            <w:r>
-              <w:rPr>
-                <w:sz w:val="18"/>
-              </w:rPr>
-              <w:t>A) typed events.</w:t>
+              <w:t>, loses event structure.(A) typed events.</w:t>
             </w:r>
           </w:p>
         </w:tc>
@@ -9522,7 +8614,6 @@
               <w:t>ace='Courier'&gt;</w:t>
             </w:r>
             <w:proofErr w:type="spellStart"/>
-            <w:proofErr w:type="gramStart"/>
             <w:r>
               <w:rPr>
                 <w:sz w:val="18"/>
@@ -9530,21 +8621,12 @@
               <w:t>delta.content</w:t>
             </w:r>
             <w:proofErr w:type="spellEnd"/>
-            <w:proofErr w:type="gramEnd"/>
-            <w:r>
-              <w:rPr>
-                <w:sz w:val="18"/>
-              </w:rPr>
-              <w:t>&lt;/font</w:t>
-            </w:r>
-            <w:proofErr w:type="gramStart"/>
-            <w:r>
-              <w:rPr>
-                <w:sz w:val="18"/>
-              </w:rPr>
-              <w:t>&gt;.(</w:t>
-            </w:r>
-            <w:proofErr w:type="gramEnd"/>
+            <w:r>
+              <w:rPr>
+                <w:sz w:val="18"/>
+              </w:rPr>
+              <w:t>&lt;/font&gt;.(</w:t>
+            </w:r>
           </w:p>
         </w:tc>
       </w:tr>
@@ -9946,21 +9028,7 @@
               <w:rPr>
                 <w:sz w:val="18"/>
               </w:rPr>
-              <w:t>§</w:t>
-            </w:r>
-            <w:proofErr w:type="gramStart"/>
-            <w:r>
-              <w:rPr>
-                <w:sz w:val="18"/>
-              </w:rPr>
-              <w:t>7)Unmeasured</w:t>
-            </w:r>
-            <w:proofErr w:type="gramEnd"/>
-            <w:r>
-              <w:rPr>
-                <w:sz w:val="18"/>
-              </w:rPr>
-              <w:t>.</w:t>
+              <w:t>§7)Unmeasured.</w:t>
             </w:r>
           </w:p>
         </w:tc>
@@ -10004,19 +9072,11 @@
         <w:t>A) typed events + map &lt;font face='Courier'&gt;</w:t>
       </w:r>
       <w:proofErr w:type="spellStart"/>
-      <w:proofErr w:type="gramStart"/>
       <w:r>
         <w:rPr>
           <w:sz w:val="18"/>
         </w:rPr>
-        <w:t>delta.tool</w:t>
-      </w:r>
-      <w:proofErr w:type="gramEnd"/>
-      <w:r>
-        <w:rPr>
-          <w:sz w:val="18"/>
-        </w:rPr>
-        <w:t>_calls</w:t>
+        <w:t>delta.tool_calls</w:t>
       </w:r>
       <w:proofErr w:type="spellEnd"/>
       <w:r>
@@ -10148,14 +9208,1955 @@
     </w:p>
     <w:p>
       <w:pPr>
+        <w:ind w:right="1199"/>
+      </w:pPr>
+    </w:p>
+    <w:p>
+      <w:pPr>
+        <w:ind w:right="1199"/>
+      </w:pPr>
+    </w:p>
+    <w:p>
+      <w:pPr>
+        <w:ind w:right="1199"/>
+        <w:rPr>
+          <w:b/>
+          <w:bCs/>
+        </w:rPr>
+      </w:pPr>
+      <w:r>
+        <w:rPr>
+          <w:b/>
+          <w:bCs/>
+        </w:rPr>
+        <w:t>Audit — Post-Anthropic Integration</w:t>
+      </w:r>
+    </w:p>
+    <w:p>
+      <w:pPr>
+        <w:ind w:right="1199"/>
+      </w:pPr>
+      <w:r>
+        <w:t>Provider interface quality — solid baseline, two leaks</w:t>
+      </w:r>
+    </w:p>
+    <w:p>
+      <w:pPr>
+        <w:ind w:right="1199"/>
+      </w:pPr>
+      <w:r>
+        <w:t>The </w:t>
+      </w:r>
+      <w:proofErr w:type="spellStart"/>
+      <w:r>
+        <w:t>ChatProvider</w:t>
+      </w:r>
+      <w:proofErr w:type="spellEnd"/>
+      <w:r>
+        <w:t> contract (</w:t>
+      </w:r>
+      <w:proofErr w:type="spellStart"/>
+      <w:r>
+        <w:fldChar w:fldCharType="begin"/>
+      </w:r>
+      <w:r>
+        <w:instrText>HYPERLINK "https://claude.ai/epitaxy/local_cbd30fbb-3719-4bb6-aa88-f3136e7a67d8" \t "_blank"</w:instrText>
+      </w:r>
+      <w:r>
+        <w:fldChar w:fldCharType="separate"/>
+      </w:r>
+      <w:r>
+        <w:rPr>
+          <w:rStyle w:val="Hyperlink"/>
+        </w:rPr>
+        <w:t>types.ts</w:t>
+      </w:r>
+      <w:proofErr w:type="spellEnd"/>
+      <w:r>
+        <w:fldChar w:fldCharType="end"/>
+      </w:r>
+      <w:r>
+        <w:t>) is good: generate() and stream() both take signal, both return shaped results, the </w:t>
+      </w:r>
+      <w:proofErr w:type="spellStart"/>
+      <w:r>
+        <w:t>StreamResult</w:t>
+      </w:r>
+      <w:proofErr w:type="spellEnd"/>
+      <w:r>
+        <w:t xml:space="preserve"> = { events: </w:t>
+      </w:r>
+      <w:proofErr w:type="spellStart"/>
+      <w:r>
+        <w:t>AsyncIterable</w:t>
+      </w:r>
+      <w:proofErr w:type="spellEnd"/>
+      <w:r>
+        <w:t>&lt;</w:t>
+      </w:r>
+      <w:proofErr w:type="spellStart"/>
+      <w:r>
+        <w:t>StreamEvent</w:t>
+      </w:r>
+      <w:proofErr w:type="spellEnd"/>
+      <w:r>
+        <w:t>&gt; } collapse is correct, and the </w:t>
+      </w:r>
+      <w:proofErr w:type="spellStart"/>
+      <w:r>
+        <w:t>StreamEvent</w:t>
+      </w:r>
+      <w:proofErr w:type="spellEnd"/>
+      <w:r>
+        <w:t> union holds protocol slots for tool calls without forcing them on implementers. Two structural issues:</w:t>
+      </w:r>
+    </w:p>
+    <w:p>
+      <w:pPr>
+        <w:numPr>
+          <w:ilvl w:val="0"/>
+          <w:numId w:val="9"/>
+        </w:numPr>
+        <w:ind w:right="1199"/>
+      </w:pPr>
+      <w:proofErr w:type="spellStart"/>
+      <w:r>
+        <w:t>ProviderId</w:t>
+      </w:r>
+      <w:proofErr w:type="spellEnd"/>
+      <w:r>
+        <w:t> is hardcoded to "</w:t>
+      </w:r>
+      <w:proofErr w:type="spellStart"/>
+      <w:r>
+        <w:t>openai</w:t>
+      </w:r>
+      <w:proofErr w:type="spellEnd"/>
+      <w:r>
+        <w:t>" | "anthropic" | "</w:t>
+      </w:r>
+      <w:proofErr w:type="spellStart"/>
+      <w:r>
+        <w:t>ollama</w:t>
+      </w:r>
+      <w:proofErr w:type="spellEnd"/>
+      <w:r>
+        <w:t>". Fine while we're picking from a fixed menu, but it prevents loading providers from a YAML/JSON registry without a TS edit. Acceptable today; becomes a constraint at Phase 1C.</w:t>
+      </w:r>
+    </w:p>
+    <w:p>
+      <w:pPr>
+        <w:numPr>
+          <w:ilvl w:val="0"/>
+          <w:numId w:val="9"/>
+        </w:numPr>
+        <w:ind w:right="1199"/>
+      </w:pPr>
+      <w:r>
+        <w:t>Constructor asymmetry. </w:t>
+      </w:r>
+      <w:hyperlink r:id="rId7" w:tgtFrame="_blank" w:history="1">
+        <w:r>
+          <w:rPr>
+            <w:rStyle w:val="Hyperlink"/>
+          </w:rPr>
+          <w:t>AnthropicProvider:26</w:t>
+        </w:r>
+      </w:hyperlink>
+      <w:r>
+        <w:t xml:space="preserve"> throws on empty key; </w:t>
+      </w:r>
+      <w:proofErr w:type="spellStart"/>
+      <w:r>
+        <w:t>OpenAIProvider</w:t>
+      </w:r>
+      <w:proofErr w:type="spellEnd"/>
+      <w:r>
+        <w:t xml:space="preserve"> does not. The OpenAI side gets a real key today only because </w:t>
+      </w:r>
+      <w:proofErr w:type="spellStart"/>
+      <w:r>
+        <w:t>config.ts</w:t>
+      </w:r>
+      <w:proofErr w:type="spellEnd"/>
+      <w:r>
+        <w:t> made OPENAI_API_KEY required via </w:t>
+      </w:r>
+      <w:proofErr w:type="spellStart"/>
+      <w:r>
+        <w:t>requiredEnv</w:t>
+      </w:r>
+      <w:proofErr w:type="spellEnd"/>
+      <w:r>
+        <w:t>, so the empty-string branch never fires. Functional, but if anyone ever reverts that </w:t>
+      </w:r>
+      <w:proofErr w:type="spellStart"/>
+      <w:r>
+        <w:t>requiredEnv</w:t>
+      </w:r>
+      <w:proofErr w:type="spellEnd"/>
+      <w:r>
+        <w:t> call, OpenAI would silently fail at first request instead of at boot.</w:t>
+      </w:r>
+    </w:p>
+    <w:p>
+      <w:pPr>
+        <w:ind w:right="1199"/>
+      </w:pPr>
+      <w:r>
+        <w:t>OpenAI vs Anthropic implementation consistency</w:t>
+      </w:r>
+    </w:p>
+    <w:tbl>
+      <w:tblPr>
+        <w:tblW w:w="16578" w:type="dxa"/>
+        <w:tblCellSpacing w:w="15" w:type="dxa"/>
+        <w:tblBorders>
+          <w:top w:val="single" w:sz="2" w:space="0" w:color="auto"/>
+          <w:left w:val="single" w:sz="2" w:space="0" w:color="auto"/>
+          <w:bottom w:val="single" w:sz="2" w:space="0" w:color="auto"/>
+          <w:right w:val="single" w:sz="2" w:space="0" w:color="auto"/>
+        </w:tblBorders>
+        <w:tblCellMar>
+          <w:top w:w="15" w:type="dxa"/>
+          <w:left w:w="15" w:type="dxa"/>
+          <w:bottom w:w="15" w:type="dxa"/>
+          <w:right w:w="15" w:type="dxa"/>
+        </w:tblCellMar>
+        <w:tblLook w:val="04A0" w:firstRow="1" w:lastRow="0" w:firstColumn="1" w:lastColumn="0" w:noHBand="0" w:noVBand="1"/>
+      </w:tblPr>
+      <w:tblGrid>
+        <w:gridCol w:w="2991"/>
+        <w:gridCol w:w="4433"/>
+        <w:gridCol w:w="3478"/>
+        <w:gridCol w:w="5676"/>
+      </w:tblGrid>
+      <w:tr>
+        <w:trPr>
+          <w:tblHeader/>
+          <w:tblCellSpacing w:w="15" w:type="dxa"/>
+        </w:trPr>
+        <w:tc>
+          <w:tcPr>
+            <w:tcW w:w="0" w:type="auto"/>
+            <w:tcBorders>
+              <w:top w:val="single" w:sz="2" w:space="0" w:color="1F1F1E"/>
+              <w:left w:val="single" w:sz="2" w:space="0" w:color="1F1F1E"/>
+              <w:bottom w:val="single" w:sz="2" w:space="0" w:color="1F1F1E"/>
+              <w:right w:val="single" w:sz="2" w:space="0" w:color="1F1F1E"/>
+            </w:tcBorders>
+            <w:noWrap/>
+            <w:tcMar>
+              <w:top w:w="90" w:type="dxa"/>
+              <w:left w:w="90" w:type="dxa"/>
+              <w:bottom w:w="90" w:type="dxa"/>
+              <w:right w:w="90" w:type="dxa"/>
+            </w:tcMar>
+            <w:hideMark/>
+          </w:tcPr>
+          <w:p>
+            <w:pPr>
+              <w:ind w:right="1199"/>
+            </w:pPr>
+            <w:r>
+              <w:t>Concern</w:t>
+            </w:r>
+          </w:p>
+        </w:tc>
+        <w:tc>
+          <w:tcPr>
+            <w:tcW w:w="0" w:type="auto"/>
+            <w:tcBorders>
+              <w:top w:val="single" w:sz="2" w:space="0" w:color="1F1F1E"/>
+              <w:left w:val="single" w:sz="2" w:space="0" w:color="1F1F1E"/>
+              <w:bottom w:val="single" w:sz="2" w:space="0" w:color="1F1F1E"/>
+              <w:right w:val="single" w:sz="2" w:space="0" w:color="1F1F1E"/>
+            </w:tcBorders>
+            <w:noWrap/>
+            <w:tcMar>
+              <w:top w:w="90" w:type="dxa"/>
+              <w:left w:w="90" w:type="dxa"/>
+              <w:bottom w:w="90" w:type="dxa"/>
+              <w:right w:w="90" w:type="dxa"/>
+            </w:tcMar>
+            <w:hideMark/>
+          </w:tcPr>
+          <w:p>
+            <w:pPr>
+              <w:ind w:right="1199"/>
+            </w:pPr>
+            <w:r>
+              <w:t>OpenAI</w:t>
+            </w:r>
+          </w:p>
+        </w:tc>
+        <w:tc>
+          <w:tcPr>
+            <w:tcW w:w="0" w:type="auto"/>
+            <w:tcBorders>
+              <w:top w:val="single" w:sz="2" w:space="0" w:color="1F1F1E"/>
+              <w:left w:val="single" w:sz="2" w:space="0" w:color="1F1F1E"/>
+              <w:bottom w:val="single" w:sz="2" w:space="0" w:color="1F1F1E"/>
+              <w:right w:val="single" w:sz="2" w:space="0" w:color="1F1F1E"/>
+            </w:tcBorders>
+            <w:noWrap/>
+            <w:tcMar>
+              <w:top w:w="90" w:type="dxa"/>
+              <w:left w:w="90" w:type="dxa"/>
+              <w:bottom w:w="90" w:type="dxa"/>
+              <w:right w:w="90" w:type="dxa"/>
+            </w:tcMar>
+            <w:hideMark/>
+          </w:tcPr>
+          <w:p>
+            <w:pPr>
+              <w:ind w:right="1199"/>
+            </w:pPr>
+            <w:r>
+              <w:t>Anthropic</w:t>
+            </w:r>
+          </w:p>
+        </w:tc>
+        <w:tc>
+          <w:tcPr>
+            <w:tcW w:w="0" w:type="auto"/>
+            <w:tcBorders>
+              <w:top w:val="single" w:sz="2" w:space="0" w:color="1F1F1E"/>
+              <w:left w:val="single" w:sz="2" w:space="0" w:color="1F1F1E"/>
+              <w:bottom w:val="single" w:sz="2" w:space="0" w:color="1F1F1E"/>
+              <w:right w:val="single" w:sz="2" w:space="0" w:color="1F1F1E"/>
+            </w:tcBorders>
+            <w:noWrap/>
+            <w:tcMar>
+              <w:top w:w="90" w:type="dxa"/>
+              <w:left w:w="90" w:type="dxa"/>
+              <w:bottom w:w="90" w:type="dxa"/>
+              <w:right w:w="90" w:type="dxa"/>
+            </w:tcMar>
+            <w:hideMark/>
+          </w:tcPr>
+          <w:p>
+            <w:pPr>
+              <w:ind w:right="1199"/>
+            </w:pPr>
+            <w:r>
+              <w:t>Verdict</w:t>
+            </w:r>
+          </w:p>
+        </w:tc>
+      </w:tr>
+      <w:tr>
+        <w:trPr>
+          <w:tblCellSpacing w:w="15" w:type="dxa"/>
+        </w:trPr>
+        <w:tc>
+          <w:tcPr>
+            <w:tcW w:w="0" w:type="auto"/>
+            <w:tcBorders>
+              <w:top w:val="single" w:sz="2" w:space="0" w:color="1F1F1E"/>
+              <w:left w:val="single" w:sz="2" w:space="0" w:color="1F1F1E"/>
+              <w:bottom w:val="single" w:sz="2" w:space="0" w:color="1F1F1E"/>
+              <w:right w:val="single" w:sz="2" w:space="0" w:color="1F1F1E"/>
+            </w:tcBorders>
+            <w:tcMar>
+              <w:top w:w="90" w:type="dxa"/>
+              <w:left w:w="90" w:type="dxa"/>
+              <w:bottom w:w="90" w:type="dxa"/>
+              <w:right w:w="90" w:type="dxa"/>
+            </w:tcMar>
+            <w:hideMark/>
+          </w:tcPr>
+          <w:p>
+            <w:pPr>
+              <w:ind w:right="1199"/>
+            </w:pPr>
+            <w:r>
+              <w:t>Latency </w:t>
+            </w:r>
+            <w:proofErr w:type="spellStart"/>
+            <w:r>
+              <w:t>startedAt</w:t>
+            </w:r>
+            <w:proofErr w:type="spellEnd"/>
+          </w:p>
+        </w:tc>
+        <w:tc>
+          <w:tcPr>
+            <w:tcW w:w="0" w:type="auto"/>
+            <w:tcBorders>
+              <w:top w:val="single" w:sz="2" w:space="0" w:color="1F1F1E"/>
+              <w:left w:val="single" w:sz="2" w:space="0" w:color="1F1F1E"/>
+              <w:bottom w:val="single" w:sz="2" w:space="0" w:color="1F1F1E"/>
+              <w:right w:val="single" w:sz="2" w:space="0" w:color="1F1F1E"/>
+            </w:tcBorders>
+            <w:tcMar>
+              <w:top w:w="90" w:type="dxa"/>
+              <w:left w:w="90" w:type="dxa"/>
+              <w:bottom w:w="90" w:type="dxa"/>
+              <w:right w:w="90" w:type="dxa"/>
+            </w:tcMar>
+            <w:hideMark/>
+          </w:tcPr>
+          <w:p>
+            <w:pPr>
+              <w:ind w:right="1199"/>
+            </w:pPr>
+            <w:r>
+              <w:t>Before await create(...)</w:t>
+            </w:r>
+          </w:p>
+        </w:tc>
+        <w:tc>
+          <w:tcPr>
+            <w:tcW w:w="0" w:type="auto"/>
+            <w:tcBorders>
+              <w:top w:val="single" w:sz="2" w:space="0" w:color="1F1F1E"/>
+              <w:left w:val="single" w:sz="2" w:space="0" w:color="1F1F1E"/>
+              <w:bottom w:val="single" w:sz="2" w:space="0" w:color="1F1F1E"/>
+              <w:right w:val="single" w:sz="2" w:space="0" w:color="1F1F1E"/>
+            </w:tcBorders>
+            <w:tcMar>
+              <w:top w:w="90" w:type="dxa"/>
+              <w:left w:w="90" w:type="dxa"/>
+              <w:bottom w:w="90" w:type="dxa"/>
+              <w:right w:w="90" w:type="dxa"/>
+            </w:tcMar>
+            <w:hideMark/>
+          </w:tcPr>
+          <w:p>
+            <w:pPr>
+              <w:ind w:right="1199"/>
+            </w:pPr>
+            <w:r>
+              <w:t>Before sync stream(...)</w:t>
+            </w:r>
+          </w:p>
+        </w:tc>
+        <w:tc>
+          <w:tcPr>
+            <w:tcW w:w="0" w:type="auto"/>
+            <w:tcBorders>
+              <w:top w:val="single" w:sz="2" w:space="0" w:color="1F1F1E"/>
+              <w:left w:val="single" w:sz="2" w:space="0" w:color="1F1F1E"/>
+              <w:bottom w:val="single" w:sz="2" w:space="0" w:color="1F1F1E"/>
+              <w:right w:val="single" w:sz="2" w:space="0" w:color="1F1F1E"/>
+            </w:tcBorders>
+            <w:tcMar>
+              <w:top w:w="90" w:type="dxa"/>
+              <w:left w:w="90" w:type="dxa"/>
+              <w:bottom w:w="90" w:type="dxa"/>
+              <w:right w:w="90" w:type="dxa"/>
+            </w:tcMar>
+            <w:hideMark/>
+          </w:tcPr>
+          <w:p>
+            <w:pPr>
+              <w:ind w:right="1199"/>
+            </w:pPr>
+            <w:r>
+              <w:t>Different — OpenAI excludes HTTP setup, Anthropic includes it. Minor.</w:t>
+            </w:r>
+          </w:p>
+        </w:tc>
+      </w:tr>
+      <w:tr>
+        <w:trPr>
+          <w:tblCellSpacing w:w="15" w:type="dxa"/>
+        </w:trPr>
+        <w:tc>
+          <w:tcPr>
+            <w:tcW w:w="0" w:type="auto"/>
+            <w:tcBorders>
+              <w:top w:val="single" w:sz="2" w:space="0" w:color="1F1F1E"/>
+              <w:left w:val="single" w:sz="2" w:space="0" w:color="1F1F1E"/>
+              <w:bottom w:val="single" w:sz="2" w:space="0" w:color="1F1F1E"/>
+              <w:right w:val="single" w:sz="2" w:space="0" w:color="1F1F1E"/>
+            </w:tcBorders>
+            <w:tcMar>
+              <w:top w:w="90" w:type="dxa"/>
+              <w:left w:w="90" w:type="dxa"/>
+              <w:bottom w:w="90" w:type="dxa"/>
+              <w:right w:w="90" w:type="dxa"/>
+            </w:tcMar>
+            <w:hideMark/>
+          </w:tcPr>
+          <w:p>
+            <w:pPr>
+              <w:ind w:right="1199"/>
+            </w:pPr>
+            <w:proofErr w:type="spellStart"/>
+            <w:r>
+              <w:t>modelId</w:t>
+            </w:r>
+            <w:proofErr w:type="spellEnd"/>
+            <w:r>
+              <w:t> source</w:t>
+            </w:r>
+          </w:p>
+        </w:tc>
+        <w:tc>
+          <w:tcPr>
+            <w:tcW w:w="0" w:type="auto"/>
+            <w:tcBorders>
+              <w:top w:val="single" w:sz="2" w:space="0" w:color="1F1F1E"/>
+              <w:left w:val="single" w:sz="2" w:space="0" w:color="1F1F1E"/>
+              <w:bottom w:val="single" w:sz="2" w:space="0" w:color="1F1F1E"/>
+              <w:right w:val="single" w:sz="2" w:space="0" w:color="1F1F1E"/>
+            </w:tcBorders>
+            <w:tcMar>
+              <w:top w:w="90" w:type="dxa"/>
+              <w:left w:w="90" w:type="dxa"/>
+              <w:bottom w:w="90" w:type="dxa"/>
+              <w:right w:w="90" w:type="dxa"/>
+            </w:tcMar>
+            <w:hideMark/>
+          </w:tcPr>
+          <w:p>
+            <w:pPr>
+              <w:ind w:right="1199"/>
+            </w:pPr>
+            <w:proofErr w:type="spellStart"/>
+            <w:r>
+              <w:t>response.model</w:t>
+            </w:r>
+            <w:proofErr w:type="spellEnd"/>
+            <w:r>
+              <w:t xml:space="preserve"> ?? </w:t>
+            </w:r>
+            <w:proofErr w:type="spellStart"/>
+            <w:r>
+              <w:t>opts.model</w:t>
+            </w:r>
+            <w:proofErr w:type="spellEnd"/>
+          </w:p>
+        </w:tc>
+        <w:tc>
+          <w:tcPr>
+            <w:tcW w:w="0" w:type="auto"/>
+            <w:tcBorders>
+              <w:top w:val="single" w:sz="2" w:space="0" w:color="1F1F1E"/>
+              <w:left w:val="single" w:sz="2" w:space="0" w:color="1F1F1E"/>
+              <w:bottom w:val="single" w:sz="2" w:space="0" w:color="1F1F1E"/>
+              <w:right w:val="single" w:sz="2" w:space="0" w:color="1F1F1E"/>
+            </w:tcBorders>
+            <w:tcMar>
+              <w:top w:w="90" w:type="dxa"/>
+              <w:left w:w="90" w:type="dxa"/>
+              <w:bottom w:w="90" w:type="dxa"/>
+              <w:right w:w="90" w:type="dxa"/>
+            </w:tcMar>
+            <w:hideMark/>
+          </w:tcPr>
+          <w:p>
+            <w:pPr>
+              <w:ind w:right="1199"/>
+            </w:pPr>
+            <w:proofErr w:type="spellStart"/>
+            <w:r>
+              <w:t>event.message.model</w:t>
+            </w:r>
+            <w:proofErr w:type="spellEnd"/>
+            <w:r>
+              <w:t xml:space="preserve"> ?? </w:t>
+            </w:r>
+            <w:proofErr w:type="spellStart"/>
+            <w:r>
+              <w:t>opts.model</w:t>
+            </w:r>
+            <w:proofErr w:type="spellEnd"/>
+          </w:p>
+        </w:tc>
+        <w:tc>
+          <w:tcPr>
+            <w:tcW w:w="0" w:type="auto"/>
+            <w:tcBorders>
+              <w:top w:val="single" w:sz="2" w:space="0" w:color="1F1F1E"/>
+              <w:left w:val="single" w:sz="2" w:space="0" w:color="1F1F1E"/>
+              <w:bottom w:val="single" w:sz="2" w:space="0" w:color="1F1F1E"/>
+              <w:right w:val="single" w:sz="2" w:space="0" w:color="1F1F1E"/>
+            </w:tcBorders>
+            <w:tcMar>
+              <w:top w:w="90" w:type="dxa"/>
+              <w:left w:w="90" w:type="dxa"/>
+              <w:bottom w:w="90" w:type="dxa"/>
+              <w:right w:w="90" w:type="dxa"/>
+            </w:tcMar>
+            <w:hideMark/>
+          </w:tcPr>
+          <w:p>
+            <w:pPr>
+              <w:ind w:right="1199"/>
+            </w:pPr>
+            <w:r>
+              <w:rPr>
+                <w:rFonts w:ascii="Segoe UI Symbol" w:hAnsi="Segoe UI Symbol" w:cs="Segoe UI Symbol"/>
+              </w:rPr>
+              <w:t>✓</w:t>
+            </w:r>
+            <w:r>
+              <w:t xml:space="preserve"> both </w:t>
+            </w:r>
+            <w:proofErr w:type="spellStart"/>
+            <w:r>
+              <w:t>honor</w:t>
+            </w:r>
+            <w:proofErr w:type="spellEnd"/>
+            <w:r>
+              <w:t xml:space="preserve"> server-substituted IDs</w:t>
+            </w:r>
+          </w:p>
+        </w:tc>
+      </w:tr>
+      <w:tr>
+        <w:trPr>
+          <w:tblCellSpacing w:w="15" w:type="dxa"/>
+        </w:trPr>
+        <w:tc>
+          <w:tcPr>
+            <w:tcW w:w="0" w:type="auto"/>
+            <w:tcBorders>
+              <w:top w:val="single" w:sz="2" w:space="0" w:color="1F1F1E"/>
+              <w:left w:val="single" w:sz="2" w:space="0" w:color="1F1F1E"/>
+              <w:bottom w:val="single" w:sz="2" w:space="0" w:color="1F1F1E"/>
+              <w:right w:val="single" w:sz="2" w:space="0" w:color="1F1F1E"/>
+            </w:tcBorders>
+            <w:tcMar>
+              <w:top w:w="90" w:type="dxa"/>
+              <w:left w:w="90" w:type="dxa"/>
+              <w:bottom w:w="90" w:type="dxa"/>
+              <w:right w:w="90" w:type="dxa"/>
+            </w:tcMar>
+            <w:hideMark/>
+          </w:tcPr>
+          <w:p>
+            <w:pPr>
+              <w:ind w:right="1199"/>
+            </w:pPr>
+            <w:r>
+              <w:t>TTFT</w:t>
+            </w:r>
+          </w:p>
+        </w:tc>
+        <w:tc>
+          <w:tcPr>
+            <w:tcW w:w="0" w:type="auto"/>
+            <w:tcBorders>
+              <w:top w:val="single" w:sz="2" w:space="0" w:color="1F1F1E"/>
+              <w:left w:val="single" w:sz="2" w:space="0" w:color="1F1F1E"/>
+              <w:bottom w:val="single" w:sz="2" w:space="0" w:color="1F1F1E"/>
+              <w:right w:val="single" w:sz="2" w:space="0" w:color="1F1F1E"/>
+            </w:tcBorders>
+            <w:tcMar>
+              <w:top w:w="90" w:type="dxa"/>
+              <w:left w:w="90" w:type="dxa"/>
+              <w:bottom w:w="90" w:type="dxa"/>
+              <w:right w:w="90" w:type="dxa"/>
+            </w:tcMar>
+            <w:hideMark/>
+          </w:tcPr>
+          <w:p>
+            <w:pPr>
+              <w:ind w:right="1199"/>
+            </w:pPr>
+            <w:r>
+              <w:t>First non-empty text delta</w:t>
+            </w:r>
+          </w:p>
+        </w:tc>
+        <w:tc>
+          <w:tcPr>
+            <w:tcW w:w="0" w:type="auto"/>
+            <w:tcBorders>
+              <w:top w:val="single" w:sz="2" w:space="0" w:color="1F1F1E"/>
+              <w:left w:val="single" w:sz="2" w:space="0" w:color="1F1F1E"/>
+              <w:bottom w:val="single" w:sz="2" w:space="0" w:color="1F1F1E"/>
+              <w:right w:val="single" w:sz="2" w:space="0" w:color="1F1F1E"/>
+            </w:tcBorders>
+            <w:tcMar>
+              <w:top w:w="90" w:type="dxa"/>
+              <w:left w:w="90" w:type="dxa"/>
+              <w:bottom w:w="90" w:type="dxa"/>
+              <w:right w:w="90" w:type="dxa"/>
+            </w:tcMar>
+            <w:hideMark/>
+          </w:tcPr>
+          <w:p>
+            <w:pPr>
+              <w:ind w:right="1199"/>
+            </w:pPr>
+            <w:r>
+              <w:t>First non-empty text delta</w:t>
+            </w:r>
+          </w:p>
+        </w:tc>
+        <w:tc>
+          <w:tcPr>
+            <w:tcW w:w="0" w:type="auto"/>
+            <w:tcBorders>
+              <w:top w:val="single" w:sz="2" w:space="0" w:color="1F1F1E"/>
+              <w:left w:val="single" w:sz="2" w:space="0" w:color="1F1F1E"/>
+              <w:bottom w:val="single" w:sz="2" w:space="0" w:color="1F1F1E"/>
+              <w:right w:val="single" w:sz="2" w:space="0" w:color="1F1F1E"/>
+            </w:tcBorders>
+            <w:tcMar>
+              <w:top w:w="90" w:type="dxa"/>
+              <w:left w:w="90" w:type="dxa"/>
+              <w:bottom w:w="90" w:type="dxa"/>
+              <w:right w:w="90" w:type="dxa"/>
+            </w:tcMar>
+            <w:hideMark/>
+          </w:tcPr>
+          <w:p>
+            <w:pPr>
+              <w:ind w:right="1199"/>
+            </w:pPr>
+            <w:r>
+              <w:rPr>
+                <w:rFonts w:ascii="Segoe UI Symbol" w:hAnsi="Segoe UI Symbol" w:cs="Segoe UI Symbol"/>
+              </w:rPr>
+              <w:t>✓</w:t>
+            </w:r>
+          </w:p>
+        </w:tc>
+      </w:tr>
+      <w:tr>
+        <w:trPr>
+          <w:tblCellSpacing w:w="15" w:type="dxa"/>
+        </w:trPr>
+        <w:tc>
+          <w:tcPr>
+            <w:tcW w:w="0" w:type="auto"/>
+            <w:tcBorders>
+              <w:top w:val="single" w:sz="2" w:space="0" w:color="1F1F1E"/>
+              <w:left w:val="single" w:sz="2" w:space="0" w:color="1F1F1E"/>
+              <w:bottom w:val="single" w:sz="2" w:space="0" w:color="1F1F1E"/>
+              <w:right w:val="single" w:sz="2" w:space="0" w:color="1F1F1E"/>
+            </w:tcBorders>
+            <w:tcMar>
+              <w:top w:w="90" w:type="dxa"/>
+              <w:left w:w="90" w:type="dxa"/>
+              <w:bottom w:w="90" w:type="dxa"/>
+              <w:right w:w="90" w:type="dxa"/>
+            </w:tcMar>
+            <w:hideMark/>
+          </w:tcPr>
+          <w:p>
+            <w:pPr>
+              <w:ind w:right="1199"/>
+            </w:pPr>
+            <w:proofErr w:type="spellStart"/>
+            <w:r>
+              <w:t>costUsd</w:t>
+            </w:r>
+            <w:proofErr w:type="spellEnd"/>
+          </w:p>
+        </w:tc>
+        <w:tc>
+          <w:tcPr>
+            <w:tcW w:w="0" w:type="auto"/>
+            <w:tcBorders>
+              <w:top w:val="single" w:sz="2" w:space="0" w:color="1F1F1E"/>
+              <w:left w:val="single" w:sz="2" w:space="0" w:color="1F1F1E"/>
+              <w:bottom w:val="single" w:sz="2" w:space="0" w:color="1F1F1E"/>
+              <w:right w:val="single" w:sz="2" w:space="0" w:color="1F1F1E"/>
+            </w:tcBorders>
+            <w:tcMar>
+              <w:top w:w="90" w:type="dxa"/>
+              <w:left w:w="90" w:type="dxa"/>
+              <w:bottom w:w="90" w:type="dxa"/>
+              <w:right w:w="90" w:type="dxa"/>
+            </w:tcMar>
+            <w:hideMark/>
+          </w:tcPr>
+          <w:p>
+            <w:pPr>
+              <w:ind w:right="1199"/>
+            </w:pPr>
+            <w:proofErr w:type="spellStart"/>
+            <w:r>
+              <w:t>calculateOpenAICostUsd</w:t>
+            </w:r>
+            <w:proofErr w:type="spellEnd"/>
+            <w:r>
+              <w:t>(model, in, out) — real math</w:t>
+            </w:r>
+          </w:p>
+        </w:tc>
+        <w:tc>
+          <w:tcPr>
+            <w:tcW w:w="0" w:type="auto"/>
+            <w:tcBorders>
+              <w:top w:val="single" w:sz="2" w:space="0" w:color="1F1F1E"/>
+              <w:left w:val="single" w:sz="2" w:space="0" w:color="1F1F1E"/>
+              <w:bottom w:val="single" w:sz="2" w:space="0" w:color="1F1F1E"/>
+              <w:right w:val="single" w:sz="2" w:space="0" w:color="1F1F1E"/>
+            </w:tcBorders>
+            <w:tcMar>
+              <w:top w:w="90" w:type="dxa"/>
+              <w:left w:w="90" w:type="dxa"/>
+              <w:bottom w:w="90" w:type="dxa"/>
+              <w:right w:w="90" w:type="dxa"/>
+            </w:tcMar>
+            <w:hideMark/>
+          </w:tcPr>
+          <w:p>
+            <w:pPr>
+              <w:ind w:right="1199"/>
+            </w:pPr>
+            <w:r>
+              <w:t>Hardcoded 0.001</w:t>
+            </w:r>
+          </w:p>
+        </w:tc>
+        <w:tc>
+          <w:tcPr>
+            <w:tcW w:w="0" w:type="auto"/>
+            <w:tcBorders>
+              <w:top w:val="single" w:sz="2" w:space="0" w:color="1F1F1E"/>
+              <w:left w:val="single" w:sz="2" w:space="0" w:color="1F1F1E"/>
+              <w:bottom w:val="single" w:sz="2" w:space="0" w:color="1F1F1E"/>
+              <w:right w:val="single" w:sz="2" w:space="0" w:color="1F1F1E"/>
+            </w:tcBorders>
+            <w:tcMar>
+              <w:top w:w="90" w:type="dxa"/>
+              <w:left w:w="90" w:type="dxa"/>
+              <w:bottom w:w="90" w:type="dxa"/>
+              <w:right w:w="90" w:type="dxa"/>
+            </w:tcMar>
+            <w:hideMark/>
+          </w:tcPr>
+          <w:p>
+            <w:pPr>
+              <w:ind w:right="1199"/>
+            </w:pPr>
+            <w:r>
+              <w:rPr>
+                <w:rFonts w:ascii="Segoe UI Symbol" w:hAnsi="Segoe UI Symbol" w:cs="Segoe UI Symbol"/>
+              </w:rPr>
+              <w:t>✗</w:t>
+            </w:r>
+            <w:r>
+              <w:t> Critical asymmetry — see below</w:t>
+            </w:r>
+          </w:p>
+        </w:tc>
+      </w:tr>
+      <w:tr>
+        <w:trPr>
+          <w:tblCellSpacing w:w="15" w:type="dxa"/>
+        </w:trPr>
+        <w:tc>
+          <w:tcPr>
+            <w:tcW w:w="0" w:type="auto"/>
+            <w:tcBorders>
+              <w:top w:val="single" w:sz="2" w:space="0" w:color="1F1F1E"/>
+              <w:left w:val="single" w:sz="2" w:space="0" w:color="1F1F1E"/>
+              <w:bottom w:val="single" w:sz="2" w:space="0" w:color="1F1F1E"/>
+              <w:right w:val="single" w:sz="2" w:space="0" w:color="1F1F1E"/>
+            </w:tcBorders>
+            <w:tcMar>
+              <w:top w:w="90" w:type="dxa"/>
+              <w:left w:w="90" w:type="dxa"/>
+              <w:bottom w:w="90" w:type="dxa"/>
+              <w:right w:w="90" w:type="dxa"/>
+            </w:tcMar>
+            <w:hideMark/>
+          </w:tcPr>
+          <w:p>
+            <w:pPr>
+              <w:ind w:right="1199"/>
+            </w:pPr>
+            <w:r>
+              <w:lastRenderedPageBreak/>
+              <w:t>usage event</w:t>
+            </w:r>
+          </w:p>
+        </w:tc>
+        <w:tc>
+          <w:tcPr>
+            <w:tcW w:w="0" w:type="auto"/>
+            <w:tcBorders>
+              <w:top w:val="single" w:sz="2" w:space="0" w:color="1F1F1E"/>
+              <w:left w:val="single" w:sz="2" w:space="0" w:color="1F1F1E"/>
+              <w:bottom w:val="single" w:sz="2" w:space="0" w:color="1F1F1E"/>
+              <w:right w:val="single" w:sz="2" w:space="0" w:color="1F1F1E"/>
+            </w:tcBorders>
+            <w:tcMar>
+              <w:top w:w="90" w:type="dxa"/>
+              <w:left w:w="90" w:type="dxa"/>
+              <w:bottom w:w="90" w:type="dxa"/>
+              <w:right w:w="90" w:type="dxa"/>
+            </w:tcMar>
+            <w:hideMark/>
+          </w:tcPr>
+          <w:p>
+            <w:pPr>
+              <w:ind w:right="1199"/>
+            </w:pPr>
+            <w:r>
+              <w:t>Whenever </w:t>
+            </w:r>
+            <w:proofErr w:type="spellStart"/>
+            <w:r>
+              <w:t>chunk.usage</w:t>
+            </w:r>
+            <w:proofErr w:type="spellEnd"/>
+            <w:r>
+              <w:t> present</w:t>
+            </w:r>
+          </w:p>
+        </w:tc>
+        <w:tc>
+          <w:tcPr>
+            <w:tcW w:w="0" w:type="auto"/>
+            <w:tcBorders>
+              <w:top w:val="single" w:sz="2" w:space="0" w:color="1F1F1E"/>
+              <w:left w:val="single" w:sz="2" w:space="0" w:color="1F1F1E"/>
+              <w:bottom w:val="single" w:sz="2" w:space="0" w:color="1F1F1E"/>
+              <w:right w:val="single" w:sz="2" w:space="0" w:color="1F1F1E"/>
+            </w:tcBorders>
+            <w:tcMar>
+              <w:top w:w="90" w:type="dxa"/>
+              <w:left w:w="90" w:type="dxa"/>
+              <w:bottom w:w="90" w:type="dxa"/>
+              <w:right w:w="90" w:type="dxa"/>
+            </w:tcMar>
+            <w:hideMark/>
+          </w:tcPr>
+          <w:p>
+            <w:pPr>
+              <w:ind w:right="1199"/>
+            </w:pPr>
+            <w:r>
+              <w:t>Once on first </w:t>
+            </w:r>
+            <w:proofErr w:type="spellStart"/>
+            <w:r>
+              <w:t>message_delta</w:t>
+            </w:r>
+            <w:proofErr w:type="spellEnd"/>
+            <w:r>
+              <w:t>, then never</w:t>
+            </w:r>
+          </w:p>
+        </w:tc>
+        <w:tc>
+          <w:tcPr>
+            <w:tcW w:w="0" w:type="auto"/>
+            <w:tcBorders>
+              <w:top w:val="single" w:sz="2" w:space="0" w:color="1F1F1E"/>
+              <w:left w:val="single" w:sz="2" w:space="0" w:color="1F1F1E"/>
+              <w:bottom w:val="single" w:sz="2" w:space="0" w:color="1F1F1E"/>
+              <w:right w:val="single" w:sz="2" w:space="0" w:color="1F1F1E"/>
+            </w:tcBorders>
+            <w:tcMar>
+              <w:top w:w="90" w:type="dxa"/>
+              <w:left w:w="90" w:type="dxa"/>
+              <w:bottom w:w="90" w:type="dxa"/>
+              <w:right w:w="90" w:type="dxa"/>
+            </w:tcMar>
+            <w:hideMark/>
+          </w:tcPr>
+          <w:p>
+            <w:pPr>
+              <w:ind w:right="1199"/>
+            </w:pPr>
+            <w:r>
+              <w:rPr>
+                <w:rFonts w:ascii="Segoe UI Symbol" w:hAnsi="Segoe UI Symbol" w:cs="Segoe UI Symbol"/>
+              </w:rPr>
+              <w:t>✗</w:t>
+            </w:r>
+            <w:r>
+              <w:t xml:space="preserve"> </w:t>
+            </w:r>
+            <w:proofErr w:type="spellStart"/>
+            <w:r>
+              <w:t>Anthropic's</w:t>
+            </w:r>
+            <w:proofErr w:type="spellEnd"/>
+            <w:r>
+              <w:t> usage event captures </w:t>
+            </w:r>
+            <w:r>
+              <w:rPr>
+                <w:i/>
+                <w:iCs/>
+              </w:rPr>
+              <w:t>partial</w:t>
+            </w:r>
+            <w:r>
+              <w:t> </w:t>
+            </w:r>
+            <w:proofErr w:type="spellStart"/>
+            <w:r>
+              <w:t>output_tokens</w:t>
+            </w:r>
+            <w:proofErr w:type="spellEnd"/>
+            <w:r>
+              <w:t xml:space="preserve"> because the SDK keeps updating that field across deltas. Final value lands in </w:t>
+            </w:r>
+            <w:proofErr w:type="spellStart"/>
+            <w:r>
+              <w:t>done.result.outputTokens</w:t>
+            </w:r>
+            <w:proofErr w:type="spellEnd"/>
+            <w:r>
+              <w:t> correctly, but the standalone usage event lies.</w:t>
+            </w:r>
+          </w:p>
+        </w:tc>
+      </w:tr>
+      <w:tr>
+        <w:trPr>
+          <w:tblCellSpacing w:w="15" w:type="dxa"/>
+        </w:trPr>
+        <w:tc>
+          <w:tcPr>
+            <w:tcW w:w="0" w:type="auto"/>
+            <w:tcBorders>
+              <w:top w:val="single" w:sz="2" w:space="0" w:color="1F1F1E"/>
+              <w:left w:val="single" w:sz="2" w:space="0" w:color="1F1F1E"/>
+              <w:bottom w:val="single" w:sz="2" w:space="0" w:color="1F1F1E"/>
+              <w:right w:val="single" w:sz="2" w:space="0" w:color="1F1F1E"/>
+            </w:tcBorders>
+            <w:tcMar>
+              <w:top w:w="90" w:type="dxa"/>
+              <w:left w:w="90" w:type="dxa"/>
+              <w:bottom w:w="90" w:type="dxa"/>
+              <w:right w:w="90" w:type="dxa"/>
+            </w:tcMar>
+            <w:hideMark/>
+          </w:tcPr>
+          <w:p>
+            <w:pPr>
+              <w:ind w:right="1199"/>
+            </w:pPr>
+            <w:r>
+              <w:t>Error recoverable</w:t>
+            </w:r>
+          </w:p>
+        </w:tc>
+        <w:tc>
+          <w:tcPr>
+            <w:tcW w:w="0" w:type="auto"/>
+            <w:tcBorders>
+              <w:top w:val="single" w:sz="2" w:space="0" w:color="1F1F1E"/>
+              <w:left w:val="single" w:sz="2" w:space="0" w:color="1F1F1E"/>
+              <w:bottom w:val="single" w:sz="2" w:space="0" w:color="1F1F1E"/>
+              <w:right w:val="single" w:sz="2" w:space="0" w:color="1F1F1E"/>
+            </w:tcBorders>
+            <w:tcMar>
+              <w:top w:w="90" w:type="dxa"/>
+              <w:left w:w="90" w:type="dxa"/>
+              <w:bottom w:w="90" w:type="dxa"/>
+              <w:right w:w="90" w:type="dxa"/>
+            </w:tcMar>
+            <w:hideMark/>
+          </w:tcPr>
+          <w:p>
+            <w:pPr>
+              <w:ind w:right="1199"/>
+            </w:pPr>
+            <w:r>
+              <w:t>aborted heuristic</w:t>
+            </w:r>
+          </w:p>
+        </w:tc>
+        <w:tc>
+          <w:tcPr>
+            <w:tcW w:w="0" w:type="auto"/>
+            <w:tcBorders>
+              <w:top w:val="single" w:sz="2" w:space="0" w:color="1F1F1E"/>
+              <w:left w:val="single" w:sz="2" w:space="0" w:color="1F1F1E"/>
+              <w:bottom w:val="single" w:sz="2" w:space="0" w:color="1F1F1E"/>
+              <w:right w:val="single" w:sz="2" w:space="0" w:color="1F1F1E"/>
+            </w:tcBorders>
+            <w:tcMar>
+              <w:top w:w="90" w:type="dxa"/>
+              <w:left w:w="90" w:type="dxa"/>
+              <w:bottom w:w="90" w:type="dxa"/>
+              <w:right w:w="90" w:type="dxa"/>
+            </w:tcMar>
+            <w:hideMark/>
+          </w:tcPr>
+          <w:p>
+            <w:pPr>
+              <w:ind w:right="1199"/>
+            </w:pPr>
+            <w:r>
+              <w:t>Same</w:t>
+            </w:r>
+          </w:p>
+        </w:tc>
+        <w:tc>
+          <w:tcPr>
+            <w:tcW w:w="0" w:type="auto"/>
+            <w:tcBorders>
+              <w:top w:val="single" w:sz="2" w:space="0" w:color="1F1F1E"/>
+              <w:left w:val="single" w:sz="2" w:space="0" w:color="1F1F1E"/>
+              <w:bottom w:val="single" w:sz="2" w:space="0" w:color="1F1F1E"/>
+              <w:right w:val="single" w:sz="2" w:space="0" w:color="1F1F1E"/>
+            </w:tcBorders>
+            <w:tcMar>
+              <w:top w:w="90" w:type="dxa"/>
+              <w:left w:w="90" w:type="dxa"/>
+              <w:bottom w:w="90" w:type="dxa"/>
+              <w:right w:w="90" w:type="dxa"/>
+            </w:tcMar>
+            <w:hideMark/>
+          </w:tcPr>
+          <w:p>
+            <w:pPr>
+              <w:ind w:right="1199"/>
+            </w:pPr>
+            <w:r>
+              <w:rPr>
+                <w:rFonts w:ascii="Segoe UI Symbol" w:hAnsi="Segoe UI Symbol" w:cs="Segoe UI Symbol"/>
+              </w:rPr>
+              <w:t>✓</w:t>
+            </w:r>
+          </w:p>
+        </w:tc>
+      </w:tr>
+    </w:tbl>
+    <w:p>
+      <w:pPr>
+        <w:ind w:right="1199"/>
+      </w:pPr>
+      <w:r>
+        <w:t>The usage event bug on the Anthropic side is small in practice (clients ignore it, telemetry uses </w:t>
+      </w:r>
+      <w:proofErr w:type="spellStart"/>
+      <w:r>
+        <w:t>done.result</w:t>
+      </w:r>
+      <w:proofErr w:type="spellEnd"/>
+      <w:r>
+        <w:t>), but if any future consumer subscribes to usage events for live cost display, the number will be wrong.</w:t>
+      </w:r>
+    </w:p>
+    <w:p>
+      <w:pPr>
+        <w:ind w:right="1199"/>
+      </w:pPr>
+      <w:r>
+        <w:t>Stream event compatibility</w:t>
+      </w:r>
+    </w:p>
+    <w:p>
+      <w:pPr>
+        <w:ind w:right="1199"/>
+      </w:pPr>
+      <w:r>
+        <w:rPr>
+          <w:rFonts w:ascii="Segoe UI Symbol" w:hAnsi="Segoe UI Symbol" w:cs="Segoe UI Symbol"/>
+        </w:rPr>
+        <w:t>✓</w:t>
+      </w:r>
+      <w:r>
+        <w:t xml:space="preserve"> Both providers emit the same event subset (text, usage, done, error). </w:t>
+      </w:r>
+      <w:r>
+        <w:rPr>
+          <w:rFonts w:ascii="Segoe UI Symbol" w:hAnsi="Segoe UI Symbol" w:cs="Segoe UI Symbol"/>
+        </w:rPr>
+        <w:t>✓</w:t>
+      </w:r>
+      <w:r>
+        <w:t> </w:t>
+      </w:r>
+      <w:proofErr w:type="spellStart"/>
+      <w:r>
+        <w:t>done.result</w:t>
+      </w:r>
+      <w:proofErr w:type="spellEnd"/>
+      <w:r>
+        <w:t xml:space="preserve"> shape is identical between providers. </w:t>
+      </w:r>
+      <w:r>
+        <w:rPr>
+          <w:rFonts w:ascii="Segoe UI Symbol" w:hAnsi="Segoe UI Symbol" w:cs="Segoe UI Symbol"/>
+        </w:rPr>
+        <w:t>✓</w:t>
+      </w:r>
+      <w:r>
+        <w:t xml:space="preserve"> Client only consumes text + error; route consumes all four for telemetry. </w:t>
+      </w:r>
+      <w:r>
+        <w:rPr>
+          <w:rFonts w:ascii="Segoe UI Symbol" w:hAnsi="Segoe UI Symbol" w:cs="Segoe UI Symbol"/>
+        </w:rPr>
+        <w:t>✓</w:t>
+      </w:r>
+      <w:r>
+        <w:t xml:space="preserve"> Tool-call slots are present but unused — protocol headroom intact.</w:t>
+      </w:r>
+    </w:p>
+    <w:p>
+      <w:pPr>
+        <w:ind w:right="1199"/>
+      </w:pPr>
+      <w:r>
+        <w:t>One subtle issue: when a provider yields {</w:t>
+      </w:r>
+      <w:proofErr w:type="spellStart"/>
+      <w:r>
+        <w:t>type:"error</w:t>
+      </w:r>
+      <w:proofErr w:type="spellEnd"/>
+      <w:r>
+        <w:t>"} after partial text has streamed, the partial reply gets committed to message history on the client (</w:t>
+      </w:r>
+      <w:hyperlink r:id="rId8" w:tgtFrame="_blank" w:history="1">
+        <w:r>
+          <w:rPr>
+            <w:rStyle w:val="Hyperlink"/>
+          </w:rPr>
+          <w:t>page.tsx:127</w:t>
+        </w:r>
+      </w:hyperlink>
+      <w:r>
+        <w:t>). Next turn re-uploads it as a valid assistant turn. Failed completions become permanent history. Fix: on error after partial text, either trim the partial or mark it incomplete: true and don't replay it.</w:t>
+      </w:r>
+    </w:p>
+    <w:p>
+      <w:pPr>
+        <w:ind w:right="1199"/>
+      </w:pPr>
+      <w:r>
+        <w:t>SSE route stability</w:t>
+      </w:r>
+    </w:p>
+    <w:p>
+      <w:pPr>
+        <w:ind w:right="1199"/>
+      </w:pPr>
+      <w:r>
+        <w:t xml:space="preserve">The route is structurally clean — gate order is correct (parse → </w:t>
+      </w:r>
+      <w:proofErr w:type="spellStart"/>
+      <w:r>
+        <w:t>zod</w:t>
+      </w:r>
+      <w:proofErr w:type="spellEnd"/>
+      <w:r>
+        <w:t xml:space="preserve"> → rate → cost → resolve provider/model → stream), telemetry fires at the right boundaries, </w:t>
+      </w:r>
+      <w:proofErr w:type="spellStart"/>
+      <w:r>
+        <w:t>AbortSignal</w:t>
+      </w:r>
+      <w:proofErr w:type="spellEnd"/>
+      <w:r>
+        <w:t xml:space="preserve"> threads both ways (</w:t>
+      </w:r>
+      <w:proofErr w:type="spellStart"/>
+      <w:r>
+        <w:t>req.signal</w:t>
+      </w:r>
+      <w:proofErr w:type="spellEnd"/>
+      <w:r>
+        <w:t xml:space="preserve"> → ac → provider; </w:t>
+      </w:r>
+      <w:proofErr w:type="spellStart"/>
+      <w:r>
+        <w:t>ReadableStream.cancel</w:t>
+      </w:r>
+      <w:proofErr w:type="spellEnd"/>
+      <w:r>
+        <w:t xml:space="preserve"> → ac → provider). Two deploy-time risks worth fixing pre-router so the route doesn't need re-touching:</w:t>
+      </w:r>
+    </w:p>
+    <w:p>
+      <w:pPr>
+        <w:numPr>
+          <w:ilvl w:val="0"/>
+          <w:numId w:val="10"/>
+        </w:numPr>
+        <w:ind w:right="1199"/>
+      </w:pPr>
+      <w:r>
+        <w:t xml:space="preserve">No SSE heartbeat. A slow generation behind an intermediary (nginx, </w:t>
+      </w:r>
+      <w:proofErr w:type="spellStart"/>
+      <w:r>
+        <w:t>Vercel</w:t>
+      </w:r>
+      <w:proofErr w:type="spellEnd"/>
+      <w:r>
+        <w:t xml:space="preserve"> edge, corporate proxy) may have its connection idled out. Even a </w:t>
+      </w:r>
+      <w:proofErr w:type="spellStart"/>
+      <w:r>
+        <w:t>controller.enqueue</w:t>
+      </w:r>
+      <w:proofErr w:type="spellEnd"/>
+      <w:r>
+        <w:t>(</w:t>
+      </w:r>
+      <w:proofErr w:type="spellStart"/>
+      <w:r>
+        <w:t>encoder.encode</w:t>
+      </w:r>
+      <w:proofErr w:type="spellEnd"/>
+      <w:r>
+        <w:t>(": ping\n\n")) every ~15s suffices.</w:t>
+      </w:r>
+    </w:p>
+    <w:p>
+      <w:pPr>
+        <w:numPr>
+          <w:ilvl w:val="0"/>
+          <w:numId w:val="10"/>
+        </w:numPr>
+        <w:ind w:right="1199"/>
+      </w:pPr>
+      <w:r>
+        <w:t>No X-Accel-Buffering: no header. If you ever put nginx in front, it'll buffer the whole response and you'll see no streaming. Trivial to add.</w:t>
+      </w:r>
+    </w:p>
+    <w:p>
+      <w:pPr>
+        <w:ind w:right="1199"/>
+      </w:pPr>
+      <w:r>
+        <w:t>Cost accounting gaps — this is the headline problem</w:t>
+      </w:r>
+    </w:p>
+    <w:p>
+      <w:pPr>
+        <w:ind w:right="1199"/>
+      </w:pPr>
+      <w:proofErr w:type="spellStart"/>
+      <w:r>
+        <w:t>canExecuteRequest</w:t>
+      </w:r>
+      <w:proofErr w:type="spellEnd"/>
+      <w:r>
+        <w:t>() (</w:t>
+      </w:r>
+      <w:hyperlink r:id="rId9" w:tgtFrame="_blank" w:history="1">
+        <w:r>
+          <w:rPr>
+            <w:rStyle w:val="Hyperlink"/>
+          </w:rPr>
+          <w:t>guard.ts:14</w:t>
+        </w:r>
+      </w:hyperlink>
+      <w:r>
+        <w:t>) checks spent &gt;= limit against in-memory cost. With Anthropic flat at $0.001/call, Anthropic Opus could burn $30 of Opus tokens and report $0.001 to the budget guard. The monthly cap of $30 would let you do that 30,000 times before triggering. The cost system is functionally disabled for the Anthropic provider.</w:t>
+      </w:r>
+    </w:p>
+    <w:p>
+      <w:pPr>
+        <w:ind w:right="1199"/>
+      </w:pPr>
+      <w:r>
+        <w:t>Three coupled fixes:</w:t>
+      </w:r>
+    </w:p>
+    <w:p>
+      <w:pPr>
+        <w:numPr>
+          <w:ilvl w:val="0"/>
+          <w:numId w:val="11"/>
+        </w:numPr>
+        <w:ind w:right="1199"/>
+      </w:pPr>
+      <w:r>
+        <w:t>Unify the pricing entry point. </w:t>
+      </w:r>
+      <w:proofErr w:type="spellStart"/>
+      <w:r>
+        <w:t>calculateOpenAICostUsd</w:t>
+      </w:r>
+      <w:proofErr w:type="spellEnd"/>
+      <w:r>
+        <w:t>(model, in, out) should become </w:t>
+      </w:r>
+      <w:proofErr w:type="spellStart"/>
+      <w:r>
+        <w:t>calculateCostUsd</w:t>
+      </w:r>
+      <w:proofErr w:type="spellEnd"/>
+      <w:r>
+        <w:t>(</w:t>
+      </w:r>
+      <w:proofErr w:type="spellStart"/>
+      <w:r>
+        <w:t>providerId</w:t>
+      </w:r>
+      <w:proofErr w:type="spellEnd"/>
+      <w:r>
+        <w:t>, model, in, out). The route passes provider + model; pricing module dispatches internally. Eliminates the need for each provider to know about pricing.</w:t>
+      </w:r>
+    </w:p>
+    <w:p>
+      <w:pPr>
+        <w:numPr>
+          <w:ilvl w:val="0"/>
+          <w:numId w:val="11"/>
+        </w:numPr>
+        <w:ind w:right="1199"/>
+      </w:pPr>
+      <w:r>
+        <w:lastRenderedPageBreak/>
+        <w:t>Populate Anthropic pricing. Published per-million rates for claude-haiku-4-5, claude-sonnet-4-6, claude-opus-4-7. Stick them in the same table shape as OpenAI.</w:t>
+      </w:r>
+    </w:p>
+    <w:p>
+      <w:pPr>
+        <w:numPr>
+          <w:ilvl w:val="0"/>
+          <w:numId w:val="11"/>
+        </w:numPr>
+        <w:ind w:right="1199"/>
+      </w:pPr>
+      <w:r>
+        <w:t>Provider calls the unified function instead of carrying its own PLACEHOLDER_COST_PER_REQUEST_USD constant. Removes the asymmetry at its source.</w:t>
+      </w:r>
+    </w:p>
+    <w:p>
+      <w:pPr>
+        <w:ind w:right="1199"/>
+      </w:pPr>
+      <w:r>
+        <w:t>Once unified, the warn-and-fallback safety net we shipped still catches unknown models cleanly — but the common case (known model + known tokens) actually computes a real number.</w:t>
+      </w:r>
+    </w:p>
+    <w:p>
+      <w:pPr>
+        <w:ind w:right="1199"/>
+      </w:pPr>
+      <w:r>
+        <w:t>Env / config issues</w:t>
+      </w:r>
+    </w:p>
+    <w:p>
+      <w:pPr>
+        <w:numPr>
+          <w:ilvl w:val="0"/>
+          <w:numId w:val="12"/>
+        </w:numPr>
+        <w:ind w:right="1199"/>
+      </w:pPr>
+      <w:proofErr w:type="spellStart"/>
+      <w:r>
+        <w:t>config.ts</w:t>
+      </w:r>
+      <w:proofErr w:type="spellEnd"/>
+      <w:r>
+        <w:t> is acting as a one-model-per-provider registry (</w:t>
+      </w:r>
+      <w:hyperlink r:id="rId10" w:tgtFrame="_blank" w:history="1">
+        <w:r>
+          <w:rPr>
+            <w:rStyle w:val="Hyperlink"/>
+          </w:rPr>
+          <w:t>config.ts:11</w:t>
+        </w:r>
+      </w:hyperlink>
+      <w:r>
+        <w:t>). </w:t>
+      </w:r>
+      <w:proofErr w:type="spellStart"/>
+      <w:r>
+        <w:t>openai.model</w:t>
+      </w:r>
+      <w:proofErr w:type="spellEnd"/>
+      <w:r>
+        <w:t xml:space="preserve"> = "gpt-4o-mini" and </w:t>
+      </w:r>
+      <w:proofErr w:type="spellStart"/>
+      <w:r>
+        <w:t>anthropic.model</w:t>
+      </w:r>
+      <w:proofErr w:type="spellEnd"/>
+      <w:r>
+        <w:t xml:space="preserve"> = "claude-haiku-4-5-20251001" are baked at module load. The route's "provider selector" is really a "provider + that provider's default model" selector. Can't choose gpt-4o vs gpt-4o-mini today without a code edit.</w:t>
+      </w:r>
+    </w:p>
+    <w:p>
+      <w:pPr>
+        <w:numPr>
+          <w:ilvl w:val="0"/>
+          <w:numId w:val="12"/>
+        </w:numPr>
+        <w:ind w:right="1199"/>
+      </w:pPr>
+      <w:r>
+        <w:t xml:space="preserve">Per-provider keys live in nested config shapes. When </w:t>
+      </w:r>
+      <w:proofErr w:type="spellStart"/>
+      <w:r>
+        <w:t>Ollama</w:t>
+      </w:r>
+      <w:proofErr w:type="spellEnd"/>
+      <w:r>
+        <w:t xml:space="preserve"> lands (no key, but a base URL), the shape needs to flex. Worth pre-empting now while there are only two providers.</w:t>
+      </w:r>
+    </w:p>
+    <w:p>
+      <w:pPr>
+        <w:numPr>
+          <w:ilvl w:val="0"/>
+          <w:numId w:val="12"/>
+        </w:numPr>
+        <w:ind w:right="1199"/>
+      </w:pPr>
+      <w:r>
+        <w:t>.</w:t>
+      </w:r>
+      <w:proofErr w:type="spellStart"/>
+      <w:r>
+        <w:t>env.local</w:t>
+      </w:r>
+      <w:proofErr w:type="spellEnd"/>
+      <w:r>
+        <w:t> Windows env-shadow (your machine specifically) — environmental, not code, but the deeper lesson is that </w:t>
+      </w:r>
+      <w:proofErr w:type="spellStart"/>
+      <w:r>
+        <w:t>requiredEnv</w:t>
+      </w:r>
+      <w:proofErr w:type="spellEnd"/>
+      <w:r>
+        <w:t> on a key that downstream sometimes legitimately has empty (e.g., during CI without secrets) creates real friction. Phase 1C should consider lazy-instantiated providers so the app boots without every provider's key being present.</w:t>
+      </w:r>
+    </w:p>
+    <w:p>
+      <w:pPr>
+        <w:numPr>
+          <w:ilvl w:val="0"/>
+          <w:numId w:val="12"/>
+        </w:numPr>
+        <w:ind w:right="1199"/>
+      </w:pPr>
+      <w:proofErr w:type="spellStart"/>
+      <w:r>
+        <w:t>tsconfig</w:t>
+      </w:r>
+      <w:proofErr w:type="spellEnd"/>
+      <w:r>
+        <w:t xml:space="preserve"> target: "ES2017" and missing </w:t>
+      </w:r>
+      <w:proofErr w:type="spellStart"/>
+      <w:r>
+        <w:t>engines.node</w:t>
+      </w:r>
+      <w:proofErr w:type="spellEnd"/>
+      <w:r>
+        <w:t> — still on the audit's P2 list, never closed.</w:t>
+      </w:r>
+    </w:p>
+    <w:p>
+      <w:pPr>
+        <w:ind w:right="1199"/>
+      </w:pPr>
+      <w:r>
+        <w:t>Are we ready for registry/model routing? Not yet.</w:t>
+      </w:r>
+    </w:p>
+    <w:p>
+      <w:pPr>
+        <w:ind w:right="1199"/>
+      </w:pPr>
+      <w:r>
+        <w:t>The current registry is Map&lt;</w:t>
+      </w:r>
+      <w:proofErr w:type="spellStart"/>
+      <w:r>
+        <w:t>ProviderId</w:t>
+      </w:r>
+      <w:proofErr w:type="spellEnd"/>
+      <w:r>
+        <w:t xml:space="preserve">, </w:t>
+      </w:r>
+      <w:proofErr w:type="spellStart"/>
+      <w:r>
+        <w:t>ChatProvider</w:t>
+      </w:r>
+      <w:proofErr w:type="spellEnd"/>
+      <w:r>
+        <w:t>&gt; — keyed on provider, not model. The v3.1 §5 design needs the inverse: a model registry where each entry carries { id, provider, tier, pricing, capabilities }, and the router selects by capability + tier + cost, then asks the registry which provider hosts that model.</w:t>
+      </w:r>
+    </w:p>
+    <w:p>
+      <w:pPr>
+        <w:ind w:right="1199"/>
+      </w:pPr>
+      <w:r>
+        <w:t>What's already right and reusable:</w:t>
+      </w:r>
+    </w:p>
+    <w:p>
+      <w:pPr>
+        <w:numPr>
+          <w:ilvl w:val="0"/>
+          <w:numId w:val="13"/>
+        </w:numPr>
+        <w:ind w:right="1199"/>
+      </w:pPr>
+      <w:proofErr w:type="spellStart"/>
+      <w:r>
+        <w:t>ChatProvider</w:t>
+      </w:r>
+      <w:proofErr w:type="spellEnd"/>
+      <w:r>
+        <w:t> interface — providers stay 1:1 with vendors</w:t>
+      </w:r>
+    </w:p>
+    <w:p>
+      <w:pPr>
+        <w:numPr>
+          <w:ilvl w:val="0"/>
+          <w:numId w:val="13"/>
+        </w:numPr>
+        <w:ind w:right="1199"/>
+      </w:pPr>
+      <w:proofErr w:type="spellStart"/>
+      <w:r>
+        <w:t>StreamEvent</w:t>
+      </w:r>
+      <w:proofErr w:type="spellEnd"/>
+      <w:r>
+        <w:t> protocol — model-agnostic</w:t>
+      </w:r>
+    </w:p>
+    <w:p>
+      <w:pPr>
+        <w:numPr>
+          <w:ilvl w:val="0"/>
+          <w:numId w:val="13"/>
+        </w:numPr>
+        <w:ind w:right="1199"/>
+      </w:pPr>
+      <w:proofErr w:type="spellStart"/>
+      <w:r>
+        <w:t>GenerateOptions.model</w:t>
+      </w:r>
+      <w:proofErr w:type="spellEnd"/>
+      <w:r>
+        <w:t> — provider already accepts arbitrary model strings, so the registry can pass whatever it picks</w:t>
+      </w:r>
+    </w:p>
+    <w:p>
+      <w:pPr>
+        <w:numPr>
+          <w:ilvl w:val="0"/>
+          <w:numId w:val="13"/>
+        </w:numPr>
+        <w:ind w:right="1199"/>
+      </w:pPr>
+      <w:r>
+        <w:t>Telemetry's </w:t>
+      </w:r>
+      <w:proofErr w:type="spellStart"/>
+      <w:r>
+        <w:t>model_id</w:t>
+      </w:r>
+      <w:proofErr w:type="spellEnd"/>
+      <w:r>
+        <w:t> field — router can log the routed-to model</w:t>
+      </w:r>
+    </w:p>
+    <w:p>
+      <w:pPr>
+        <w:ind w:right="1199"/>
+      </w:pPr>
+      <w:r>
+        <w:t>What blocks the router skeleton today:</w:t>
+      </w:r>
+    </w:p>
+    <w:p>
+      <w:pPr>
+        <w:numPr>
+          <w:ilvl w:val="0"/>
+          <w:numId w:val="14"/>
+        </w:numPr>
+        <w:ind w:right="1199"/>
+      </w:pPr>
+      <w:r>
+        <w:t>No model entries (just provider entries)</w:t>
+      </w:r>
+    </w:p>
+    <w:p>
+      <w:pPr>
+        <w:numPr>
+          <w:ilvl w:val="0"/>
+          <w:numId w:val="14"/>
+        </w:numPr>
+        <w:ind w:right="1199"/>
+      </w:pPr>
+      <w:r>
+        <w:t>Pricing is provider-shaped, not model-shaped (despite the table being keyed on model — the function name is OpenAI-only)</w:t>
+      </w:r>
+    </w:p>
+    <w:p>
+      <w:pPr>
+        <w:numPr>
+          <w:ilvl w:val="0"/>
+          <w:numId w:val="14"/>
+        </w:numPr>
+        <w:ind w:right="1199"/>
+      </w:pPr>
+      <w:proofErr w:type="spellStart"/>
+      <w:r>
+        <w:t>config.openai.model</w:t>
+      </w:r>
+      <w:proofErr w:type="spellEnd"/>
+      <w:r>
+        <w:t> etc. is the de-facto router today; the real router would replace those reads, not coexist with them</w:t>
+      </w:r>
+    </w:p>
+    <w:p>
+      <w:pPr>
+        <w:ind w:right="1199"/>
+      </w:pPr>
+      <w:r>
+        <w:t>What must be fixed before router skeleton</w:t>
+      </w:r>
+    </w:p>
+    <w:p>
+      <w:pPr>
+        <w:ind w:right="1199"/>
+      </w:pPr>
+      <w:r>
+        <w:t>P0 — correctness, will leak money or mis-route:</w:t>
+      </w:r>
+    </w:p>
+    <w:p>
+      <w:pPr>
+        <w:numPr>
+          <w:ilvl w:val="0"/>
+          <w:numId w:val="15"/>
+        </w:numPr>
+        <w:ind w:right="1199"/>
+      </w:pPr>
+      <w:r>
+        <w:lastRenderedPageBreak/>
+        <w:t>Unify pricing into </w:t>
+      </w:r>
+      <w:proofErr w:type="spellStart"/>
+      <w:r>
+        <w:t>calculateCostUsd</w:t>
+      </w:r>
+      <w:proofErr w:type="spellEnd"/>
+      <w:r>
+        <w:t>(</w:t>
+      </w:r>
+      <w:proofErr w:type="spellStart"/>
+      <w:r>
+        <w:t>providerId</w:t>
+      </w:r>
+      <w:proofErr w:type="spellEnd"/>
+      <w:r>
+        <w:t>, model, in, out) and route both providers through it</w:t>
+      </w:r>
+    </w:p>
+    <w:p>
+      <w:pPr>
+        <w:numPr>
+          <w:ilvl w:val="0"/>
+          <w:numId w:val="15"/>
+        </w:numPr>
+        <w:ind w:right="1199"/>
+      </w:pPr>
+      <w:r>
+        <w:t>Populate Anthropic pricing rows (haiku-4-5, sonnet-4-6, opus-4-7)</w:t>
+      </w:r>
+    </w:p>
+    <w:p>
+      <w:pPr>
+        <w:numPr>
+          <w:ilvl w:val="0"/>
+          <w:numId w:val="15"/>
+        </w:numPr>
+        <w:ind w:right="1199"/>
+      </w:pPr>
+      <w:r>
+        <w:t>Have both providers call the unified function; delete PLACEHOLDER_COST_PER_REQUEST_USD from both</w:t>
+      </w:r>
+    </w:p>
+    <w:p>
+      <w:pPr>
+        <w:ind w:right="1199"/>
+      </w:pPr>
+      <w:r>
+        <w:t>P1 — structural prerequisites the router will sit on:</w:t>
+      </w:r>
+      <w:r>
+        <w:br/>
+        <w:t>4. Extract models from </w:t>
+      </w:r>
+      <w:proofErr w:type="spellStart"/>
+      <w:r>
+        <w:t>config.ts</w:t>
+      </w:r>
+      <w:proofErr w:type="spellEnd"/>
+      <w:r>
+        <w:t> into </w:t>
+      </w:r>
+      <w:proofErr w:type="spellStart"/>
+      <w:r>
+        <w:t>src</w:t>
+      </w:r>
+      <w:proofErr w:type="spellEnd"/>
+      <w:r>
+        <w:t>/lib/registry/</w:t>
+      </w:r>
+      <w:proofErr w:type="spellStart"/>
+      <w:r>
+        <w:t>models.ts</w:t>
+      </w:r>
+      <w:proofErr w:type="spellEnd"/>
+      <w:r>
+        <w:t> (or YAML) — entries shaped { id, provider, tier, pricing }, with tier from v3.1 §4.3 (T0-T4)</w:t>
+      </w:r>
+      <w:r>
+        <w:br/>
+        <w:t>5. Replace </w:t>
+      </w:r>
+      <w:proofErr w:type="spellStart"/>
+      <w:r>
+        <w:t>parsed.data.provider</w:t>
+      </w:r>
+      <w:proofErr w:type="spellEnd"/>
+      <w:r>
+        <w:t> in route with </w:t>
+      </w:r>
+      <w:proofErr w:type="spellStart"/>
+      <w:r>
+        <w:t>parsed.data.modelId</w:t>
+      </w:r>
+      <w:proofErr w:type="spellEnd"/>
+      <w:r>
+        <w:t> (provider becomes derivable from the model entry); keep the UI selector mapping to model ids, not providers</w:t>
+      </w:r>
+      <w:r>
+        <w:br/>
+        <w:t>6. Anthropic usage event accuracy — either emit cumulative on every </w:t>
+      </w:r>
+      <w:proofErr w:type="spellStart"/>
+      <w:r>
+        <w:t>message_delta</w:t>
+      </w:r>
+      <w:proofErr w:type="spellEnd"/>
+      <w:r>
+        <w:t> or only emit once after stream completion</w:t>
+      </w:r>
+    </w:p>
+    <w:p>
+      <w:pPr>
+        <w:ind w:right="1199"/>
+      </w:pPr>
+      <w:r>
+        <w:t>P2 — small consistency wins, do during the same PR:</w:t>
+      </w:r>
+      <w:r>
+        <w:br/>
+        <w:t>7. OpenAI constructor validates </w:t>
+      </w:r>
+      <w:proofErr w:type="spellStart"/>
+      <w:r>
+        <w:t>apiKey</w:t>
+      </w:r>
+      <w:proofErr w:type="spellEnd"/>
+      <w:r>
+        <w:t> (interface symmetry)</w:t>
+      </w:r>
+      <w:r>
+        <w:br/>
+        <w:t>8. Route consumes </w:t>
+      </w:r>
+      <w:proofErr w:type="spellStart"/>
+      <w:r>
+        <w:t>event.recoverable</w:t>
+      </w:r>
+      <w:proofErr w:type="spellEnd"/>
+      <w:r>
+        <w:t> rather than re-deriving via </w:t>
+      </w:r>
+      <w:proofErr w:type="spellStart"/>
+      <w:r>
+        <w:t>ac.signal.aborted</w:t>
+      </w:r>
+      <w:proofErr w:type="spellEnd"/>
+      <w:r>
+        <w:t> (single source of truth)</w:t>
+      </w:r>
+      <w:r>
+        <w:br/>
+        <w:t>9. SSE heartbeat (every ~15s) + X-Accel-Buffering: no header for proxy safety</w:t>
+      </w:r>
+      <w:r>
+        <w:br/>
+        <w:t>10. Client: don't commit partial assistant content to history when stream errors mid-flight</w:t>
+      </w:r>
+      <w:r>
+        <w:br/>
+        <w:t>11. </w:t>
+      </w:r>
+      <w:proofErr w:type="spellStart"/>
+      <w:r>
+        <w:t>tsconfig</w:t>
+      </w:r>
+      <w:proofErr w:type="spellEnd"/>
+      <w:r>
+        <w:t> target → ES2022; pin </w:t>
+      </w:r>
+      <w:proofErr w:type="spellStart"/>
+      <w:r>
+        <w:t>engines.node</w:t>
+      </w:r>
+      <w:proofErr w:type="spellEnd"/>
+    </w:p>
+    <w:p>
+      <w:pPr>
+        <w:ind w:right="1199"/>
+      </w:pPr>
+      <w:r>
+        <w:t>Land P0+P1 before the router skeleton starts. P2 is opportunistic — fine to defer if needed, but </w:t>
+      </w:r>
+      <w:hyperlink r:id="rId11" w:tgtFrame="_blank" w:history="1">
+        <w:r>
+          <w:rPr>
+            <w:rStyle w:val="Hyperlink"/>
+          </w:rPr>
+          <w:t>#7</w:t>
+        </w:r>
+      </w:hyperlink>
+      <w:r>
+        <w:t>-</w:t>
+      </w:r>
+      <w:hyperlink r:id="rId12" w:tgtFrame="_blank" w:history="1">
+        <w:r>
+          <w:rPr>
+            <w:rStyle w:val="Hyperlink"/>
+          </w:rPr>
+          <w:t>#10</w:t>
+        </w:r>
+      </w:hyperlink>
+      <w:r>
+        <w:t> are five-minute fixes that get harder once a router sits on top.</w:t>
+      </w:r>
+    </w:p>
+    <w:p>
+      <w:pPr>
+        <w:ind w:right="1199"/>
+      </w:pPr>
+    </w:p>
+    <w:p>
+      <w:pPr>
         <w:spacing w:after="3" w:line="265" w:lineRule="auto"/>
         <w:ind w:left="0" w:right="0" w:firstLine="0"/>
       </w:pPr>
     </w:p>
     <w:sectPr>
-      <w:footerReference w:type="even" r:id="rId7"/>
-      <w:footerReference w:type="default" r:id="rId8"/>
-      <w:footerReference w:type="first" r:id="rId9"/>
+      <w:footerReference w:type="even" r:id="rId13"/>
+      <w:footerReference w:type="default" r:id="rId14"/>
+      <w:footerReference w:type="first" r:id="rId15"/>
       <w:pgSz w:w="12240" w:h="15840"/>
       <w:pgMar w:top="1200" w:right="0" w:bottom="1600" w:left="1200" w:header="720" w:footer="687" w:gutter="0"/>
       <w:cols w:space="720"/>
@@ -10373,6 +11374,155 @@
 <file path=word/numbering.xml><?xml version="1.0" encoding="utf-8"?>
 <w:numbering xmlns:wpc="http://schemas.microsoft.com/office/word/2010/wordprocessingCanvas" xmlns:cx="http://schemas.microsoft.com/office/drawing/2014/chartex" xmlns:cx1="http://schemas.microsoft.com/office/drawing/2015/9/8/chartex" xmlns:cx2="http://schemas.microsoft.com/office/drawing/2015/10/21/chartex" xmlns:cx3="http://schemas.microsoft.com/office/drawing/2016/5/9/chartex" xmlns:cx4="http://schemas.microsoft.com/office/drawing/2016/5/10/chartex" xmlns:cx5="http://schemas.microsoft.com/office/drawing/2016/5/11/chartex" xmlns:cx6="http://schemas.microsoft.com/office/drawing/2016/5/12/chartex" xmlns:cx7="http://schemas.microsoft.com/office/drawing/2016/5/13/chartex" xmlns:cx8="http://schemas.microsoft.com/office/drawing/2016/5/14/chartex" xmlns:mc="http://schemas.openxmlformats.org/markup-compatibility/2006" xmlns:aink="http://schemas.microsoft.com/office/drawing/2016/ink" xmlns:am3d="http://schemas.microsoft.com/office/drawing/2017/model3d" xmlns:o="urn:schemas-microsoft-com:office:office" xmlns:oel="http://schemas.microsoft.com/office/2019/extlst" xmlns:r="http://schemas.openxmlformats.org/officeDocument/2006/relationships" xmlns:m="http://schemas.openxmlformats.org/officeDocument/2006/math" xmlns:v="urn:schemas-microsoft-com:vml" xmlns:wp14="http://schemas.microsoft.com/office/word/2010/wordprocessingDrawing" xmlns:wp="http://schemas.openxmlformats.org/drawingml/2006/wordprocessingDrawing" xmlns:w10="urn:schemas-microsoft-com:office:word" xmlns:w="http://schemas.openxmlformats.org/wordprocessingml/2006/main" xmlns:w14="http://schemas.microsoft.com/office/word/2010/wordml" xmlns:w15="http://schemas.microsoft.com/office/word/2012/wordml" xmlns:w16cex="http://schemas.microsoft.com/office/word/2018/wordml/cex" xmlns:w16cid="http://schemas.microsoft.com/office/word/2016/wordml/cid" xmlns:w16="http://schemas.microsoft.com/office/word/2018/wordml" xmlns:w16du="http://schemas.microsoft.com/office/word/2023/wordml/word16du" xmlns:w16sdtdh="http://schemas.microsoft.com/office/word/2020/wordml/sdtdatahash" xmlns:w16sdtfl="http://schemas.microsoft.com/office/word/2024/wordml/sdtformatlock" xmlns:w16se="http://schemas.microsoft.com/office/word/2015/wordml/symex" xmlns:wpg="http://schemas.microsoft.com/office/word/2010/wordprocessingGroup" xmlns:wpi="http://schemas.microsoft.com/office/word/2010/wordprocessingInk" xmlns:wne="http://schemas.microsoft.com/office/word/2006/wordml" xmlns:wps="http://schemas.microsoft.com/office/word/2010/wordprocessingShape" mc:Ignorable="w14 w15 w16se w16cid w16 w16cex w16sdtdh w16sdtfl w16du wp14">
   <w:abstractNum w:abstractNumId="0" w15:restartNumberingAfterBreak="0">
+    <w:nsid w:val="00183CD5"/>
+    <w:multiLevelType w:val="multilevel"/>
+    <w:tmpl w:val="D41268A8"/>
+    <w:lvl w:ilvl="0">
+      <w:start w:val="1"/>
+      <w:numFmt w:val="bullet"/>
+      <w:lvlText w:val=""/>
+      <w:lvlJc w:val="left"/>
+      <w:pPr>
+        <w:tabs>
+          <w:tab w:val="num" w:pos="720"/>
+        </w:tabs>
+        <w:ind w:left="720" w:hanging="360"/>
+      </w:pPr>
+      <w:rPr>
+        <w:rFonts w:ascii="Symbol" w:hAnsi="Symbol" w:hint="default"/>
+        <w:sz w:val="20"/>
+      </w:rPr>
+    </w:lvl>
+    <w:lvl w:ilvl="1" w:tentative="1">
+      <w:start w:val="1"/>
+      <w:numFmt w:val="bullet"/>
+      <w:lvlText w:val=""/>
+      <w:lvlJc w:val="left"/>
+      <w:pPr>
+        <w:tabs>
+          <w:tab w:val="num" w:pos="1440"/>
+        </w:tabs>
+        <w:ind w:left="1440" w:hanging="360"/>
+      </w:pPr>
+      <w:rPr>
+        <w:rFonts w:ascii="Symbol" w:hAnsi="Symbol" w:hint="default"/>
+        <w:sz w:val="20"/>
+      </w:rPr>
+    </w:lvl>
+    <w:lvl w:ilvl="2" w:tentative="1">
+      <w:start w:val="1"/>
+      <w:numFmt w:val="bullet"/>
+      <w:lvlText w:val=""/>
+      <w:lvlJc w:val="left"/>
+      <w:pPr>
+        <w:tabs>
+          <w:tab w:val="num" w:pos="2160"/>
+        </w:tabs>
+        <w:ind w:left="2160" w:hanging="360"/>
+      </w:pPr>
+      <w:rPr>
+        <w:rFonts w:ascii="Symbol" w:hAnsi="Symbol" w:hint="default"/>
+        <w:sz w:val="20"/>
+      </w:rPr>
+    </w:lvl>
+    <w:lvl w:ilvl="3" w:tentative="1">
+      <w:start w:val="1"/>
+      <w:numFmt w:val="bullet"/>
+      <w:lvlText w:val=""/>
+      <w:lvlJc w:val="left"/>
+      <w:pPr>
+        <w:tabs>
+          <w:tab w:val="num" w:pos="2880"/>
+        </w:tabs>
+        <w:ind w:left="2880" w:hanging="360"/>
+      </w:pPr>
+      <w:rPr>
+        <w:rFonts w:ascii="Symbol" w:hAnsi="Symbol" w:hint="default"/>
+        <w:sz w:val="20"/>
+      </w:rPr>
+    </w:lvl>
+    <w:lvl w:ilvl="4" w:tentative="1">
+      <w:start w:val="1"/>
+      <w:numFmt w:val="bullet"/>
+      <w:lvlText w:val=""/>
+      <w:lvlJc w:val="left"/>
+      <w:pPr>
+        <w:tabs>
+          <w:tab w:val="num" w:pos="3600"/>
+        </w:tabs>
+        <w:ind w:left="3600" w:hanging="360"/>
+      </w:pPr>
+      <w:rPr>
+        <w:rFonts w:ascii="Symbol" w:hAnsi="Symbol" w:hint="default"/>
+        <w:sz w:val="20"/>
+      </w:rPr>
+    </w:lvl>
+    <w:lvl w:ilvl="5" w:tentative="1">
+      <w:start w:val="1"/>
+      <w:numFmt w:val="bullet"/>
+      <w:lvlText w:val=""/>
+      <w:lvlJc w:val="left"/>
+      <w:pPr>
+        <w:tabs>
+          <w:tab w:val="num" w:pos="4320"/>
+        </w:tabs>
+        <w:ind w:left="4320" w:hanging="360"/>
+      </w:pPr>
+      <w:rPr>
+        <w:rFonts w:ascii="Symbol" w:hAnsi="Symbol" w:hint="default"/>
+        <w:sz w:val="20"/>
+      </w:rPr>
+    </w:lvl>
+    <w:lvl w:ilvl="6" w:tentative="1">
+      <w:start w:val="1"/>
+      <w:numFmt w:val="bullet"/>
+      <w:lvlText w:val=""/>
+      <w:lvlJc w:val="left"/>
+      <w:pPr>
+        <w:tabs>
+          <w:tab w:val="num" w:pos="5040"/>
+        </w:tabs>
+        <w:ind w:left="5040" w:hanging="360"/>
+      </w:pPr>
+      <w:rPr>
+        <w:rFonts w:ascii="Symbol" w:hAnsi="Symbol" w:hint="default"/>
+        <w:sz w:val="20"/>
+      </w:rPr>
+    </w:lvl>
+    <w:lvl w:ilvl="7" w:tentative="1">
+      <w:start w:val="1"/>
+      <w:numFmt w:val="bullet"/>
+      <w:lvlText w:val=""/>
+      <w:lvlJc w:val="left"/>
+      <w:pPr>
+        <w:tabs>
+          <w:tab w:val="num" w:pos="5760"/>
+        </w:tabs>
+        <w:ind w:left="5760" w:hanging="360"/>
+      </w:pPr>
+      <w:rPr>
+        <w:rFonts w:ascii="Symbol" w:hAnsi="Symbol" w:hint="default"/>
+        <w:sz w:val="20"/>
+      </w:rPr>
+    </w:lvl>
+    <w:lvl w:ilvl="8" w:tentative="1">
+      <w:start w:val="1"/>
+      <w:numFmt w:val="bullet"/>
+      <w:lvlText w:val=""/>
+      <w:lvlJc w:val="left"/>
+      <w:pPr>
+        <w:tabs>
+          <w:tab w:val="num" w:pos="6480"/>
+        </w:tabs>
+        <w:ind w:left="6480" w:hanging="360"/>
+      </w:pPr>
+      <w:rPr>
+        <w:rFonts w:ascii="Symbol" w:hAnsi="Symbol" w:hint="default"/>
+        <w:sz w:val="20"/>
+      </w:rPr>
+    </w:lvl>
+  </w:abstractNum>
+  <w:abstractNum w:abstractNumId="1" w15:restartNumberingAfterBreak="0">
     <w:nsid w:val="03521BFB"/>
     <w:multiLevelType w:val="hybridMultilevel"/>
     <w:tmpl w:val="542C731A"/>
@@ -10584,7 +11734,7 @@
       </w:rPr>
     </w:lvl>
   </w:abstractNum>
-  <w:abstractNum w:abstractNumId="1" w15:restartNumberingAfterBreak="0">
+  <w:abstractNum w:abstractNumId="2" w15:restartNumberingAfterBreak="0">
     <w:nsid w:val="1A0C04E0"/>
     <w:multiLevelType w:val="hybridMultilevel"/>
     <w:tmpl w:val="E2126BF6"/>
@@ -10796,7 +11946,233 @@
       </w:rPr>
     </w:lvl>
   </w:abstractNum>
-  <w:abstractNum w:abstractNumId="2" w15:restartNumberingAfterBreak="0">
+  <w:abstractNum w:abstractNumId="3" w15:restartNumberingAfterBreak="0">
+    <w:nsid w:val="22152653"/>
+    <w:multiLevelType w:val="multilevel"/>
+    <w:tmpl w:val="FE1E885A"/>
+    <w:lvl w:ilvl="0">
+      <w:start w:val="1"/>
+      <w:numFmt w:val="decimal"/>
+      <w:lvlText w:val="%1."/>
+      <w:lvlJc w:val="left"/>
+      <w:pPr>
+        <w:tabs>
+          <w:tab w:val="num" w:pos="720"/>
+        </w:tabs>
+        <w:ind w:left="720" w:hanging="360"/>
+      </w:pPr>
+    </w:lvl>
+    <w:lvl w:ilvl="1" w:tentative="1">
+      <w:start w:val="1"/>
+      <w:numFmt w:val="decimal"/>
+      <w:lvlText w:val="%2."/>
+      <w:lvlJc w:val="left"/>
+      <w:pPr>
+        <w:tabs>
+          <w:tab w:val="num" w:pos="1440"/>
+        </w:tabs>
+        <w:ind w:left="1440" w:hanging="360"/>
+      </w:pPr>
+    </w:lvl>
+    <w:lvl w:ilvl="2" w:tentative="1">
+      <w:start w:val="1"/>
+      <w:numFmt w:val="decimal"/>
+      <w:lvlText w:val="%3."/>
+      <w:lvlJc w:val="left"/>
+      <w:pPr>
+        <w:tabs>
+          <w:tab w:val="num" w:pos="2160"/>
+        </w:tabs>
+        <w:ind w:left="2160" w:hanging="360"/>
+      </w:pPr>
+    </w:lvl>
+    <w:lvl w:ilvl="3" w:tentative="1">
+      <w:start w:val="1"/>
+      <w:numFmt w:val="decimal"/>
+      <w:lvlText w:val="%4."/>
+      <w:lvlJc w:val="left"/>
+      <w:pPr>
+        <w:tabs>
+          <w:tab w:val="num" w:pos="2880"/>
+        </w:tabs>
+        <w:ind w:left="2880" w:hanging="360"/>
+      </w:pPr>
+    </w:lvl>
+    <w:lvl w:ilvl="4" w:tentative="1">
+      <w:start w:val="1"/>
+      <w:numFmt w:val="decimal"/>
+      <w:lvlText w:val="%5."/>
+      <w:lvlJc w:val="left"/>
+      <w:pPr>
+        <w:tabs>
+          <w:tab w:val="num" w:pos="3600"/>
+        </w:tabs>
+        <w:ind w:left="3600" w:hanging="360"/>
+      </w:pPr>
+    </w:lvl>
+    <w:lvl w:ilvl="5" w:tentative="1">
+      <w:start w:val="1"/>
+      <w:numFmt w:val="decimal"/>
+      <w:lvlText w:val="%6."/>
+      <w:lvlJc w:val="left"/>
+      <w:pPr>
+        <w:tabs>
+          <w:tab w:val="num" w:pos="4320"/>
+        </w:tabs>
+        <w:ind w:left="4320" w:hanging="360"/>
+      </w:pPr>
+    </w:lvl>
+    <w:lvl w:ilvl="6" w:tentative="1">
+      <w:start w:val="1"/>
+      <w:numFmt w:val="decimal"/>
+      <w:lvlText w:val="%7."/>
+      <w:lvlJc w:val="left"/>
+      <w:pPr>
+        <w:tabs>
+          <w:tab w:val="num" w:pos="5040"/>
+        </w:tabs>
+        <w:ind w:left="5040" w:hanging="360"/>
+      </w:pPr>
+    </w:lvl>
+    <w:lvl w:ilvl="7" w:tentative="1">
+      <w:start w:val="1"/>
+      <w:numFmt w:val="decimal"/>
+      <w:lvlText w:val="%8."/>
+      <w:lvlJc w:val="left"/>
+      <w:pPr>
+        <w:tabs>
+          <w:tab w:val="num" w:pos="5760"/>
+        </w:tabs>
+        <w:ind w:left="5760" w:hanging="360"/>
+      </w:pPr>
+    </w:lvl>
+    <w:lvl w:ilvl="8" w:tentative="1">
+      <w:start w:val="1"/>
+      <w:numFmt w:val="decimal"/>
+      <w:lvlText w:val="%9."/>
+      <w:lvlJc w:val="left"/>
+      <w:pPr>
+        <w:tabs>
+          <w:tab w:val="num" w:pos="6480"/>
+        </w:tabs>
+        <w:ind w:left="6480" w:hanging="360"/>
+      </w:pPr>
+    </w:lvl>
+  </w:abstractNum>
+  <w:abstractNum w:abstractNumId="4" w15:restartNumberingAfterBreak="0">
+    <w:nsid w:val="25990F55"/>
+    <w:multiLevelType w:val="multilevel"/>
+    <w:tmpl w:val="DB0290A8"/>
+    <w:lvl w:ilvl="0">
+      <w:start w:val="1"/>
+      <w:numFmt w:val="decimal"/>
+      <w:lvlText w:val="%1."/>
+      <w:lvlJc w:val="left"/>
+      <w:pPr>
+        <w:tabs>
+          <w:tab w:val="num" w:pos="720"/>
+        </w:tabs>
+        <w:ind w:left="720" w:hanging="360"/>
+      </w:pPr>
+    </w:lvl>
+    <w:lvl w:ilvl="1" w:tentative="1">
+      <w:start w:val="1"/>
+      <w:numFmt w:val="decimal"/>
+      <w:lvlText w:val="%2."/>
+      <w:lvlJc w:val="left"/>
+      <w:pPr>
+        <w:tabs>
+          <w:tab w:val="num" w:pos="1440"/>
+        </w:tabs>
+        <w:ind w:left="1440" w:hanging="360"/>
+      </w:pPr>
+    </w:lvl>
+    <w:lvl w:ilvl="2" w:tentative="1">
+      <w:start w:val="1"/>
+      <w:numFmt w:val="decimal"/>
+      <w:lvlText w:val="%3."/>
+      <w:lvlJc w:val="left"/>
+      <w:pPr>
+        <w:tabs>
+          <w:tab w:val="num" w:pos="2160"/>
+        </w:tabs>
+        <w:ind w:left="2160" w:hanging="360"/>
+      </w:pPr>
+    </w:lvl>
+    <w:lvl w:ilvl="3" w:tentative="1">
+      <w:start w:val="1"/>
+      <w:numFmt w:val="decimal"/>
+      <w:lvlText w:val="%4."/>
+      <w:lvlJc w:val="left"/>
+      <w:pPr>
+        <w:tabs>
+          <w:tab w:val="num" w:pos="2880"/>
+        </w:tabs>
+        <w:ind w:left="2880" w:hanging="360"/>
+      </w:pPr>
+    </w:lvl>
+    <w:lvl w:ilvl="4" w:tentative="1">
+      <w:start w:val="1"/>
+      <w:numFmt w:val="decimal"/>
+      <w:lvlText w:val="%5."/>
+      <w:lvlJc w:val="left"/>
+      <w:pPr>
+        <w:tabs>
+          <w:tab w:val="num" w:pos="3600"/>
+        </w:tabs>
+        <w:ind w:left="3600" w:hanging="360"/>
+      </w:pPr>
+    </w:lvl>
+    <w:lvl w:ilvl="5" w:tentative="1">
+      <w:start w:val="1"/>
+      <w:numFmt w:val="decimal"/>
+      <w:lvlText w:val="%6."/>
+      <w:lvlJc w:val="left"/>
+      <w:pPr>
+        <w:tabs>
+          <w:tab w:val="num" w:pos="4320"/>
+        </w:tabs>
+        <w:ind w:left="4320" w:hanging="360"/>
+      </w:pPr>
+    </w:lvl>
+    <w:lvl w:ilvl="6" w:tentative="1">
+      <w:start w:val="1"/>
+      <w:numFmt w:val="decimal"/>
+      <w:lvlText w:val="%7."/>
+      <w:lvlJc w:val="left"/>
+      <w:pPr>
+        <w:tabs>
+          <w:tab w:val="num" w:pos="5040"/>
+        </w:tabs>
+        <w:ind w:left="5040" w:hanging="360"/>
+      </w:pPr>
+    </w:lvl>
+    <w:lvl w:ilvl="7" w:tentative="1">
+      <w:start w:val="1"/>
+      <w:numFmt w:val="decimal"/>
+      <w:lvlText w:val="%8."/>
+      <w:lvlJc w:val="left"/>
+      <w:pPr>
+        <w:tabs>
+          <w:tab w:val="num" w:pos="5760"/>
+        </w:tabs>
+        <w:ind w:left="5760" w:hanging="360"/>
+      </w:pPr>
+    </w:lvl>
+    <w:lvl w:ilvl="8" w:tentative="1">
+      <w:start w:val="1"/>
+      <w:numFmt w:val="decimal"/>
+      <w:lvlText w:val="%9."/>
+      <w:lvlJc w:val="left"/>
+      <w:pPr>
+        <w:tabs>
+          <w:tab w:val="num" w:pos="6480"/>
+        </w:tabs>
+        <w:ind w:left="6480" w:hanging="360"/>
+      </w:pPr>
+    </w:lvl>
+  </w:abstractNum>
+  <w:abstractNum w:abstractNumId="5" w15:restartNumberingAfterBreak="0">
     <w:nsid w:val="25AA21EA"/>
     <w:multiLevelType w:val="hybridMultilevel"/>
     <w:tmpl w:val="71765196"/>
@@ -11008,7 +12384,7 @@
       </w:rPr>
     </w:lvl>
   </w:abstractNum>
-  <w:abstractNum w:abstractNumId="3" w15:restartNumberingAfterBreak="0">
+  <w:abstractNum w:abstractNumId="6" w15:restartNumberingAfterBreak="0">
     <w:nsid w:val="2D332CE6"/>
     <w:multiLevelType w:val="hybridMultilevel"/>
     <w:tmpl w:val="7604DC8A"/>
@@ -11220,7 +12596,7 @@
       </w:rPr>
     </w:lvl>
   </w:abstractNum>
-  <w:abstractNum w:abstractNumId="4" w15:restartNumberingAfterBreak="0">
+  <w:abstractNum w:abstractNumId="7" w15:restartNumberingAfterBreak="0">
     <w:nsid w:val="36AC1034"/>
     <w:multiLevelType w:val="hybridMultilevel"/>
     <w:tmpl w:val="B740A130"/>
@@ -11432,7 +12808,156 @@
       </w:rPr>
     </w:lvl>
   </w:abstractNum>
-  <w:abstractNum w:abstractNumId="5" w15:restartNumberingAfterBreak="0">
+  <w:abstractNum w:abstractNumId="8" w15:restartNumberingAfterBreak="0">
+    <w:nsid w:val="3DA24086"/>
+    <w:multiLevelType w:val="multilevel"/>
+    <w:tmpl w:val="22E4CCD2"/>
+    <w:lvl w:ilvl="0">
+      <w:start w:val="1"/>
+      <w:numFmt w:val="bullet"/>
+      <w:lvlText w:val=""/>
+      <w:lvlJc w:val="left"/>
+      <w:pPr>
+        <w:tabs>
+          <w:tab w:val="num" w:pos="720"/>
+        </w:tabs>
+        <w:ind w:left="720" w:hanging="360"/>
+      </w:pPr>
+      <w:rPr>
+        <w:rFonts w:ascii="Symbol" w:hAnsi="Symbol" w:hint="default"/>
+        <w:sz w:val="20"/>
+      </w:rPr>
+    </w:lvl>
+    <w:lvl w:ilvl="1" w:tentative="1">
+      <w:start w:val="1"/>
+      <w:numFmt w:val="bullet"/>
+      <w:lvlText w:val=""/>
+      <w:lvlJc w:val="left"/>
+      <w:pPr>
+        <w:tabs>
+          <w:tab w:val="num" w:pos="1440"/>
+        </w:tabs>
+        <w:ind w:left="1440" w:hanging="360"/>
+      </w:pPr>
+      <w:rPr>
+        <w:rFonts w:ascii="Symbol" w:hAnsi="Symbol" w:hint="default"/>
+        <w:sz w:val="20"/>
+      </w:rPr>
+    </w:lvl>
+    <w:lvl w:ilvl="2" w:tentative="1">
+      <w:start w:val="1"/>
+      <w:numFmt w:val="bullet"/>
+      <w:lvlText w:val=""/>
+      <w:lvlJc w:val="left"/>
+      <w:pPr>
+        <w:tabs>
+          <w:tab w:val="num" w:pos="2160"/>
+        </w:tabs>
+        <w:ind w:left="2160" w:hanging="360"/>
+      </w:pPr>
+      <w:rPr>
+        <w:rFonts w:ascii="Symbol" w:hAnsi="Symbol" w:hint="default"/>
+        <w:sz w:val="20"/>
+      </w:rPr>
+    </w:lvl>
+    <w:lvl w:ilvl="3" w:tentative="1">
+      <w:start w:val="1"/>
+      <w:numFmt w:val="bullet"/>
+      <w:lvlText w:val=""/>
+      <w:lvlJc w:val="left"/>
+      <w:pPr>
+        <w:tabs>
+          <w:tab w:val="num" w:pos="2880"/>
+        </w:tabs>
+        <w:ind w:left="2880" w:hanging="360"/>
+      </w:pPr>
+      <w:rPr>
+        <w:rFonts w:ascii="Symbol" w:hAnsi="Symbol" w:hint="default"/>
+        <w:sz w:val="20"/>
+      </w:rPr>
+    </w:lvl>
+    <w:lvl w:ilvl="4" w:tentative="1">
+      <w:start w:val="1"/>
+      <w:numFmt w:val="bullet"/>
+      <w:lvlText w:val=""/>
+      <w:lvlJc w:val="left"/>
+      <w:pPr>
+        <w:tabs>
+          <w:tab w:val="num" w:pos="3600"/>
+        </w:tabs>
+        <w:ind w:left="3600" w:hanging="360"/>
+      </w:pPr>
+      <w:rPr>
+        <w:rFonts w:ascii="Symbol" w:hAnsi="Symbol" w:hint="default"/>
+        <w:sz w:val="20"/>
+      </w:rPr>
+    </w:lvl>
+    <w:lvl w:ilvl="5" w:tentative="1">
+      <w:start w:val="1"/>
+      <w:numFmt w:val="bullet"/>
+      <w:lvlText w:val=""/>
+      <w:lvlJc w:val="left"/>
+      <w:pPr>
+        <w:tabs>
+          <w:tab w:val="num" w:pos="4320"/>
+        </w:tabs>
+        <w:ind w:left="4320" w:hanging="360"/>
+      </w:pPr>
+      <w:rPr>
+        <w:rFonts w:ascii="Symbol" w:hAnsi="Symbol" w:hint="default"/>
+        <w:sz w:val="20"/>
+      </w:rPr>
+    </w:lvl>
+    <w:lvl w:ilvl="6" w:tentative="1">
+      <w:start w:val="1"/>
+      <w:numFmt w:val="bullet"/>
+      <w:lvlText w:val=""/>
+      <w:lvlJc w:val="left"/>
+      <w:pPr>
+        <w:tabs>
+          <w:tab w:val="num" w:pos="5040"/>
+        </w:tabs>
+        <w:ind w:left="5040" w:hanging="360"/>
+      </w:pPr>
+      <w:rPr>
+        <w:rFonts w:ascii="Symbol" w:hAnsi="Symbol" w:hint="default"/>
+        <w:sz w:val="20"/>
+      </w:rPr>
+    </w:lvl>
+    <w:lvl w:ilvl="7" w:tentative="1">
+      <w:start w:val="1"/>
+      <w:numFmt w:val="bullet"/>
+      <w:lvlText w:val=""/>
+      <w:lvlJc w:val="left"/>
+      <w:pPr>
+        <w:tabs>
+          <w:tab w:val="num" w:pos="5760"/>
+        </w:tabs>
+        <w:ind w:left="5760" w:hanging="360"/>
+      </w:pPr>
+      <w:rPr>
+        <w:rFonts w:ascii="Symbol" w:hAnsi="Symbol" w:hint="default"/>
+        <w:sz w:val="20"/>
+      </w:rPr>
+    </w:lvl>
+    <w:lvl w:ilvl="8" w:tentative="1">
+      <w:start w:val="1"/>
+      <w:numFmt w:val="bullet"/>
+      <w:lvlText w:val=""/>
+      <w:lvlJc w:val="left"/>
+      <w:pPr>
+        <w:tabs>
+          <w:tab w:val="num" w:pos="6480"/>
+        </w:tabs>
+        <w:ind w:left="6480" w:hanging="360"/>
+      </w:pPr>
+      <w:rPr>
+        <w:rFonts w:ascii="Symbol" w:hAnsi="Symbol" w:hint="default"/>
+        <w:sz w:val="20"/>
+      </w:rPr>
+    </w:lvl>
+  </w:abstractNum>
+  <w:abstractNum w:abstractNumId="9" w15:restartNumberingAfterBreak="0">
     <w:nsid w:val="4E7E6C88"/>
     <w:multiLevelType w:val="hybridMultilevel"/>
     <w:tmpl w:val="BA781E72"/>
@@ -11644,7 +13169,269 @@
       </w:rPr>
     </w:lvl>
   </w:abstractNum>
-  <w:abstractNum w:abstractNumId="6" w15:restartNumberingAfterBreak="0">
+  <w:abstractNum w:abstractNumId="10" w15:restartNumberingAfterBreak="0">
+    <w:nsid w:val="546F6E01"/>
+    <w:multiLevelType w:val="multilevel"/>
+    <w:tmpl w:val="C1240606"/>
+    <w:lvl w:ilvl="0">
+      <w:start w:val="1"/>
+      <w:numFmt w:val="decimal"/>
+      <w:lvlText w:val="%1."/>
+      <w:lvlJc w:val="left"/>
+      <w:pPr>
+        <w:tabs>
+          <w:tab w:val="num" w:pos="720"/>
+        </w:tabs>
+        <w:ind w:left="720" w:hanging="360"/>
+      </w:pPr>
+    </w:lvl>
+    <w:lvl w:ilvl="1" w:tentative="1">
+      <w:start w:val="1"/>
+      <w:numFmt w:val="decimal"/>
+      <w:lvlText w:val="%2."/>
+      <w:lvlJc w:val="left"/>
+      <w:pPr>
+        <w:tabs>
+          <w:tab w:val="num" w:pos="1440"/>
+        </w:tabs>
+        <w:ind w:left="1440" w:hanging="360"/>
+      </w:pPr>
+    </w:lvl>
+    <w:lvl w:ilvl="2" w:tentative="1">
+      <w:start w:val="1"/>
+      <w:numFmt w:val="decimal"/>
+      <w:lvlText w:val="%3."/>
+      <w:lvlJc w:val="left"/>
+      <w:pPr>
+        <w:tabs>
+          <w:tab w:val="num" w:pos="2160"/>
+        </w:tabs>
+        <w:ind w:left="2160" w:hanging="360"/>
+      </w:pPr>
+    </w:lvl>
+    <w:lvl w:ilvl="3" w:tentative="1">
+      <w:start w:val="1"/>
+      <w:numFmt w:val="decimal"/>
+      <w:lvlText w:val="%4."/>
+      <w:lvlJc w:val="left"/>
+      <w:pPr>
+        <w:tabs>
+          <w:tab w:val="num" w:pos="2880"/>
+        </w:tabs>
+        <w:ind w:left="2880" w:hanging="360"/>
+      </w:pPr>
+    </w:lvl>
+    <w:lvl w:ilvl="4" w:tentative="1">
+      <w:start w:val="1"/>
+      <w:numFmt w:val="decimal"/>
+      <w:lvlText w:val="%5."/>
+      <w:lvlJc w:val="left"/>
+      <w:pPr>
+        <w:tabs>
+          <w:tab w:val="num" w:pos="3600"/>
+        </w:tabs>
+        <w:ind w:left="3600" w:hanging="360"/>
+      </w:pPr>
+    </w:lvl>
+    <w:lvl w:ilvl="5" w:tentative="1">
+      <w:start w:val="1"/>
+      <w:numFmt w:val="decimal"/>
+      <w:lvlText w:val="%6."/>
+      <w:lvlJc w:val="left"/>
+      <w:pPr>
+        <w:tabs>
+          <w:tab w:val="num" w:pos="4320"/>
+        </w:tabs>
+        <w:ind w:left="4320" w:hanging="360"/>
+      </w:pPr>
+    </w:lvl>
+    <w:lvl w:ilvl="6" w:tentative="1">
+      <w:start w:val="1"/>
+      <w:numFmt w:val="decimal"/>
+      <w:lvlText w:val="%7."/>
+      <w:lvlJc w:val="left"/>
+      <w:pPr>
+        <w:tabs>
+          <w:tab w:val="num" w:pos="5040"/>
+        </w:tabs>
+        <w:ind w:left="5040" w:hanging="360"/>
+      </w:pPr>
+    </w:lvl>
+    <w:lvl w:ilvl="7" w:tentative="1">
+      <w:start w:val="1"/>
+      <w:numFmt w:val="decimal"/>
+      <w:lvlText w:val="%8."/>
+      <w:lvlJc w:val="left"/>
+      <w:pPr>
+        <w:tabs>
+          <w:tab w:val="num" w:pos="5760"/>
+        </w:tabs>
+        <w:ind w:left="5760" w:hanging="360"/>
+      </w:pPr>
+    </w:lvl>
+    <w:lvl w:ilvl="8" w:tentative="1">
+      <w:start w:val="1"/>
+      <w:numFmt w:val="decimal"/>
+      <w:lvlText w:val="%9."/>
+      <w:lvlJc w:val="left"/>
+      <w:pPr>
+        <w:tabs>
+          <w:tab w:val="num" w:pos="6480"/>
+        </w:tabs>
+        <w:ind w:left="6480" w:hanging="360"/>
+      </w:pPr>
+    </w:lvl>
+  </w:abstractNum>
+  <w:abstractNum w:abstractNumId="11" w15:restartNumberingAfterBreak="0">
+    <w:nsid w:val="60055F57"/>
+    <w:multiLevelType w:val="multilevel"/>
+    <w:tmpl w:val="B2121110"/>
+    <w:lvl w:ilvl="0">
+      <w:start w:val="1"/>
+      <w:numFmt w:val="bullet"/>
+      <w:lvlText w:val=""/>
+      <w:lvlJc w:val="left"/>
+      <w:pPr>
+        <w:tabs>
+          <w:tab w:val="num" w:pos="720"/>
+        </w:tabs>
+        <w:ind w:left="720" w:hanging="360"/>
+      </w:pPr>
+      <w:rPr>
+        <w:rFonts w:ascii="Symbol" w:hAnsi="Symbol" w:hint="default"/>
+        <w:sz w:val="20"/>
+      </w:rPr>
+    </w:lvl>
+    <w:lvl w:ilvl="1" w:tentative="1">
+      <w:start w:val="1"/>
+      <w:numFmt w:val="bullet"/>
+      <w:lvlText w:val=""/>
+      <w:lvlJc w:val="left"/>
+      <w:pPr>
+        <w:tabs>
+          <w:tab w:val="num" w:pos="1440"/>
+        </w:tabs>
+        <w:ind w:left="1440" w:hanging="360"/>
+      </w:pPr>
+      <w:rPr>
+        <w:rFonts w:ascii="Symbol" w:hAnsi="Symbol" w:hint="default"/>
+        <w:sz w:val="20"/>
+      </w:rPr>
+    </w:lvl>
+    <w:lvl w:ilvl="2" w:tentative="1">
+      <w:start w:val="1"/>
+      <w:numFmt w:val="bullet"/>
+      <w:lvlText w:val=""/>
+      <w:lvlJc w:val="left"/>
+      <w:pPr>
+        <w:tabs>
+          <w:tab w:val="num" w:pos="2160"/>
+        </w:tabs>
+        <w:ind w:left="2160" w:hanging="360"/>
+      </w:pPr>
+      <w:rPr>
+        <w:rFonts w:ascii="Symbol" w:hAnsi="Symbol" w:hint="default"/>
+        <w:sz w:val="20"/>
+      </w:rPr>
+    </w:lvl>
+    <w:lvl w:ilvl="3" w:tentative="1">
+      <w:start w:val="1"/>
+      <w:numFmt w:val="bullet"/>
+      <w:lvlText w:val=""/>
+      <w:lvlJc w:val="left"/>
+      <w:pPr>
+        <w:tabs>
+          <w:tab w:val="num" w:pos="2880"/>
+        </w:tabs>
+        <w:ind w:left="2880" w:hanging="360"/>
+      </w:pPr>
+      <w:rPr>
+        <w:rFonts w:ascii="Symbol" w:hAnsi="Symbol" w:hint="default"/>
+        <w:sz w:val="20"/>
+      </w:rPr>
+    </w:lvl>
+    <w:lvl w:ilvl="4" w:tentative="1">
+      <w:start w:val="1"/>
+      <w:numFmt w:val="bullet"/>
+      <w:lvlText w:val=""/>
+      <w:lvlJc w:val="left"/>
+      <w:pPr>
+        <w:tabs>
+          <w:tab w:val="num" w:pos="3600"/>
+        </w:tabs>
+        <w:ind w:left="3600" w:hanging="360"/>
+      </w:pPr>
+      <w:rPr>
+        <w:rFonts w:ascii="Symbol" w:hAnsi="Symbol" w:hint="default"/>
+        <w:sz w:val="20"/>
+      </w:rPr>
+    </w:lvl>
+    <w:lvl w:ilvl="5" w:tentative="1">
+      <w:start w:val="1"/>
+      <w:numFmt w:val="bullet"/>
+      <w:lvlText w:val=""/>
+      <w:lvlJc w:val="left"/>
+      <w:pPr>
+        <w:tabs>
+          <w:tab w:val="num" w:pos="4320"/>
+        </w:tabs>
+        <w:ind w:left="4320" w:hanging="360"/>
+      </w:pPr>
+      <w:rPr>
+        <w:rFonts w:ascii="Symbol" w:hAnsi="Symbol" w:hint="default"/>
+        <w:sz w:val="20"/>
+      </w:rPr>
+    </w:lvl>
+    <w:lvl w:ilvl="6" w:tentative="1">
+      <w:start w:val="1"/>
+      <w:numFmt w:val="bullet"/>
+      <w:lvlText w:val=""/>
+      <w:lvlJc w:val="left"/>
+      <w:pPr>
+        <w:tabs>
+          <w:tab w:val="num" w:pos="5040"/>
+        </w:tabs>
+        <w:ind w:left="5040" w:hanging="360"/>
+      </w:pPr>
+      <w:rPr>
+        <w:rFonts w:ascii="Symbol" w:hAnsi="Symbol" w:hint="default"/>
+        <w:sz w:val="20"/>
+      </w:rPr>
+    </w:lvl>
+    <w:lvl w:ilvl="7" w:tentative="1">
+      <w:start w:val="1"/>
+      <w:numFmt w:val="bullet"/>
+      <w:lvlText w:val=""/>
+      <w:lvlJc w:val="left"/>
+      <w:pPr>
+        <w:tabs>
+          <w:tab w:val="num" w:pos="5760"/>
+        </w:tabs>
+        <w:ind w:left="5760" w:hanging="360"/>
+      </w:pPr>
+      <w:rPr>
+        <w:rFonts w:ascii="Symbol" w:hAnsi="Symbol" w:hint="default"/>
+        <w:sz w:val="20"/>
+      </w:rPr>
+    </w:lvl>
+    <w:lvl w:ilvl="8" w:tentative="1">
+      <w:start w:val="1"/>
+      <w:numFmt w:val="bullet"/>
+      <w:lvlText w:val=""/>
+      <w:lvlJc w:val="left"/>
+      <w:pPr>
+        <w:tabs>
+          <w:tab w:val="num" w:pos="6480"/>
+        </w:tabs>
+        <w:ind w:left="6480" w:hanging="360"/>
+      </w:pPr>
+      <w:rPr>
+        <w:rFonts w:ascii="Symbol" w:hAnsi="Symbol" w:hint="default"/>
+        <w:sz w:val="20"/>
+      </w:rPr>
+    </w:lvl>
+  </w:abstractNum>
+  <w:abstractNum w:abstractNumId="12" w15:restartNumberingAfterBreak="0">
     <w:nsid w:val="627321F1"/>
     <w:multiLevelType w:val="hybridMultilevel"/>
     <w:tmpl w:val="8A0A3366"/>
@@ -11856,7 +13643,156 @@
       </w:rPr>
     </w:lvl>
   </w:abstractNum>
-  <w:abstractNum w:abstractNumId="7" w15:restartNumberingAfterBreak="0">
+  <w:abstractNum w:abstractNumId="13" w15:restartNumberingAfterBreak="0">
+    <w:nsid w:val="6BF2629A"/>
+    <w:multiLevelType w:val="multilevel"/>
+    <w:tmpl w:val="136EC66C"/>
+    <w:lvl w:ilvl="0">
+      <w:start w:val="1"/>
+      <w:numFmt w:val="bullet"/>
+      <w:lvlText w:val=""/>
+      <w:lvlJc w:val="left"/>
+      <w:pPr>
+        <w:tabs>
+          <w:tab w:val="num" w:pos="720"/>
+        </w:tabs>
+        <w:ind w:left="720" w:hanging="360"/>
+      </w:pPr>
+      <w:rPr>
+        <w:rFonts w:ascii="Symbol" w:hAnsi="Symbol" w:hint="default"/>
+        <w:sz w:val="20"/>
+      </w:rPr>
+    </w:lvl>
+    <w:lvl w:ilvl="1" w:tentative="1">
+      <w:start w:val="1"/>
+      <w:numFmt w:val="bullet"/>
+      <w:lvlText w:val=""/>
+      <w:lvlJc w:val="left"/>
+      <w:pPr>
+        <w:tabs>
+          <w:tab w:val="num" w:pos="1440"/>
+        </w:tabs>
+        <w:ind w:left="1440" w:hanging="360"/>
+      </w:pPr>
+      <w:rPr>
+        <w:rFonts w:ascii="Symbol" w:hAnsi="Symbol" w:hint="default"/>
+        <w:sz w:val="20"/>
+      </w:rPr>
+    </w:lvl>
+    <w:lvl w:ilvl="2" w:tentative="1">
+      <w:start w:val="1"/>
+      <w:numFmt w:val="bullet"/>
+      <w:lvlText w:val=""/>
+      <w:lvlJc w:val="left"/>
+      <w:pPr>
+        <w:tabs>
+          <w:tab w:val="num" w:pos="2160"/>
+        </w:tabs>
+        <w:ind w:left="2160" w:hanging="360"/>
+      </w:pPr>
+      <w:rPr>
+        <w:rFonts w:ascii="Symbol" w:hAnsi="Symbol" w:hint="default"/>
+        <w:sz w:val="20"/>
+      </w:rPr>
+    </w:lvl>
+    <w:lvl w:ilvl="3" w:tentative="1">
+      <w:start w:val="1"/>
+      <w:numFmt w:val="bullet"/>
+      <w:lvlText w:val=""/>
+      <w:lvlJc w:val="left"/>
+      <w:pPr>
+        <w:tabs>
+          <w:tab w:val="num" w:pos="2880"/>
+        </w:tabs>
+        <w:ind w:left="2880" w:hanging="360"/>
+      </w:pPr>
+      <w:rPr>
+        <w:rFonts w:ascii="Symbol" w:hAnsi="Symbol" w:hint="default"/>
+        <w:sz w:val="20"/>
+      </w:rPr>
+    </w:lvl>
+    <w:lvl w:ilvl="4" w:tentative="1">
+      <w:start w:val="1"/>
+      <w:numFmt w:val="bullet"/>
+      <w:lvlText w:val=""/>
+      <w:lvlJc w:val="left"/>
+      <w:pPr>
+        <w:tabs>
+          <w:tab w:val="num" w:pos="3600"/>
+        </w:tabs>
+        <w:ind w:left="3600" w:hanging="360"/>
+      </w:pPr>
+      <w:rPr>
+        <w:rFonts w:ascii="Symbol" w:hAnsi="Symbol" w:hint="default"/>
+        <w:sz w:val="20"/>
+      </w:rPr>
+    </w:lvl>
+    <w:lvl w:ilvl="5" w:tentative="1">
+      <w:start w:val="1"/>
+      <w:numFmt w:val="bullet"/>
+      <w:lvlText w:val=""/>
+      <w:lvlJc w:val="left"/>
+      <w:pPr>
+        <w:tabs>
+          <w:tab w:val="num" w:pos="4320"/>
+        </w:tabs>
+        <w:ind w:left="4320" w:hanging="360"/>
+      </w:pPr>
+      <w:rPr>
+        <w:rFonts w:ascii="Symbol" w:hAnsi="Symbol" w:hint="default"/>
+        <w:sz w:val="20"/>
+      </w:rPr>
+    </w:lvl>
+    <w:lvl w:ilvl="6" w:tentative="1">
+      <w:start w:val="1"/>
+      <w:numFmt w:val="bullet"/>
+      <w:lvlText w:val=""/>
+      <w:lvlJc w:val="left"/>
+      <w:pPr>
+        <w:tabs>
+          <w:tab w:val="num" w:pos="5040"/>
+        </w:tabs>
+        <w:ind w:left="5040" w:hanging="360"/>
+      </w:pPr>
+      <w:rPr>
+        <w:rFonts w:ascii="Symbol" w:hAnsi="Symbol" w:hint="default"/>
+        <w:sz w:val="20"/>
+      </w:rPr>
+    </w:lvl>
+    <w:lvl w:ilvl="7" w:tentative="1">
+      <w:start w:val="1"/>
+      <w:numFmt w:val="bullet"/>
+      <w:lvlText w:val=""/>
+      <w:lvlJc w:val="left"/>
+      <w:pPr>
+        <w:tabs>
+          <w:tab w:val="num" w:pos="5760"/>
+        </w:tabs>
+        <w:ind w:left="5760" w:hanging="360"/>
+      </w:pPr>
+      <w:rPr>
+        <w:rFonts w:ascii="Symbol" w:hAnsi="Symbol" w:hint="default"/>
+        <w:sz w:val="20"/>
+      </w:rPr>
+    </w:lvl>
+    <w:lvl w:ilvl="8" w:tentative="1">
+      <w:start w:val="1"/>
+      <w:numFmt w:val="bullet"/>
+      <w:lvlText w:val=""/>
+      <w:lvlJc w:val="left"/>
+      <w:pPr>
+        <w:tabs>
+          <w:tab w:val="num" w:pos="6480"/>
+        </w:tabs>
+        <w:ind w:left="6480" w:hanging="360"/>
+      </w:pPr>
+      <w:rPr>
+        <w:rFonts w:ascii="Symbol" w:hAnsi="Symbol" w:hint="default"/>
+        <w:sz w:val="20"/>
+      </w:rPr>
+    </w:lvl>
+  </w:abstractNum>
+  <w:abstractNum w:abstractNumId="14" w15:restartNumberingAfterBreak="0">
     <w:nsid w:val="6F9B5700"/>
     <w:multiLevelType w:val="hybridMultilevel"/>
     <w:tmpl w:val="C7023BD6"/>
@@ -12069,28 +14005,49 @@
     </w:lvl>
   </w:abstractNum>
   <w:num w:numId="1" w16cid:durableId="203176459">
+    <w:abstractNumId w:val="2"/>
+  </w:num>
+  <w:num w:numId="2" w16cid:durableId="2063939894">
+    <w:abstractNumId w:val="7"/>
+  </w:num>
+  <w:num w:numId="3" w16cid:durableId="1179738660">
+    <w:abstractNumId w:val="9"/>
+  </w:num>
+  <w:num w:numId="4" w16cid:durableId="966281953">
+    <w:abstractNumId w:val="5"/>
+  </w:num>
+  <w:num w:numId="5" w16cid:durableId="1476289628">
+    <w:abstractNumId w:val="14"/>
+  </w:num>
+  <w:num w:numId="6" w16cid:durableId="1758986404">
+    <w:abstractNumId w:val="12"/>
+  </w:num>
+  <w:num w:numId="7" w16cid:durableId="1719816553">
+    <w:abstractNumId w:val="6"/>
+  </w:num>
+  <w:num w:numId="8" w16cid:durableId="1672877955">
     <w:abstractNumId w:val="1"/>
   </w:num>
-  <w:num w:numId="2" w16cid:durableId="2063939894">
-    <w:abstractNumId w:val="4"/>
+  <w:num w:numId="9" w16cid:durableId="719672832">
+    <w:abstractNumId w:val="10"/>
   </w:num>
-  <w:num w:numId="3" w16cid:durableId="1179738660">
-    <w:abstractNumId w:val="5"/>
+  <w:num w:numId="10" w16cid:durableId="1982730971">
+    <w:abstractNumId w:val="11"/>
   </w:num>
-  <w:num w:numId="4" w16cid:durableId="966281953">
-    <w:abstractNumId w:val="2"/>
-  </w:num>
-  <w:num w:numId="5" w16cid:durableId="1476289628">
-    <w:abstractNumId w:val="7"/>
-  </w:num>
-  <w:num w:numId="6" w16cid:durableId="1758986404">
-    <w:abstractNumId w:val="6"/>
-  </w:num>
-  <w:num w:numId="7" w16cid:durableId="1719816553">
+  <w:num w:numId="11" w16cid:durableId="908466610">
     <w:abstractNumId w:val="3"/>
   </w:num>
-  <w:num w:numId="8" w16cid:durableId="1672877955">
+  <w:num w:numId="12" w16cid:durableId="1125395069">
     <w:abstractNumId w:val="0"/>
+  </w:num>
+  <w:num w:numId="13" w16cid:durableId="287010809">
+    <w:abstractNumId w:val="8"/>
+  </w:num>
+  <w:num w:numId="14" w16cid:durableId="1215196671">
+    <w:abstractNumId w:val="13"/>
+  </w:num>
+  <w:num w:numId="15" w16cid:durableId="63258013">
+    <w:abstractNumId w:val="4"/>
   </w:num>
 </w:numbering>
 </file>
@@ -12548,7 +14505,6 @@
   <w:style w:type="character" w:default="1" w:styleId="DefaultParagraphFont">
     <w:name w:val="Default Paragraph Font"/>
     <w:uiPriority w:val="1"/>
-    <w:semiHidden/>
     <w:unhideWhenUsed/>
   </w:style>
   <w:style w:type="table" w:default="1" w:styleId="TableNormal">
@@ -12605,6 +14561,29 @@
         <w:right w:w="0" w:type="dxa"/>
       </w:tblCellMar>
     </w:tblPr>
+  </w:style>
+  <w:style w:type="character" w:styleId="Hyperlink">
+    <w:name w:val="Hyperlink"/>
+    <w:basedOn w:val="DefaultParagraphFont"/>
+    <w:uiPriority w:val="99"/>
+    <w:unhideWhenUsed/>
+    <w:rsid w:val="0015008D"/>
+    <w:rPr>
+      <w:color w:val="467886" w:themeColor="hyperlink"/>
+      <w:u w:val="single"/>
+    </w:rPr>
+  </w:style>
+  <w:style w:type="character" w:styleId="UnresolvedMention">
+    <w:name w:val="Unresolved Mention"/>
+    <w:basedOn w:val="DefaultParagraphFont"/>
+    <w:uiPriority w:val="99"/>
+    <w:semiHidden/>
+    <w:unhideWhenUsed/>
+    <w:rsid w:val="0015008D"/>
+    <w:rPr>
+      <w:color w:val="605E5C"/>
+      <w:shd w:val="clear" w:color="auto" w:fill="E1DFDD"/>
+    </w:rPr>
   </w:style>
 </w:styles>
 </file>

--- a/docs/JARVIS_Audit_2026-05-16.docx
+++ b/docs/JARVIS_Audit_2026-05-16.docx
@@ -25,49 +25,7 @@
         <w:rPr>
           <w:color w:val="666666"/>
         </w:rPr>
-        <w:t>Baseline: ARCHITECTURE.md v3.1 (14 May 2026</w:t>
-      </w:r>
-      <w:proofErr w:type="gramStart"/>
-      <w:r>
-        <w:rPr>
-          <w:color w:val="666666"/>
-        </w:rPr>
-        <w:t>)  |</w:t>
-      </w:r>
-      <w:proofErr w:type="gramEnd"/>
-      <w:r>
-        <w:rPr>
-          <w:color w:val="666666"/>
-        </w:rPr>
-        <w:t xml:space="preserve">  Audit date: 16 May </w:t>
-      </w:r>
-      <w:proofErr w:type="gramStart"/>
-      <w:r>
-        <w:rPr>
-          <w:color w:val="666666"/>
-        </w:rPr>
-        <w:t>2026  |</w:t>
-      </w:r>
-      <w:proofErr w:type="gramEnd"/>
-      <w:r>
-        <w:rPr>
-          <w:color w:val="666666"/>
-        </w:rPr>
-        <w:t xml:space="preserve">  Auditor: Claude Opus </w:t>
-      </w:r>
-      <w:proofErr w:type="gramStart"/>
-      <w:r>
-        <w:rPr>
-          <w:color w:val="666666"/>
-        </w:rPr>
-        <w:t>4.7  |</w:t>
-      </w:r>
-      <w:proofErr w:type="gramEnd"/>
-      <w:r>
-        <w:rPr>
-          <w:color w:val="666666"/>
-        </w:rPr>
-        <w:t xml:space="preserve"> </w:t>
+        <w:t xml:space="preserve">Baseline: ARCHITECTURE.md v3.1 (14 May 2026)  |  Audit date: 16 May 2026  |  Auditor: Claude Opus 4.7  | </w:t>
       </w:r>
     </w:p>
     <w:p>
@@ -79,21 +37,7 @@
         <w:rPr>
           <w:color w:val="666666"/>
         </w:rPr>
-        <w:t xml:space="preserve">Repo: </w:t>
-      </w:r>
-      <w:proofErr w:type="spellStart"/>
-      <w:r>
-        <w:rPr>
-          <w:color w:val="666666"/>
-        </w:rPr>
-        <w:t>jarvis</w:t>
-      </w:r>
-      <w:proofErr w:type="spellEnd"/>
-      <w:r>
-        <w:rPr>
-          <w:color w:val="666666"/>
-        </w:rPr>
-        <w:t xml:space="preserve"> @ main (1f8b762)</w:t>
+        <w:t>Repo: jarvis @ main (1f8b762)</w:t>
       </w:r>
     </w:p>
     <w:p>
@@ -112,24 +56,14 @@
       <w:r>
         <w:t xml:space="preserve">Since the first audit (16 May, commit afb35f2), ten commits have landed and most of the prior P0/P1 list is closed. The provider layer is now a registry of </w:t>
       </w:r>
-      <w:proofErr w:type="spellStart"/>
       <w:r>
         <w:rPr>
           <w:rFonts w:ascii="Courier New" w:eastAsia="Courier New" w:hAnsi="Courier New" w:cs="Courier New"/>
         </w:rPr>
         <w:t>ChatProvider</w:t>
       </w:r>
-      <w:proofErr w:type="spellEnd"/>
-      <w:r>
-        <w:t xml:space="preserve"> implementations; the route validates input with Zod, enforces an in-memory rate limit, gates calls through a </w:t>
-      </w:r>
-      <w:proofErr w:type="spellStart"/>
-      <w:r>
-        <w:t>cost</w:t>
-      </w:r>
-      <w:proofErr w:type="spellEnd"/>
-      <w:r>
-        <w:t xml:space="preserve"> guard, loads the system prompt with a content hash, records a telemetry event on success/failure, and streams the model output back as </w:t>
+      <w:r>
+        <w:t xml:space="preserve"> implementations; the route validates input with Zod, enforces an in-memory rate limit, gates calls through a cost guard, loads the system prompt with a content hash, records a telemetry event on success/failure, and streams the model output back as </w:t>
       </w:r>
       <w:r>
         <w:rPr>
@@ -140,14 +74,12 @@
       <w:r>
         <w:t xml:space="preserve">through a </w:t>
       </w:r>
-      <w:proofErr w:type="spellStart"/>
       <w:r>
         <w:rPr>
           <w:rFonts w:ascii="Courier New" w:eastAsia="Courier New" w:hAnsi="Courier New" w:cs="Courier New"/>
         </w:rPr>
         <w:t>ReadableStream</w:t>
       </w:r>
-      <w:proofErr w:type="spellEnd"/>
       <w:r>
         <w:t>. The client consumes the stream incrementally and renders tokens as they arrive.</w:t>
       </w:r>
@@ -195,19 +127,11 @@
         </w:rPr>
         <w:t>) and the stream payload type (</w:t>
       </w:r>
-      <w:proofErr w:type="spellStart"/>
       <w:r>
         <w:rPr>
           <w:rFonts w:ascii="Courier New" w:eastAsia="Courier New" w:hAnsi="Courier New" w:cs="Courier New"/>
         </w:rPr>
-        <w:t>AsyncIterable</w:t>
-      </w:r>
-      <w:proofErr w:type="spellEnd"/>
-      <w:r>
-        <w:rPr>
-          <w:rFonts w:ascii="Courier New" w:eastAsia="Courier New" w:hAnsi="Courier New" w:cs="Courier New"/>
-        </w:rPr>
-        <w:t>&lt;string&gt;</w:t>
+        <w:t>AsyncIterable&lt;string&gt;</w:t>
       </w:r>
       <w:r>
         <w:rPr>
@@ -489,21 +413,7 @@
               <w:rPr>
                 <w:sz w:val="18"/>
               </w:rPr>
-              <w:t xml:space="preserve">or this </w:t>
-            </w:r>
-            <w:proofErr w:type="spellStart"/>
-            <w:r>
-              <w:rPr>
-                <w:sz w:val="18"/>
-              </w:rPr>
-              <w:t>auditUser</w:t>
-            </w:r>
-            <w:proofErr w:type="spellEnd"/>
-            <w:r>
-              <w:rPr>
-                <w:sz w:val="18"/>
-              </w:rPr>
-              <w:t>-side action; cannot verify from repo</w:t>
+              <w:t>or this auditUser-side action; cannot verify from repo</w:t>
             </w:r>
           </w:p>
         </w:tc>
@@ -554,19 +464,11 @@
               <w:spacing w:after="0" w:line="259" w:lineRule="auto"/>
               <w:ind w:left="100" w:right="0" w:firstLine="0"/>
             </w:pPr>
-            <w:proofErr w:type="spellStart"/>
-            <w:r>
-              <w:rPr>
-                <w:sz w:val="18"/>
-              </w:rPr>
-              <w:t>Cost</w:t>
-            </w:r>
-            <w:proofErr w:type="spellEnd"/>
-            <w:r>
-              <w:rPr>
-                <w:sz w:val="18"/>
-              </w:rPr>
-              <w:t xml:space="preserve"> guard with daily/weekly/m</w:t>
+            <w:r>
+              <w:rPr>
+                <w:sz w:val="18"/>
+              </w:rPr>
+              <w:t>Cost guard with daily/weekly/m</w:t>
             </w:r>
           </w:p>
         </w:tc>
@@ -587,28 +489,12 @@
               <w:spacing w:after="0" w:line="259" w:lineRule="auto"/>
               <w:ind w:left="-21" w:right="0" w:firstLine="0"/>
             </w:pPr>
-            <w:proofErr w:type="spellStart"/>
-            <w:r>
-              <w:rPr>
-                <w:sz w:val="18"/>
-              </w:rPr>
-              <w:t>onthly</w:t>
-            </w:r>
-            <w:proofErr w:type="spellEnd"/>
-            <w:r>
-              <w:rPr>
-                <w:sz w:val="18"/>
-              </w:rPr>
-              <w:t xml:space="preserve"> </w:t>
-            </w:r>
-            <w:proofErr w:type="spellStart"/>
-            <w:r>
-              <w:rPr>
-                <w:sz w:val="18"/>
-              </w:rPr>
-              <w:t>capsDONE</w:t>
-            </w:r>
-            <w:proofErr w:type="spellEnd"/>
+            <w:r>
+              <w:rPr>
+                <w:sz w:val="18"/>
+              </w:rPr>
+              <w:t>onthly capsDONE</w:t>
+            </w:r>
           </w:p>
         </w:tc>
         <w:tc>
@@ -680,21 +566,7 @@
               <w:rPr>
                 <w:sz w:val="18"/>
               </w:rPr>
-              <w:t>Zod validation on /</w:t>
-            </w:r>
-            <w:proofErr w:type="spellStart"/>
-            <w:r>
-              <w:rPr>
-                <w:sz w:val="18"/>
-              </w:rPr>
-              <w:t>api</w:t>
-            </w:r>
-            <w:proofErr w:type="spellEnd"/>
-            <w:r>
-              <w:rPr>
-                <w:sz w:val="18"/>
-              </w:rPr>
-              <w:t>/chat</w:t>
+              <w:t>Zod validation on /api/chat</w:t>
             </w:r>
           </w:p>
         </w:tc>
@@ -740,47 +612,11 @@
               <w:spacing w:after="0" w:line="259" w:lineRule="auto"/>
               <w:ind w:left="100" w:right="0" w:firstLine="0"/>
             </w:pPr>
-            <w:proofErr w:type="spellStart"/>
-            <w:r>
-              <w:rPr>
-                <w:sz w:val="18"/>
-              </w:rPr>
-              <w:t>ChatRequestSchema</w:t>
-            </w:r>
-            <w:proofErr w:type="spellEnd"/>
-            <w:r>
-              <w:rPr>
-                <w:sz w:val="18"/>
-              </w:rPr>
-              <w:t xml:space="preserve"> in </w:t>
-            </w:r>
-            <w:proofErr w:type="spellStart"/>
-            <w:r>
-              <w:rPr>
-                <w:sz w:val="18"/>
-              </w:rPr>
-              <w:t>route.ts</w:t>
-            </w:r>
-            <w:proofErr w:type="spellEnd"/>
-            <w:r>
-              <w:rPr>
-                <w:sz w:val="18"/>
-              </w:rPr>
-              <w:t xml:space="preserve">; </w:t>
-            </w:r>
-            <w:proofErr w:type="spellStart"/>
-            <w:r>
-              <w:rPr>
-                <w:sz w:val="18"/>
-              </w:rPr>
-              <w:t>safeParse</w:t>
-            </w:r>
-            <w:proofErr w:type="spellEnd"/>
-            <w:r>
-              <w:rPr>
-                <w:sz w:val="18"/>
-              </w:rPr>
-              <w:t xml:space="preserve"> + 400 with issues</w:t>
+            <w:r>
+              <w:rPr>
+                <w:sz w:val="18"/>
+              </w:rPr>
+              <w:t>ChatRequestSchema in route.ts; safeParse + 400 with issues</w:t>
             </w:r>
           </w:p>
         </w:tc>
@@ -835,21 +671,7 @@
               <w:rPr>
                 <w:sz w:val="18"/>
               </w:rPr>
-              <w:t>Rate limit on /</w:t>
-            </w:r>
-            <w:proofErr w:type="spellStart"/>
-            <w:r>
-              <w:rPr>
-                <w:sz w:val="18"/>
-              </w:rPr>
-              <w:t>api</w:t>
-            </w:r>
-            <w:proofErr w:type="spellEnd"/>
-            <w:r>
-              <w:rPr>
-                <w:sz w:val="18"/>
-              </w:rPr>
-              <w:t>/chat</w:t>
+              <w:t>Rate limit on /api/chat</w:t>
             </w:r>
           </w:p>
         </w:tc>
@@ -973,16 +795,8 @@
               <w:rPr>
                 <w:sz w:val="18"/>
               </w:rPr>
-              <w:t xml:space="preserve">error JSON as </w:t>
-            </w:r>
-            <w:proofErr w:type="spellStart"/>
-            <w:r>
-              <w:rPr>
-                <w:sz w:val="18"/>
-              </w:rPr>
-              <w:t>assistDONE</w:t>
-            </w:r>
-            <w:proofErr w:type="spellEnd"/>
+              <w:t>error JSON as assistDONE</w:t>
+            </w:r>
           </w:p>
         </w:tc>
         <w:tc>
@@ -1107,19 +921,11 @@
               <w:spacing w:after="0" w:line="259" w:lineRule="auto"/>
               <w:ind w:left="100" w:right="0" w:firstLine="0"/>
             </w:pPr>
-            <w:proofErr w:type="spellStart"/>
-            <w:r>
-              <w:rPr>
-                <w:sz w:val="18"/>
-              </w:rPr>
-              <w:t>config.ts</w:t>
-            </w:r>
-            <w:proofErr w:type="spellEnd"/>
-            <w:r>
-              <w:rPr>
-                <w:sz w:val="18"/>
-              </w:rPr>
-              <w:t xml:space="preserve"> still uses || "" pattern; no boot-time assertion</w:t>
+            <w:r>
+              <w:rPr>
+                <w:sz w:val="18"/>
+              </w:rPr>
+              <w:t>config.ts still uses || "" pattern; no boot-time assertion</w:t>
             </w:r>
           </w:p>
         </w:tc>
@@ -1199,16 +1005,8 @@
               <w:rPr>
                 <w:sz w:val="18"/>
               </w:rPr>
-              <w:t xml:space="preserve"> with hash </w:t>
-            </w:r>
-            <w:proofErr w:type="spellStart"/>
-            <w:r>
-              <w:rPr>
-                <w:sz w:val="18"/>
-              </w:rPr>
-              <w:t>loggingDONE</w:t>
-            </w:r>
-            <w:proofErr w:type="spellEnd"/>
+              <w:t xml:space="preserve"> with hash loggingDONE</w:t>
+            </w:r>
           </w:p>
         </w:tc>
         <w:tc>
@@ -1280,16 +1078,8 @@
               <w:rPr>
                 <w:sz w:val="18"/>
               </w:rPr>
-              <w:t xml:space="preserve">Stack decision (TS-first vs </w:t>
-            </w:r>
-            <w:proofErr w:type="spellStart"/>
-            <w:r>
-              <w:rPr>
-                <w:sz w:val="18"/>
-              </w:rPr>
-              <w:t>Pyth</w:t>
-            </w:r>
-            <w:proofErr w:type="spellEnd"/>
+              <w:t>Stack decision (TS-first vs Pyth</w:t>
+            </w:r>
           </w:p>
         </w:tc>
         <w:tc>
@@ -1382,19 +1172,11 @@
               <w:spacing w:after="0" w:line="259" w:lineRule="auto"/>
               <w:ind w:left="100" w:right="0" w:firstLine="0"/>
             </w:pPr>
-            <w:proofErr w:type="spellStart"/>
-            <w:r>
-              <w:rPr>
-                <w:sz w:val="18"/>
-              </w:rPr>
-              <w:t>ChatProvider</w:t>
-            </w:r>
-            <w:proofErr w:type="spellEnd"/>
-            <w:r>
-              <w:rPr>
-                <w:sz w:val="18"/>
-              </w:rPr>
-              <w:t xml:space="preserve"> interface</w:t>
+            <w:r>
+              <w:rPr>
+                <w:sz w:val="18"/>
+              </w:rPr>
+              <w:t>ChatProvider interface</w:t>
             </w:r>
           </w:p>
         </w:tc>
@@ -1492,30 +1274,8 @@
               <w:rPr>
                 <w:sz w:val="18"/>
               </w:rPr>
-              <w:t xml:space="preserve">Refactor </w:t>
-            </w:r>
-            <w:proofErr w:type="spellStart"/>
-            <w:r>
-              <w:rPr>
-                <w:sz w:val="18"/>
-              </w:rPr>
-              <w:t>openai.ts</w:t>
-            </w:r>
-            <w:proofErr w:type="spellEnd"/>
-            <w:r>
-              <w:rPr>
-                <w:sz w:val="18"/>
-              </w:rPr>
-              <w:t xml:space="preserve"> to </w:t>
-            </w:r>
-            <w:proofErr w:type="spellStart"/>
-            <w:r>
-              <w:rPr>
-                <w:sz w:val="18"/>
-              </w:rPr>
-              <w:t>implemen</w:t>
-            </w:r>
-            <w:proofErr w:type="spellEnd"/>
+              <w:t>Refactor openai.ts to implemen</w:t>
+            </w:r>
           </w:p>
         </w:tc>
         <w:tc>
@@ -1539,16 +1299,8 @@
               <w:rPr>
                 <w:sz w:val="18"/>
               </w:rPr>
-              <w:t xml:space="preserve">t the </w:t>
-            </w:r>
-            <w:proofErr w:type="spellStart"/>
-            <w:r>
-              <w:rPr>
-                <w:sz w:val="18"/>
-              </w:rPr>
-              <w:t>interfaceDONE</w:t>
-            </w:r>
-            <w:proofErr w:type="spellEnd"/>
+              <w:t>t the interfaceDONE</w:t>
+            </w:r>
           </w:p>
         </w:tc>
         <w:tc>
@@ -1568,28 +1320,12 @@
               <w:spacing w:after="0" w:line="259" w:lineRule="auto"/>
               <w:ind w:left="100" w:right="0" w:firstLine="0"/>
             </w:pPr>
-            <w:proofErr w:type="spellStart"/>
-            <w:r>
-              <w:rPr>
-                <w:sz w:val="18"/>
-              </w:rPr>
-              <w:t>OpenAIProvider</w:t>
-            </w:r>
-            <w:proofErr w:type="spellEnd"/>
-            <w:r>
-              <w:rPr>
-                <w:sz w:val="18"/>
-              </w:rPr>
-              <w:t xml:space="preserve"> class; registered in </w:t>
-            </w:r>
-            <w:proofErr w:type="spellStart"/>
-            <w:r>
-              <w:rPr>
-                <w:sz w:val="18"/>
-              </w:rPr>
-              <w:t>registry.ts</w:t>
-            </w:r>
-            <w:proofErr w:type="spellEnd"/>
+            <w:r>
+              <w:rPr>
+                <w:sz w:val="18"/>
+              </w:rPr>
+              <w:t>OpenAIProvider class; registered in registry.ts</w:t>
+            </w:r>
           </w:p>
         </w:tc>
       </w:tr>
@@ -1643,16 +1379,8 @@
               <w:rPr>
                 <w:sz w:val="18"/>
               </w:rPr>
-              <w:t xml:space="preserve">Streaming from route, </w:t>
-            </w:r>
-            <w:proofErr w:type="spellStart"/>
-            <w:r>
-              <w:rPr>
-                <w:sz w:val="18"/>
-              </w:rPr>
-              <w:t>increme</w:t>
-            </w:r>
-            <w:proofErr w:type="spellEnd"/>
+              <w:t>Streaming from route, increme</w:t>
+            </w:r>
           </w:p>
         </w:tc>
         <w:tc>
@@ -1673,42 +1401,12 @@
               <w:ind w:left="-61" w:right="0" w:firstLine="0"/>
               <w:jc w:val="both"/>
             </w:pPr>
-            <w:proofErr w:type="spellStart"/>
-            <w:r>
-              <w:rPr>
-                <w:sz w:val="18"/>
-              </w:rPr>
-              <w:t>ntal</w:t>
-            </w:r>
-            <w:proofErr w:type="spellEnd"/>
-            <w:r>
-              <w:rPr>
-                <w:sz w:val="18"/>
-              </w:rPr>
-              <w:t xml:space="preserve"> in </w:t>
-            </w:r>
-            <w:proofErr w:type="spellStart"/>
-            <w:r>
-              <w:rPr>
-                <w:sz w:val="18"/>
-              </w:rPr>
-              <w:t>clientDONE</w:t>
-            </w:r>
-            <w:proofErr w:type="spellEnd"/>
-            <w:r>
-              <w:rPr>
-                <w:sz w:val="18"/>
-              </w:rPr>
-              <w:t xml:space="preserve"> (with </w:t>
-            </w:r>
-            <w:proofErr w:type="spellStart"/>
-            <w:r>
-              <w:rPr>
-                <w:sz w:val="18"/>
-              </w:rPr>
-              <w:t>cavea</w:t>
-            </w:r>
-            <w:proofErr w:type="spellEnd"/>
+            <w:r>
+              <w:rPr>
+                <w:sz w:val="18"/>
+              </w:rPr>
+              <w:t>ntal in clientDONE (with cavea</w:t>
+            </w:r>
           </w:p>
         </w:tc>
         <w:tc>
@@ -1728,75 +1426,11 @@
               <w:spacing w:after="0" w:line="259" w:lineRule="auto"/>
               <w:ind w:left="-4" w:right="-943" w:firstLine="0"/>
             </w:pPr>
-            <w:proofErr w:type="spellStart"/>
-            <w:r>
-              <w:rPr>
-                <w:sz w:val="18"/>
-              </w:rPr>
-              <w:t>ts</w:t>
-            </w:r>
-            <w:proofErr w:type="spellEnd"/>
-            <w:r>
-              <w:rPr>
-                <w:sz w:val="18"/>
-              </w:rPr>
-              <w:t xml:space="preserve"> &amp;</w:t>
-            </w:r>
-            <w:proofErr w:type="spellStart"/>
-            <w:r>
-              <w:rPr>
-                <w:sz w:val="18"/>
-              </w:rPr>
-              <w:t>mdash</w:t>
-            </w:r>
-            <w:proofErr w:type="spellEnd"/>
-            <w:r>
-              <w:rPr>
-                <w:sz w:val="18"/>
-              </w:rPr>
-              <w:t>; see Section 3)</w:t>
-            </w:r>
-            <w:proofErr w:type="spellStart"/>
-            <w:r>
-              <w:rPr>
-                <w:sz w:val="18"/>
-              </w:rPr>
-              <w:t>ReadableStream</w:t>
-            </w:r>
-            <w:proofErr w:type="spellEnd"/>
-            <w:r>
-              <w:rPr>
-                <w:sz w:val="18"/>
-              </w:rPr>
-              <w:t xml:space="preserve"> + text/plain in route; </w:t>
-            </w:r>
-            <w:proofErr w:type="spellStart"/>
-            <w:r>
-              <w:rPr>
-                <w:sz w:val="18"/>
-              </w:rPr>
-              <w:t>getReader</w:t>
-            </w:r>
-            <w:proofErr w:type="spellEnd"/>
-            <w:r>
-              <w:rPr>
-                <w:sz w:val="18"/>
-              </w:rPr>
-              <w:t xml:space="preserve">() + </w:t>
-            </w:r>
-            <w:proofErr w:type="spellStart"/>
-            <w:r>
-              <w:rPr>
-                <w:sz w:val="18"/>
-              </w:rPr>
-              <w:t>TextDecoder</w:t>
-            </w:r>
-            <w:proofErr w:type="spellEnd"/>
-            <w:r>
-              <w:rPr>
-                <w:sz w:val="18"/>
-              </w:rPr>
-              <w:t xml:space="preserve"> in client</w:t>
+            <w:r>
+              <w:rPr>
+                <w:sz w:val="18"/>
+              </w:rPr>
+              <w:t>ts &amp;mdash; see Section 3)ReadableStream + text/plain in route; getReader() + TextDecoder in client</w:t>
             </w:r>
           </w:p>
         </w:tc>
@@ -1808,145 +1442,23 @@
         <w:ind w:right="-92"/>
         <w:jc w:val="right"/>
       </w:pPr>
-      <w:proofErr w:type="spellStart"/>
       <w:r>
         <w:rPr>
           <w:sz w:val="18"/>
         </w:rPr>
-        <w:t>src</w:t>
-      </w:r>
-      <w:proofErr w:type="spellEnd"/>
-      <w:r>
-        <w:rPr>
-          <w:sz w:val="18"/>
-        </w:rPr>
-        <w:t>/lib/cost/* &amp;</w:t>
-      </w:r>
-      <w:proofErr w:type="spellStart"/>
-      <w:r>
-        <w:rPr>
-          <w:sz w:val="18"/>
-        </w:rPr>
-        <w:t>mdash</w:t>
-      </w:r>
-      <w:proofErr w:type="spellEnd"/>
-      <w:r>
-        <w:rPr>
-          <w:sz w:val="18"/>
-        </w:rPr>
-        <w:t xml:space="preserve">; </w:t>
-      </w:r>
-      <w:proofErr w:type="spellStart"/>
-      <w:r>
-        <w:rPr>
-          <w:sz w:val="18"/>
-        </w:rPr>
-        <w:t>guard.ts</w:t>
-      </w:r>
-      <w:proofErr w:type="spellEnd"/>
-      <w:r>
-        <w:rPr>
-          <w:sz w:val="18"/>
-        </w:rPr>
-        <w:t xml:space="preserve"> checks each window before request; </w:t>
-      </w:r>
-      <w:proofErr w:type="spellStart"/>
-      <w:r>
-        <w:rPr>
-          <w:sz w:val="18"/>
-        </w:rPr>
-        <w:t>usage.reco</w:t>
-      </w:r>
-      <w:proofErr w:type="spellEnd"/>
+        <w:t>src/lib/cost/* &amp;mdash; guard.ts checks each window before request; usage.reco</w:t>
+      </w:r>
     </w:p>
     <w:p>
       <w:pPr>
         <w:spacing w:after="400" w:line="464" w:lineRule="auto"/>
         <w:ind w:left="4814" w:right="-96"/>
       </w:pPr>
-      <w:proofErr w:type="spellStart"/>
       <w:r>
         <w:rPr>
           <w:sz w:val="18"/>
         </w:rPr>
-        <w:t>src</w:t>
-      </w:r>
-      <w:proofErr w:type="spellEnd"/>
-      <w:r>
-        <w:rPr>
-          <w:sz w:val="18"/>
-        </w:rPr>
-        <w:t>/lib/rate-limit/* &amp;</w:t>
-      </w:r>
-      <w:proofErr w:type="spellStart"/>
-      <w:r>
-        <w:rPr>
-          <w:sz w:val="18"/>
-        </w:rPr>
-        <w:t>mdash</w:t>
-      </w:r>
-      <w:proofErr w:type="spellEnd"/>
-      <w:r>
-        <w:rPr>
-          <w:sz w:val="18"/>
-        </w:rPr>
-        <w:t xml:space="preserve">; 20 </w:t>
-      </w:r>
-      <w:proofErr w:type="spellStart"/>
-      <w:r>
-        <w:rPr>
-          <w:sz w:val="18"/>
-        </w:rPr>
-        <w:t>req</w:t>
-      </w:r>
-      <w:proofErr w:type="spellEnd"/>
-      <w:r>
-        <w:rPr>
-          <w:sz w:val="18"/>
-        </w:rPr>
-        <w:t xml:space="preserve"> / 60s sliding window, keyed by x-forwarded-</w:t>
-      </w:r>
-      <w:proofErr w:type="spellStart"/>
-      <w:r>
-        <w:rPr>
-          <w:sz w:val="18"/>
-        </w:rPr>
-        <w:t>fo</w:t>
-      </w:r>
-      <w:proofErr w:type="spellEnd"/>
-      <w:r>
-        <w:rPr>
-          <w:sz w:val="18"/>
-        </w:rPr>
-        <w:t xml:space="preserve"> app/</w:t>
-      </w:r>
-      <w:proofErr w:type="spellStart"/>
-      <w:r>
-        <w:rPr>
-          <w:sz w:val="18"/>
-        </w:rPr>
-        <w:t>page.tsx</w:t>
-      </w:r>
-      <w:proofErr w:type="spellEnd"/>
-      <w:r>
-        <w:rPr>
-          <w:sz w:val="18"/>
-        </w:rPr>
-        <w:t xml:space="preserve"> checks </w:t>
-      </w:r>
-      <w:proofErr w:type="spellStart"/>
-      <w:r>
-        <w:rPr>
-          <w:sz w:val="18"/>
-        </w:rPr>
-        <w:t>res.ok</w:t>
-      </w:r>
-      <w:proofErr w:type="spellEnd"/>
-      <w:r>
-        <w:rPr>
-          <w:sz w:val="18"/>
-        </w:rPr>
-        <w:t xml:space="preserve"> before reading the body and renders a separate re</w:t>
+        <w:t>src/lib/rate-limit/* &amp;mdash; 20 req / 60s sliding window, keyed by x-forwarded-fo app/page.tsx checks res.ok before reading the body and renders a separate re</w:t>
       </w:r>
     </w:p>
     <w:tbl>
@@ -2275,16 +1787,8 @@
               <w:rPr>
                 <w:sz w:val="18"/>
               </w:rPr>
-              <w:t xml:space="preserve">Registry exists for providers, but model strings still live in </w:t>
-            </w:r>
-            <w:proofErr w:type="spellStart"/>
-            <w:r>
-              <w:rPr>
-                <w:sz w:val="18"/>
-              </w:rPr>
-              <w:t>config.ts</w:t>
-            </w:r>
-            <w:proofErr w:type="spellEnd"/>
+              <w:t>Registry exists for providers, but model strings still live in config.ts</w:t>
+            </w:r>
           </w:p>
         </w:tc>
       </w:tr>
@@ -2338,21 +1842,7 @@
               <w:rPr>
                 <w:sz w:val="18"/>
               </w:rPr>
-              <w:t>Fix Anthropic model id (</w:t>
-            </w:r>
-            <w:proofErr w:type="spellStart"/>
-            <w:r>
-              <w:rPr>
-                <w:sz w:val="18"/>
-              </w:rPr>
-              <w:t>claude</w:t>
-            </w:r>
-            <w:proofErr w:type="spellEnd"/>
-            <w:r>
-              <w:rPr>
-                <w:sz w:val="18"/>
-              </w:rPr>
-              <w:t>-</w:t>
+              <w:t>Fix Anthropic model id (claude-</w:t>
             </w:r>
           </w:p>
         </w:tc>
@@ -2378,30 +1868,8 @@
               <w:rPr>
                 <w:sz w:val="18"/>
               </w:rPr>
-              <w:t>opus-4-1 &amp;</w:t>
-            </w:r>
-            <w:proofErr w:type="spellStart"/>
-            <w:r>
-              <w:rPr>
-                <w:sz w:val="18"/>
-              </w:rPr>
-              <w:t>rarr</w:t>
-            </w:r>
-            <w:proofErr w:type="spellEnd"/>
-            <w:r>
-              <w:rPr>
-                <w:sz w:val="18"/>
-              </w:rPr>
-              <w:t xml:space="preserve">; </w:t>
-            </w:r>
-            <w:proofErr w:type="spellStart"/>
-            <w:r>
-              <w:rPr>
-                <w:sz w:val="18"/>
-              </w:rPr>
-              <w:t>currOPEN</w:t>
-            </w:r>
-            <w:proofErr w:type="spellEnd"/>
+              <w:t>opus-4-1 &amp;rarr; currOPEN</w:t>
+            </w:r>
           </w:p>
         </w:tc>
         <w:tc>
@@ -2421,33 +1889,11 @@
               <w:spacing w:after="0" w:line="259" w:lineRule="auto"/>
               <w:ind w:left="-25" w:right="0" w:firstLine="0"/>
             </w:pPr>
-            <w:proofErr w:type="spellStart"/>
-            <w:r>
-              <w:rPr>
-                <w:sz w:val="18"/>
-              </w:rPr>
-              <w:t>ent</w:t>
-            </w:r>
-            <w:proofErr w:type="spellEnd"/>
-            <w:r>
-              <w:rPr>
-                <w:sz w:val="18"/>
-              </w:rPr>
-              <w:t>)</w:t>
-            </w:r>
-            <w:proofErr w:type="spellStart"/>
-            <w:r>
-              <w:rPr>
-                <w:sz w:val="18"/>
-              </w:rPr>
-              <w:t>config.ts</w:t>
-            </w:r>
-            <w:proofErr w:type="spellEnd"/>
-            <w:r>
-              <w:rPr>
-                <w:sz w:val="18"/>
-              </w:rPr>
-              <w:t xml:space="preserve"> still says claude-opus-4-1</w:t>
+            <w:r>
+              <w:rPr>
+                <w:sz w:val="18"/>
+              </w:rPr>
+              <w:t>ent)config.ts still says claude-opus-4-1</w:t>
             </w:r>
           </w:p>
         </w:tc>
@@ -2523,28 +1969,12 @@
               <w:spacing w:after="0" w:line="259" w:lineRule="auto"/>
               <w:ind w:left="-61" w:right="0" w:firstLine="0"/>
             </w:pPr>
-            <w:proofErr w:type="spellStart"/>
-            <w:r>
-              <w:rPr>
-                <w:sz w:val="18"/>
-              </w:rPr>
-              <w:t>marise</w:t>
-            </w:r>
-            <w:proofErr w:type="spellEnd"/>
-            <w:r>
-              <w:rPr>
-                <w:sz w:val="18"/>
-              </w:rPr>
-              <w:t xml:space="preserve"> at N </w:t>
-            </w:r>
-            <w:proofErr w:type="spellStart"/>
-            <w:r>
-              <w:rPr>
-                <w:sz w:val="18"/>
-              </w:rPr>
-              <w:t>turnsOPEN</w:t>
-            </w:r>
-            <w:proofErr w:type="spellEnd"/>
+            <w:r>
+              <w:rPr>
+                <w:sz w:val="18"/>
+              </w:rPr>
+              <w:t>marise at N turnsOPEN</w:t>
+            </w:r>
           </w:p>
         </w:tc>
         <w:tc>
@@ -2648,16 +2078,8 @@
               <w:rPr>
                 <w:sz w:val="18"/>
               </w:rPr>
-              <w:t xml:space="preserve"> </w:t>
-            </w:r>
-            <w:proofErr w:type="spellStart"/>
-            <w:r>
-              <w:rPr>
-                <w:sz w:val="18"/>
-              </w:rPr>
-              <w:t>useStateOPEN</w:t>
-            </w:r>
-            <w:proofErr w:type="spellEnd"/>
+              <w:t xml:space="preserve"> useStateOPEN</w:t>
+            </w:r>
           </w:p>
         </w:tc>
         <w:tc>
@@ -2732,19 +2154,11 @@
               <w:spacing w:after="0" w:line="259" w:lineRule="auto"/>
               <w:ind w:left="100" w:right="0" w:firstLine="0"/>
             </w:pPr>
-            <w:proofErr w:type="spellStart"/>
-            <w:r>
-              <w:rPr>
-                <w:sz w:val="18"/>
-              </w:rPr>
-              <w:t>tsconfig</w:t>
-            </w:r>
-            <w:proofErr w:type="spellEnd"/>
-            <w:r>
-              <w:rPr>
-                <w:sz w:val="18"/>
-              </w:rPr>
-              <w:t xml:space="preserve"> path mapping</w:t>
+            <w:r>
+              <w:rPr>
+                <w:sz w:val="18"/>
+              </w:rPr>
+              <w:t>tsconfig path mapping</w:t>
             </w:r>
           </w:p>
         </w:tc>
@@ -2794,49 +2208,7 @@
               <w:rPr>
                 <w:sz w:val="18"/>
               </w:rPr>
-              <w:t>Now @/* &amp;</w:t>
-            </w:r>
-            <w:proofErr w:type="spellStart"/>
-            <w:r>
-              <w:rPr>
-                <w:sz w:val="18"/>
-              </w:rPr>
-              <w:t>rarr</w:t>
-            </w:r>
-            <w:proofErr w:type="spellEnd"/>
-            <w:r>
-              <w:rPr>
-                <w:sz w:val="18"/>
-              </w:rPr>
-              <w:t>; ./</w:t>
-            </w:r>
-            <w:proofErr w:type="spellStart"/>
-            <w:r>
-              <w:rPr>
-                <w:sz w:val="18"/>
-              </w:rPr>
-              <w:t>src</w:t>
-            </w:r>
-            <w:proofErr w:type="spellEnd"/>
-            <w:r>
-              <w:rPr>
-                <w:sz w:val="18"/>
-              </w:rPr>
-              <w:t>/* &amp;</w:t>
-            </w:r>
-            <w:proofErr w:type="spellStart"/>
-            <w:r>
-              <w:rPr>
-                <w:sz w:val="18"/>
-              </w:rPr>
-              <w:t>mdash</w:t>
-            </w:r>
-            <w:proofErr w:type="spellEnd"/>
-            <w:r>
-              <w:rPr>
-                <w:sz w:val="18"/>
-              </w:rPr>
-              <w:t>; consistent with conventions</w:t>
+              <w:t>Now @/* &amp;rarr; ./src/* &amp;mdash; consistent with conventions</w:t>
             </w:r>
           </w:p>
         </w:tc>
@@ -2852,63 +2224,7 @@
         <w:rPr>
           <w:sz w:val="18"/>
         </w:rPr>
-        <w:t>prompts/jarvis_system.md exists; loader hashes content and route logs the has TS-first is the de facto answer; ARCHITECTURE.md still claims Python &amp;</w:t>
-      </w:r>
-      <w:proofErr w:type="spellStart"/>
-      <w:r>
-        <w:rPr>
-          <w:sz w:val="18"/>
-        </w:rPr>
-        <w:t>mdas</w:t>
-      </w:r>
-      <w:proofErr w:type="spellEnd"/>
-      <w:r>
-        <w:rPr>
-          <w:sz w:val="18"/>
-        </w:rPr>
-        <w:t xml:space="preserve"> </w:t>
-      </w:r>
-      <w:proofErr w:type="spellStart"/>
-      <w:r>
-        <w:rPr>
-          <w:sz w:val="18"/>
-        </w:rPr>
-        <w:t>src</w:t>
-      </w:r>
-      <w:proofErr w:type="spellEnd"/>
-      <w:r>
-        <w:rPr>
-          <w:sz w:val="18"/>
-        </w:rPr>
-        <w:t>/lib/providers/</w:t>
-      </w:r>
-      <w:proofErr w:type="spellStart"/>
-      <w:r>
-        <w:rPr>
-          <w:sz w:val="18"/>
-        </w:rPr>
-        <w:t>types.ts</w:t>
-      </w:r>
-      <w:proofErr w:type="spellEnd"/>
-      <w:r>
-        <w:rPr>
-          <w:sz w:val="18"/>
-        </w:rPr>
-        <w:t xml:space="preserve"> &amp;</w:t>
-      </w:r>
-      <w:proofErr w:type="spellStart"/>
-      <w:r>
-        <w:rPr>
-          <w:sz w:val="18"/>
-        </w:rPr>
-        <w:t>mdash</w:t>
-      </w:r>
-      <w:proofErr w:type="spellEnd"/>
-      <w:r>
-        <w:rPr>
-          <w:sz w:val="18"/>
-        </w:rPr>
-        <w:t>; generate() and stream() on a single interface In-memory store with the right shape but missing fields and not persisted; ring-</w:t>
+        <w:t>prompts/jarvis_system.md exists; loader hashes content and route logs the has TS-first is the de facto answer; ARCHITECTURE.md still claims Python &amp;mdas src/lib/providers/types.ts &amp;mdash; generate() and stream() on a single interface In-memory store with the right shape but missing fields and not persisted; ring-</w:t>
       </w:r>
       <w:r>
         <w:br w:type="page"/>
@@ -2938,28 +2254,12 @@
         </w:rPr>
         <w:t xml:space="preserve">2.1 Provider stream abstraction </w:t>
       </w:r>
-      <w:proofErr w:type="spellStart"/>
       <w:r>
         <w:rPr>
           <w:rFonts w:ascii="Courier New" w:eastAsia="Courier New" w:hAnsi="Courier New" w:cs="Courier New"/>
         </w:rPr>
-        <w:t>src</w:t>
-      </w:r>
-      <w:proofErr w:type="spellEnd"/>
-      <w:r>
-        <w:rPr>
-          <w:rFonts w:ascii="Courier New" w:eastAsia="Courier New" w:hAnsi="Courier New" w:cs="Courier New"/>
-        </w:rPr>
-        <w:t>/lib/providers/</w:t>
-      </w:r>
-      <w:proofErr w:type="spellStart"/>
-      <w:r>
-        <w:rPr>
-          <w:rFonts w:ascii="Courier New" w:eastAsia="Courier New" w:hAnsi="Courier New" w:cs="Courier New"/>
-        </w:rPr>
-        <w:t>types.ts</w:t>
-      </w:r>
-      <w:proofErr w:type="spellEnd"/>
+        <w:t>src/lib/providers/types.ts</w:t>
+      </w:r>
       <w:r>
         <w:t xml:space="preserve"> defines:</w:t>
       </w:r>
@@ -3004,192 +2304,32 @@
                 <w:rFonts w:ascii="Courier New" w:eastAsia="Courier New" w:hAnsi="Courier New" w:cs="Courier New"/>
                 <w:sz w:val="17"/>
               </w:rPr>
-              <w:t xml:space="preserve">export interface </w:t>
-            </w:r>
-            <w:proofErr w:type="spellStart"/>
+              <w:t>export interface StreamResult {   stream: AsyncIterable&lt;string&gt;;   done: Promise&lt;GenerateResult&gt;; }</w:t>
+            </w:r>
+          </w:p>
+          <w:p>
+            <w:pPr>
+              <w:spacing w:after="0" w:line="274" w:lineRule="auto"/>
+              <w:ind w:left="0" w:right="965" w:firstLine="0"/>
+            </w:pPr>
             <w:r>
               <w:rPr>
                 <w:rFonts w:ascii="Courier New" w:eastAsia="Courier New" w:hAnsi="Courier New" w:cs="Courier New"/>
                 <w:sz w:val="17"/>
               </w:rPr>
-              <w:t>StreamResult</w:t>
-            </w:r>
-            <w:proofErr w:type="spellEnd"/>
+              <w:t>export interface ChatProvider {   readonly id: ProviderId;   generate(messages: Message[], opts: GenerateOptions): Promise&lt;GenerateResult&gt;;   stream(messages: Message[], opts: GenerateOptions): Promise&lt;StreamResult&gt;;</w:t>
+            </w:r>
+          </w:p>
+          <w:p>
+            <w:pPr>
+              <w:spacing w:after="0" w:line="259" w:lineRule="auto"/>
+              <w:ind w:left="0" w:right="0" w:firstLine="0"/>
+            </w:pPr>
             <w:r>
               <w:rPr>
                 <w:rFonts w:ascii="Courier New" w:eastAsia="Courier New" w:hAnsi="Courier New" w:cs="Courier New"/>
                 <w:sz w:val="17"/>
               </w:rPr>
-              <w:t xml:space="preserve"> {   stream: </w:t>
-            </w:r>
-            <w:proofErr w:type="spellStart"/>
-            <w:r>
-              <w:rPr>
-                <w:rFonts w:ascii="Courier New" w:eastAsia="Courier New" w:hAnsi="Courier New" w:cs="Courier New"/>
-                <w:sz w:val="17"/>
-              </w:rPr>
-              <w:t>AsyncIterable</w:t>
-            </w:r>
-            <w:proofErr w:type="spellEnd"/>
-            <w:r>
-              <w:rPr>
-                <w:rFonts w:ascii="Courier New" w:eastAsia="Courier New" w:hAnsi="Courier New" w:cs="Courier New"/>
-                <w:sz w:val="17"/>
-              </w:rPr>
-              <w:t>&lt;string&gt;;   done: Promise&lt;</w:t>
-            </w:r>
-            <w:proofErr w:type="spellStart"/>
-            <w:r>
-              <w:rPr>
-                <w:rFonts w:ascii="Courier New" w:eastAsia="Courier New" w:hAnsi="Courier New" w:cs="Courier New"/>
-                <w:sz w:val="17"/>
-              </w:rPr>
-              <w:t>GenerateResult</w:t>
-            </w:r>
-            <w:proofErr w:type="spellEnd"/>
-            <w:r>
-              <w:rPr>
-                <w:rFonts w:ascii="Courier New" w:eastAsia="Courier New" w:hAnsi="Courier New" w:cs="Courier New"/>
-                <w:sz w:val="17"/>
-              </w:rPr>
-              <w:t>&gt;; }</w:t>
-            </w:r>
-          </w:p>
-          <w:p>
-            <w:pPr>
-              <w:spacing w:after="0" w:line="274" w:lineRule="auto"/>
-              <w:ind w:left="0" w:right="965" w:firstLine="0"/>
-            </w:pPr>
-            <w:r>
-              <w:rPr>
-                <w:rFonts w:ascii="Courier New" w:eastAsia="Courier New" w:hAnsi="Courier New" w:cs="Courier New"/>
-                <w:sz w:val="17"/>
-              </w:rPr>
-              <w:t xml:space="preserve">export interface </w:t>
-            </w:r>
-            <w:proofErr w:type="spellStart"/>
-            <w:r>
-              <w:rPr>
-                <w:rFonts w:ascii="Courier New" w:eastAsia="Courier New" w:hAnsi="Courier New" w:cs="Courier New"/>
-                <w:sz w:val="17"/>
-              </w:rPr>
-              <w:t>ChatProvider</w:t>
-            </w:r>
-            <w:proofErr w:type="spellEnd"/>
-            <w:r>
-              <w:rPr>
-                <w:rFonts w:ascii="Courier New" w:eastAsia="Courier New" w:hAnsi="Courier New" w:cs="Courier New"/>
-                <w:sz w:val="17"/>
-              </w:rPr>
-              <w:t xml:space="preserve"> {   </w:t>
-            </w:r>
-            <w:proofErr w:type="spellStart"/>
-            <w:r>
-              <w:rPr>
-                <w:rFonts w:ascii="Courier New" w:eastAsia="Courier New" w:hAnsi="Courier New" w:cs="Courier New"/>
-                <w:sz w:val="17"/>
-              </w:rPr>
-              <w:t>readonly</w:t>
-            </w:r>
-            <w:proofErr w:type="spellEnd"/>
-            <w:r>
-              <w:rPr>
-                <w:rFonts w:ascii="Courier New" w:eastAsia="Courier New" w:hAnsi="Courier New" w:cs="Courier New"/>
-                <w:sz w:val="17"/>
-              </w:rPr>
-              <w:t xml:space="preserve"> id: </w:t>
-            </w:r>
-            <w:proofErr w:type="spellStart"/>
-            <w:r>
-              <w:rPr>
-                <w:rFonts w:ascii="Courier New" w:eastAsia="Courier New" w:hAnsi="Courier New" w:cs="Courier New"/>
-                <w:sz w:val="17"/>
-              </w:rPr>
-              <w:t>ProviderId</w:t>
-            </w:r>
-            <w:proofErr w:type="spellEnd"/>
-            <w:r>
-              <w:rPr>
-                <w:rFonts w:ascii="Courier New" w:eastAsia="Courier New" w:hAnsi="Courier New" w:cs="Courier New"/>
-                <w:sz w:val="17"/>
-              </w:rPr>
-              <w:t xml:space="preserve">;   generate(messages: Message[], opts: </w:t>
-            </w:r>
-            <w:proofErr w:type="spellStart"/>
-            <w:r>
-              <w:rPr>
-                <w:rFonts w:ascii="Courier New" w:eastAsia="Courier New" w:hAnsi="Courier New" w:cs="Courier New"/>
-                <w:sz w:val="17"/>
-              </w:rPr>
-              <w:t>GenerateOptions</w:t>
-            </w:r>
-            <w:proofErr w:type="spellEnd"/>
-            <w:r>
-              <w:rPr>
-                <w:rFonts w:ascii="Courier New" w:eastAsia="Courier New" w:hAnsi="Courier New" w:cs="Courier New"/>
-                <w:sz w:val="17"/>
-              </w:rPr>
-              <w:t>): Promise&lt;</w:t>
-            </w:r>
-            <w:proofErr w:type="spellStart"/>
-            <w:r>
-              <w:rPr>
-                <w:rFonts w:ascii="Courier New" w:eastAsia="Courier New" w:hAnsi="Courier New" w:cs="Courier New"/>
-                <w:sz w:val="17"/>
-              </w:rPr>
-              <w:t>GenerateResult</w:t>
-            </w:r>
-            <w:proofErr w:type="spellEnd"/>
-            <w:r>
-              <w:rPr>
-                <w:rFonts w:ascii="Courier New" w:eastAsia="Courier New" w:hAnsi="Courier New" w:cs="Courier New"/>
-                <w:sz w:val="17"/>
-              </w:rPr>
-              <w:t xml:space="preserve">&gt;;   stream(messages: Message[], opts: </w:t>
-            </w:r>
-            <w:proofErr w:type="spellStart"/>
-            <w:r>
-              <w:rPr>
-                <w:rFonts w:ascii="Courier New" w:eastAsia="Courier New" w:hAnsi="Courier New" w:cs="Courier New"/>
-                <w:sz w:val="17"/>
-              </w:rPr>
-              <w:t>GenerateOptions</w:t>
-            </w:r>
-            <w:proofErr w:type="spellEnd"/>
-            <w:r>
-              <w:rPr>
-                <w:rFonts w:ascii="Courier New" w:eastAsia="Courier New" w:hAnsi="Courier New" w:cs="Courier New"/>
-                <w:sz w:val="17"/>
-              </w:rPr>
-              <w:t>): Promise&lt;</w:t>
-            </w:r>
-            <w:proofErr w:type="spellStart"/>
-            <w:r>
-              <w:rPr>
-                <w:rFonts w:ascii="Courier New" w:eastAsia="Courier New" w:hAnsi="Courier New" w:cs="Courier New"/>
-                <w:sz w:val="17"/>
-              </w:rPr>
-              <w:t>StreamResult</w:t>
-            </w:r>
-            <w:proofErr w:type="spellEnd"/>
-            <w:r>
-              <w:rPr>
-                <w:rFonts w:ascii="Courier New" w:eastAsia="Courier New" w:hAnsi="Courier New" w:cs="Courier New"/>
-                <w:sz w:val="17"/>
-              </w:rPr>
-              <w:t>&gt;;</w:t>
-            </w:r>
-          </w:p>
-          <w:p>
-            <w:pPr>
-              <w:spacing w:after="0" w:line="259" w:lineRule="auto"/>
-              <w:ind w:left="0" w:right="0" w:firstLine="0"/>
-            </w:pPr>
-            <w:r>
-              <w:rPr>
-                <w:rFonts w:ascii="Courier New" w:eastAsia="Courier New" w:hAnsi="Courier New" w:cs="Courier New"/>
-                <w:sz w:val="17"/>
-              </w:rPr>
               <w:t>}</w:t>
             </w:r>
           </w:p>
@@ -3201,126 +2341,68 @@
         <w:spacing w:after="43" w:line="259" w:lineRule="auto"/>
         <w:ind w:right="609"/>
       </w:pPr>
-      <w:proofErr w:type="spellStart"/>
       <w:r>
         <w:rPr>
           <w:rFonts w:ascii="Courier New" w:eastAsia="Courier New" w:hAnsi="Courier New" w:cs="Courier New"/>
         </w:rPr>
-        <w:t>OpenAIProvider.stream</w:t>
-      </w:r>
-      <w:proofErr w:type="spellEnd"/>
+        <w:t>OpenAIProvider.stream()</w:t>
+      </w:r>
+      <w:r>
+        <w:t xml:space="preserve"> creates an SDK stream with </w:t>
+      </w:r>
       <w:r>
         <w:rPr>
           <w:rFonts w:ascii="Courier New" w:eastAsia="Courier New" w:hAnsi="Courier New" w:cs="Courier New"/>
         </w:rPr>
-        <w:t>()</w:t>
-      </w:r>
-      <w:r>
-        <w:t xml:space="preserve"> creates an SDK stream with </w:t>
-      </w:r>
-      <w:proofErr w:type="spellStart"/>
+        <w:t>stream_options: { include_usage: true</w:t>
+      </w:r>
+    </w:p>
+    <w:p>
+      <w:pPr>
+        <w:spacing w:after="7"/>
+        <w:ind w:right="1199"/>
+      </w:pPr>
       <w:r>
         <w:rPr>
           <w:rFonts w:ascii="Courier New" w:eastAsia="Courier New" w:hAnsi="Courier New" w:cs="Courier New"/>
         </w:rPr>
-        <w:t>stream_options</w:t>
-      </w:r>
-      <w:proofErr w:type="spellEnd"/>
+        <w:t>}</w:t>
+      </w:r>
+      <w:r>
+        <w:t xml:space="preserve">, returns an async generator that yields </w:t>
+      </w:r>
       <w:r>
         <w:rPr>
           <w:rFonts w:ascii="Courier New" w:eastAsia="Courier New" w:hAnsi="Courier New" w:cs="Courier New"/>
         </w:rPr>
-        <w:t xml:space="preserve">: { </w:t>
-      </w:r>
-      <w:proofErr w:type="spellStart"/>
+        <w:t>delta.content</w:t>
+      </w:r>
+      <w:r>
+        <w:t xml:space="preserve"> strings, and resolves </w:t>
+      </w:r>
       <w:r>
         <w:rPr>
           <w:rFonts w:ascii="Courier New" w:eastAsia="Courier New" w:hAnsi="Courier New" w:cs="Courier New"/>
         </w:rPr>
-        <w:t>include_usage</w:t>
-      </w:r>
-      <w:proofErr w:type="spellEnd"/>
+        <w:t>done</w:t>
+      </w:r>
+      <w:r>
+        <w:t xml:space="preserve"> with the final</w:t>
+      </w:r>
+    </w:p>
+    <w:p>
+      <w:pPr>
+        <w:spacing w:after="243"/>
+        <w:ind w:right="1199"/>
+      </w:pPr>
       <w:r>
         <w:rPr>
           <w:rFonts w:ascii="Courier New" w:eastAsia="Courier New" w:hAnsi="Courier New" w:cs="Courier New"/>
         </w:rPr>
-        <w:t>: true</w:t>
-      </w:r>
-    </w:p>
-    <w:p>
-      <w:pPr>
-        <w:spacing w:after="7"/>
-        <w:ind w:right="1199"/>
-      </w:pPr>
-      <w:r>
-        <w:rPr>
-          <w:rFonts w:ascii="Courier New" w:eastAsia="Courier New" w:hAnsi="Courier New" w:cs="Courier New"/>
-        </w:rPr>
-        <w:t>}</w:t>
-      </w:r>
-      <w:r>
-        <w:t xml:space="preserve">, returns an async generator that yields </w:t>
-      </w:r>
-      <w:proofErr w:type="spellStart"/>
-      <w:r>
-        <w:rPr>
-          <w:rFonts w:ascii="Courier New" w:eastAsia="Courier New" w:hAnsi="Courier New" w:cs="Courier New"/>
-        </w:rPr>
-        <w:t>delta.content</w:t>
-      </w:r>
-      <w:proofErr w:type="spellEnd"/>
-      <w:r>
-        <w:t xml:space="preserve"> strings, and resolves </w:t>
-      </w:r>
-      <w:r>
-        <w:rPr>
-          <w:rFonts w:ascii="Courier New" w:eastAsia="Courier New" w:hAnsi="Courier New" w:cs="Courier New"/>
-        </w:rPr>
-        <w:t>done</w:t>
-      </w:r>
-      <w:r>
-        <w:t xml:space="preserve"> with the final</w:t>
-      </w:r>
-    </w:p>
-    <w:p>
-      <w:pPr>
-        <w:spacing w:after="243"/>
-        <w:ind w:right="1199"/>
-      </w:pPr>
-      <w:proofErr w:type="spellStart"/>
-      <w:r>
-        <w:rPr>
-          <w:rFonts w:ascii="Courier New" w:eastAsia="Courier New" w:hAnsi="Courier New" w:cs="Courier New"/>
-        </w:rPr>
         <w:t>GenerateResult</w:t>
       </w:r>
-      <w:proofErr w:type="spellEnd"/>
-      <w:r>
-        <w:t xml:space="preserve"> (content, </w:t>
-      </w:r>
-      <w:proofErr w:type="spellStart"/>
-      <w:r>
-        <w:t>modelId</w:t>
-      </w:r>
-      <w:proofErr w:type="spellEnd"/>
-      <w:r>
-        <w:t xml:space="preserve">, input/output tokens, </w:t>
-      </w:r>
-      <w:proofErr w:type="spellStart"/>
-      <w:r>
-        <w:t>costUsd</w:t>
-      </w:r>
-      <w:proofErr w:type="spellEnd"/>
-      <w:r>
-        <w:t xml:space="preserve">, </w:t>
-      </w:r>
-      <w:proofErr w:type="spellStart"/>
-      <w:r>
-        <w:t>latencyMs</w:t>
-      </w:r>
-      <w:proofErr w:type="spellEnd"/>
-      <w:r>
-        <w:t>) after the last chunk.</w:t>
+      <w:r>
+        <w:t xml:space="preserve"> (content, modelId, input/output tokens, costUsd, latencyMs) after the last chunk.</w:t>
       </w:r>
     </w:p>
     <w:p>
@@ -3341,148 +2423,94 @@
         <w:rPr>
           <w:rFonts w:ascii="Courier New" w:eastAsia="Courier New" w:hAnsi="Courier New" w:cs="Courier New"/>
         </w:rPr>
-        <w:t>app/</w:t>
-      </w:r>
-      <w:proofErr w:type="spellStart"/>
+        <w:t>app/api/chat/route.ts</w:t>
+      </w:r>
+      <w:r>
+        <w:t xml:space="preserve"> wraps the provider stream in a </w:t>
+      </w:r>
       <w:r>
         <w:rPr>
           <w:rFonts w:ascii="Courier New" w:eastAsia="Courier New" w:hAnsi="Courier New" w:cs="Courier New"/>
         </w:rPr>
-        <w:t>api</w:t>
-      </w:r>
-      <w:proofErr w:type="spellEnd"/>
+        <w:t>ReadableStream&lt;Uint8Array&gt;</w:t>
+      </w:r>
+      <w:r>
+        <w:t xml:space="preserve">, encodes each yielded string with </w:t>
+      </w:r>
       <w:r>
         <w:rPr>
           <w:rFonts w:ascii="Courier New" w:eastAsia="Courier New" w:hAnsi="Courier New" w:cs="Courier New"/>
         </w:rPr>
-        <w:t>/chat/</w:t>
-      </w:r>
-      <w:proofErr w:type="spellStart"/>
+        <w:t>TextEncoder</w:t>
+      </w:r>
+      <w:r>
+        <w:t xml:space="preserve">, and returns it with </w:t>
+      </w:r>
       <w:r>
         <w:rPr>
           <w:rFonts w:ascii="Courier New" w:eastAsia="Courier New" w:hAnsi="Courier New" w:cs="Courier New"/>
         </w:rPr>
-        <w:t>route.ts</w:t>
-      </w:r>
-      <w:proofErr w:type="spellEnd"/>
-      <w:r>
-        <w:t xml:space="preserve"> wraps the provider stream in a </w:t>
-      </w:r>
-      <w:proofErr w:type="spellStart"/>
+        <w:t>Content-Type: text/plain; charset=utf-8</w:t>
+      </w:r>
+      <w:r>
+        <w:t>,</w:t>
+      </w:r>
+    </w:p>
+    <w:p>
+      <w:pPr>
+        <w:spacing w:after="240"/>
+        <w:ind w:right="1199"/>
+      </w:pPr>
       <w:r>
         <w:rPr>
           <w:rFonts w:ascii="Courier New" w:eastAsia="Courier New" w:hAnsi="Courier New" w:cs="Courier New"/>
         </w:rPr>
-        <w:t>ReadableStream</w:t>
-      </w:r>
-      <w:proofErr w:type="spellEnd"/>
+        <w:t>Cache-Control: no-cache, no-transform</w:t>
+      </w:r>
+      <w:r>
+        <w:t xml:space="preserve">, </w:t>
+      </w:r>
       <w:r>
         <w:rPr>
           <w:rFonts w:ascii="Courier New" w:eastAsia="Courier New" w:hAnsi="Courier New" w:cs="Courier New"/>
         </w:rPr>
-        <w:t>&lt;Uint8Array&gt;</w:t>
-      </w:r>
-      <w:r>
-        <w:t xml:space="preserve">, encodes each yielded string with </w:t>
-      </w:r>
-      <w:proofErr w:type="spellStart"/>
+        <w:t>X-Content-Type-Options: nosniff</w:t>
+      </w:r>
+      <w:r>
+        <w:t xml:space="preserve">. After the iterator drains, the route awaits </w:t>
+      </w:r>
       <w:r>
         <w:rPr>
           <w:rFonts w:ascii="Courier New" w:eastAsia="Courier New" w:hAnsi="Courier New" w:cs="Courier New"/>
         </w:rPr>
-        <w:t>TextEncoder</w:t>
-      </w:r>
-      <w:proofErr w:type="spellEnd"/>
-      <w:r>
-        <w:t xml:space="preserve">, and returns it with </w:t>
+        <w:t>streamResult.done</w:t>
+      </w:r>
+      <w:r>
+        <w:t xml:space="preserve">, records cost, and emits a </w:t>
       </w:r>
       <w:r>
         <w:rPr>
           <w:rFonts w:ascii="Courier New" w:eastAsia="Courier New" w:hAnsi="Courier New" w:cs="Courier New"/>
         </w:rPr>
-        <w:t>Content-Type: text/plain; charset=utf-8</w:t>
-      </w:r>
-      <w:r>
-        <w:t>,</w:t>
-      </w:r>
-    </w:p>
-    <w:p>
-      <w:pPr>
-        <w:spacing w:after="240"/>
-        <w:ind w:right="1199"/>
-      </w:pPr>
+        <w:t>model_call</w:t>
+      </w:r>
+      <w:r>
+        <w:t xml:space="preserve"> telemetry event. On error inside the iterator, it emits </w:t>
+      </w:r>
       <w:r>
         <w:rPr>
           <w:rFonts w:ascii="Courier New" w:eastAsia="Courier New" w:hAnsi="Courier New" w:cs="Courier New"/>
         </w:rPr>
-        <w:t>Cache-Control: no-cache, no-transform</w:t>
-      </w:r>
-      <w:r>
-        <w:t xml:space="preserve">, </w:t>
+        <w:t>provider_error</w:t>
+      </w:r>
+      <w:r>
+        <w:t xml:space="preserve"> and calls </w:t>
       </w:r>
       <w:r>
         <w:rPr>
           <w:rFonts w:ascii="Courier New" w:eastAsia="Courier New" w:hAnsi="Courier New" w:cs="Courier New"/>
         </w:rPr>
-        <w:t xml:space="preserve">X-Content-Type-Options: </w:t>
-      </w:r>
-      <w:proofErr w:type="spellStart"/>
-      <w:r>
-        <w:rPr>
-          <w:rFonts w:ascii="Courier New" w:eastAsia="Courier New" w:hAnsi="Courier New" w:cs="Courier New"/>
-        </w:rPr>
-        <w:t>nosniff</w:t>
-      </w:r>
-      <w:proofErr w:type="spellEnd"/>
-      <w:r>
-        <w:t xml:space="preserve">. After the iterator drains, the route awaits </w:t>
-      </w:r>
-      <w:proofErr w:type="spellStart"/>
-      <w:r>
-        <w:rPr>
-          <w:rFonts w:ascii="Courier New" w:eastAsia="Courier New" w:hAnsi="Courier New" w:cs="Courier New"/>
-        </w:rPr>
-        <w:t>streamResult.done</w:t>
-      </w:r>
-      <w:proofErr w:type="spellEnd"/>
-      <w:r>
-        <w:t xml:space="preserve">, records cost, and emits a </w:t>
-      </w:r>
-      <w:proofErr w:type="spellStart"/>
-      <w:r>
-        <w:rPr>
-          <w:rFonts w:ascii="Courier New" w:eastAsia="Courier New" w:hAnsi="Courier New" w:cs="Courier New"/>
-        </w:rPr>
-        <w:t>model_call</w:t>
-      </w:r>
-      <w:proofErr w:type="spellEnd"/>
-      <w:r>
-        <w:t xml:space="preserve"> telemetry event. On error inside the iterator, it emits </w:t>
-      </w:r>
-      <w:proofErr w:type="spellStart"/>
-      <w:r>
-        <w:rPr>
-          <w:rFonts w:ascii="Courier New" w:eastAsia="Courier New" w:hAnsi="Courier New" w:cs="Courier New"/>
-        </w:rPr>
-        <w:t>provider_error</w:t>
-      </w:r>
-      <w:proofErr w:type="spellEnd"/>
-      <w:r>
-        <w:t xml:space="preserve"> and calls </w:t>
-      </w:r>
-      <w:proofErr w:type="spellStart"/>
-      <w:r>
-        <w:rPr>
-          <w:rFonts w:ascii="Courier New" w:eastAsia="Courier New" w:hAnsi="Courier New" w:cs="Courier New"/>
-        </w:rPr>
-        <w:t>controller.error</w:t>
-      </w:r>
-      <w:proofErr w:type="spellEnd"/>
-      <w:r>
-        <w:rPr>
-          <w:rFonts w:ascii="Courier New" w:eastAsia="Courier New" w:hAnsi="Courier New" w:cs="Courier New"/>
-        </w:rPr>
-        <w:t>()</w:t>
+        <w:t>controller.error()</w:t>
       </w:r>
       <w:r>
         <w:t>.</w:t>
@@ -3506,61 +2534,35 @@
         <w:rPr>
           <w:rFonts w:ascii="Courier New" w:eastAsia="Courier New" w:hAnsi="Courier New" w:cs="Courier New"/>
         </w:rPr>
-        <w:t>app/</w:t>
-      </w:r>
-      <w:proofErr w:type="spellStart"/>
+        <w:t>app/page.tsx</w:t>
+      </w:r>
+      <w:r>
+        <w:t xml:space="preserve"> uses </w:t>
+      </w:r>
       <w:r>
         <w:rPr>
           <w:rFonts w:ascii="Courier New" w:eastAsia="Courier New" w:hAnsi="Courier New" w:cs="Courier New"/>
         </w:rPr>
-        <w:t>page.tsx</w:t>
-      </w:r>
-      <w:proofErr w:type="spellEnd"/>
-      <w:r>
-        <w:t xml:space="preserve"> uses </w:t>
-      </w:r>
-      <w:proofErr w:type="spellStart"/>
+        <w:t>res.body.getReader()</w:t>
+      </w:r>
+      <w:r>
+        <w:t xml:space="preserve"> + </w:t>
+      </w:r>
       <w:r>
         <w:rPr>
           <w:rFonts w:ascii="Courier New" w:eastAsia="Courier New" w:hAnsi="Courier New" w:cs="Courier New"/>
         </w:rPr>
-        <w:t>res.body.getReader</w:t>
-      </w:r>
-      <w:proofErr w:type="spellEnd"/>
+        <w:t>TextDecoder({ stream: true })</w:t>
+      </w:r>
+      <w:r>
+        <w:t xml:space="preserve">, appends each decoded chunk to </w:t>
+      </w:r>
       <w:r>
         <w:rPr>
           <w:rFonts w:ascii="Courier New" w:eastAsia="Courier New" w:hAnsi="Courier New" w:cs="Courier New"/>
         </w:rPr>
-        <w:t>()</w:t>
-      </w:r>
-      <w:r>
-        <w:t xml:space="preserve"> + </w:t>
-      </w:r>
-      <w:proofErr w:type="spellStart"/>
-      <w:r>
-        <w:rPr>
-          <w:rFonts w:ascii="Courier New" w:eastAsia="Courier New" w:hAnsi="Courier New" w:cs="Courier New"/>
-        </w:rPr>
-        <w:t>TextDecoder</w:t>
-      </w:r>
-      <w:proofErr w:type="spellEnd"/>
-      <w:r>
-        <w:rPr>
-          <w:rFonts w:ascii="Courier New" w:eastAsia="Courier New" w:hAnsi="Courier New" w:cs="Courier New"/>
-        </w:rPr>
-        <w:t>({ stream: true })</w:t>
-      </w:r>
-      <w:r>
-        <w:t xml:space="preserve">, appends each decoded chunk to </w:t>
-      </w:r>
-      <w:proofErr w:type="spellStart"/>
-      <w:r>
-        <w:rPr>
-          <w:rFonts w:ascii="Courier New" w:eastAsia="Courier New" w:hAnsi="Courier New" w:cs="Courier New"/>
-        </w:rPr>
         <w:t>assistantContent</w:t>
       </w:r>
-      <w:proofErr w:type="spellEnd"/>
       <w:r>
         <w:t>, and re-sets the messages array on every chunk to render the tail message progressively.</w:t>
       </w:r>
@@ -3588,19 +2590,11 @@
       <w:pPr>
         <w:ind w:right="1199"/>
       </w:pPr>
-      <w:proofErr w:type="spellStart"/>
       <w:r>
         <w:rPr>
           <w:rFonts w:ascii="Courier New" w:eastAsia="Courier New" w:hAnsi="Courier New" w:cs="Courier New"/>
         </w:rPr>
-        <w:t>AsyncIterable</w:t>
-      </w:r>
-      <w:proofErr w:type="spellEnd"/>
-      <w:r>
-        <w:rPr>
-          <w:rFonts w:ascii="Courier New" w:eastAsia="Courier New" w:hAnsi="Courier New" w:cs="Courier New"/>
-        </w:rPr>
-        <w:t>&lt;string&gt;</w:t>
+        <w:t>AsyncIterable&lt;string&gt;</w:t>
       </w:r>
       <w:r>
         <w:t xml:space="preserve"> is a single-channel pipe. Today, only token deltas flow through it. Tomorrow, all of the following need to flow through the same pipe:</w:t>
@@ -3623,69 +2617,57 @@
       <w:r>
         <w:t xml:space="preserve"> — </w:t>
       </w:r>
-      <w:proofErr w:type="spellStart"/>
       <w:r>
         <w:rPr>
           <w:rFonts w:ascii="Courier New" w:eastAsia="Courier New" w:hAnsi="Courier New" w:cs="Courier New"/>
         </w:rPr>
         <w:t>message_start</w:t>
       </w:r>
-      <w:proofErr w:type="spellEnd"/>
       <w:r>
         <w:t xml:space="preserve">, </w:t>
       </w:r>
-      <w:proofErr w:type="spellStart"/>
       <w:r>
         <w:rPr>
           <w:rFonts w:ascii="Courier New" w:eastAsia="Courier New" w:hAnsi="Courier New" w:cs="Courier New"/>
         </w:rPr>
         <w:t>content_block_start</w:t>
       </w:r>
-      <w:proofErr w:type="spellEnd"/>
       <w:r>
         <w:t xml:space="preserve">, </w:t>
       </w:r>
-      <w:proofErr w:type="spellStart"/>
       <w:r>
         <w:rPr>
           <w:rFonts w:ascii="Courier New" w:eastAsia="Courier New" w:hAnsi="Courier New" w:cs="Courier New"/>
         </w:rPr>
         <w:t>content_block_delta</w:t>
       </w:r>
-      <w:proofErr w:type="spellEnd"/>
       <w:r>
         <w:t xml:space="preserve">, </w:t>
       </w:r>
-      <w:proofErr w:type="spellStart"/>
       <w:r>
         <w:rPr>
           <w:rFonts w:ascii="Courier New" w:eastAsia="Courier New" w:hAnsi="Courier New" w:cs="Courier New"/>
         </w:rPr>
         <w:t>content_block_stop</w:t>
       </w:r>
-      <w:proofErr w:type="spellEnd"/>
       <w:r>
         <w:t xml:space="preserve">, </w:t>
       </w:r>
-      <w:proofErr w:type="spellStart"/>
       <w:r>
         <w:rPr>
           <w:rFonts w:ascii="Courier New" w:eastAsia="Courier New" w:hAnsi="Courier New" w:cs="Courier New"/>
         </w:rPr>
         <w:t>message_delta</w:t>
       </w:r>
-      <w:proofErr w:type="spellEnd"/>
       <w:r>
         <w:t xml:space="preserve">, </w:t>
       </w:r>
-      <w:proofErr w:type="spellStart"/>
       <w:r>
         <w:rPr>
           <w:rFonts w:ascii="Courier New" w:eastAsia="Courier New" w:hAnsi="Courier New" w:cs="Courier New"/>
         </w:rPr>
         <w:t>message_stop</w:t>
       </w:r>
-      <w:proofErr w:type="spellEnd"/>
       <w:r>
         <w:t>. The current provider would collapse all of these into bare strings, discarding the structure.</w:t>
       </w:r>
@@ -3708,25 +2690,21 @@
       <w:r>
         <w:t xml:space="preserve"> (Anthropic </w:t>
       </w:r>
-      <w:proofErr w:type="spellStart"/>
       <w:r>
         <w:rPr>
           <w:rFonts w:ascii="Courier New" w:eastAsia="Courier New" w:hAnsi="Courier New" w:cs="Courier New"/>
         </w:rPr>
         <w:t>tool_use</w:t>
       </w:r>
-      <w:proofErr w:type="spellEnd"/>
       <w:r>
         <w:t xml:space="preserve"> blocks, OpenAI </w:t>
       </w:r>
-      <w:proofErr w:type="spellStart"/>
       <w:r>
         <w:rPr>
           <w:rFonts w:ascii="Courier New" w:eastAsia="Courier New" w:hAnsi="Courier New" w:cs="Courier New"/>
         </w:rPr>
         <w:t>tool_calls</w:t>
       </w:r>
-      <w:proofErr w:type="spellEnd"/>
       <w:r>
         <w:t xml:space="preserve"> deltas). These are not text.</w:t>
       </w:r>
@@ -3736,15 +2714,7 @@
         <w:ind w:left="275" w:right="1199"/>
       </w:pPr>
       <w:r>
-        <w:t xml:space="preserve">They have ids, names, and incrementally-streamed JSON </w:t>
-      </w:r>
-      <w:proofErr w:type="spellStart"/>
-      <w:r>
-        <w:t>args</w:t>
-      </w:r>
-      <w:proofErr w:type="spellEnd"/>
-      <w:r>
-        <w:t>. A string stream cannot represent them.</w:t>
+        <w:t>They have ids, names, and incrementally-streamed JSON args. A string stream cannot represent them.</w:t>
       </w:r>
     </w:p>
     <w:p>
@@ -3798,19 +2768,11 @@
       <w:pPr>
         <w:ind w:left="275" w:right="1199"/>
       </w:pPr>
-      <w:proofErr w:type="spellStart"/>
       <w:r>
         <w:rPr>
           <w:rFonts w:ascii="Courier New" w:eastAsia="Courier New" w:hAnsi="Courier New" w:cs="Courier New"/>
         </w:rPr>
-        <w:t>controller.error</w:t>
-      </w:r>
-      <w:proofErr w:type="spellEnd"/>
-      <w:r>
-        <w:rPr>
-          <w:rFonts w:ascii="Courier New" w:eastAsia="Courier New" w:hAnsi="Courier New" w:cs="Courier New"/>
-        </w:rPr>
-        <w:t>()</w:t>
+        <w:t>controller.error()</w:t>
       </w:r>
       <w:r>
         <w:t xml:space="preserve"> after HTTP 200 is already on the wire — the client sees a truncated reply with no error code.</w:t>
@@ -3889,23 +2851,33 @@
                 <w:rFonts w:ascii="Courier New" w:eastAsia="Courier New" w:hAnsi="Courier New" w:cs="Courier New"/>
                 <w:sz w:val="17"/>
               </w:rPr>
-              <w:t xml:space="preserve">export type </w:t>
-            </w:r>
-            <w:proofErr w:type="spellStart"/>
+              <w:t>export type StreamEvent =   | { type: 'text';            value: string }</w:t>
+            </w:r>
+          </w:p>
+          <w:p>
+            <w:pPr>
+              <w:spacing w:after="12" w:line="259" w:lineRule="auto"/>
+              <w:ind w:left="0" w:right="0" w:firstLine="0"/>
+            </w:pPr>
             <w:r>
               <w:rPr>
                 <w:rFonts w:ascii="Courier New" w:eastAsia="Courier New" w:hAnsi="Courier New" w:cs="Courier New"/>
                 <w:sz w:val="17"/>
               </w:rPr>
-              <w:t>StreamEvent</w:t>
-            </w:r>
-            <w:proofErr w:type="spellEnd"/>
+              <w:t xml:space="preserve">  | { type: 'tool_call_start'; id: string; name: string }</w:t>
+            </w:r>
+          </w:p>
+          <w:p>
+            <w:pPr>
+              <w:spacing w:after="12" w:line="259" w:lineRule="auto"/>
+              <w:ind w:left="0" w:right="0" w:firstLine="0"/>
+            </w:pPr>
             <w:r>
               <w:rPr>
                 <w:rFonts w:ascii="Courier New" w:eastAsia="Courier New" w:hAnsi="Courier New" w:cs="Courier New"/>
                 <w:sz w:val="17"/>
               </w:rPr>
-              <w:t xml:space="preserve"> =   | { type: 'text';            value: string }</w:t>
+              <w:t xml:space="preserve">  | { type: 'tool_call_delta'; id: string; argsJsonChunk: string }</w:t>
             </w:r>
           </w:p>
           <w:p>
@@ -3918,264 +2890,46 @@
                 <w:rFonts w:ascii="Courier New" w:eastAsia="Courier New" w:hAnsi="Courier New" w:cs="Courier New"/>
                 <w:sz w:val="17"/>
               </w:rPr>
-              <w:t xml:space="preserve">  | { type: '</w:t>
-            </w:r>
-            <w:proofErr w:type="spellStart"/>
+              <w:t xml:space="preserve">  | { type: 'tool_call_end';   id: string }</w:t>
+            </w:r>
+          </w:p>
+          <w:p>
+            <w:pPr>
+              <w:spacing w:after="12" w:line="259" w:lineRule="auto"/>
+              <w:ind w:left="0" w:right="0" w:firstLine="0"/>
+            </w:pPr>
             <w:r>
               <w:rPr>
                 <w:rFonts w:ascii="Courier New" w:eastAsia="Courier New" w:hAnsi="Courier New" w:cs="Courier New"/>
                 <w:sz w:val="17"/>
               </w:rPr>
-              <w:t>tool_call_start</w:t>
-            </w:r>
-            <w:proofErr w:type="spellEnd"/>
+              <w:t xml:space="preserve">  | { type: 'usage';           inputTokens: number; outputTokens: number }</w:t>
+            </w:r>
+          </w:p>
+          <w:p>
+            <w:pPr>
+              <w:spacing w:after="220" w:line="274" w:lineRule="auto"/>
+              <w:ind w:left="0" w:right="1883" w:firstLine="0"/>
+            </w:pPr>
             <w:r>
               <w:rPr>
                 <w:rFonts w:ascii="Courier New" w:eastAsia="Courier New" w:hAnsi="Courier New" w:cs="Courier New"/>
                 <w:sz w:val="17"/>
               </w:rPr>
-              <w:t>'; id: string; name: string }</w:t>
-            </w:r>
-          </w:p>
-          <w:p>
-            <w:pPr>
-              <w:spacing w:after="12" w:line="259" w:lineRule="auto"/>
-              <w:ind w:left="0" w:right="0" w:firstLine="0"/>
+              <w:t xml:space="preserve">  | { type: 'error';           message: string; recoverable: boolean }   | { type: 'done';            result: GenerateResult };</w:t>
+            </w:r>
+          </w:p>
+          <w:p>
+            <w:pPr>
+              <w:spacing w:after="0" w:line="274" w:lineRule="auto"/>
+              <w:ind w:left="0" w:right="353" w:firstLine="0"/>
             </w:pPr>
             <w:r>
               <w:rPr>
                 <w:rFonts w:ascii="Courier New" w:eastAsia="Courier New" w:hAnsi="Courier New" w:cs="Courier New"/>
                 <w:sz w:val="17"/>
               </w:rPr>
-              <w:t xml:space="preserve">  | { type: '</w:t>
-            </w:r>
-            <w:proofErr w:type="spellStart"/>
-            <w:r>
-              <w:rPr>
-                <w:rFonts w:ascii="Courier New" w:eastAsia="Courier New" w:hAnsi="Courier New" w:cs="Courier New"/>
-                <w:sz w:val="17"/>
-              </w:rPr>
-              <w:t>tool_call_delta</w:t>
-            </w:r>
-            <w:proofErr w:type="spellEnd"/>
-            <w:r>
-              <w:rPr>
-                <w:rFonts w:ascii="Courier New" w:eastAsia="Courier New" w:hAnsi="Courier New" w:cs="Courier New"/>
-                <w:sz w:val="17"/>
-              </w:rPr>
-              <w:t xml:space="preserve">'; id: string; </w:t>
-            </w:r>
-            <w:proofErr w:type="spellStart"/>
-            <w:r>
-              <w:rPr>
-                <w:rFonts w:ascii="Courier New" w:eastAsia="Courier New" w:hAnsi="Courier New" w:cs="Courier New"/>
-                <w:sz w:val="17"/>
-              </w:rPr>
-              <w:t>argsJsonChunk</w:t>
-            </w:r>
-            <w:proofErr w:type="spellEnd"/>
-            <w:r>
-              <w:rPr>
-                <w:rFonts w:ascii="Courier New" w:eastAsia="Courier New" w:hAnsi="Courier New" w:cs="Courier New"/>
-                <w:sz w:val="17"/>
-              </w:rPr>
-              <w:t>: string }</w:t>
-            </w:r>
-          </w:p>
-          <w:p>
-            <w:pPr>
-              <w:spacing w:after="12" w:line="259" w:lineRule="auto"/>
-              <w:ind w:left="0" w:right="0" w:firstLine="0"/>
-            </w:pPr>
-            <w:r>
-              <w:rPr>
-                <w:rFonts w:ascii="Courier New" w:eastAsia="Courier New" w:hAnsi="Courier New" w:cs="Courier New"/>
-                <w:sz w:val="17"/>
-              </w:rPr>
-              <w:t xml:space="preserve">  | { type: '</w:t>
-            </w:r>
-            <w:proofErr w:type="spellStart"/>
-            <w:r>
-              <w:rPr>
-                <w:rFonts w:ascii="Courier New" w:eastAsia="Courier New" w:hAnsi="Courier New" w:cs="Courier New"/>
-                <w:sz w:val="17"/>
-              </w:rPr>
-              <w:t>tool_call_end</w:t>
-            </w:r>
-            <w:proofErr w:type="spellEnd"/>
-            <w:r>
-              <w:rPr>
-                <w:rFonts w:ascii="Courier New" w:eastAsia="Courier New" w:hAnsi="Courier New" w:cs="Courier New"/>
-                <w:sz w:val="17"/>
-              </w:rPr>
-              <w:t>';   id: string }</w:t>
-            </w:r>
-          </w:p>
-          <w:p>
-            <w:pPr>
-              <w:spacing w:after="12" w:line="259" w:lineRule="auto"/>
-              <w:ind w:left="0" w:right="0" w:firstLine="0"/>
-            </w:pPr>
-            <w:r>
-              <w:rPr>
-                <w:rFonts w:ascii="Courier New" w:eastAsia="Courier New" w:hAnsi="Courier New" w:cs="Courier New"/>
-                <w:sz w:val="17"/>
-              </w:rPr>
-              <w:t xml:space="preserve">  | { type: 'usage';           </w:t>
-            </w:r>
-            <w:proofErr w:type="spellStart"/>
-            <w:r>
-              <w:rPr>
-                <w:rFonts w:ascii="Courier New" w:eastAsia="Courier New" w:hAnsi="Courier New" w:cs="Courier New"/>
-                <w:sz w:val="17"/>
-              </w:rPr>
-              <w:t>inputTokens</w:t>
-            </w:r>
-            <w:proofErr w:type="spellEnd"/>
-            <w:r>
-              <w:rPr>
-                <w:rFonts w:ascii="Courier New" w:eastAsia="Courier New" w:hAnsi="Courier New" w:cs="Courier New"/>
-                <w:sz w:val="17"/>
-              </w:rPr>
-              <w:t xml:space="preserve">: number; </w:t>
-            </w:r>
-            <w:proofErr w:type="spellStart"/>
-            <w:r>
-              <w:rPr>
-                <w:rFonts w:ascii="Courier New" w:eastAsia="Courier New" w:hAnsi="Courier New" w:cs="Courier New"/>
-                <w:sz w:val="17"/>
-              </w:rPr>
-              <w:t>outputTokens</w:t>
-            </w:r>
-            <w:proofErr w:type="spellEnd"/>
-            <w:r>
-              <w:rPr>
-                <w:rFonts w:ascii="Courier New" w:eastAsia="Courier New" w:hAnsi="Courier New" w:cs="Courier New"/>
-                <w:sz w:val="17"/>
-              </w:rPr>
-              <w:t>: number }</w:t>
-            </w:r>
-          </w:p>
-          <w:p>
-            <w:pPr>
-              <w:spacing w:after="220" w:line="274" w:lineRule="auto"/>
-              <w:ind w:left="0" w:right="1883" w:firstLine="0"/>
-            </w:pPr>
-            <w:r>
-              <w:rPr>
-                <w:rFonts w:ascii="Courier New" w:eastAsia="Courier New" w:hAnsi="Courier New" w:cs="Courier New"/>
-                <w:sz w:val="17"/>
-              </w:rPr>
-              <w:t xml:space="preserve">  | { type: 'error';           message: string; recoverable: </w:t>
-            </w:r>
-            <w:proofErr w:type="spellStart"/>
-            <w:r>
-              <w:rPr>
-                <w:rFonts w:ascii="Courier New" w:eastAsia="Courier New" w:hAnsi="Courier New" w:cs="Courier New"/>
-                <w:sz w:val="17"/>
-              </w:rPr>
-              <w:t>boolean</w:t>
-            </w:r>
-            <w:proofErr w:type="spellEnd"/>
-            <w:r>
-              <w:rPr>
-                <w:rFonts w:ascii="Courier New" w:eastAsia="Courier New" w:hAnsi="Courier New" w:cs="Courier New"/>
-                <w:sz w:val="17"/>
-              </w:rPr>
-              <w:t xml:space="preserve"> }   | { type: 'done';            result: </w:t>
-            </w:r>
-            <w:proofErr w:type="spellStart"/>
-            <w:r>
-              <w:rPr>
-                <w:rFonts w:ascii="Courier New" w:eastAsia="Courier New" w:hAnsi="Courier New" w:cs="Courier New"/>
-                <w:sz w:val="17"/>
-              </w:rPr>
-              <w:t>GenerateResult</w:t>
-            </w:r>
-            <w:proofErr w:type="spellEnd"/>
-            <w:r>
-              <w:rPr>
-                <w:rFonts w:ascii="Courier New" w:eastAsia="Courier New" w:hAnsi="Courier New" w:cs="Courier New"/>
-                <w:sz w:val="17"/>
-              </w:rPr>
-              <w:t xml:space="preserve"> };</w:t>
-            </w:r>
-          </w:p>
-          <w:p>
-            <w:pPr>
-              <w:spacing w:after="0" w:line="274" w:lineRule="auto"/>
-              <w:ind w:left="0" w:right="353" w:firstLine="0"/>
-            </w:pPr>
-            <w:r>
-              <w:rPr>
-                <w:rFonts w:ascii="Courier New" w:eastAsia="Courier New" w:hAnsi="Courier New" w:cs="Courier New"/>
-                <w:sz w:val="17"/>
-              </w:rPr>
-              <w:t xml:space="preserve">export interface </w:t>
-            </w:r>
-            <w:proofErr w:type="spellStart"/>
-            <w:r>
-              <w:rPr>
-                <w:rFonts w:ascii="Courier New" w:eastAsia="Courier New" w:hAnsi="Courier New" w:cs="Courier New"/>
-                <w:sz w:val="17"/>
-              </w:rPr>
-              <w:t>StreamResult</w:t>
-            </w:r>
-            <w:proofErr w:type="spellEnd"/>
-            <w:r>
-              <w:rPr>
-                <w:rFonts w:ascii="Courier New" w:eastAsia="Courier New" w:hAnsi="Courier New" w:cs="Courier New"/>
-                <w:sz w:val="17"/>
-              </w:rPr>
-              <w:t xml:space="preserve"> {   events: </w:t>
-            </w:r>
-            <w:proofErr w:type="spellStart"/>
-            <w:r>
-              <w:rPr>
-                <w:rFonts w:ascii="Courier New" w:eastAsia="Courier New" w:hAnsi="Courier New" w:cs="Courier New"/>
-                <w:sz w:val="17"/>
-              </w:rPr>
-              <w:t>AsyncIterable</w:t>
-            </w:r>
-            <w:proofErr w:type="spellEnd"/>
-            <w:r>
-              <w:rPr>
-                <w:rFonts w:ascii="Courier New" w:eastAsia="Courier New" w:hAnsi="Courier New" w:cs="Courier New"/>
-                <w:sz w:val="17"/>
-              </w:rPr>
-              <w:t>&lt;</w:t>
-            </w:r>
-            <w:proofErr w:type="spellStart"/>
-            <w:r>
-              <w:rPr>
-                <w:rFonts w:ascii="Courier New" w:eastAsia="Courier New" w:hAnsi="Courier New" w:cs="Courier New"/>
-                <w:sz w:val="17"/>
-              </w:rPr>
-              <w:t>StreamEvent</w:t>
-            </w:r>
-            <w:proofErr w:type="spellEnd"/>
-            <w:r>
-              <w:rPr>
-                <w:rFonts w:ascii="Courier New" w:eastAsia="Courier New" w:hAnsi="Courier New" w:cs="Courier New"/>
-                <w:sz w:val="17"/>
-              </w:rPr>
-              <w:t>&gt;;   // 'done' Promise is optional now &amp;</w:t>
-            </w:r>
-            <w:proofErr w:type="spellStart"/>
-            <w:r>
-              <w:rPr>
-                <w:rFonts w:ascii="Courier New" w:eastAsia="Courier New" w:hAnsi="Courier New" w:cs="Courier New"/>
-                <w:sz w:val="17"/>
-              </w:rPr>
-              <w:t>mdash</w:t>
-            </w:r>
-            <w:proofErr w:type="spellEnd"/>
-            <w:r>
-              <w:rPr>
-                <w:rFonts w:ascii="Courier New" w:eastAsia="Courier New" w:hAnsi="Courier New" w:cs="Courier New"/>
-                <w:sz w:val="17"/>
-              </w:rPr>
-              <w:t>; the last event already carries the result.</w:t>
+              <w:t>export interface StreamResult {   events: AsyncIterable&lt;StreamEvent&gt;;   // 'done' Promise is optional now &amp;mdash; the last event already carries the result.</w:t>
             </w:r>
           </w:p>
           <w:p>
@@ -4452,49 +3206,7 @@
               <w:rPr>
                 <w:sz w:val="18"/>
               </w:rPr>
-              <w:t>'</w:t>
-            </w:r>
-            <w:proofErr w:type="spellStart"/>
-            <w:r>
-              <w:rPr>
-                <w:sz w:val="18"/>
-              </w:rPr>
-              <w:t>CourTrivial</w:t>
-            </w:r>
-            <w:proofErr w:type="spellEnd"/>
-            <w:r>
-              <w:rPr>
-                <w:sz w:val="18"/>
-              </w:rPr>
-              <w:t xml:space="preserve"> to parse; fits </w:t>
-            </w:r>
-            <w:proofErr w:type="spellStart"/>
-            <w:r>
-              <w:rPr>
-                <w:sz w:val="18"/>
-              </w:rPr>
-              <w:t>ReadableStrer</w:t>
-            </w:r>
-            <w:proofErr w:type="spellEnd"/>
-            <w:r>
-              <w:rPr>
-                <w:sz w:val="18"/>
-              </w:rPr>
-              <w:t>'&gt;{"</w:t>
-            </w:r>
-            <w:proofErr w:type="spellStart"/>
-            <w:r>
-              <w:rPr>
-                <w:sz w:val="18"/>
-              </w:rPr>
-              <w:t>type":"text","value":"hi</w:t>
-            </w:r>
-            <w:proofErr w:type="spellEnd"/>
-            <w:r>
-              <w:rPr>
-                <w:sz w:val="18"/>
-              </w:rPr>
-              <w:t>"}</w:t>
+              <w:t>'CourTrivial to parse; fits ReadableStrer'&gt;{"type":"text","value":"hi"}</w:t>
             </w:r>
           </w:p>
         </w:tc>
@@ -4515,19 +3227,11 @@
               <w:spacing w:after="0" w:line="259" w:lineRule="auto"/>
               <w:ind w:left="-75" w:right="0" w:firstLine="0"/>
             </w:pPr>
-            <w:proofErr w:type="spellStart"/>
-            <w:r>
-              <w:rPr>
-                <w:sz w:val="18"/>
-              </w:rPr>
-              <w:t>eam</w:t>
-            </w:r>
-            <w:proofErr w:type="spellEnd"/>
-            <w:r>
-              <w:rPr>
-                <w:sz w:val="18"/>
-              </w:rPr>
-              <w:t>;\n&lt;/font&gt;</w:t>
+            <w:r>
+              <w:rPr>
+                <w:sz w:val="18"/>
+              </w:rPr>
+              <w:t>eam;\n&lt;/font&gt;</w:t>
             </w:r>
           </w:p>
         </w:tc>
@@ -4578,33 +3282,11 @@
               <w:spacing w:after="0" w:line="259" w:lineRule="auto"/>
               <w:ind w:left="-95" w:right="0" w:firstLine="0"/>
             </w:pPr>
-            <w:proofErr w:type="spellStart"/>
-            <w:r>
-              <w:rPr>
-                <w:sz w:val="18"/>
-              </w:rPr>
-              <w:t>nt</w:t>
-            </w:r>
-            <w:proofErr w:type="spellEnd"/>
-            <w:r>
-              <w:rPr>
-                <w:sz w:val="18"/>
-              </w:rPr>
-              <w:t>-stream)&lt;font face='Courier'&gt;event: text\</w:t>
-            </w:r>
-            <w:proofErr w:type="spellStart"/>
-            <w:r>
-              <w:rPr>
-                <w:sz w:val="18"/>
-              </w:rPr>
-              <w:t>ndata</w:t>
-            </w:r>
-            <w:proofErr w:type="spellEnd"/>
-            <w:r>
-              <w:rPr>
-                <w:sz w:val="18"/>
-              </w:rPr>
-              <w:t>:</w:t>
+            <w:r>
+              <w:rPr>
+                <w:sz w:val="18"/>
+              </w:rPr>
+              <w:t>nt-stream)&lt;font face='Courier'&gt;event: text\ndata:</w:t>
             </w:r>
           </w:p>
         </w:tc>
@@ -4630,35 +3312,7 @@
               <w:rPr>
                 <w:sz w:val="18"/>
               </w:rPr>
-              <w:t xml:space="preserve"> {"</w:t>
-            </w:r>
-            <w:proofErr w:type="spellStart"/>
-            <w:r>
-              <w:rPr>
-                <w:sz w:val="18"/>
-              </w:rPr>
-              <w:t>vNative</w:t>
-            </w:r>
-            <w:proofErr w:type="spellEnd"/>
-            <w:r>
-              <w:rPr>
-                <w:sz w:val="18"/>
-              </w:rPr>
-              <w:t xml:space="preserve"> &lt;font face='Courier'&gt;</w:t>
-            </w:r>
-            <w:proofErr w:type="spellStart"/>
-            <w:r>
-              <w:rPr>
-                <w:sz w:val="18"/>
-              </w:rPr>
-              <w:t>Evenlue</w:t>
-            </w:r>
-            <w:proofErr w:type="spellEnd"/>
-            <w:r>
-              <w:rPr>
-                <w:sz w:val="18"/>
-              </w:rPr>
-              <w:t>":"hi"}\n\n&lt;/font&gt;</w:t>
+              <w:t xml:space="preserve"> {"vNative &lt;font face='Courier'&gt;Evenlue":"hi"}\n\n&lt;/font&gt;</w:t>
             </w:r>
           </w:p>
         </w:tc>
@@ -4679,28 +3333,12 @@
               <w:spacing w:after="0" w:line="259" w:lineRule="auto"/>
               <w:ind w:left="-1" w:right="0" w:firstLine="0"/>
             </w:pPr>
-            <w:proofErr w:type="spellStart"/>
-            <w:r>
-              <w:rPr>
-                <w:sz w:val="18"/>
-              </w:rPr>
-              <w:t>tSource</w:t>
-            </w:r>
-            <w:proofErr w:type="spellEnd"/>
-            <w:r>
-              <w:rPr>
-                <w:sz w:val="18"/>
-              </w:rPr>
-              <w:t xml:space="preserve">&lt;/font&gt; client; </w:t>
-            </w:r>
-            <w:proofErr w:type="spellStart"/>
-            <w:r>
-              <w:rPr>
-                <w:sz w:val="18"/>
-              </w:rPr>
-              <w:t>bui</w:t>
-            </w:r>
-            <w:proofErr w:type="spellEnd"/>
+            <w:r>
+              <w:rPr>
+                <w:sz w:val="18"/>
+              </w:rPr>
+              <w:t>tSource&lt;/font&gt; client; bui</w:t>
+            </w:r>
           </w:p>
         </w:tc>
       </w:tr>
@@ -4779,30 +3417,8 @@
               <w:rPr>
                 <w:sz w:val="18"/>
               </w:rPr>
-              <w:t>Bidirectional &amp;</w:t>
-            </w:r>
-            <w:proofErr w:type="spellStart"/>
-            <w:r>
-              <w:rPr>
-                <w:sz w:val="18"/>
-              </w:rPr>
-              <w:t>mdash</w:t>
-            </w:r>
-            <w:proofErr w:type="spellEnd"/>
-            <w:r>
-              <w:rPr>
-                <w:sz w:val="18"/>
-              </w:rPr>
-              <w:t xml:space="preserve">; useful </w:t>
-            </w:r>
-            <w:proofErr w:type="spellStart"/>
-            <w:r>
-              <w:rPr>
-                <w:sz w:val="18"/>
-              </w:rPr>
-              <w:t>wh</w:t>
-            </w:r>
-            <w:proofErr w:type="spellEnd"/>
+              <w:t>Bidirectional &amp;mdash; useful wh</w:t>
+            </w:r>
           </w:p>
         </w:tc>
         <w:tc>
@@ -4822,19 +3438,11 @@
               <w:spacing w:after="0" w:line="259" w:lineRule="auto"/>
               <w:ind w:left="-85" w:right="0" w:firstLine="0"/>
             </w:pPr>
-            <w:proofErr w:type="spellStart"/>
-            <w:r>
-              <w:rPr>
-                <w:sz w:val="18"/>
-              </w:rPr>
-              <w:t>en</w:t>
-            </w:r>
-            <w:proofErr w:type="spellEnd"/>
-            <w:r>
-              <w:rPr>
-                <w:sz w:val="18"/>
-              </w:rPr>
-              <w:t xml:space="preserve"> STT/voice arrives</w:t>
+            <w:r>
+              <w:rPr>
+                <w:sz w:val="18"/>
+              </w:rPr>
+              <w:t>en STT/voice arrives</w:t>
             </w:r>
           </w:p>
         </w:tc>
@@ -4850,21 +3458,7 @@
         <w:rPr>
           <w:sz w:val="18"/>
         </w:rPr>
-        <w:t xml:space="preserve">No native </w:t>
-      </w:r>
-      <w:proofErr w:type="spellStart"/>
-      <w:r>
-        <w:rPr>
-          <w:sz w:val="18"/>
-        </w:rPr>
-        <w:t>EventSource</w:t>
-      </w:r>
-      <w:proofErr w:type="spellEnd"/>
-      <w:r>
-        <w:rPr>
-          <w:sz w:val="18"/>
-        </w:rPr>
-        <w:t xml:space="preserve"> client; you write the pao special browser support needed</w:t>
+        <w:t>No native EventSource client; you write the pao special browser support needed</w:t>
       </w:r>
     </w:p>
     <w:p>
@@ -4873,33 +3467,11 @@
         <w:ind w:right="-92"/>
         <w:jc w:val="right"/>
       </w:pPr>
-      <w:proofErr w:type="spellStart"/>
       <w:r>
         <w:rPr>
           <w:sz w:val="18"/>
         </w:rPr>
-        <w:t>EventSource</w:t>
-      </w:r>
-      <w:proofErr w:type="spellEnd"/>
-      <w:r>
-        <w:rPr>
-          <w:sz w:val="18"/>
-        </w:rPr>
-        <w:t xml:space="preserve"> is GET-only &amp;</w:t>
-      </w:r>
-      <w:proofErr w:type="spellStart"/>
-      <w:r>
-        <w:rPr>
-          <w:sz w:val="18"/>
-        </w:rPr>
-        <w:t>mdash</w:t>
-      </w:r>
-      <w:proofErr w:type="spellEnd"/>
-      <w:r>
-        <w:rPr>
-          <w:sz w:val="18"/>
-        </w:rPr>
-        <w:t>; for POST st-in reconnection; com</w:t>
+        <w:t>EventSource is GET-only &amp;mdash; for POST st-in reconnection; com</w:t>
       </w:r>
     </w:p>
     <w:p>
@@ -4912,21 +3484,7 @@
         <w:rPr>
           <w:sz w:val="18"/>
         </w:rPr>
-        <w:t xml:space="preserve">Heavier; doesn't survive </w:t>
-      </w:r>
-      <w:proofErr w:type="spellStart"/>
-      <w:r>
-        <w:rPr>
-          <w:sz w:val="18"/>
-        </w:rPr>
-        <w:t>Vercel</w:t>
-      </w:r>
-      <w:proofErr w:type="spellEnd"/>
-      <w:r>
-        <w:rPr>
-          <w:sz w:val="18"/>
-        </w:rPr>
-        <w:t xml:space="preserve"> edge cleanly; o</w:t>
+        <w:t>Heavier; doesn't survive Vercel edge cleanly; o</w:t>
       </w:r>
     </w:p>
     <w:p>
@@ -4950,55 +3508,37 @@
         <w:ind w:left="-5"/>
       </w:pPr>
       <w:r>
-        <w:t xml:space="preserve">3.3 </w:t>
-      </w:r>
-      <w:proofErr w:type="spellStart"/>
-      <w:r>
-        <w:t>AbortSignal</w:t>
-      </w:r>
-      <w:proofErr w:type="spellEnd"/>
-      <w:r>
-        <w:t xml:space="preserve"> is not threaded anywhere</w:t>
-      </w:r>
-    </w:p>
-    <w:p>
-      <w:pPr>
-        <w:ind w:right="1199"/>
-      </w:pPr>
-      <w:proofErr w:type="spellStart"/>
+        <w:t>3.3 AbortSignal is not threaded anywhere</w:t>
+      </w:r>
+    </w:p>
+    <w:p>
+      <w:pPr>
+        <w:ind w:right="1199"/>
+      </w:pPr>
       <w:r>
         <w:rPr>
           <w:rFonts w:ascii="Courier New" w:eastAsia="Courier New" w:hAnsi="Courier New" w:cs="Courier New"/>
         </w:rPr>
-        <w:t>provider.stream</w:t>
-      </w:r>
-      <w:proofErr w:type="spellEnd"/>
+        <w:t>provider.stream()</w:t>
+      </w:r>
+      <w:r>
+        <w:t xml:space="preserve"> takes no </w:t>
+      </w:r>
       <w:r>
         <w:rPr>
           <w:rFonts w:ascii="Courier New" w:eastAsia="Courier New" w:hAnsi="Courier New" w:cs="Courier New"/>
         </w:rPr>
-        <w:t>()</w:t>
-      </w:r>
-      <w:r>
-        <w:t xml:space="preserve"> takes no </w:t>
+        <w:t>signal</w:t>
+      </w:r>
+      <w:r>
+        <w:t xml:space="preserve">. The route never watches </w:t>
       </w:r>
       <w:r>
         <w:rPr>
           <w:rFonts w:ascii="Courier New" w:eastAsia="Courier New" w:hAnsi="Courier New" w:cs="Courier New"/>
         </w:rPr>
-        <w:t>signal</w:t>
-      </w:r>
-      <w:r>
-        <w:t xml:space="preserve">. The route never watches </w:t>
-      </w:r>
-      <w:proofErr w:type="spellStart"/>
-      <w:r>
-        <w:rPr>
-          <w:rFonts w:ascii="Courier New" w:eastAsia="Courier New" w:hAnsi="Courier New" w:cs="Courier New"/>
-        </w:rPr>
         <w:t>req.signal</w:t>
       </w:r>
-      <w:proofErr w:type="spellEnd"/>
       <w:r>
         <w:t>. The client cannot cancel. The route also cannot detect a client disconnect and stop iterating — the OpenAI SDK will happily keep streaming tokens you'll pay for that nobody is reading. This is a real cost leak the moment a user closes the tab on a long generation.</w:t>
       </w:r>
@@ -5020,27 +3560,17 @@
         <w:rPr>
           <w:rFonts w:ascii="Courier New" w:eastAsia="Courier New" w:hAnsi="Courier New" w:cs="Courier New"/>
         </w:rPr>
-        <w:t xml:space="preserve">signal?: </w:t>
-      </w:r>
-      <w:proofErr w:type="spellStart"/>
+        <w:t>signal?: AbortSignal</w:t>
+      </w:r>
+      <w:r>
+        <w:t xml:space="preserve"> to </w:t>
+      </w:r>
       <w:r>
         <w:rPr>
           <w:rFonts w:ascii="Courier New" w:eastAsia="Courier New" w:hAnsi="Courier New" w:cs="Courier New"/>
         </w:rPr>
-        <w:t>AbortSignal</w:t>
-      </w:r>
-      <w:proofErr w:type="spellEnd"/>
-      <w:r>
-        <w:t xml:space="preserve"> to </w:t>
-      </w:r>
-      <w:proofErr w:type="spellStart"/>
-      <w:r>
-        <w:rPr>
-          <w:rFonts w:ascii="Courier New" w:eastAsia="Courier New" w:hAnsi="Courier New" w:cs="Courier New"/>
-        </w:rPr>
         <w:t>GenerateOptions</w:t>
       </w:r>
-      <w:proofErr w:type="spellEnd"/>
       <w:r>
         <w:t>.</w:t>
       </w:r>
@@ -5057,30 +3587,20 @@
       <w:r>
         <w:t xml:space="preserve">Pass </w:t>
       </w:r>
-      <w:proofErr w:type="spellStart"/>
       <w:r>
         <w:rPr>
           <w:rFonts w:ascii="Courier New" w:eastAsia="Courier New" w:hAnsi="Courier New" w:cs="Courier New"/>
         </w:rPr>
         <w:t>req.signal</w:t>
       </w:r>
-      <w:proofErr w:type="spellEnd"/>
       <w:r>
         <w:t xml:space="preserve"> through to </w:t>
       </w:r>
-      <w:proofErr w:type="spellStart"/>
       <w:r>
         <w:rPr>
           <w:rFonts w:ascii="Courier New" w:eastAsia="Courier New" w:hAnsi="Courier New" w:cs="Courier New"/>
         </w:rPr>
-        <w:t>provider.stream</w:t>
-      </w:r>
-      <w:proofErr w:type="spellEnd"/>
-      <w:r>
-        <w:rPr>
-          <w:rFonts w:ascii="Courier New" w:eastAsia="Courier New" w:hAnsi="Courier New" w:cs="Courier New"/>
-        </w:rPr>
-        <w:t>()</w:t>
+        <w:t>provider.stream()</w:t>
       </w:r>
       <w:r>
         <w:t>.</w:t>
@@ -5097,30 +3617,14 @@
       <w:r>
         <w:t xml:space="preserve">Listen to </w:t>
       </w:r>
-      <w:proofErr w:type="spellStart"/>
       <w:r>
         <w:rPr>
           <w:rFonts w:ascii="Courier New" w:eastAsia="Courier New" w:hAnsi="Courier New" w:cs="Courier New"/>
         </w:rPr>
-        <w:t>req.signal.addEventListener</w:t>
-      </w:r>
-      <w:proofErr w:type="spellEnd"/>
-      <w:r>
-        <w:rPr>
-          <w:rFonts w:ascii="Courier New" w:eastAsia="Courier New" w:hAnsi="Courier New" w:cs="Courier New"/>
-        </w:rPr>
-        <w:t>('abort', …)</w:t>
-      </w:r>
-      <w:r>
-        <w:t xml:space="preserve"> in the </w:t>
-      </w:r>
-      <w:proofErr w:type="spellStart"/>
-      <w:r>
-        <w:t>ReadableStream's</w:t>
-      </w:r>
-      <w:proofErr w:type="spellEnd"/>
-      <w:r>
-        <w:t xml:space="preserve"> </w:t>
+        <w:t>req.signal.addEventListener('abort', …)</w:t>
+      </w:r>
+      <w:r>
+        <w:t xml:space="preserve"> in the ReadableStream's </w:t>
       </w:r>
       <w:r>
         <w:rPr>
@@ -5152,14 +3656,12 @@
       <w:r>
         <w:t xml:space="preserve"> button on the client with an </w:t>
       </w:r>
-      <w:proofErr w:type="spellStart"/>
       <w:r>
         <w:rPr>
           <w:rFonts w:ascii="Courier New" w:eastAsia="Courier New" w:hAnsi="Courier New" w:cs="Courier New"/>
         </w:rPr>
         <w:t>AbortController</w:t>
       </w:r>
-      <w:proofErr w:type="spellEnd"/>
       <w:r>
         <w:t>.</w:t>
       </w:r>
@@ -5176,14 +3678,12 @@
       <w:r>
         <w:t xml:space="preserve">Record a </w:t>
       </w:r>
-      <w:proofErr w:type="spellStart"/>
       <w:r>
         <w:rPr>
           <w:rFonts w:ascii="Courier New" w:eastAsia="Courier New" w:hAnsi="Courier New" w:cs="Courier New"/>
         </w:rPr>
         <w:t>client_disconnect</w:t>
       </w:r>
-      <w:proofErr w:type="spellEnd"/>
       <w:r>
         <w:t xml:space="preserve"> telemetry event so cost-leak protection is observable. </w:t>
       </w:r>
@@ -5213,25 +3713,21 @@
       <w:r>
         <w:t xml:space="preserve">— the metric the architecture cares about most for streaming is unmeasured. Add </w:t>
       </w:r>
-      <w:proofErr w:type="spellStart"/>
       <w:r>
         <w:rPr>
           <w:rFonts w:ascii="Courier New" w:eastAsia="Courier New" w:hAnsi="Courier New" w:cs="Courier New"/>
         </w:rPr>
         <w:t>time_to_first_token_ms</w:t>
       </w:r>
-      <w:proofErr w:type="spellEnd"/>
       <w:r>
         <w:t xml:space="preserve"> to </w:t>
       </w:r>
-      <w:proofErr w:type="spellStart"/>
       <w:r>
         <w:rPr>
           <w:rFonts w:ascii="Courier New" w:eastAsia="Courier New" w:hAnsi="Courier New" w:cs="Courier New"/>
         </w:rPr>
         <w:t>GenerateResult</w:t>
       </w:r>
-      <w:proofErr w:type="spellEnd"/>
       <w:r>
         <w:t xml:space="preserve"> and to the telemetry event. Capture it inside the provider iterator on the first non-empty content delta.</w:t>
       </w:r>
@@ -5242,15 +3738,7 @@
         <w:ind w:left="-5"/>
       </w:pPr>
       <w:r>
-        <w:t>3.5 Sentence-</w:t>
-      </w:r>
-      <w:proofErr w:type="spellStart"/>
-      <w:r>
-        <w:t>chunker</w:t>
-      </w:r>
-      <w:proofErr w:type="spellEnd"/>
-      <w:r>
-        <w:t xml:space="preserve"> has no home yet</w:t>
+        <w:t>3.5 Sentence-chunker has no home yet</w:t>
       </w:r>
     </w:p>
     <w:p>
@@ -5261,89 +3749,29 @@
       <w:r>
         <w:t xml:space="preserve">v3.1 §8.1 puts sentence buffering between the LLM stream and the TTS stream. It is provider-agnostic but deeply stream-coupled. The right home is </w:t>
       </w:r>
-      <w:proofErr w:type="spellStart"/>
       <w:r>
         <w:rPr>
           <w:rFonts w:ascii="Courier New" w:eastAsia="Courier New" w:hAnsi="Courier New" w:cs="Courier New"/>
         </w:rPr>
-        <w:t>src</w:t>
-      </w:r>
-      <w:proofErr w:type="spellEnd"/>
+        <w:t>src/lib/streaming/sentence_chunker.ts</w:t>
+      </w:r>
+      <w:r>
+        <w:t xml:space="preserve"> — a transformer that consumes </w:t>
+      </w:r>
       <w:r>
         <w:rPr>
           <w:rFonts w:ascii="Courier New" w:eastAsia="Courier New" w:hAnsi="Courier New" w:cs="Courier New"/>
         </w:rPr>
-        <w:t>/lib/streaming/</w:t>
-      </w:r>
-      <w:proofErr w:type="spellStart"/>
+        <w:t>AsyncIterable&lt;StreamEvent&gt;</w:t>
+      </w:r>
+      <w:r>
+        <w:t xml:space="preserve"> and yields </w:t>
+      </w:r>
       <w:r>
         <w:rPr>
           <w:rFonts w:ascii="Courier New" w:eastAsia="Courier New" w:hAnsi="Courier New" w:cs="Courier New"/>
         </w:rPr>
-        <w:t>sentence_chunker.ts</w:t>
-      </w:r>
-      <w:proofErr w:type="spellEnd"/>
-      <w:r>
-        <w:t xml:space="preserve"> — a transformer that consumes </w:t>
-      </w:r>
-      <w:proofErr w:type="spellStart"/>
-      <w:r>
-        <w:rPr>
-          <w:rFonts w:ascii="Courier New" w:eastAsia="Courier New" w:hAnsi="Courier New" w:cs="Courier New"/>
-        </w:rPr>
-        <w:t>AsyncIterable</w:t>
-      </w:r>
-      <w:proofErr w:type="spellEnd"/>
-      <w:r>
-        <w:rPr>
-          <w:rFonts w:ascii="Courier New" w:eastAsia="Courier New" w:hAnsi="Courier New" w:cs="Courier New"/>
-        </w:rPr>
-        <w:t>&lt;</w:t>
-      </w:r>
-      <w:proofErr w:type="spellStart"/>
-      <w:r>
-        <w:rPr>
-          <w:rFonts w:ascii="Courier New" w:eastAsia="Courier New" w:hAnsi="Courier New" w:cs="Courier New"/>
-        </w:rPr>
-        <w:t>StreamEvent</w:t>
-      </w:r>
-      <w:proofErr w:type="spellEnd"/>
-      <w:r>
-        <w:rPr>
-          <w:rFonts w:ascii="Courier New" w:eastAsia="Courier New" w:hAnsi="Courier New" w:cs="Courier New"/>
-        </w:rPr>
-        <w:t>&gt;</w:t>
-      </w:r>
-      <w:r>
-        <w:t xml:space="preserve"> and yields </w:t>
-      </w:r>
-      <w:proofErr w:type="spellStart"/>
-      <w:r>
-        <w:rPr>
-          <w:rFonts w:ascii="Courier New" w:eastAsia="Courier New" w:hAnsi="Courier New" w:cs="Courier New"/>
-        </w:rPr>
-        <w:t>AsyncIterable</w:t>
-      </w:r>
-      <w:proofErr w:type="spellEnd"/>
-      <w:r>
-        <w:rPr>
-          <w:rFonts w:ascii="Courier New" w:eastAsia="Courier New" w:hAnsi="Courier New" w:cs="Courier New"/>
-        </w:rPr>
-        <w:t>&lt;</w:t>
-      </w:r>
-      <w:proofErr w:type="spellStart"/>
-      <w:r>
-        <w:rPr>
-          <w:rFonts w:ascii="Courier New" w:eastAsia="Courier New" w:hAnsi="Courier New" w:cs="Courier New"/>
-        </w:rPr>
-        <w:t>SentenceEvent</w:t>
-      </w:r>
-      <w:proofErr w:type="spellEnd"/>
-      <w:r>
-        <w:rPr>
-          <w:rFonts w:ascii="Courier New" w:eastAsia="Courier New" w:hAnsi="Courier New" w:cs="Courier New"/>
-        </w:rPr>
-        <w:t>&gt;</w:t>
+        <w:t>AsyncIterable&lt;SentenceEvent&gt;</w:t>
       </w:r>
       <w:r>
         <w:t>. This</w:t>
@@ -5373,15 +3801,7 @@
         <w:ind w:right="1199"/>
       </w:pPr>
       <w:r>
-        <w:t xml:space="preserve">3.1's fix so the </w:t>
-      </w:r>
-      <w:proofErr w:type="spellStart"/>
-      <w:r>
-        <w:t>chunker</w:t>
-      </w:r>
-      <w:proofErr w:type="spellEnd"/>
-      <w:r>
-        <w:t xml:space="preserve"> can be added later without touching providers.</w:t>
+        <w:t>3.1's fix so the chunker can be added later without touching providers.</w:t>
       </w:r>
     </w:p>
     <w:p>
@@ -5390,15 +3810,7 @@
         <w:ind w:left="-5"/>
       </w:pPr>
       <w:r>
-        <w:t xml:space="preserve">3.6 done Promise + </w:t>
-      </w:r>
-      <w:proofErr w:type="spellStart"/>
-      <w:r>
-        <w:t>iterable</w:t>
-      </w:r>
-      <w:proofErr w:type="spellEnd"/>
-      <w:r>
-        <w:t xml:space="preserve"> is awkward, not load-bearing</w:t>
+        <w:t>3.6 done Promise + iterable is awkward, not load-bearing</w:t>
       </w:r>
     </w:p>
     <w:p>
@@ -5428,21 +3840,7 @@
         <w:rPr>
           <w:rFonts w:ascii="Courier New" w:eastAsia="Courier New" w:hAnsi="Courier New" w:cs="Courier New"/>
         </w:rPr>
-        <w:t>{</w:t>
-      </w:r>
-      <w:proofErr w:type="spellStart"/>
-      <w:r>
-        <w:rPr>
-          <w:rFonts w:ascii="Courier New" w:eastAsia="Courier New" w:hAnsi="Courier New" w:cs="Courier New"/>
-        </w:rPr>
-        <w:t>type:'done</w:t>
-      </w:r>
-      <w:proofErr w:type="spellEnd"/>
-      <w:r>
-        <w:rPr>
-          <w:rFonts w:ascii="Courier New" w:eastAsia="Courier New" w:hAnsi="Courier New" w:cs="Courier New"/>
-        </w:rPr>
-        <w:t>', result}</w:t>
+        <w:t>{type:'done', result}</w:t>
       </w:r>
       <w:r>
         <w:t xml:space="preserve"> event removes the dangling-Promise shape and aligns with the SSE model (the stream is the source of truth; there is no out-of-band channel).</w:t>
@@ -5462,35 +3860,23 @@
         <w:ind w:right="1199"/>
       </w:pPr>
       <w:r>
-        <w:t xml:space="preserve">Cost is a flat $0.001 per call regardless of token usage. The </w:t>
-      </w:r>
-      <w:proofErr w:type="spellStart"/>
-      <w:r>
-        <w:t>cost</w:t>
-      </w:r>
-      <w:proofErr w:type="spellEnd"/>
-      <w:r>
-        <w:t xml:space="preserve"> guard is therefore measuring something approximately unrelated to reality. Replace with a per-model rate from the registry, multiplied by actual </w:t>
-      </w:r>
-      <w:proofErr w:type="spellStart"/>
+        <w:t xml:space="preserve">Cost is a flat $0.001 per call regardless of token usage. The cost guard is therefore measuring something approximately unrelated to reality. Replace with a per-model rate from the registry, multiplied by actual </w:t>
+      </w:r>
       <w:r>
         <w:rPr>
           <w:rFonts w:ascii="Courier New" w:eastAsia="Courier New" w:hAnsi="Courier New" w:cs="Courier New"/>
         </w:rPr>
         <w:t>inputTokens</w:t>
       </w:r>
-      <w:proofErr w:type="spellEnd"/>
       <w:r>
         <w:t xml:space="preserve"> / </w:t>
       </w:r>
-      <w:proofErr w:type="spellStart"/>
       <w:r>
         <w:rPr>
           <w:rFonts w:ascii="Courier New" w:eastAsia="Courier New" w:hAnsi="Courier New" w:cs="Courier New"/>
         </w:rPr>
         <w:t>outputTokens</w:t>
       </w:r>
-      <w:proofErr w:type="spellEnd"/>
       <w:r>
         <w:t xml:space="preserve"> from the streamed usage chunk. Fixed-rate caps cannot enforce real spend — v3.1 §16 is unmet in spirit even though the code path exists.</w:t>
       </w:r>
@@ -5525,14 +3911,12 @@
       <w:r>
         <w:t xml:space="preserve">Stream success path records </w:t>
       </w:r>
-      <w:proofErr w:type="spellStart"/>
       <w:r>
         <w:rPr>
           <w:rFonts w:ascii="Courier New" w:eastAsia="Courier New" w:hAnsi="Courier New" w:cs="Courier New"/>
         </w:rPr>
         <w:t>model_call</w:t>
       </w:r>
-      <w:proofErr w:type="spellEnd"/>
       <w:r>
         <w:t xml:space="preserve"> with model id, latency, cost, and tokens (in the notes field).</w:t>
       </w:r>
@@ -5549,47 +3933,39 @@
       <w:r>
         <w:t xml:space="preserve">Failure paths record </w:t>
       </w:r>
-      <w:proofErr w:type="spellStart"/>
       <w:r>
         <w:rPr>
           <w:rFonts w:ascii="Courier New" w:eastAsia="Courier New" w:hAnsi="Courier New" w:cs="Courier New"/>
         </w:rPr>
         <w:t>validation_failure</w:t>
       </w:r>
-      <w:proofErr w:type="spellEnd"/>
       <w:r>
         <w:t xml:space="preserve">, </w:t>
       </w:r>
-      <w:proofErr w:type="spellStart"/>
       <w:r>
         <w:rPr>
           <w:rFonts w:ascii="Courier New" w:eastAsia="Courier New" w:hAnsi="Courier New" w:cs="Courier New"/>
         </w:rPr>
         <w:t>rate_limited</w:t>
       </w:r>
-      <w:proofErr w:type="spellEnd"/>
       <w:r>
         <w:t xml:space="preserve">, </w:t>
       </w:r>
-      <w:proofErr w:type="spellStart"/>
       <w:r>
         <w:rPr>
           <w:rFonts w:ascii="Courier New" w:eastAsia="Courier New" w:hAnsi="Courier New" w:cs="Courier New"/>
         </w:rPr>
         <w:t>cost_denied</w:t>
       </w:r>
-      <w:proofErr w:type="spellEnd"/>
       <w:r>
         <w:t xml:space="preserve">, </w:t>
       </w:r>
-      <w:proofErr w:type="spellStart"/>
       <w:r>
         <w:rPr>
           <w:rFonts w:ascii="Courier New" w:eastAsia="Courier New" w:hAnsi="Courier New" w:cs="Courier New"/>
         </w:rPr>
         <w:t>provider_error</w:t>
       </w:r>
-      <w:proofErr w:type="spellEnd"/>
       <w:r>
         <w:t>.</w:t>
       </w:r>
@@ -5606,14 +3982,12 @@
       <w:r>
         <w:t xml:space="preserve">Streamed usage from </w:t>
       </w:r>
-      <w:proofErr w:type="spellStart"/>
       <w:r>
         <w:rPr>
           <w:rFonts w:ascii="Courier New" w:eastAsia="Courier New" w:hAnsi="Courier New" w:cs="Courier New"/>
         </w:rPr>
         <w:t>stream_options.include_usage</w:t>
       </w:r>
-      <w:proofErr w:type="spellEnd"/>
       <w:r>
         <w:t xml:space="preserve"> is captured on the final chunk. </w:t>
       </w:r>
@@ -5653,199 +4027,7 @@
           <w:rFonts w:ascii="Courier New" w:eastAsia="Courier New" w:hAnsi="Courier New" w:cs="Courier New"/>
           <w:sz w:val="17"/>
         </w:rPr>
-        <w:t xml:space="preserve">id, </w:t>
-      </w:r>
-      <w:proofErr w:type="spellStart"/>
-      <w:r>
-        <w:rPr>
-          <w:rFonts w:ascii="Courier New" w:eastAsia="Courier New" w:hAnsi="Courier New" w:cs="Courier New"/>
-          <w:sz w:val="17"/>
-        </w:rPr>
-        <w:t>ts</w:t>
-      </w:r>
-      <w:proofErr w:type="spellEnd"/>
-      <w:r>
-        <w:rPr>
-          <w:rFonts w:ascii="Courier New" w:eastAsia="Courier New" w:hAnsi="Courier New" w:cs="Courier New"/>
-          <w:sz w:val="17"/>
-        </w:rPr>
-        <w:t xml:space="preserve">, </w:t>
-      </w:r>
-      <w:proofErr w:type="spellStart"/>
-      <w:r>
-        <w:rPr>
-          <w:rFonts w:ascii="Courier New" w:eastAsia="Courier New" w:hAnsi="Courier New" w:cs="Courier New"/>
-          <w:sz w:val="17"/>
-        </w:rPr>
-        <w:t>session_id</w:t>
-      </w:r>
-      <w:proofErr w:type="spellEnd"/>
-      <w:r>
-        <w:rPr>
-          <w:rFonts w:ascii="Courier New" w:eastAsia="Courier New" w:hAnsi="Courier New" w:cs="Courier New"/>
-          <w:sz w:val="17"/>
-        </w:rPr>
-        <w:t xml:space="preserve">, </w:t>
-      </w:r>
-      <w:proofErr w:type="spellStart"/>
-      <w:r>
-        <w:rPr>
-          <w:rFonts w:ascii="Courier New" w:eastAsia="Courier New" w:hAnsi="Courier New" w:cs="Courier New"/>
-          <w:sz w:val="17"/>
-        </w:rPr>
-        <w:t>event_type</w:t>
-      </w:r>
-      <w:proofErr w:type="spellEnd"/>
-      <w:r>
-        <w:rPr>
-          <w:rFonts w:ascii="Courier New" w:eastAsia="Courier New" w:hAnsi="Courier New" w:cs="Courier New"/>
-          <w:sz w:val="17"/>
-        </w:rPr>
-        <w:t xml:space="preserve">, intent, </w:t>
-      </w:r>
-      <w:proofErr w:type="spellStart"/>
-      <w:r>
-        <w:rPr>
-          <w:rFonts w:ascii="Courier New" w:eastAsia="Courier New" w:hAnsi="Courier New" w:cs="Courier New"/>
-          <w:sz w:val="17"/>
-        </w:rPr>
-        <w:t>safety_tag</w:t>
-      </w:r>
-      <w:proofErr w:type="spellEnd"/>
-      <w:r>
-        <w:rPr>
-          <w:rFonts w:ascii="Courier New" w:eastAsia="Courier New" w:hAnsi="Courier New" w:cs="Courier New"/>
-          <w:sz w:val="17"/>
-        </w:rPr>
-        <w:t xml:space="preserve">, tier, </w:t>
-      </w:r>
-      <w:proofErr w:type="spellStart"/>
-      <w:r>
-        <w:rPr>
-          <w:rFonts w:ascii="Courier New" w:eastAsia="Courier New" w:hAnsi="Courier New" w:cs="Courier New"/>
-          <w:sz w:val="17"/>
-        </w:rPr>
-        <w:t>model_id</w:t>
-      </w:r>
-      <w:proofErr w:type="spellEnd"/>
-      <w:r>
-        <w:rPr>
-          <w:rFonts w:ascii="Courier New" w:eastAsia="Courier New" w:hAnsi="Courier New" w:cs="Courier New"/>
-          <w:sz w:val="17"/>
-        </w:rPr>
-        <w:t xml:space="preserve">, </w:t>
-      </w:r>
-      <w:proofErr w:type="spellStart"/>
-      <w:r>
-        <w:rPr>
-          <w:rFonts w:ascii="Courier New" w:eastAsia="Courier New" w:hAnsi="Courier New" w:cs="Courier New"/>
-          <w:sz w:val="17"/>
-        </w:rPr>
-        <w:t>tool_name</w:t>
-      </w:r>
-      <w:proofErr w:type="spellEnd"/>
-      <w:r>
-        <w:rPr>
-          <w:rFonts w:ascii="Courier New" w:eastAsia="Courier New" w:hAnsi="Courier New" w:cs="Courier New"/>
-          <w:sz w:val="17"/>
-        </w:rPr>
-        <w:t xml:space="preserve">, </w:t>
-      </w:r>
-      <w:proofErr w:type="spellStart"/>
-      <w:r>
-        <w:rPr>
-          <w:rFonts w:ascii="Courier New" w:eastAsia="Courier New" w:hAnsi="Courier New" w:cs="Courier New"/>
-          <w:sz w:val="17"/>
-        </w:rPr>
-        <w:t>input_tokens</w:t>
-      </w:r>
-      <w:proofErr w:type="spellEnd"/>
-      <w:r>
-        <w:rPr>
-          <w:rFonts w:ascii="Courier New" w:eastAsia="Courier New" w:hAnsi="Courier New" w:cs="Courier New"/>
-          <w:sz w:val="17"/>
-        </w:rPr>
-        <w:t xml:space="preserve">, </w:t>
-      </w:r>
-      <w:proofErr w:type="spellStart"/>
-      <w:r>
-        <w:rPr>
-          <w:rFonts w:ascii="Courier New" w:eastAsia="Courier New" w:hAnsi="Courier New" w:cs="Courier New"/>
-          <w:sz w:val="17"/>
-        </w:rPr>
-        <w:t>output_tokens</w:t>
-      </w:r>
-      <w:proofErr w:type="spellEnd"/>
-      <w:r>
-        <w:rPr>
-          <w:rFonts w:ascii="Courier New" w:eastAsia="Courier New" w:hAnsi="Courier New" w:cs="Courier New"/>
-          <w:sz w:val="17"/>
-        </w:rPr>
-        <w:t xml:space="preserve">, </w:t>
-      </w:r>
-      <w:proofErr w:type="spellStart"/>
-      <w:r>
-        <w:rPr>
-          <w:rFonts w:ascii="Courier New" w:eastAsia="Courier New" w:hAnsi="Courier New" w:cs="Courier New"/>
-          <w:sz w:val="17"/>
-        </w:rPr>
-        <w:t>cost_usd</w:t>
-      </w:r>
-      <w:proofErr w:type="spellEnd"/>
-      <w:r>
-        <w:rPr>
-          <w:rFonts w:ascii="Courier New" w:eastAsia="Courier New" w:hAnsi="Courier New" w:cs="Courier New"/>
-          <w:sz w:val="17"/>
-        </w:rPr>
-        <w:t xml:space="preserve">, </w:t>
-      </w:r>
-      <w:proofErr w:type="spellStart"/>
-      <w:r>
-        <w:rPr>
-          <w:rFonts w:ascii="Courier New" w:eastAsia="Courier New" w:hAnsi="Courier New" w:cs="Courier New"/>
-          <w:sz w:val="17"/>
-        </w:rPr>
-        <w:t>latency_ms</w:t>
-      </w:r>
-      <w:proofErr w:type="spellEnd"/>
-      <w:r>
-        <w:rPr>
-          <w:rFonts w:ascii="Courier New" w:eastAsia="Courier New" w:hAnsi="Courier New" w:cs="Courier New"/>
-          <w:sz w:val="17"/>
-        </w:rPr>
-        <w:t xml:space="preserve">, success, </w:t>
-      </w:r>
-      <w:proofErr w:type="spellStart"/>
-      <w:r>
-        <w:rPr>
-          <w:rFonts w:ascii="Courier New" w:eastAsia="Courier New" w:hAnsi="Courier New" w:cs="Courier New"/>
-          <w:sz w:val="17"/>
-        </w:rPr>
-        <w:t>error_class</w:t>
-      </w:r>
-      <w:proofErr w:type="spellEnd"/>
-      <w:r>
-        <w:rPr>
-          <w:rFonts w:ascii="Courier New" w:eastAsia="Courier New" w:hAnsi="Courier New" w:cs="Courier New"/>
-          <w:sz w:val="17"/>
-        </w:rPr>
-        <w:t xml:space="preserve">, </w:t>
-      </w:r>
-      <w:proofErr w:type="spellStart"/>
-      <w:r>
-        <w:rPr>
-          <w:rFonts w:ascii="Courier New" w:eastAsia="Courier New" w:hAnsi="Courier New" w:cs="Courier New"/>
-          <w:sz w:val="17"/>
-        </w:rPr>
-        <w:t>user_rating</w:t>
-      </w:r>
-      <w:proofErr w:type="spellEnd"/>
-      <w:r>
-        <w:rPr>
-          <w:rFonts w:ascii="Courier New" w:eastAsia="Courier New" w:hAnsi="Courier New" w:cs="Courier New"/>
-          <w:sz w:val="17"/>
-        </w:rPr>
-        <w:t>, notes</w:t>
+        <w:t>id, ts, session_id, event_type, intent, safety_tag, tier, model_id, tool_name, input_tokens, output_tokens, cost_usd, latency_ms, success, error_class, user_rating, notes</w:t>
       </w:r>
     </w:p>
     <w:p>
@@ -5856,14 +4038,12 @@
       <w:r>
         <w:t xml:space="preserve">Current </w:t>
       </w:r>
-      <w:proofErr w:type="spellStart"/>
       <w:r>
         <w:rPr>
           <w:rFonts w:ascii="Courier New" w:eastAsia="Courier New" w:hAnsi="Courier New" w:cs="Courier New"/>
         </w:rPr>
         <w:t>TelemetryEvent</w:t>
       </w:r>
-      <w:proofErr w:type="spellEnd"/>
       <w:r>
         <w:t>:</w:t>
       </w:r>
@@ -5886,87 +4066,7 @@
           <w:rFonts w:ascii="Courier New" w:eastAsia="Courier New" w:hAnsi="Courier New" w:cs="Courier New"/>
           <w:sz w:val="17"/>
         </w:rPr>
-        <w:t xml:space="preserve">timestamp, </w:t>
-      </w:r>
-      <w:proofErr w:type="spellStart"/>
-      <w:r>
-        <w:rPr>
-          <w:rFonts w:ascii="Courier New" w:eastAsia="Courier New" w:hAnsi="Courier New" w:cs="Courier New"/>
-          <w:sz w:val="17"/>
-        </w:rPr>
-        <w:t>event_type</w:t>
-      </w:r>
-      <w:proofErr w:type="spellEnd"/>
-      <w:r>
-        <w:rPr>
-          <w:rFonts w:ascii="Courier New" w:eastAsia="Courier New" w:hAnsi="Courier New" w:cs="Courier New"/>
-          <w:sz w:val="17"/>
-        </w:rPr>
-        <w:t xml:space="preserve">, success, </w:t>
-      </w:r>
-      <w:proofErr w:type="spellStart"/>
-      <w:r>
-        <w:rPr>
-          <w:rFonts w:ascii="Courier New" w:eastAsia="Courier New" w:hAnsi="Courier New" w:cs="Courier New"/>
-          <w:sz w:val="17"/>
-        </w:rPr>
-        <w:t>model_id</w:t>
-      </w:r>
-      <w:proofErr w:type="spellEnd"/>
-      <w:r>
-        <w:rPr>
-          <w:rFonts w:ascii="Courier New" w:eastAsia="Courier New" w:hAnsi="Courier New" w:cs="Courier New"/>
-          <w:sz w:val="17"/>
-        </w:rPr>
-        <w:t xml:space="preserve">?, </w:t>
-      </w:r>
-      <w:proofErr w:type="spellStart"/>
-      <w:r>
-        <w:rPr>
-          <w:rFonts w:ascii="Courier New" w:eastAsia="Courier New" w:hAnsi="Courier New" w:cs="Courier New"/>
-          <w:sz w:val="17"/>
-        </w:rPr>
-        <w:t>latency_ms</w:t>
-      </w:r>
-      <w:proofErr w:type="spellEnd"/>
-      <w:r>
-        <w:rPr>
-          <w:rFonts w:ascii="Courier New" w:eastAsia="Courier New" w:hAnsi="Courier New" w:cs="Courier New"/>
-          <w:sz w:val="17"/>
-        </w:rPr>
-        <w:t xml:space="preserve">?, </w:t>
-      </w:r>
-      <w:proofErr w:type="spellStart"/>
-      <w:r>
-        <w:rPr>
-          <w:rFonts w:ascii="Courier New" w:eastAsia="Courier New" w:hAnsi="Courier New" w:cs="Courier New"/>
-          <w:sz w:val="17"/>
-        </w:rPr>
-        <w:t>cost_usd</w:t>
-      </w:r>
-      <w:proofErr w:type="spellEnd"/>
-      <w:r>
-        <w:rPr>
-          <w:rFonts w:ascii="Courier New" w:eastAsia="Courier New" w:hAnsi="Courier New" w:cs="Courier New"/>
-          <w:sz w:val="17"/>
-        </w:rPr>
-        <w:t xml:space="preserve">?, </w:t>
-      </w:r>
-      <w:proofErr w:type="spellStart"/>
-      <w:r>
-        <w:rPr>
-          <w:rFonts w:ascii="Courier New" w:eastAsia="Courier New" w:hAnsi="Courier New" w:cs="Courier New"/>
-          <w:sz w:val="17"/>
-        </w:rPr>
-        <w:t>error_class</w:t>
-      </w:r>
-      <w:proofErr w:type="spellEnd"/>
-      <w:r>
-        <w:rPr>
-          <w:rFonts w:ascii="Courier New" w:eastAsia="Courier New" w:hAnsi="Courier New" w:cs="Courier New"/>
-          <w:sz w:val="17"/>
-        </w:rPr>
-        <w:t>?, notes?</w:t>
+        <w:t>timestamp, event_type, success, model_id?, latency_ms?, cost_usd?, error_class?, notes?</w:t>
       </w:r>
     </w:p>
     <w:p>
@@ -6012,14 +4112,12 @@
         </w:numPr>
         <w:ind w:right="1199" w:firstLine="280"/>
       </w:pPr>
-      <w:proofErr w:type="spellStart"/>
       <w:r>
         <w:rPr>
           <w:rFonts w:ascii="Courier New" w:eastAsia="Courier New" w:hAnsi="Courier New" w:cs="Courier New"/>
         </w:rPr>
         <w:t>session_id</w:t>
       </w:r>
-      <w:proofErr w:type="spellEnd"/>
       <w:r>
         <w:t xml:space="preserve"> — no notion of a session yet (also blocks v3.1 §15 memory)</w:t>
       </w:r>
@@ -6041,14 +4139,12 @@
       <w:r>
         <w:t xml:space="preserve">, </w:t>
       </w:r>
-      <w:proofErr w:type="spellStart"/>
       <w:r>
         <w:rPr>
           <w:rFonts w:ascii="Courier New" w:eastAsia="Courier New" w:hAnsi="Courier New" w:cs="Courier New"/>
         </w:rPr>
         <w:t>safety_tag</w:t>
       </w:r>
-      <w:proofErr w:type="spellEnd"/>
       <w:r>
         <w:t xml:space="preserve">, </w:t>
       </w:r>
@@ -6070,14 +4166,12 @@
         </w:numPr>
         <w:ind w:right="1199" w:firstLine="280"/>
       </w:pPr>
-      <w:proofErr w:type="spellStart"/>
       <w:r>
         <w:rPr>
           <w:rFonts w:ascii="Courier New" w:eastAsia="Courier New" w:hAnsi="Courier New" w:cs="Courier New"/>
         </w:rPr>
         <w:t>tool_name</w:t>
       </w:r>
-      <w:proofErr w:type="spellEnd"/>
       <w:r>
         <w:t xml:space="preserve"> — not relevant yet, same note</w:t>
       </w:r>
@@ -6090,25 +4184,21 @@
         </w:numPr>
         <w:ind w:right="1199" w:firstLine="280"/>
       </w:pPr>
-      <w:proofErr w:type="spellStart"/>
       <w:r>
         <w:rPr>
           <w:rFonts w:ascii="Courier New" w:eastAsia="Courier New" w:hAnsi="Courier New" w:cs="Courier New"/>
         </w:rPr>
         <w:t>input_tokens</w:t>
       </w:r>
-      <w:proofErr w:type="spellEnd"/>
       <w:r>
         <w:t xml:space="preserve">, </w:t>
       </w:r>
-      <w:proofErr w:type="spellStart"/>
       <w:r>
         <w:rPr>
           <w:rFonts w:ascii="Courier New" w:eastAsia="Courier New" w:hAnsi="Courier New" w:cs="Courier New"/>
         </w:rPr>
         <w:t>output_tokens</w:t>
       </w:r>
-      <w:proofErr w:type="spellEnd"/>
       <w:r>
         <w:t xml:space="preserve"> — currently stuffed into </w:t>
       </w:r>
@@ -6131,14 +4221,12 @@
         <w:spacing w:after="243"/>
         <w:ind w:right="1199" w:firstLine="280"/>
       </w:pPr>
-      <w:proofErr w:type="spellStart"/>
       <w:r>
         <w:rPr>
           <w:rFonts w:ascii="Courier New" w:eastAsia="Courier New" w:hAnsi="Courier New" w:cs="Courier New"/>
         </w:rPr>
         <w:t>user_rating</w:t>
       </w:r>
-      <w:proofErr w:type="spellEnd"/>
       <w:r>
         <w:t xml:space="preserve"> — v3.1 §4.5 quality threshold depends on this; no UI for it either</w:t>
       </w:r>
@@ -6161,14 +4249,12 @@
         <w:spacing w:after="143"/>
         <w:ind w:right="1199" w:hanging="181"/>
       </w:pPr>
-      <w:proofErr w:type="spellStart"/>
       <w:r>
         <w:rPr>
           <w:rFonts w:ascii="Courier New" w:eastAsia="Courier New" w:hAnsi="Courier New" w:cs="Courier New"/>
         </w:rPr>
         <w:t>time_to_first_token_ms</w:t>
       </w:r>
-      <w:proofErr w:type="spellEnd"/>
       <w:r>
         <w:t xml:space="preserve"> — first-token latency, per §3.4 above</w:t>
       </w:r>
@@ -6182,14 +4268,12 @@
         <w:spacing w:after="162" w:line="259" w:lineRule="auto"/>
         <w:ind w:right="1199" w:hanging="181"/>
       </w:pPr>
-      <w:proofErr w:type="spellStart"/>
       <w:r>
         <w:rPr>
           <w:rFonts w:ascii="Courier New" w:eastAsia="Courier New" w:hAnsi="Courier New" w:cs="Courier New"/>
         </w:rPr>
         <w:t>stream_outcome</w:t>
       </w:r>
-      <w:proofErr w:type="spellEnd"/>
       <w:r>
         <w:t xml:space="preserve">: </w:t>
       </w:r>
@@ -6197,49 +4281,7 @@
         <w:rPr>
           <w:rFonts w:ascii="Courier New" w:eastAsia="Courier New" w:hAnsi="Courier New" w:cs="Courier New"/>
         </w:rPr>
-        <w:t>'completed' | '</w:t>
-      </w:r>
-      <w:proofErr w:type="spellStart"/>
-      <w:r>
-        <w:rPr>
-          <w:rFonts w:ascii="Courier New" w:eastAsia="Courier New" w:hAnsi="Courier New" w:cs="Courier New"/>
-        </w:rPr>
-        <w:t>client_aborted</w:t>
-      </w:r>
-      <w:proofErr w:type="spellEnd"/>
-      <w:r>
-        <w:rPr>
-          <w:rFonts w:ascii="Courier New" w:eastAsia="Courier New" w:hAnsi="Courier New" w:cs="Courier New"/>
-        </w:rPr>
-        <w:t>' | '</w:t>
-      </w:r>
-      <w:proofErr w:type="spellStart"/>
-      <w:r>
-        <w:rPr>
-          <w:rFonts w:ascii="Courier New" w:eastAsia="Courier New" w:hAnsi="Courier New" w:cs="Courier New"/>
-        </w:rPr>
-        <w:t>error_before_first_token</w:t>
-      </w:r>
-      <w:proofErr w:type="spellEnd"/>
-      <w:r>
-        <w:rPr>
-          <w:rFonts w:ascii="Courier New" w:eastAsia="Courier New" w:hAnsi="Courier New" w:cs="Courier New"/>
-        </w:rPr>
-        <w:t>' | '</w:t>
-      </w:r>
-      <w:proofErr w:type="spellStart"/>
-      <w:r>
-        <w:rPr>
-          <w:rFonts w:ascii="Courier New" w:eastAsia="Courier New" w:hAnsi="Courier New" w:cs="Courier New"/>
-        </w:rPr>
-        <w:t>error_mid_stream</w:t>
-      </w:r>
-      <w:proofErr w:type="spellEnd"/>
-      <w:r>
-        <w:rPr>
-          <w:rFonts w:ascii="Courier New" w:eastAsia="Courier New" w:hAnsi="Courier New" w:cs="Courier New"/>
-        </w:rPr>
-        <w:t>'</w:t>
+        <w:t>'completed' | 'client_aborted' | 'error_before_first_token' | 'error_mid_stream'</w:t>
       </w:r>
       <w:r>
         <w:t xml:space="preserve"> — distinguishes recoverable from unrecoverable failures</w:t>
@@ -6254,25 +4296,21 @@
         <w:spacing w:after="246"/>
         <w:ind w:right="1199" w:hanging="181"/>
       </w:pPr>
-      <w:proofErr w:type="spellStart"/>
       <w:r>
         <w:rPr>
           <w:rFonts w:ascii="Courier New" w:eastAsia="Courier New" w:hAnsi="Courier New" w:cs="Courier New"/>
         </w:rPr>
         <w:t>bytes_streamed</w:t>
       </w:r>
-      <w:proofErr w:type="spellEnd"/>
       <w:r>
         <w:t xml:space="preserve"> / </w:t>
       </w:r>
-      <w:proofErr w:type="spellStart"/>
       <w:r>
         <w:rPr>
           <w:rFonts w:ascii="Courier New" w:eastAsia="Courier New" w:hAnsi="Courier New" w:cs="Courier New"/>
         </w:rPr>
         <w:t>chunks_streamed</w:t>
       </w:r>
-      <w:proofErr w:type="spellEnd"/>
       <w:r>
         <w:t xml:space="preserve"> — helps debug throughput issues</w:t>
       </w:r>
@@ -6290,25 +4328,21 @@
       <w:pPr>
         <w:ind w:right="1199"/>
       </w:pPr>
-      <w:proofErr w:type="spellStart"/>
       <w:r>
         <w:rPr>
           <w:rFonts w:ascii="Courier New" w:eastAsia="Courier New" w:hAnsi="Courier New" w:cs="Courier New"/>
         </w:rPr>
         <w:t>InMemoryTelemetryStore</w:t>
       </w:r>
-      <w:proofErr w:type="spellEnd"/>
       <w:r>
         <w:t xml:space="preserve"> is fine for development — the contract is </w:t>
       </w:r>
-      <w:proofErr w:type="spellStart"/>
       <w:r>
         <w:rPr>
           <w:rFonts w:ascii="Courier New" w:eastAsia="Courier New" w:hAnsi="Courier New" w:cs="Courier New"/>
         </w:rPr>
         <w:t>TelemetryStore</w:t>
       </w:r>
-      <w:proofErr w:type="spellEnd"/>
       <w:r>
         <w:t xml:space="preserve"> and can be swapped for a SQLite implementation without touching the route. The ring-buffer cap at 1000 silently drops oldest events; for now, add a console warning when trimming so this doesn't hide. Promotion to </w:t>
       </w:r>
@@ -6319,15 +4353,7 @@
         <w:t>better-sqlite3</w:t>
       </w:r>
       <w:r>
-        <w:t xml:space="preserve"> can wait until Phase 1.5 has a </w:t>
-      </w:r>
-      <w:proofErr w:type="spellStart"/>
-      <w:r>
-        <w:t>session_id</w:t>
-      </w:r>
-      <w:proofErr w:type="spellEnd"/>
-      <w:r>
-        <w:t xml:space="preserve"> to write.</w:t>
+        <w:t xml:space="preserve"> can wait until Phase 1.5 has a session_id to write.</w:t>
       </w:r>
     </w:p>
     <w:p>
@@ -6357,30 +4383,20 @@
         </w:numPr>
         <w:ind w:right="1199" w:hanging="181"/>
       </w:pPr>
-      <w:proofErr w:type="spellStart"/>
       <w:r>
         <w:rPr>
           <w:rFonts w:ascii="Courier New" w:eastAsia="Courier New" w:hAnsi="Courier New" w:cs="Courier New"/>
         </w:rPr>
         <w:t>config.ts</w:t>
       </w:r>
-      <w:proofErr w:type="spellEnd"/>
       <w:r>
         <w:t xml:space="preserve">: </w:t>
       </w:r>
-      <w:proofErr w:type="spellStart"/>
       <w:r>
         <w:rPr>
           <w:rFonts w:ascii="Courier New" w:eastAsia="Courier New" w:hAnsi="Courier New" w:cs="Courier New"/>
         </w:rPr>
-        <w:t>anthropic.model</w:t>
-      </w:r>
-      <w:proofErr w:type="spellEnd"/>
-      <w:r>
-        <w:rPr>
-          <w:rFonts w:ascii="Courier New" w:eastAsia="Courier New" w:hAnsi="Courier New" w:cs="Courier New"/>
-        </w:rPr>
-        <w:t xml:space="preserve"> = "claude-opus-4-1"</w:t>
+        <w:t>anthropic.model = "claude-opus-4-1"</w:t>
       </w:r>
       <w:r>
         <w:t xml:space="preserve"> — still wrong (current is </w:t>
@@ -6403,30 +4419,20 @@
         </w:numPr>
         <w:ind w:right="1199" w:hanging="181"/>
       </w:pPr>
-      <w:proofErr w:type="spellStart"/>
       <w:r>
         <w:rPr>
           <w:rFonts w:ascii="Courier New" w:eastAsia="Courier New" w:hAnsi="Courier New" w:cs="Courier New"/>
         </w:rPr>
         <w:t>config.ts</w:t>
       </w:r>
-      <w:proofErr w:type="spellEnd"/>
       <w:r>
         <w:t xml:space="preserve">: </w:t>
       </w:r>
-      <w:proofErr w:type="spellStart"/>
       <w:r>
         <w:rPr>
           <w:rFonts w:ascii="Courier New" w:eastAsia="Courier New" w:hAnsi="Courier New" w:cs="Courier New"/>
         </w:rPr>
-        <w:t>process.env.OPENAI_API_KEY</w:t>
-      </w:r>
-      <w:proofErr w:type="spellEnd"/>
-      <w:r>
-        <w:rPr>
-          <w:rFonts w:ascii="Courier New" w:eastAsia="Courier New" w:hAnsi="Courier New" w:cs="Courier New"/>
-        </w:rPr>
-        <w:t xml:space="preserve"> || ""</w:t>
+        <w:t>process.env.OPENAI_API_KEY || ""</w:t>
       </w:r>
       <w:r>
         <w:t xml:space="preserve"> still in place. Fail-fast assertion at module load remains open.</w:t>
@@ -6445,32 +4451,16 @@
         <w:rPr>
           <w:rFonts w:ascii="Courier New" w:eastAsia="Courier New" w:hAnsi="Courier New" w:cs="Courier New"/>
         </w:rPr>
-        <w:t>app/</w:t>
-      </w:r>
-      <w:proofErr w:type="spellStart"/>
+        <w:t>app/layout.tsx</w:t>
+      </w:r>
+      <w:r>
+        <w:t xml:space="preserve">: </w:t>
+      </w:r>
       <w:r>
         <w:rPr>
           <w:rFonts w:ascii="Courier New" w:eastAsia="Courier New" w:hAnsi="Courier New" w:cs="Courier New"/>
         </w:rPr>
-        <w:t>layout.tsx</w:t>
-      </w:r>
-      <w:proofErr w:type="spellEnd"/>
-      <w:r>
-        <w:t xml:space="preserve">: </w:t>
-      </w:r>
-      <w:proofErr w:type="spellStart"/>
-      <w:r>
-        <w:rPr>
-          <w:rFonts w:ascii="Courier New" w:eastAsia="Courier New" w:hAnsi="Courier New" w:cs="Courier New"/>
-        </w:rPr>
-        <w:t>metadata.title</w:t>
-      </w:r>
-      <w:proofErr w:type="spellEnd"/>
-      <w:r>
-        <w:rPr>
-          <w:rFonts w:ascii="Courier New" w:eastAsia="Courier New" w:hAnsi="Courier New" w:cs="Courier New"/>
-        </w:rPr>
-        <w:t xml:space="preserve"> = "Create Next App"</w:t>
+        <w:t>metadata.title = "Create Next App"</w:t>
       </w:r>
       <w:r>
         <w:t xml:space="preserve"> — still the default. One-line fix.</w:t>
@@ -6532,15 +4522,7 @@
         <w:t>No Stop button.</w:t>
       </w:r>
       <w:r>
-        <w:t xml:space="preserve"> Tied to §3.3 </w:t>
-      </w:r>
-      <w:proofErr w:type="spellStart"/>
-      <w:r>
-        <w:t>AbortSignal</w:t>
-      </w:r>
-      <w:proofErr w:type="spellEnd"/>
-      <w:r>
-        <w:t xml:space="preserve"> — one component, real value the moment generation gets slow.</w:t>
+        <w:t xml:space="preserve"> Tied to §3.3 AbortSignal — one component, real value the moment generation gets slow.</w:t>
       </w:r>
     </w:p>
     <w:p>
@@ -6599,56 +4581,26 @@
         </w:rPr>
         <w:t xml:space="preserve">Full </w:t>
       </w:r>
-      <w:proofErr w:type="spellStart"/>
       <w:r>
         <w:rPr>
           <w:rFonts w:ascii="Courier New" w:eastAsia="Courier New" w:hAnsi="Courier New" w:cs="Courier New"/>
         </w:rPr>
-        <w:t>setMessages</w:t>
-      </w:r>
-      <w:proofErr w:type="spellEnd"/>
+        <w:t>setMessages([...])</w:t>
+      </w:r>
+      <w:r>
+        <w:rPr>
+          <w:b/>
+        </w:rPr>
+        <w:t xml:space="preserve"> on every chunk.</w:t>
+      </w:r>
+      <w:r>
+        <w:t xml:space="preserve"> Use an updater function (</w:t>
+      </w:r>
       <w:r>
         <w:rPr>
           <w:rFonts w:ascii="Courier New" w:eastAsia="Courier New" w:hAnsi="Courier New" w:cs="Courier New"/>
         </w:rPr>
-        <w:t>([...])</w:t>
-      </w:r>
-      <w:r>
-        <w:rPr>
-          <w:b/>
-        </w:rPr>
-        <w:t xml:space="preserve"> on every chunk.</w:t>
-      </w:r>
-      <w:r>
-        <w:t xml:space="preserve"> Use an updater function (</w:t>
-      </w:r>
-      <w:proofErr w:type="spellStart"/>
-      <w:r>
-        <w:rPr>
-          <w:rFonts w:ascii="Courier New" w:eastAsia="Courier New" w:hAnsi="Courier New" w:cs="Courier New"/>
-        </w:rPr>
-        <w:t>setMessages</w:t>
-      </w:r>
-      <w:proofErr w:type="spellEnd"/>
-      <w:r>
-        <w:rPr>
-          <w:rFonts w:ascii="Courier New" w:eastAsia="Courier New" w:hAnsi="Courier New" w:cs="Courier New"/>
-        </w:rPr>
-        <w:t>(</w:t>
-      </w:r>
-      <w:proofErr w:type="spellStart"/>
-      <w:r>
-        <w:rPr>
-          <w:rFonts w:ascii="Courier New" w:eastAsia="Courier New" w:hAnsi="Courier New" w:cs="Courier New"/>
-        </w:rPr>
-        <w:t>prev</w:t>
-      </w:r>
-      <w:proofErr w:type="spellEnd"/>
-      <w:r>
-        <w:rPr>
-          <w:rFonts w:ascii="Courier New" w:eastAsia="Courier New" w:hAnsi="Courier New" w:cs="Courier New"/>
-        </w:rPr>
-        <w:t xml:space="preserve"> =&gt; …)</w:t>
+        <w:t>setMessages(prev =&gt; …)</w:t>
       </w:r>
       <w:r>
         <w:t>) or move the streaming content into a ref to avoid re-rendering the entire list on every token.</w:t>
@@ -6685,21 +4637,7 @@
         <w:rPr>
           <w:b/>
         </w:rPr>
-        <w:t xml:space="preserve">Enter sends, </w:t>
-      </w:r>
-      <w:proofErr w:type="spellStart"/>
-      <w:r>
-        <w:rPr>
-          <w:b/>
-        </w:rPr>
-        <w:t>Shift+Enter</w:t>
-      </w:r>
-      <w:proofErr w:type="spellEnd"/>
-      <w:r>
-        <w:rPr>
-          <w:b/>
-        </w:rPr>
-        <w:t xml:space="preserve"> does not newline</w:t>
+        <w:t>Enter sends, Shift+Enter does not newline</w:t>
       </w:r>
       <w:r>
         <w:t xml:space="preserve"> — </w:t>
@@ -6717,21 +4655,7 @@
         <w:rPr>
           <w:rFonts w:ascii="Courier New" w:eastAsia="Courier New" w:hAnsi="Courier New" w:cs="Courier New"/>
         </w:rPr>
-        <w:t>&lt;</w:t>
-      </w:r>
-      <w:proofErr w:type="spellStart"/>
-      <w:r>
-        <w:rPr>
-          <w:rFonts w:ascii="Courier New" w:eastAsia="Courier New" w:hAnsi="Courier New" w:cs="Courier New"/>
-        </w:rPr>
-        <w:t>textarea</w:t>
-      </w:r>
-      <w:proofErr w:type="spellEnd"/>
-      <w:r>
-        <w:rPr>
-          <w:rFonts w:ascii="Courier New" w:eastAsia="Courier New" w:hAnsi="Courier New" w:cs="Courier New"/>
-        </w:rPr>
-        <w:t>&gt;</w:t>
+        <w:t>&lt;textarea&gt;</w:t>
       </w:r>
       <w:r>
         <w:t>.</w:t>
@@ -6776,14 +4700,12 @@
       <w:r>
         <w:t xml:space="preserve">No </w:t>
       </w:r>
-      <w:proofErr w:type="spellStart"/>
       <w:r>
         <w:rPr>
           <w:rFonts w:ascii="Courier New" w:eastAsia="Courier New" w:hAnsi="Courier New" w:cs="Courier New"/>
         </w:rPr>
         <w:t>vitest</w:t>
       </w:r>
-      <w:proofErr w:type="spellEnd"/>
       <w:r>
         <w:t xml:space="preserve"> or </w:t>
       </w:r>
@@ -6796,14 +4718,12 @@
       <w:r>
         <w:t xml:space="preserve"> in </w:t>
       </w:r>
-      <w:proofErr w:type="spellStart"/>
       <w:r>
         <w:rPr>
           <w:rFonts w:ascii="Courier New" w:eastAsia="Courier New" w:hAnsi="Courier New" w:cs="Courier New"/>
         </w:rPr>
         <w:t>package.json</w:t>
       </w:r>
-      <w:proofErr w:type="spellEnd"/>
       <w:r>
         <w:t>; no tests on disk.</w:t>
       </w:r>
@@ -6851,31 +4771,7 @@
         <w:ind w:right="1199"/>
       </w:pPr>
       <w:r>
-        <w:t>ARCHITECTURE.md still describes the Python/</w:t>
-      </w:r>
-      <w:proofErr w:type="spellStart"/>
-      <w:r>
-        <w:t>FastAPI</w:t>
-      </w:r>
-      <w:proofErr w:type="spellEnd"/>
-      <w:r>
-        <w:t>/</w:t>
-      </w:r>
-      <w:proofErr w:type="spellStart"/>
-      <w:r>
-        <w:t>Ollama</w:t>
-      </w:r>
-      <w:proofErr w:type="spellEnd"/>
-      <w:r>
-        <w:t xml:space="preserve"> runtime in §10 and §20. The code </w:t>
-      </w:r>
-      <w:proofErr w:type="spellStart"/>
-      <w:r>
-        <w:t>saysTypeScript</w:t>
-      </w:r>
-      <w:proofErr w:type="spellEnd"/>
-      <w:r>
-        <w:t>/Next is the answer. Edit the architecture (in place, with a 'Stack' subsection at the top) so the two no longer disagree.</w:t>
+        <w:t>ARCHITECTURE.md still describes the Python/FastAPI/Ollama runtime in §10 and §20. The code saysTypeScript/Next is the answer. Edit the architecture (in place, with a 'Stack' subsection at the top) so the two no longer disagree.</w:t>
       </w:r>
     </w:p>
     <w:p>
@@ -6887,15 +4783,7 @@
         <w:ind w:right="1199"/>
       </w:pPr>
       <w:r>
-        <w:t xml:space="preserve">README hasn't been re-read in this audit; the prior audit flagged a Python-narrative mismatch — </w:t>
-      </w:r>
-      <w:proofErr w:type="spellStart"/>
-      <w:r>
-        <w:t>checkwhether</w:t>
-      </w:r>
-      <w:proofErr w:type="spellEnd"/>
-      <w:r>
-        <w:t xml:space="preserve"> streaming/cost/rate-limit setup steps now match the code.</w:t>
+        <w:t>README hasn't been re-read in this audit; the prior audit flagged a Python-narrative mismatch — checkwhether streaming/cost/rate-limit setup steps now match the code.</w:t>
       </w:r>
     </w:p>
     <w:p>
@@ -7110,44 +4998,8 @@
               <w:rPr>
                 <w:sz w:val="18"/>
               </w:rPr>
-              <w:t>Change &lt;font face='Courier'&gt;</w:t>
-            </w:r>
-            <w:proofErr w:type="spellStart"/>
-            <w:r>
-              <w:rPr>
-                <w:sz w:val="18"/>
-              </w:rPr>
-              <w:t>StreamResult.stream</w:t>
-            </w:r>
-            <w:proofErr w:type="spellEnd"/>
-            <w:r>
-              <w:rPr>
-                <w:sz w:val="18"/>
-              </w:rPr>
-              <w:t>&lt;/font&gt; from &lt;font face='Courier'&gt;</w:t>
-            </w:r>
-            <w:proofErr w:type="spellStart"/>
-            <w:r>
-              <w:rPr>
-                <w:sz w:val="18"/>
-              </w:rPr>
-              <w:t>AsyncIterable&amp;lt;string&amp;gt</w:t>
-            </w:r>
-            <w:proofErr w:type="spellEnd"/>
-            <w:r>
-              <w:rPr>
-                <w:sz w:val="18"/>
-              </w:rPr>
-              <w:t xml:space="preserve">;&lt;/font&gt; to &lt;font </w:t>
-            </w:r>
-            <w:proofErr w:type="spellStart"/>
-            <w:r>
-              <w:rPr>
-                <w:sz w:val="18"/>
-              </w:rPr>
-              <w:t>fac</w:t>
-            </w:r>
-            <w:proofErr w:type="spellEnd"/>
+              <w:t>Change &lt;font face='Courier'&gt;StreamResult.stream&lt;/font&gt; from &lt;font face='Courier'&gt;AsyncIterable&amp;lt;string&amp;gt;&lt;/font&gt; to &lt;font fac</w:t>
+            </w:r>
           </w:p>
         </w:tc>
       </w:tr>
@@ -7220,21 +5072,7 @@
               <w:rPr>
                 <w:sz w:val="18"/>
               </w:rPr>
-              <w:t>Switch &lt;font face='Courier'&gt;/</w:t>
-            </w:r>
-            <w:proofErr w:type="spellStart"/>
-            <w:r>
-              <w:rPr>
-                <w:sz w:val="18"/>
-              </w:rPr>
-              <w:t>api</w:t>
-            </w:r>
-            <w:proofErr w:type="spellEnd"/>
-            <w:r>
-              <w:rPr>
-                <w:sz w:val="18"/>
-              </w:rPr>
-              <w:t>/chat&lt;/font&gt; response from &lt;font face='Courier'&gt;text/plain&lt;/font&gt; to &lt;font face='Courier'&gt;text/even</w:t>
+              <w:t>Switch &lt;font face='Courier'&gt;/api/chat&lt;/font&gt; response from &lt;font face='Courier'&gt;text/plain&lt;/font&gt; to &lt;font face='Courier'&gt;text/even</w:t>
             </w:r>
           </w:p>
         </w:tc>
@@ -7289,30 +5127,8 @@
               <w:rPr>
                 <w:sz w:val="18"/>
               </w:rPr>
-              <w:t>Thread &lt;font face='Courier'&gt;</w:t>
-            </w:r>
-            <w:proofErr w:type="spellStart"/>
-            <w:r>
-              <w:rPr>
-                <w:sz w:val="18"/>
-              </w:rPr>
-              <w:t>AbortSignal</w:t>
-            </w:r>
-            <w:proofErr w:type="spellEnd"/>
-            <w:r>
-              <w:rPr>
-                <w:sz w:val="18"/>
-              </w:rPr>
-              <w:t xml:space="preserve">&lt;/font&gt; from &lt;font </w:t>
-            </w:r>
-            <w:proofErr w:type="spellStart"/>
-            <w:r>
-              <w:rPr>
-                <w:sz w:val="18"/>
-              </w:rPr>
-              <w:t>fac</w:t>
-            </w:r>
-            <w:proofErr w:type="spellEnd"/>
+              <w:t>Thread &lt;font face='Courier'&gt;AbortSignal&lt;/font&gt; from &lt;font fac</w:t>
+            </w:r>
           </w:p>
         </w:tc>
         <w:tc>
@@ -7336,21 +5152,7 @@
               <w:rPr>
                 <w:sz w:val="18"/>
               </w:rPr>
-              <w:t>e='Courier'&gt;</w:t>
-            </w:r>
-            <w:proofErr w:type="spellStart"/>
-            <w:r>
-              <w:rPr>
-                <w:sz w:val="18"/>
-              </w:rPr>
-              <w:t>req.signal</w:t>
-            </w:r>
-            <w:proofErr w:type="spellEnd"/>
-            <w:r>
-              <w:rPr>
-                <w:sz w:val="18"/>
-              </w:rPr>
-              <w:t>&lt;/font&gt; through pr</w:t>
+              <w:t>e='Courier'&gt;req.signal&lt;/font&gt; through pr</w:t>
             </w:r>
           </w:p>
         </w:tc>
@@ -7405,21 +5207,7 @@
               <w:rPr>
                 <w:sz w:val="18"/>
               </w:rPr>
-              <w:t>Add &lt;font face='Courier'&gt;</w:t>
-            </w:r>
-            <w:proofErr w:type="spellStart"/>
-            <w:r>
-              <w:rPr>
-                <w:sz w:val="18"/>
-              </w:rPr>
-              <w:t>time_to_first_token_ms</w:t>
-            </w:r>
-            <w:proofErr w:type="spellEnd"/>
-            <w:r>
-              <w:rPr>
-                <w:sz w:val="18"/>
-              </w:rPr>
-              <w:t>&lt;/font&gt; to &lt;f</w:t>
+              <w:t>Add &lt;font face='Courier'&gt;time_to_first_token_ms&lt;/font&gt; to &lt;f</w:t>
             </w:r>
           </w:p>
         </w:tc>
@@ -7440,33 +5228,11 @@
               <w:spacing w:after="0" w:line="259" w:lineRule="auto"/>
               <w:ind w:left="-79" w:right="0" w:firstLine="0"/>
             </w:pPr>
-            <w:proofErr w:type="spellStart"/>
-            <w:r>
-              <w:rPr>
-                <w:sz w:val="18"/>
-              </w:rPr>
-              <w:t>ont</w:t>
-            </w:r>
-            <w:proofErr w:type="spellEnd"/>
-            <w:r>
-              <w:rPr>
-                <w:sz w:val="18"/>
-              </w:rPr>
-              <w:t xml:space="preserve"> face='Couri r'&gt;</w:t>
-            </w:r>
-            <w:proofErr w:type="spellStart"/>
-            <w:r>
-              <w:rPr>
-                <w:sz w:val="18"/>
-              </w:rPr>
-              <w:t>GenerateResul</w:t>
-            </w:r>
-            <w:proofErr w:type="spellEnd"/>
-            <w:r>
-              <w:rPr>
-                <w:sz w:val="18"/>
-              </w:rPr>
-              <w:t xml:space="preserve"> &lt;</w:t>
+            <w:r>
+              <w:rPr>
+                <w:sz w:val="18"/>
+              </w:rPr>
+              <w:t>ont face='Couri r'&gt;GenerateResul &lt;</w:t>
             </w:r>
           </w:p>
         </w:tc>
@@ -7481,16 +5247,8 @@
         <w:rPr>
           <w:sz w:val="18"/>
         </w:rPr>
-        <w:t xml:space="preserve">Adding Anthropic on top of &lt;font face='Courier'&gt;string&lt;/font&gt; </w:t>
-      </w:r>
-      <w:proofErr w:type="spellStart"/>
-      <w:r>
-        <w:rPr>
-          <w:sz w:val="18"/>
-        </w:rPr>
-        <w:t>mea</w:t>
-      </w:r>
-      <w:proofErr w:type="spellEnd"/>
+        <w:t>Adding Anthropic on top of &lt;font face='Courier'&gt;string&lt;/font&gt; mea</w:t>
+      </w:r>
     </w:p>
     <w:p>
       <w:pPr>
@@ -7514,35 +5272,7 @@
         <w:rPr>
           <w:sz w:val="18"/>
         </w:rPr>
-        <w:t xml:space="preserve">Cost leak the moment users abandon long generations. Cheap to </w:t>
-      </w:r>
-      <w:proofErr w:type="spellStart"/>
-      <w:r>
-        <w:rPr>
-          <w:sz w:val="18"/>
-        </w:rPr>
-        <w:t>vider.stream</w:t>
-      </w:r>
-      <w:proofErr w:type="spellEnd"/>
-      <w:r>
-        <w:rPr>
-          <w:sz w:val="18"/>
-        </w:rPr>
-        <w:t xml:space="preserve">(); honour </w:t>
-      </w:r>
-      <w:proofErr w:type="spellStart"/>
-      <w:r>
-        <w:rPr>
-          <w:sz w:val="18"/>
-        </w:rPr>
-        <w:t>clie</w:t>
-      </w:r>
-      <w:proofErr w:type="spellEnd"/>
-      <w:r>
-        <w:rPr>
-          <w:sz w:val="18"/>
-        </w:rPr>
-        <w:t xml:space="preserve"> v3.1 §7 budgets are first-token; today they're unmeasurable. Trivia/font&gt; and telemetry.</w:t>
+        <w:t>Cost leak the moment users abandon long generations. Cheap to vider.stream(); honour clie v3.1 §7 budgets are first-token; today they're unmeasurable. Trivia/font&gt; and telemetry.</w:t>
       </w:r>
     </w:p>
     <w:p>
@@ -7726,19 +5456,11 @@
               <w:spacing w:after="0" w:line="259" w:lineRule="auto"/>
               <w:ind w:left="-58" w:right="0" w:firstLine="0"/>
             </w:pPr>
-            <w:proofErr w:type="spellStart"/>
-            <w:r>
-              <w:rPr>
-                <w:sz w:val="18"/>
-              </w:rPr>
-              <w:t>gistry</w:t>
-            </w:r>
-            <w:proofErr w:type="spellEnd"/>
-            <w:r>
-              <w:rPr>
-                <w:sz w:val="18"/>
-              </w:rPr>
-              <w:t xml:space="preserve"> able.</w:t>
+            <w:r>
+              <w:rPr>
+                <w:sz w:val="18"/>
+              </w:rPr>
+              <w:t>gistry able.</w:t>
             </w:r>
           </w:p>
         </w:tc>
@@ -7873,35 +5595,7 @@
               <w:rPr>
                 <w:sz w:val="18"/>
               </w:rPr>
-              <w:t>Sentence-</w:t>
-            </w:r>
-            <w:proofErr w:type="spellStart"/>
-            <w:r>
-              <w:rPr>
-                <w:sz w:val="18"/>
-              </w:rPr>
-              <w:t>chunker</w:t>
-            </w:r>
-            <w:proofErr w:type="spellEnd"/>
-            <w:r>
-              <w:rPr>
-                <w:sz w:val="18"/>
-              </w:rPr>
-              <w:t xml:space="preserve"> scaffold under &lt;font face='Courier'&gt;</w:t>
-            </w:r>
-            <w:proofErr w:type="spellStart"/>
-            <w:r>
-              <w:rPr>
-                <w:sz w:val="18"/>
-              </w:rPr>
-              <w:t>src</w:t>
-            </w:r>
-            <w:proofErr w:type="spellEnd"/>
-            <w:r>
-              <w:rPr>
-                <w:sz w:val="18"/>
-              </w:rPr>
-              <w:t>/lib/</w:t>
+              <w:t>Sentence-chunker scaffold under &lt;font face='Courier'&gt;src/lib/</w:t>
             </w:r>
           </w:p>
         </w:tc>
@@ -8010,19 +5704,11 @@
         <w:spacing w:after="572" w:line="265" w:lineRule="auto"/>
         <w:ind w:left="5807" w:right="-7"/>
       </w:pPr>
-      <w:proofErr w:type="spellStart"/>
       <w:r>
         <w:rPr>
           <w:sz w:val="18"/>
         </w:rPr>
-        <w:t>Cost</w:t>
-      </w:r>
-      <w:proofErr w:type="spellEnd"/>
-      <w:r>
-        <w:rPr>
-          <w:sz w:val="18"/>
-        </w:rPr>
-        <w:t xml:space="preserve"> guard already gates; absolute precision matters more after a</w:t>
+        <w:t>Cost guard already gates; absolute precision matters more after a</w:t>
       </w:r>
     </w:p>
     <w:p>
@@ -8034,30 +5720,8 @@
         <w:rPr>
           <w:sz w:val="18"/>
         </w:rPr>
-        <w:t xml:space="preserve">Not needed until Phase 4 voice; the </w:t>
-      </w:r>
-      <w:proofErr w:type="spellStart"/>
-      <w:r>
-        <w:rPr>
-          <w:sz w:val="18"/>
-        </w:rPr>
-        <w:t>StreamEvent</w:t>
-      </w:r>
-      <w:proofErr w:type="spellEnd"/>
-      <w:r>
-        <w:rPr>
-          <w:sz w:val="18"/>
-        </w:rPr>
-        <w:t xml:space="preserve"> shape from (A) </w:t>
-      </w:r>
-      <w:proofErr w:type="spellStart"/>
-      <w:r>
-        <w:rPr>
-          <w:sz w:val="18"/>
-        </w:rPr>
-        <w:t>i</w:t>
-      </w:r>
-      <w:proofErr w:type="spellEnd"/>
+        <w:t>Not needed until Phase 4 voice; the StreamEvent shape from (A) i</w:t>
+      </w:r>
     </w:p>
     <w:p>
       <w:pPr>
@@ -8180,15 +5844,7 @@
         </mc:AlternateContent>
       </w:r>
       <w:r>
-        <w:t>6.3 Future-</w:t>
-      </w:r>
-      <w:proofErr w:type="spellStart"/>
-      <w:r>
-        <w:t>compat</w:t>
-      </w:r>
-      <w:proofErr w:type="spellEnd"/>
-      <w:r>
-        <w:t xml:space="preserve"> scorecard</w:t>
+        <w:t>6.3 Future-compat scorecard</w:t>
       </w:r>
     </w:p>
     <w:tbl>
@@ -8283,23 +5939,13 @@
               <w:spacing w:after="0" w:line="259" w:lineRule="auto"/>
               <w:ind w:left="-23" w:right="0" w:firstLine="0"/>
             </w:pPr>
-            <w:proofErr w:type="spellStart"/>
             <w:r>
               <w:rPr>
                 <w:b/>
                 <w:color w:val="FFFFFF"/>
                 <w:sz w:val="18"/>
               </w:rPr>
-              <w:t>yer?If</w:t>
-            </w:r>
-            <w:proofErr w:type="spellEnd"/>
-            <w:r>
-              <w:rPr>
-                <w:b/>
-                <w:color w:val="FFFFFF"/>
-                <w:sz w:val="18"/>
-              </w:rPr>
-              <w:t xml:space="preserve"> not, what changes</w:t>
+              <w:t>yer?If not, what changes</w:t>
             </w:r>
           </w:p>
         </w:tc>
@@ -8354,30 +6000,8 @@
               <w:rPr>
                 <w:sz w:val="18"/>
               </w:rPr>
-              <w:t>Partially &amp;</w:t>
-            </w:r>
-            <w:proofErr w:type="spellStart"/>
-            <w:r>
-              <w:rPr>
-                <w:sz w:val="18"/>
-              </w:rPr>
-              <w:t>mdash</w:t>
-            </w:r>
-            <w:proofErr w:type="spellEnd"/>
-            <w:r>
-              <w:rPr>
-                <w:sz w:val="18"/>
-              </w:rPr>
-              <w:t xml:space="preserve">; works as bare </w:t>
-            </w:r>
-            <w:proofErr w:type="spellStart"/>
-            <w:r>
-              <w:rPr>
-                <w:sz w:val="18"/>
-              </w:rPr>
-              <w:t>stri</w:t>
-            </w:r>
-            <w:proofErr w:type="spellEnd"/>
+              <w:t>Partially &amp;mdash; works as bare stri</w:t>
+            </w:r>
           </w:p>
         </w:tc>
         <w:tc>
@@ -8397,19 +6021,11 @@
               <w:spacing w:after="0" w:line="259" w:lineRule="auto"/>
               <w:ind w:left="-63" w:right="0" w:firstLine="0"/>
             </w:pPr>
-            <w:proofErr w:type="spellStart"/>
-            <w:r>
-              <w:rPr>
-                <w:sz w:val="18"/>
-              </w:rPr>
-              <w:t>ngs</w:t>
-            </w:r>
-            <w:proofErr w:type="spellEnd"/>
-            <w:r>
-              <w:rPr>
-                <w:sz w:val="18"/>
-              </w:rPr>
-              <w:t>, loses event structure.(A) typed events.</w:t>
+            <w:r>
+              <w:rPr>
+                <w:sz w:val="18"/>
+              </w:rPr>
+              <w:t>ngs, loses event structure.(A) typed events.</w:t>
             </w:r>
           </w:p>
         </w:tc>
@@ -8489,21 +6105,7 @@
               <w:rPr>
                 <w:sz w:val="18"/>
               </w:rPr>
-              <w:t xml:space="preserve">(A) typed events + </w:t>
-            </w:r>
-            <w:proofErr w:type="spellStart"/>
-            <w:r>
-              <w:rPr>
-                <w:sz w:val="18"/>
-              </w:rPr>
-              <w:t>tool_call</w:t>
-            </w:r>
-            <w:proofErr w:type="spellEnd"/>
-            <w:r>
-              <w:rPr>
-                <w:sz w:val="18"/>
-              </w:rPr>
-              <w:t xml:space="preserve"> event types.</w:t>
+              <w:t>(A) typed events + tool_call event types.</w:t>
             </w:r>
           </w:p>
         </w:tc>
@@ -8533,21 +6135,7 @@
               <w:rPr>
                 <w:sz w:val="18"/>
               </w:rPr>
-              <w:t xml:space="preserve">OpenAI </w:t>
-            </w:r>
-            <w:proofErr w:type="spellStart"/>
-            <w:r>
-              <w:rPr>
-                <w:sz w:val="18"/>
-              </w:rPr>
-              <w:t>tool_calls</w:t>
-            </w:r>
-            <w:proofErr w:type="spellEnd"/>
-            <w:r>
-              <w:rPr>
-                <w:sz w:val="18"/>
-              </w:rPr>
-              <w:t xml:space="preserve"> streaming</w:t>
+              <w:t>OpenAI tool_calls streaming</w:t>
             </w:r>
           </w:p>
         </w:tc>
@@ -8572,21 +6160,7 @@
               <w:rPr>
                 <w:sz w:val="18"/>
               </w:rPr>
-              <w:t>No &amp;</w:t>
-            </w:r>
-            <w:proofErr w:type="spellStart"/>
-            <w:r>
-              <w:rPr>
-                <w:sz w:val="18"/>
-              </w:rPr>
-              <w:t>mdash</w:t>
-            </w:r>
-            <w:proofErr w:type="spellEnd"/>
-            <w:r>
-              <w:rPr>
-                <w:sz w:val="18"/>
-              </w:rPr>
-              <w:t>; route only reads &lt;font f</w:t>
+              <w:t>No &amp;mdash; route only reads &lt;font f</w:t>
             </w:r>
           </w:p>
         </w:tc>
@@ -8611,21 +6185,7 @@
               <w:rPr>
                 <w:sz w:val="18"/>
               </w:rPr>
-              <w:t>ace='Courier'&gt;</w:t>
-            </w:r>
-            <w:proofErr w:type="spellStart"/>
-            <w:r>
-              <w:rPr>
-                <w:sz w:val="18"/>
-              </w:rPr>
-              <w:t>delta.content</w:t>
-            </w:r>
-            <w:proofErr w:type="spellEnd"/>
-            <w:r>
-              <w:rPr>
-                <w:sz w:val="18"/>
-              </w:rPr>
-              <w:t>&lt;/font&gt;.(</w:t>
+              <w:t>ace='Courier'&gt;delta.content&lt;/font&gt;.(</w:t>
             </w:r>
           </w:p>
         </w:tc>
@@ -8840,21 +6400,7 @@
               <w:rPr>
                 <w:sz w:val="18"/>
               </w:rPr>
-              <w:t>No &amp;</w:t>
-            </w:r>
-            <w:proofErr w:type="spellStart"/>
-            <w:r>
-              <w:rPr>
-                <w:sz w:val="18"/>
-              </w:rPr>
-              <w:t>mdash</w:t>
-            </w:r>
-            <w:proofErr w:type="spellEnd"/>
-            <w:r>
-              <w:rPr>
-                <w:sz w:val="18"/>
-              </w:rPr>
-              <w:t>; wire is text/plain.</w:t>
+              <w:t>No &amp;mdash; wire is text/plain.</w:t>
             </w:r>
           </w:p>
         </w:tc>
@@ -8959,21 +6505,7 @@
               <w:rPr>
                 <w:sz w:val="18"/>
               </w:rPr>
-              <w:t xml:space="preserve">(C) thread </w:t>
-            </w:r>
-            <w:proofErr w:type="spellStart"/>
-            <w:r>
-              <w:rPr>
-                <w:sz w:val="18"/>
-              </w:rPr>
-              <w:t>AbortSignal</w:t>
-            </w:r>
-            <w:proofErr w:type="spellEnd"/>
-            <w:r>
-              <w:rPr>
-                <w:sz w:val="18"/>
-              </w:rPr>
-              <w:t>.</w:t>
+              <w:t>(C) thread AbortSignal.</w:t>
             </w:r>
           </w:p>
         </w:tc>
@@ -9069,21 +6601,7 @@
         <w:rPr>
           <w:sz w:val="18"/>
         </w:rPr>
-        <w:t>A) typed events + map &lt;font face='Courier'&gt;</w:t>
-      </w:r>
-      <w:proofErr w:type="spellStart"/>
-      <w:r>
-        <w:rPr>
-          <w:sz w:val="18"/>
-        </w:rPr>
-        <w:t>delta.tool_calls</w:t>
-      </w:r>
-      <w:proofErr w:type="spellEnd"/>
-      <w:r>
-        <w:rPr>
-          <w:sz w:val="18"/>
-        </w:rPr>
-        <w:t>&lt;/font</w:t>
+        <w:t>A) typed events + map &lt;font face='Courier'&gt;delta.tool_calls&lt;/font</w:t>
       </w:r>
     </w:p>
     <w:p>
@@ -9096,21 +6614,7 @@
         <w:rPr>
           <w:sz w:val="18"/>
         </w:rPr>
-        <w:t xml:space="preserve">A) typed events so the </w:t>
-      </w:r>
-      <w:proofErr w:type="spellStart"/>
-      <w:r>
-        <w:rPr>
-          <w:sz w:val="18"/>
-        </w:rPr>
-        <w:t>chunker</w:t>
-      </w:r>
-      <w:proofErr w:type="spellEnd"/>
-      <w:r>
-        <w:rPr>
-          <w:sz w:val="18"/>
-        </w:rPr>
-        <w:t xml:space="preserve"> can listen for content-block bound</w:t>
+        <w:t>A) typed events so the chunker can listen for content-block bound</w:t>
       </w:r>
     </w:p>
     <w:p>
@@ -9245,70 +6749,18 @@
         <w:ind w:right="1199"/>
       </w:pPr>
       <w:r>
-        <w:t>The </w:t>
-      </w:r>
-      <w:proofErr w:type="spellStart"/>
-      <w:r>
-        <w:t>ChatProvider</w:t>
-      </w:r>
-      <w:proofErr w:type="spellEnd"/>
-      <w:r>
-        <w:t> contract (</w:t>
-      </w:r>
-      <w:proofErr w:type="spellStart"/>
-      <w:r>
-        <w:fldChar w:fldCharType="begin"/>
-      </w:r>
-      <w:r>
-        <w:instrText>HYPERLINK "https://claude.ai/epitaxy/local_cbd30fbb-3719-4bb6-aa88-f3136e7a67d8" \t "_blank"</w:instrText>
-      </w:r>
-      <w:r>
-        <w:fldChar w:fldCharType="separate"/>
-      </w:r>
-      <w:r>
-        <w:rPr>
-          <w:rStyle w:val="Hyperlink"/>
-        </w:rPr>
-        <w:t>types.ts</w:t>
-      </w:r>
-      <w:proofErr w:type="spellEnd"/>
-      <w:r>
-        <w:fldChar w:fldCharType="end"/>
-      </w:r>
-      <w:r>
-        <w:t>) is good: generate() and stream() both take signal, both return shaped results, the </w:t>
-      </w:r>
-      <w:proofErr w:type="spellStart"/>
-      <w:r>
-        <w:t>StreamResult</w:t>
-      </w:r>
-      <w:proofErr w:type="spellEnd"/>
-      <w:r>
-        <w:t xml:space="preserve"> = { events: </w:t>
-      </w:r>
-      <w:proofErr w:type="spellStart"/>
-      <w:r>
-        <w:t>AsyncIterable</w:t>
-      </w:r>
-      <w:proofErr w:type="spellEnd"/>
-      <w:r>
-        <w:t>&lt;</w:t>
-      </w:r>
-      <w:proofErr w:type="spellStart"/>
-      <w:r>
-        <w:t>StreamEvent</w:t>
-      </w:r>
-      <w:proofErr w:type="spellEnd"/>
-      <w:r>
-        <w:t>&gt; } collapse is correct, and the </w:t>
-      </w:r>
-      <w:proofErr w:type="spellStart"/>
-      <w:r>
-        <w:t>StreamEvent</w:t>
-      </w:r>
-      <w:proofErr w:type="spellEnd"/>
-      <w:r>
-        <w:t> union holds protocol slots for tool calls without forcing them on implementers. Two structural issues:</w:t>
+        <w:t>The ChatProvider contract (</w:t>
+      </w:r>
+      <w:hyperlink r:id="rId7" w:tgtFrame="_blank" w:history="1">
+        <w:r>
+          <w:rPr>
+            <w:rStyle w:val="Hyperlink"/>
+          </w:rPr>
+          <w:t>types.ts</w:t>
+        </w:r>
+      </w:hyperlink>
+      <w:r>
+        <w:t>) is good: generate() and stream() both take signal, both return shaped results, the StreamResult = { events: AsyncIterable&lt;StreamEvent&gt; } collapse is correct, and the StreamEvent union holds protocol slots for tool calls without forcing them on implementers. Two structural issues:</w:t>
       </w:r>
     </w:p>
     <w:p>
@@ -9319,29 +6771,8 @@
         </w:numPr>
         <w:ind w:right="1199"/>
       </w:pPr>
-      <w:proofErr w:type="spellStart"/>
-      <w:r>
-        <w:t>ProviderId</w:t>
-      </w:r>
-      <w:proofErr w:type="spellEnd"/>
-      <w:r>
-        <w:t> is hardcoded to "</w:t>
-      </w:r>
-      <w:proofErr w:type="spellStart"/>
-      <w:r>
-        <w:t>openai</w:t>
-      </w:r>
-      <w:proofErr w:type="spellEnd"/>
-      <w:r>
-        <w:t>" | "anthropic" | "</w:t>
-      </w:r>
-      <w:proofErr w:type="spellStart"/>
-      <w:r>
-        <w:t>ollama</w:t>
-      </w:r>
-      <w:proofErr w:type="spellEnd"/>
-      <w:r>
-        <w:t>". Fine while we're picking from a fixed menu, but it prevents loading providers from a YAML/JSON registry without a TS edit. Acceptable today; becomes a constraint at Phase 1C.</w:t>
+      <w:r>
+        <w:t>ProviderId is hardcoded to "openai" | "anthropic" | "ollama". Fine while we're picking from a fixed menu, but it prevents loading providers from a YAML/JSON registry without a TS edit. Acceptable today; becomes a constraint at Phase 1C.</w:t>
       </w:r>
     </w:p>
     <w:p>
@@ -9355,7 +6786,7 @@
       <w:r>
         <w:t>Constructor asymmetry. </w:t>
       </w:r>
-      <w:hyperlink r:id="rId7" w:tgtFrame="_blank" w:history="1">
+      <w:hyperlink r:id="rId8" w:tgtFrame="_blank" w:history="1">
         <w:r>
           <w:rPr>
             <w:rStyle w:val="Hyperlink"/>
@@ -9364,39 +6795,7 @@
         </w:r>
       </w:hyperlink>
       <w:r>
-        <w:t xml:space="preserve"> throws on empty key; </w:t>
-      </w:r>
-      <w:proofErr w:type="spellStart"/>
-      <w:r>
-        <w:t>OpenAIProvider</w:t>
-      </w:r>
-      <w:proofErr w:type="spellEnd"/>
-      <w:r>
-        <w:t xml:space="preserve"> does not. The OpenAI side gets a real key today only because </w:t>
-      </w:r>
-      <w:proofErr w:type="spellStart"/>
-      <w:r>
-        <w:t>config.ts</w:t>
-      </w:r>
-      <w:proofErr w:type="spellEnd"/>
-      <w:r>
-        <w:t> made OPENAI_API_KEY required via </w:t>
-      </w:r>
-      <w:proofErr w:type="spellStart"/>
-      <w:r>
-        <w:t>requiredEnv</w:t>
-      </w:r>
-      <w:proofErr w:type="spellEnd"/>
-      <w:r>
-        <w:t>, so the empty-string branch never fires. Functional, but if anyone ever reverts that </w:t>
-      </w:r>
-      <w:proofErr w:type="spellStart"/>
-      <w:r>
-        <w:t>requiredEnv</w:t>
-      </w:r>
-      <w:proofErr w:type="spellEnd"/>
-      <w:r>
-        <w:t> call, OpenAI would silently fail at first request instead of at boot.</w:t>
+        <w:t> throws on empty key; OpenAIProvider does not. The OpenAI side gets a real key today only because config.ts made OPENAI_API_KEY required via requiredEnv, so the empty-string branch never fires. Functional, but if anyone ever reverts that requiredEnv call, OpenAI would silently fail at first request instead of at boot.</w:t>
       </w:r>
     </w:p>
     <w:p>
@@ -9571,13 +6970,8 @@
               <w:ind w:right="1199"/>
             </w:pPr>
             <w:r>
-              <w:t>Latency </w:t>
-            </w:r>
-            <w:proofErr w:type="spellStart"/>
-            <w:r>
-              <w:t>startedAt</w:t>
-            </w:r>
-            <w:proofErr w:type="spellEnd"/>
+              <w:t>Latency startedAt</w:t>
+            </w:r>
           </w:p>
         </w:tc>
         <w:tc>
@@ -9684,13 +7078,8 @@
             <w:pPr>
               <w:ind w:right="1199"/>
             </w:pPr>
-            <w:proofErr w:type="spellStart"/>
-            <w:r>
-              <w:t>modelId</w:t>
-            </w:r>
-            <w:proofErr w:type="spellEnd"/>
-            <w:r>
-              <w:t> source</w:t>
+            <w:r>
+              <w:t>modelId source</w:t>
             </w:r>
           </w:p>
         </w:tc>
@@ -9715,19 +7104,9 @@
             <w:pPr>
               <w:ind w:right="1199"/>
             </w:pPr>
-            <w:proofErr w:type="spellStart"/>
-            <w:r>
-              <w:t>response.model</w:t>
-            </w:r>
-            <w:proofErr w:type="spellEnd"/>
-            <w:r>
-              <w:t xml:space="preserve"> ?? </w:t>
-            </w:r>
-            <w:proofErr w:type="spellStart"/>
-            <w:r>
-              <w:t>opts.model</w:t>
-            </w:r>
-            <w:proofErr w:type="spellEnd"/>
+            <w:r>
+              <w:t>response.model ?? opts.model</w:t>
+            </w:r>
           </w:p>
         </w:tc>
         <w:tc>
@@ -9751,19 +7130,9 @@
             <w:pPr>
               <w:ind w:right="1199"/>
             </w:pPr>
-            <w:proofErr w:type="spellStart"/>
-            <w:r>
-              <w:t>event.message.model</w:t>
-            </w:r>
-            <w:proofErr w:type="spellEnd"/>
-            <w:r>
-              <w:t xml:space="preserve"> ?? </w:t>
-            </w:r>
-            <w:proofErr w:type="spellStart"/>
-            <w:r>
-              <w:t>opts.model</w:t>
-            </w:r>
-            <w:proofErr w:type="spellEnd"/>
+            <w:r>
+              <w:t>event.message.model ?? opts.model</w:t>
+            </w:r>
           </w:p>
         </w:tc>
         <w:tc>
@@ -9794,15 +7163,7 @@
               <w:t>✓</w:t>
             </w:r>
             <w:r>
-              <w:t xml:space="preserve"> both </w:t>
-            </w:r>
-            <w:proofErr w:type="spellStart"/>
-            <w:r>
-              <w:t>honor</w:t>
-            </w:r>
-            <w:proofErr w:type="spellEnd"/>
-            <w:r>
-              <w:t xml:space="preserve"> server-substituted IDs</w:t>
+              <w:t xml:space="preserve"> both honor server-substituted IDs</w:t>
             </w:r>
           </w:p>
         </w:tc>
@@ -9944,11 +7305,9 @@
             <w:pPr>
               <w:ind w:right="1199"/>
             </w:pPr>
-            <w:proofErr w:type="spellStart"/>
             <w:r>
               <w:t>costUsd</w:t>
             </w:r>
-            <w:proofErr w:type="spellEnd"/>
           </w:p>
         </w:tc>
         <w:tc>
@@ -9972,13 +7331,8 @@
             <w:pPr>
               <w:ind w:right="1199"/>
             </w:pPr>
-            <w:proofErr w:type="spellStart"/>
-            <w:r>
-              <w:t>calculateOpenAICostUsd</w:t>
-            </w:r>
-            <w:proofErr w:type="spellEnd"/>
-            <w:r>
-              <w:t>(model, in, out) — real math</w:t>
+            <w:r>
+              <w:t>calculateOpenAICostUsd(model, in, out) — real math</w:t>
             </w:r>
           </w:p>
         </w:tc>
@@ -10094,15 +7448,7 @@
               <w:ind w:right="1199"/>
             </w:pPr>
             <w:r>
-              <w:t>Whenever </w:t>
-            </w:r>
-            <w:proofErr w:type="spellStart"/>
-            <w:r>
-              <w:t>chunk.usage</w:t>
-            </w:r>
-            <w:proofErr w:type="spellEnd"/>
-            <w:r>
-              <w:t> present</w:t>
+              <w:t>Whenever chunk.usage present</w:t>
             </w:r>
           </w:p>
         </w:tc>
@@ -10128,15 +7474,7 @@
               <w:ind w:right="1199"/>
             </w:pPr>
             <w:r>
-              <w:t>Once on first </w:t>
-            </w:r>
-            <w:proofErr w:type="spellStart"/>
-            <w:r>
-              <w:t>message_delta</w:t>
-            </w:r>
-            <w:proofErr w:type="spellEnd"/>
-            <w:r>
-              <w:t>, then never</w:t>
+              <w:t>Once on first message_delta, then never</w:t>
             </w:r>
           </w:p>
         </w:tc>
@@ -10168,15 +7506,7 @@
               <w:t>✗</w:t>
             </w:r>
             <w:r>
-              <w:t xml:space="preserve"> </w:t>
-            </w:r>
-            <w:proofErr w:type="spellStart"/>
-            <w:r>
-              <w:t>Anthropic's</w:t>
-            </w:r>
-            <w:proofErr w:type="spellEnd"/>
-            <w:r>
-              <w:t> usage event captures </w:t>
+              <w:t xml:space="preserve"> Anthropic's usage event captures </w:t>
             </w:r>
             <w:r>
               <w:rPr>
@@ -10186,23 +7516,7 @@
               <w:t>partial</w:t>
             </w:r>
             <w:r>
-              <w:t> </w:t>
-            </w:r>
-            <w:proofErr w:type="spellStart"/>
-            <w:r>
-              <w:t>output_tokens</w:t>
-            </w:r>
-            <w:proofErr w:type="spellEnd"/>
-            <w:r>
-              <w:t xml:space="preserve"> because the SDK keeps updating that field across deltas. Final value lands in </w:t>
-            </w:r>
-            <w:proofErr w:type="spellStart"/>
-            <w:r>
-              <w:t>done.result.outputTokens</w:t>
-            </w:r>
-            <w:proofErr w:type="spellEnd"/>
-            <w:r>
-              <w:t> correctly, but the standalone usage event lies.</w:t>
+              <w:t> output_tokens because the SDK keeps updating that field across deltas. Final value lands in done.result.outputTokens correctly, but the standalone usage event lies.</w:t>
             </w:r>
           </w:p>
         </w:tc>
@@ -10325,15 +7639,7 @@
         <w:ind w:right="1199"/>
       </w:pPr>
       <w:r>
-        <w:t>The usage event bug on the Anthropic side is small in practice (clients ignore it, telemetry uses </w:t>
-      </w:r>
-      <w:proofErr w:type="spellStart"/>
-      <w:r>
-        <w:t>done.result</w:t>
-      </w:r>
-      <w:proofErr w:type="spellEnd"/>
-      <w:r>
-        <w:t>), but if any future consumer subscribes to usage events for live cost display, the number will be wrong.</w:t>
+        <w:t>The usage event bug on the Anthropic side is small in practice (clients ignore it, telemetry uses done.result), but if any future consumer subscribes to usage events for live cost display, the number will be wrong.</w:t>
       </w:r>
     </w:p>
     <w:p>
@@ -10364,15 +7670,7 @@
         <w:t>✓</w:t>
       </w:r>
       <w:r>
-        <w:t> </w:t>
-      </w:r>
-      <w:proofErr w:type="spellStart"/>
-      <w:r>
-        <w:t>done.result</w:t>
-      </w:r>
-      <w:proofErr w:type="spellEnd"/>
-      <w:r>
-        <w:t xml:space="preserve"> shape is identical between providers. </w:t>
+        <w:t xml:space="preserve"> done.result shape is identical between providers. </w:t>
       </w:r>
       <w:r>
         <w:rPr>
@@ -10398,17 +7696,9 @@
         <w:ind w:right="1199"/>
       </w:pPr>
       <w:r>
-        <w:t>One subtle issue: when a provider yields {</w:t>
-      </w:r>
-      <w:proofErr w:type="spellStart"/>
-      <w:r>
-        <w:t>type:"error</w:t>
-      </w:r>
-      <w:proofErr w:type="spellEnd"/>
-      <w:r>
-        <w:t>"} after partial text has streamed, the partial reply gets committed to message history on the client (</w:t>
-      </w:r>
-      <w:hyperlink r:id="rId8" w:tgtFrame="_blank" w:history="1">
+        <w:t>One subtle issue: when a provider yields {type:"error"} after partial text has streamed, the partial reply gets committed to message history on the client (</w:t>
+      </w:r>
+      <w:hyperlink r:id="rId9" w:tgtFrame="_blank" w:history="1">
         <w:r>
           <w:rPr>
             <w:rStyle w:val="Hyperlink"/>
@@ -10433,39 +7723,7 @@
         <w:ind w:right="1199"/>
       </w:pPr>
       <w:r>
-        <w:t xml:space="preserve">The route is structurally clean — gate order is correct (parse → </w:t>
-      </w:r>
-      <w:proofErr w:type="spellStart"/>
-      <w:r>
-        <w:t>zod</w:t>
-      </w:r>
-      <w:proofErr w:type="spellEnd"/>
-      <w:r>
-        <w:t xml:space="preserve"> → rate → cost → resolve provider/model → stream), telemetry fires at the right boundaries, </w:t>
-      </w:r>
-      <w:proofErr w:type="spellStart"/>
-      <w:r>
-        <w:t>AbortSignal</w:t>
-      </w:r>
-      <w:proofErr w:type="spellEnd"/>
-      <w:r>
-        <w:t xml:space="preserve"> threads both ways (</w:t>
-      </w:r>
-      <w:proofErr w:type="spellStart"/>
-      <w:r>
-        <w:t>req.signal</w:t>
-      </w:r>
-      <w:proofErr w:type="spellEnd"/>
-      <w:r>
-        <w:t xml:space="preserve"> → ac → provider; </w:t>
-      </w:r>
-      <w:proofErr w:type="spellStart"/>
-      <w:r>
-        <w:t>ReadableStream.cancel</w:t>
-      </w:r>
-      <w:proofErr w:type="spellEnd"/>
-      <w:r>
-        <w:t xml:space="preserve"> → ac → provider). Two deploy-time risks worth fixing pre-router so the route doesn't need re-touching:</w:t>
+        <w:t>The route is structurally clean — gate order is correct (parse → zod → rate → cost → resolve provider/model → stream), telemetry fires at the right boundaries, AbortSignal threads both ways (req.signal → ac → provider; ReadableStream.cancel → ac → provider). Two deploy-time risks worth fixing pre-router so the route doesn't need re-touching:</w:t>
       </w:r>
     </w:p>
     <w:p>
@@ -10477,31 +7735,7 @@
         <w:ind w:right="1199"/>
       </w:pPr>
       <w:r>
-        <w:t xml:space="preserve">No SSE heartbeat. A slow generation behind an intermediary (nginx, </w:t>
-      </w:r>
-      <w:proofErr w:type="spellStart"/>
-      <w:r>
-        <w:t>Vercel</w:t>
-      </w:r>
-      <w:proofErr w:type="spellEnd"/>
-      <w:r>
-        <w:t xml:space="preserve"> edge, corporate proxy) may have its connection idled out. Even a </w:t>
-      </w:r>
-      <w:proofErr w:type="spellStart"/>
-      <w:r>
-        <w:t>controller.enqueue</w:t>
-      </w:r>
-      <w:proofErr w:type="spellEnd"/>
-      <w:r>
-        <w:t>(</w:t>
-      </w:r>
-      <w:proofErr w:type="spellStart"/>
-      <w:r>
-        <w:t>encoder.encode</w:t>
-      </w:r>
-      <w:proofErr w:type="spellEnd"/>
-      <w:r>
-        <w:t>(": ping\n\n")) every ~15s suffices.</w:t>
+        <w:t>No SSE heartbeat. A slow generation behind an intermediary (nginx, Vercel edge, corporate proxy) may have its connection idled out. Even a controller.enqueue(encoder.encode(": ping\n\n")) every ~15s suffices.</w:t>
       </w:r>
     </w:p>
     <w:p>
@@ -10528,15 +7762,10 @@
       <w:pPr>
         <w:ind w:right="1199"/>
       </w:pPr>
-      <w:proofErr w:type="spellStart"/>
-      <w:r>
-        <w:t>canExecuteRequest</w:t>
-      </w:r>
-      <w:proofErr w:type="spellEnd"/>
-      <w:r>
-        <w:t>() (</w:t>
-      </w:r>
-      <w:hyperlink r:id="rId9" w:tgtFrame="_blank" w:history="1">
+      <w:r>
+        <w:t>canExecuteRequest() (</w:t>
+      </w:r>
+      <w:hyperlink r:id="rId10" w:tgtFrame="_blank" w:history="1">
         <w:r>
           <w:rPr>
             <w:rStyle w:val="Hyperlink"/>
@@ -10565,31 +7794,7 @@
         <w:ind w:right="1199"/>
       </w:pPr>
       <w:r>
-        <w:t>Unify the pricing entry point. </w:t>
-      </w:r>
-      <w:proofErr w:type="spellStart"/>
-      <w:r>
-        <w:t>calculateOpenAICostUsd</w:t>
-      </w:r>
-      <w:proofErr w:type="spellEnd"/>
-      <w:r>
-        <w:t>(model, in, out) should become </w:t>
-      </w:r>
-      <w:proofErr w:type="spellStart"/>
-      <w:r>
-        <w:t>calculateCostUsd</w:t>
-      </w:r>
-      <w:proofErr w:type="spellEnd"/>
-      <w:r>
-        <w:t>(</w:t>
-      </w:r>
-      <w:proofErr w:type="spellStart"/>
-      <w:r>
-        <w:t>providerId</w:t>
-      </w:r>
-      <w:proofErr w:type="spellEnd"/>
-      <w:r>
-        <w:t>, model, in, out). The route passes provider + model; pricing module dispatches internally. Eliminates the need for each provider to know about pricing.</w:t>
+        <w:t>Unify the pricing entry point. calculateOpenAICostUsd(model, in, out) should become calculateCostUsd(providerId, model, in, out). The route passes provider + model; pricing module dispatches internally. Eliminates the need for each provider to know about pricing.</w:t>
       </w:r>
     </w:p>
     <w:p>
@@ -10641,15 +7846,10 @@
         </w:numPr>
         <w:ind w:right="1199"/>
       </w:pPr>
-      <w:proofErr w:type="spellStart"/>
-      <w:r>
-        <w:t>config.ts</w:t>
-      </w:r>
-      <w:proofErr w:type="spellEnd"/>
-      <w:r>
-        <w:t> is acting as a one-model-per-provider registry (</w:t>
-      </w:r>
-      <w:hyperlink r:id="rId10" w:tgtFrame="_blank" w:history="1">
+      <w:r>
+        <w:t>config.ts is acting as a one-model-per-provider registry (</w:t>
+      </w:r>
+      <w:hyperlink r:id="rId11" w:tgtFrame="_blank" w:history="1">
         <w:r>
           <w:rPr>
             <w:rStyle w:val="Hyperlink"/>
@@ -10658,23 +7858,7 @@
         </w:r>
       </w:hyperlink>
       <w:r>
-        <w:t>). </w:t>
-      </w:r>
-      <w:proofErr w:type="spellStart"/>
-      <w:r>
-        <w:t>openai.model</w:t>
-      </w:r>
-      <w:proofErr w:type="spellEnd"/>
-      <w:r>
-        <w:t xml:space="preserve"> = "gpt-4o-mini" and </w:t>
-      </w:r>
-      <w:proofErr w:type="spellStart"/>
-      <w:r>
-        <w:t>anthropic.model</w:t>
-      </w:r>
-      <w:proofErr w:type="spellEnd"/>
-      <w:r>
-        <w:t xml:space="preserve"> = "claude-haiku-4-5-20251001" are baked at module load. The route's "provider selector" is really a "provider + that provider's default model" selector. Can't choose gpt-4o vs gpt-4o-mini today without a code edit.</w:t>
+        <w:t>). openai.model = "gpt-4o-mini" and anthropic.model = "claude-haiku-4-5-20251001" are baked at module load. The route's "provider selector" is really a "provider + that provider's default model" selector. Can't choose gpt-4o vs gpt-4o-mini today without a code edit.</w:t>
       </w:r>
     </w:p>
     <w:p>
@@ -10686,15 +7870,7 @@
         <w:ind w:right="1199"/>
       </w:pPr>
       <w:r>
-        <w:t xml:space="preserve">Per-provider keys live in nested config shapes. When </w:t>
-      </w:r>
-      <w:proofErr w:type="spellStart"/>
-      <w:r>
-        <w:t>Ollama</w:t>
-      </w:r>
-      <w:proofErr w:type="spellEnd"/>
-      <w:r>
-        <w:t xml:space="preserve"> lands (no key, but a base URL), the shape needs to flex. Worth pre-empting now while there are only two providers.</w:t>
+        <w:t>Per-provider keys live in nested config shapes. When Ollama lands (no key, but a base URL), the shape needs to flex. Worth pre-empting now while there are only two providers.</w:t>
       </w:r>
     </w:p>
     <w:p>
@@ -10706,23 +7882,7 @@
         <w:ind w:right="1199"/>
       </w:pPr>
       <w:r>
-        <w:t>.</w:t>
-      </w:r>
-      <w:proofErr w:type="spellStart"/>
-      <w:r>
-        <w:t>env.local</w:t>
-      </w:r>
-      <w:proofErr w:type="spellEnd"/>
-      <w:r>
-        <w:t> Windows env-shadow (your machine specifically) — environmental, not code, but the deeper lesson is that </w:t>
-      </w:r>
-      <w:proofErr w:type="spellStart"/>
-      <w:r>
-        <w:t>requiredEnv</w:t>
-      </w:r>
-      <w:proofErr w:type="spellEnd"/>
-      <w:r>
-        <w:t> on a key that downstream sometimes legitimately has empty (e.g., during CI without secrets) creates real friction. Phase 1C should consider lazy-instantiated providers so the app boots without every provider's key being present.</w:t>
+        <w:t>.env.local Windows env-shadow (your machine specifically) — environmental, not code, but the deeper lesson is that requiredEnv on a key that downstream sometimes legitimately has empty (e.g., during CI without secrets) creates real friction. Phase 1C should consider lazy-instantiated providers so the app boots without every provider's key being present.</w:t>
       </w:r>
     </w:p>
     <w:p>
@@ -10733,21 +7893,8 @@
         </w:numPr>
         <w:ind w:right="1199"/>
       </w:pPr>
-      <w:proofErr w:type="spellStart"/>
-      <w:r>
-        <w:t>tsconfig</w:t>
-      </w:r>
-      <w:proofErr w:type="spellEnd"/>
-      <w:r>
-        <w:t xml:space="preserve"> target: "ES2017" and missing </w:t>
-      </w:r>
-      <w:proofErr w:type="spellStart"/>
-      <w:r>
-        <w:t>engines.node</w:t>
-      </w:r>
-      <w:proofErr w:type="spellEnd"/>
-      <w:r>
-        <w:t> — still on the audit's P2 list, never closed.</w:t>
+      <w:r>
+        <w:t>tsconfig target: "ES2017" and missing engines.node — still on the audit's P2 list, never closed.</w:t>
       </w:r>
     </w:p>
     <w:p>
@@ -10763,23 +7910,7 @@
         <w:ind w:right="1199"/>
       </w:pPr>
       <w:r>
-        <w:t>The current registry is Map&lt;</w:t>
-      </w:r>
-      <w:proofErr w:type="spellStart"/>
-      <w:r>
-        <w:t>ProviderId</w:t>
-      </w:r>
-      <w:proofErr w:type="spellEnd"/>
-      <w:r>
-        <w:t xml:space="preserve">, </w:t>
-      </w:r>
-      <w:proofErr w:type="spellStart"/>
-      <w:r>
-        <w:t>ChatProvider</w:t>
-      </w:r>
-      <w:proofErr w:type="spellEnd"/>
-      <w:r>
-        <w:t>&gt; — keyed on provider, not model. The v3.1 §5 design needs the inverse: a model registry where each entry carries { id, provider, tier, pricing, capabilities }, and the router selects by capability + tier + cost, then asks the registry which provider hosts that model.</w:t>
+        <w:t>The current registry is Map&lt;ProviderId, ChatProvider&gt; — keyed on provider, not model. The v3.1 §5 design needs the inverse: a model registry where each entry carries { id, provider, tier, pricing, capabilities }, and the router selects by capability + tier + cost, then asks the registry which provider hosts that model.</w:t>
       </w:r>
     </w:p>
     <w:p>
@@ -10798,13 +7929,8 @@
         </w:numPr>
         <w:ind w:right="1199"/>
       </w:pPr>
-      <w:proofErr w:type="spellStart"/>
-      <w:r>
-        <w:t>ChatProvider</w:t>
-      </w:r>
-      <w:proofErr w:type="spellEnd"/>
-      <w:r>
-        <w:t> interface — providers stay 1:1 with vendors</w:t>
+      <w:r>
+        <w:t>ChatProvider interface — providers stay 1:1 with vendors</w:t>
       </w:r>
     </w:p>
     <w:p>
@@ -10815,13 +7941,8 @@
         </w:numPr>
         <w:ind w:right="1199"/>
       </w:pPr>
-      <w:proofErr w:type="spellStart"/>
-      <w:r>
-        <w:t>StreamEvent</w:t>
-      </w:r>
-      <w:proofErr w:type="spellEnd"/>
-      <w:r>
-        <w:t> protocol — model-agnostic</w:t>
+      <w:r>
+        <w:t>StreamEvent protocol — model-agnostic</w:t>
       </w:r>
     </w:p>
     <w:p>
@@ -10832,13 +7953,8 @@
         </w:numPr>
         <w:ind w:right="1199"/>
       </w:pPr>
-      <w:proofErr w:type="spellStart"/>
-      <w:r>
-        <w:t>GenerateOptions.model</w:t>
-      </w:r>
-      <w:proofErr w:type="spellEnd"/>
-      <w:r>
-        <w:t> — provider already accepts arbitrary model strings, so the registry can pass whatever it picks</w:t>
+      <w:r>
+        <w:t>GenerateOptions.model — provider already accepts arbitrary model strings, so the registry can pass whatever it picks</w:t>
       </w:r>
     </w:p>
     <w:p>
@@ -10850,15 +7966,7 @@
         <w:ind w:right="1199"/>
       </w:pPr>
       <w:r>
-        <w:t>Telemetry's </w:t>
-      </w:r>
-      <w:proofErr w:type="spellStart"/>
-      <w:r>
-        <w:t>model_id</w:t>
-      </w:r>
-      <w:proofErr w:type="spellEnd"/>
-      <w:r>
-        <w:t> field — router can log the routed-to model</w:t>
+        <w:t>Telemetry's model_id field — router can log the routed-to model</w:t>
       </w:r>
     </w:p>
     <w:p>
@@ -10901,13 +8009,8 @@
         </w:numPr>
         <w:ind w:right="1199"/>
       </w:pPr>
-      <w:proofErr w:type="spellStart"/>
-      <w:r>
-        <w:t>config.openai.model</w:t>
-      </w:r>
-      <w:proofErr w:type="spellEnd"/>
-      <w:r>
-        <w:t> etc. is the de-facto router today; the real router would replace those reads, not coexist with them</w:t>
+      <w:r>
+        <w:t>config.openai.model etc. is the de-facto router today; the real router would replace those reads, not coexist with them</w:t>
       </w:r>
     </w:p>
     <w:p>
@@ -10936,23 +8039,7 @@
       </w:pPr>
       <w:r>
         <w:lastRenderedPageBreak/>
-        <w:t>Unify pricing into </w:t>
-      </w:r>
-      <w:proofErr w:type="spellStart"/>
-      <w:r>
-        <w:t>calculateCostUsd</w:t>
-      </w:r>
-      <w:proofErr w:type="spellEnd"/>
-      <w:r>
-        <w:t>(</w:t>
-      </w:r>
-      <w:proofErr w:type="spellStart"/>
-      <w:r>
-        <w:t>providerId</w:t>
-      </w:r>
-      <w:proofErr w:type="spellEnd"/>
-      <w:r>
-        <w:t>, model, in, out) and route both providers through it</w:t>
+        <w:t>Unify pricing into calculateCostUsd(providerId, model, in, out) and route both providers through it</w:t>
       </w:r>
     </w:p>
     <w:p>
@@ -10988,63 +8075,15 @@
       </w:r>
       <w:r>
         <w:br/>
-        <w:t>4. Extract models from </w:t>
-      </w:r>
-      <w:proofErr w:type="spellStart"/>
-      <w:r>
-        <w:t>config.ts</w:t>
-      </w:r>
-      <w:proofErr w:type="spellEnd"/>
-      <w:r>
-        <w:t> into </w:t>
-      </w:r>
-      <w:proofErr w:type="spellStart"/>
-      <w:r>
-        <w:t>src</w:t>
-      </w:r>
-      <w:proofErr w:type="spellEnd"/>
-      <w:r>
-        <w:t>/lib/registry/</w:t>
-      </w:r>
-      <w:proofErr w:type="spellStart"/>
-      <w:r>
-        <w:t>models.ts</w:t>
-      </w:r>
-      <w:proofErr w:type="spellEnd"/>
-      <w:r>
-        <w:t> (or YAML) — entries shaped { id, provider, tier, pricing }, with tier from v3.1 §4.3 (T0-T4)</w:t>
+        <w:t>4. Extract models from config.ts into src/lib/registry/models.ts (or YAML) — entries shaped { id, provider, tier, pricing }, with tier from v3.1 §4.3 (T0-T4)</w:t>
       </w:r>
       <w:r>
         <w:br/>
-        <w:t>5. Replace </w:t>
-      </w:r>
-      <w:proofErr w:type="spellStart"/>
-      <w:r>
-        <w:t>parsed.data.provider</w:t>
-      </w:r>
-      <w:proofErr w:type="spellEnd"/>
-      <w:r>
-        <w:t> in route with </w:t>
-      </w:r>
-      <w:proofErr w:type="spellStart"/>
-      <w:r>
-        <w:t>parsed.data.modelId</w:t>
-      </w:r>
-      <w:proofErr w:type="spellEnd"/>
-      <w:r>
-        <w:t> (provider becomes derivable from the model entry); keep the UI selector mapping to model ids, not providers</w:t>
+        <w:t>5. Replace parsed.data.provider in route with parsed.data.modelId (provider becomes derivable from the model entry); keep the UI selector mapping to model ids, not providers</w:t>
       </w:r>
       <w:r>
         <w:br/>
-        <w:t>6. Anthropic usage event accuracy — either emit cumulative on every </w:t>
-      </w:r>
-      <w:proofErr w:type="spellStart"/>
-      <w:r>
-        <w:t>message_delta</w:t>
-      </w:r>
-      <w:proofErr w:type="spellEnd"/>
-      <w:r>
-        <w:t> or only emit once after stream completion</w:t>
+        <w:t>6. Anthropic usage event accuracy — either emit cumulative on every message_delta or only emit once after stream completion</w:t>
       </w:r>
     </w:p>
     <w:p>
@@ -11056,35 +8095,11 @@
       </w:r>
       <w:r>
         <w:br/>
-        <w:t>7. OpenAI constructor validates </w:t>
-      </w:r>
-      <w:proofErr w:type="spellStart"/>
-      <w:r>
-        <w:t>apiKey</w:t>
-      </w:r>
-      <w:proofErr w:type="spellEnd"/>
-      <w:r>
-        <w:t> (interface symmetry)</w:t>
+        <w:t>7. OpenAI constructor validates apiKey (interface symmetry)</w:t>
       </w:r>
       <w:r>
         <w:br/>
-        <w:t>8. Route consumes </w:t>
-      </w:r>
-      <w:proofErr w:type="spellStart"/>
-      <w:r>
-        <w:t>event.recoverable</w:t>
-      </w:r>
-      <w:proofErr w:type="spellEnd"/>
-      <w:r>
-        <w:t> rather than re-deriving via </w:t>
-      </w:r>
-      <w:proofErr w:type="spellStart"/>
-      <w:r>
-        <w:t>ac.signal.aborted</w:t>
-      </w:r>
-      <w:proofErr w:type="spellEnd"/>
-      <w:r>
-        <w:t> (single source of truth)</w:t>
+        <w:t>8. Route consumes event.recoverable rather than re-deriving via ac.signal.aborted (single source of truth)</w:t>
       </w:r>
       <w:r>
         <w:br/>
@@ -11096,21 +8111,8 @@
       </w:r>
       <w:r>
         <w:br/>
-        <w:t>11. </w:t>
-      </w:r>
-      <w:proofErr w:type="spellStart"/>
-      <w:r>
-        <w:t>tsconfig</w:t>
-      </w:r>
-      <w:proofErr w:type="spellEnd"/>
-      <w:r>
-        <w:t> target → ES2022; pin </w:t>
-      </w:r>
-      <w:proofErr w:type="spellStart"/>
-      <w:r>
-        <w:t>engines.node</w:t>
-      </w:r>
-      <w:proofErr w:type="spellEnd"/>
+        <w:t>11. tsconfig target → ES2022; pin engines.node</w:t>
+      </w:r>
     </w:p>
     <w:p>
       <w:pPr>
@@ -11119,7 +8121,7 @@
       <w:r>
         <w:t>Land P0+P1 before the router skeleton starts. P2 is opportunistic — fine to defer if needed, but </w:t>
       </w:r>
-      <w:hyperlink r:id="rId11" w:tgtFrame="_blank" w:history="1">
+      <w:hyperlink r:id="rId12" w:tgtFrame="_blank" w:history="1">
         <w:r>
           <w:rPr>
             <w:rStyle w:val="Hyperlink"/>
@@ -11130,7 +8132,7 @@
       <w:r>
         <w:t>-</w:t>
       </w:r>
-      <w:hyperlink r:id="rId12" w:tgtFrame="_blank" w:history="1">
+      <w:hyperlink r:id="rId13" w:tgtFrame="_blank" w:history="1">
         <w:r>
           <w:rPr>
             <w:rStyle w:val="Hyperlink"/>
@@ -11149,14 +8151,807 @@
     </w:p>
     <w:p>
       <w:pPr>
+        <w:ind w:right="1199"/>
+      </w:pPr>
+    </w:p>
+    <w:p>
+      <w:pPr>
+        <w:ind w:right="1199"/>
+        <w:rPr>
+          <w:b/>
+          <w:bCs/>
+        </w:rPr>
+      </w:pPr>
+      <w:r>
+        <w:rPr>
+          <w:b/>
+          <w:bCs/>
+        </w:rPr>
+        <w:t>Audit — SQLite Persistence Foundation</w:t>
+      </w:r>
+    </w:p>
+    <w:p>
+      <w:pPr>
+        <w:ind w:right="1199"/>
+      </w:pPr>
+      <w:r>
+        <w:t>Headline finding</w:t>
+      </w:r>
+    </w:p>
+    <w:p>
+      <w:pPr>
+        <w:ind w:right="1199"/>
+      </w:pPr>
+      <w:r>
+        <w:t>Every re-sent message is persisted as a fresh row. The client strips id when sending (</w:t>
+      </w:r>
+      <w:hyperlink r:id="rId14" w:tgtFrame="_blank" w:history="1">
+        <w:r>
+          <w:rPr>
+            <w:rStyle w:val="Hyperlink"/>
+          </w:rPr>
+          <w:t>page.tsx → toApiMessage</w:t>
+        </w:r>
+      </w:hyperlink>
+      <w:r>
+        <w:t> — { role, content } only), so </w:t>
+      </w:r>
+      <w:hyperlink r:id="rId15" w:tgtFrame="_blank" w:history="1">
+        <w:r>
+          <w:rPr>
+            <w:rStyle w:val="Hyperlink"/>
+          </w:rPr>
+          <w:t>route.ts:32</w:t>
+        </w:r>
+      </w:hyperlink>
+      <w:r>
+        <w:t> falls into the ?? globalThis.crypto.randomUUID() branch for every message every turn. insertMessageIfMissing is keyed on id, so INSERT OR IGNORE can never collide — fresh random key every time. After N turns, the first user message exists N times in the messages table; the second exists N−1 times, etc. O(N²) row blowup.</w:t>
+      </w:r>
+    </w:p>
+    <w:p>
+      <w:pPr>
+        <w:ind w:right="1199"/>
+      </w:pPr>
+      <w:r>
+        <w:t>Two-line fix: include id in toApiMessage on the client, so the server-side ?? randomUUID() fallback only fires for ids the client genuinely couldn't generate. Then INSERT OR IGNORE does its job.</w:t>
+      </w:r>
+    </w:p>
+    <w:p>
+      <w:pPr>
+        <w:ind w:right="1199"/>
+      </w:pPr>
+      <w:r>
+        <w:t>This is the only correctness bug in the foundation. Everything else below is stewardship or polish.</w:t>
+      </w:r>
+    </w:p>
+    <w:p>
+      <w:pPr>
+        <w:ind w:right="1199"/>
+      </w:pPr>
+      <w:r>
+        <w:t>Schema correctness</w:t>
+      </w:r>
+    </w:p>
+    <w:p>
+      <w:pPr>
+        <w:ind w:right="1199"/>
+      </w:pPr>
+      <w:r>
+        <w:t xml:space="preserve">Three tables, indexes on the hot read paths, foreign keys enabled, CHECK on role. </w:t>
+      </w:r>
+      <w:r>
+        <w:rPr>
+          <w:rFonts w:ascii="Segoe UI Symbol" w:hAnsi="Segoe UI Symbol" w:cs="Segoe UI Symbol"/>
+        </w:rPr>
+        <w:t>✓</w:t>
+      </w:r>
+    </w:p>
+    <w:p>
+      <w:pPr>
+        <w:ind w:right="1199"/>
+      </w:pPr>
+      <w:r>
+        <w:t>Things that aren't yet wrong but are about-to-be-wrong:</w:t>
+      </w:r>
+    </w:p>
+    <w:p>
+      <w:pPr>
+        <w:numPr>
+          <w:ilvl w:val="0"/>
+          <w:numId w:val="16"/>
+        </w:numPr>
+        <w:ind w:right="1199"/>
+      </w:pPr>
+      <w:r>
+        <w:t xml:space="preserve">No _schema_migrations table. Today every migration is wrapped in CREATE TABLE IF NOT EXISTS, so idempotency is built into the DDL. The first time you need ALTER TABLE ADD COLUMN, that strategy breaks — ALTER doesn't have an IF NOT EXISTS for column adds in older SQLite, and even where it does, you can't reliably tell whether a migration ran. Add a _schema_migrations(version </w:t>
+      </w:r>
+      <w:r>
+        <w:lastRenderedPageBreak/>
+        <w:t>INTEGER PRIMARY KEY, applied_at INTEGER) table now, applied alongside the existing SCHEMA_SQL via numbered functions. Costs ~10 lines, saves a cliff.</w:t>
+      </w:r>
+    </w:p>
+    <w:p>
+      <w:pPr>
+        <w:numPr>
+          <w:ilvl w:val="0"/>
+          <w:numId w:val="16"/>
+        </w:numPr>
+        <w:ind w:right="1199"/>
+      </w:pPr>
+      <w:r>
+        <w:t>No index on sessions.updated_at despite listSessions ordering by it. Doesn't matter at &lt;1000 sessions; matters later.</w:t>
+      </w:r>
+    </w:p>
+    <w:p>
+      <w:pPr>
+        <w:numPr>
+          <w:ilvl w:val="0"/>
+          <w:numId w:val="16"/>
+        </w:numPr>
+        <w:ind w:right="1199"/>
+      </w:pPr>
+      <w:r>
+        <w:t>No index on telemetry_events.session_id or telemetry_events.event_type. Future "show me all model_call events for session X" is a full scan. Today's foundation doesn't read telemetry back at all, so deferring is fine — flag for whenever the dashboard lands.</w:t>
+      </w:r>
+    </w:p>
+    <w:p>
+      <w:pPr>
+        <w:numPr>
+          <w:ilvl w:val="0"/>
+          <w:numId w:val="16"/>
+        </w:numPr>
+        <w:ind w:right="1199"/>
+      </w:pPr>
+      <w:r>
+        <w:t>Telemetry columns added by codex (intent, safety_tag, tier, tool_name, input_tokens, output_tokens, user_rating) are correct v3.1 fields, all nullable, all unpopulated by the current route. Schema-forward, behavior-unchanged. Worth a one-line note in schema.ts saying which fields are populated today vs. reserved for router/safety phases — otherwise a future contributor will assume they're broken because nothing fills them in.</w:t>
+      </w:r>
+    </w:p>
+    <w:p>
+      <w:pPr>
+        <w:ind w:right="1199"/>
+      </w:pPr>
+      <w:r>
+        <w:t>Next.js + better-sqlite3 safety</w:t>
+      </w:r>
+    </w:p>
+    <w:p>
+      <w:pPr>
+        <w:numPr>
+          <w:ilvl w:val="0"/>
+          <w:numId w:val="17"/>
+        </w:numPr>
+        <w:ind w:right="1199"/>
+      </w:pPr>
+      <w:r>
+        <w:rPr>
+          <w:rFonts w:ascii="Segoe UI Symbol" w:hAnsi="Segoe UI Symbol" w:cs="Segoe UI Symbol"/>
+        </w:rPr>
+        <w:t>✓</w:t>
+      </w:r>
+      <w:r>
+        <w:t> serverExternalPackages: ["better-sqlite3"] in </w:t>
+      </w:r>
+      <w:hyperlink r:id="rId16" w:tgtFrame="_blank" w:history="1">
+        <w:r>
+          <w:rPr>
+            <w:rStyle w:val="Hyperlink"/>
+          </w:rPr>
+          <w:t>next.config.ts</w:t>
+        </w:r>
+      </w:hyperlink>
+      <w:r>
+        <w:t> keeps the native binding out of the webpack/turbopack bundle.</w:t>
+      </w:r>
+    </w:p>
+    <w:p>
+      <w:pPr>
+        <w:numPr>
+          <w:ilvl w:val="0"/>
+          <w:numId w:val="17"/>
+        </w:numPr>
+        <w:ind w:right="1199"/>
+      </w:pPr>
+      <w:r>
+        <w:rPr>
+          <w:rFonts w:ascii="Segoe UI Symbol" w:hAnsi="Segoe UI Symbol" w:cs="Segoe UI Symbol"/>
+        </w:rPr>
+        <w:t>✓</w:t>
+      </w:r>
+      <w:r>
+        <w:t> import "server-only" at top of </w:t>
+      </w:r>
+      <w:hyperlink r:id="rId17" w:tgtFrame="_blank" w:history="1">
+        <w:r>
+          <w:rPr>
+            <w:rStyle w:val="Hyperlink"/>
+          </w:rPr>
+          <w:t>client.ts:1</w:t>
+        </w:r>
+      </w:hyperlink>
+      <w:r>
+        <w:t> hard-fails any accidental client import.</w:t>
+      </w:r>
+    </w:p>
+    <w:p>
+      <w:pPr>
+        <w:numPr>
+          <w:ilvl w:val="0"/>
+          <w:numId w:val="17"/>
+        </w:numPr>
+        <w:ind w:right="1199"/>
+      </w:pPr>
+      <w:r>
+        <w:rPr>
+          <w:rFonts w:ascii="Segoe UI Symbol" w:hAnsi="Segoe UI Symbol" w:cs="Segoe UI Symbol"/>
+        </w:rPr>
+        <w:t>✓</w:t>
+      </w:r>
+      <w:r>
+        <w:t xml:space="preserve"> WAL + foreign_keys enabled inside the singleton initializer.</w:t>
+      </w:r>
+    </w:p>
+    <w:p>
+      <w:pPr>
+        <w:ind w:right="1199"/>
+      </w:pPr>
+      <w:r>
+        <w:t>Dev-mode leak risk. The let cached in </w:t>
+      </w:r>
+      <w:hyperlink r:id="rId18" w:tgtFrame="_blank" w:history="1">
+        <w:r>
+          <w:rPr>
+            <w:rStyle w:val="Hyperlink"/>
+          </w:rPr>
+          <w:t>client.ts:7</w:t>
+        </w:r>
+      </w:hyperlink>
+      <w:r>
+        <w:t> is module-scoped. Next dev (turbopack) re-evaluates server modules on file changes — each re-eval resets cached to null and opens a fresh Database() while the previous handle is GC-orphaned without close(). After 50 saves, that's 50 file descriptors and 50 WAL participants on the same data/jarvis.db. The canonical fix is the globalThis survival pattern:</w:t>
+      </w:r>
+    </w:p>
+    <w:p>
+      <w:pPr>
+        <w:ind w:right="1199"/>
+      </w:pPr>
+      <w:r>
+        <w:t>const g = globalThis as unknown as { __jarvisDb?: Database.Database };</w:t>
+      </w:r>
+    </w:p>
+    <w:p>
+      <w:pPr>
+        <w:ind w:right="1199"/>
+      </w:pPr>
+      <w:r>
+        <w:t>export function getDb() {</w:t>
+      </w:r>
+    </w:p>
+    <w:p>
+      <w:pPr>
+        <w:ind w:right="1199"/>
+      </w:pPr>
+      <w:r>
+        <w:t xml:space="preserve">  if (g.__jarvisDb) return g.__jarvisDb;</w:t>
+      </w:r>
+    </w:p>
+    <w:p>
+      <w:pPr>
+        <w:ind w:right="1199"/>
+      </w:pPr>
+      <w:r>
+        <w:rPr>
+          <w:i/>
+          <w:iCs/>
+        </w:rPr>
+        <w:t xml:space="preserve">  // open + apply migrations</w:t>
+      </w:r>
+    </w:p>
+    <w:p>
+      <w:pPr>
+        <w:ind w:right="1199"/>
+      </w:pPr>
+      <w:r>
+        <w:t xml:space="preserve">  g.__jarvisDb = db;</w:t>
+      </w:r>
+    </w:p>
+    <w:p>
+      <w:pPr>
+        <w:ind w:right="1199"/>
+      </w:pPr>
+      <w:r>
+        <w:t xml:space="preserve">  return db;</w:t>
+      </w:r>
+    </w:p>
+    <w:p>
+      <w:pPr>
+        <w:ind w:right="1199"/>
+      </w:pPr>
+      <w:r>
+        <w:t>}</w:t>
+      </w:r>
+    </w:p>
+    <w:p>
+      <w:pPr>
+        <w:ind w:right="1199"/>
+      </w:pPr>
+      <w:r>
+        <w:t>Same applies to production multi-instance — but in production you only have one server instance and no HMR, so this is a dev-ergonomics fix.</w:t>
+      </w:r>
+    </w:p>
+    <w:p>
+      <w:pPr>
+        <w:ind w:right="1199"/>
+      </w:pPr>
+      <w:r>
+        <w:t>Session / message persistence flow</w:t>
+      </w:r>
+    </w:p>
+    <w:p>
+      <w:pPr>
+        <w:numPr>
+          <w:ilvl w:val="0"/>
+          <w:numId w:val="18"/>
+        </w:numPr>
+        <w:ind w:right="1199"/>
+      </w:pPr>
+      <w:r>
+        <w:t>Client now keeps a per-mount sessionIdRef and a per-turn assistantMessageId (</w:t>
+      </w:r>
+      <w:hyperlink r:id="rId19" w:tgtFrame="_blank" w:history="1">
+        <w:r>
+          <w:rPr>
+            <w:rStyle w:val="Hyperlink"/>
+          </w:rPr>
+          <w:t>page.tsx:45, 59</w:t>
+        </w:r>
+      </w:hyperlink>
+      <w:r>
+        <w:t>) — good.</w:t>
+      </w:r>
+    </w:p>
+    <w:p>
+      <w:pPr>
+        <w:numPr>
+          <w:ilvl w:val="0"/>
+          <w:numId w:val="18"/>
+        </w:numPr>
+        <w:ind w:right="1199"/>
+      </w:pPr>
+      <w:r>
+        <w:t xml:space="preserve">Schema accepts both as optional fields. </w:t>
+      </w:r>
+      <w:r>
+        <w:rPr>
+          <w:rFonts w:ascii="Segoe UI Symbol" w:hAnsi="Segoe UI Symbol" w:cs="Segoe UI Symbol"/>
+        </w:rPr>
+        <w:t>✓</w:t>
+      </w:r>
+    </w:p>
+    <w:p>
+      <w:pPr>
+        <w:numPr>
+          <w:ilvl w:val="0"/>
+          <w:numId w:val="18"/>
+        </w:numPr>
+        <w:ind w:right="1199"/>
+      </w:pPr>
+      <w:r>
+        <w:t>Route persists </w:t>
+      </w:r>
+      <w:r>
+        <w:rPr>
+          <w:i/>
+          <w:iCs/>
+        </w:rPr>
+        <w:t>before</w:t>
+      </w:r>
+      <w:r>
+        <w:t xml:space="preserve"> streaming starts (user messages on receipt; assistant message on done event). </w:t>
+      </w:r>
+      <w:r>
+        <w:rPr>
+          <w:rFonts w:ascii="Segoe UI Symbol" w:hAnsi="Segoe UI Symbol" w:cs="Segoe UI Symbol"/>
+        </w:rPr>
+        <w:t>✓</w:t>
+      </w:r>
+    </w:p>
+    <w:p>
+      <w:pPr>
+        <w:numPr>
+          <w:ilvl w:val="0"/>
+          <w:numId w:val="18"/>
+        </w:numPr>
+        <w:ind w:right="1199"/>
+      </w:pPr>
+      <w:r>
+        <w:lastRenderedPageBreak/>
+        <w:t>The duplicate-row issue (above) is the main flaw.</w:t>
+      </w:r>
+    </w:p>
+    <w:p>
+      <w:pPr>
+        <w:ind w:right="1199"/>
+      </w:pPr>
+      <w:r>
+        <w:t>Two smaller concerns:</w:t>
+      </w:r>
+    </w:p>
+    <w:p>
+      <w:pPr>
+        <w:numPr>
+          <w:ilvl w:val="0"/>
+          <w:numId w:val="19"/>
+        </w:numPr>
+        <w:ind w:right="1199"/>
+      </w:pPr>
+      <w:r>
+        <w:t>created_at is Date.now() + index when persisting incoming messages (</w:t>
+      </w:r>
+      <w:hyperlink r:id="rId20" w:tgtFrame="_blank" w:history="1">
+        <w:r>
+          <w:rPr>
+            <w:rStyle w:val="Hyperlink"/>
+          </w:rPr>
+          <w:t>route.ts:36</w:t>
+        </w:r>
+      </w:hyperlink>
+      <w:r>
+        <w:t>). This gives 50 messages timestamps in a 50-millisecond window — physically false for any conversation longer than one turn. For analytics and ordering it works; for any future "show me when this conversation happened" query it lies. If the client passed each message's authored created_at, the server could honor it.</w:t>
+      </w:r>
+    </w:p>
+    <w:p>
+      <w:pPr>
+        <w:numPr>
+          <w:ilvl w:val="0"/>
+          <w:numId w:val="19"/>
+        </w:numPr>
+        <w:ind w:right="1199"/>
+      </w:pPr>
+      <w:r>
+        <w:t>No transaction wrapping a turn. createSessionIfMissing + per-message INSERT OR IGNORE runs as discrete statements. Crash mid-burst leaves partial state. Cheap to fix — db.transaction(() =&gt; { ... })() around the loop in persistIncomingMessages and persistAssistantMessage.</w:t>
+      </w:r>
+    </w:p>
+    <w:p>
+      <w:pPr>
+        <w:ind w:right="1199"/>
+      </w:pPr>
+      <w:r>
+        <w:t>Telemetry persistence</w:t>
+      </w:r>
+    </w:p>
+    <w:p>
+      <w:pPr>
+        <w:ind w:right="1199"/>
+      </w:pPr>
+      <w:r>
+        <w:t>The write-through in </w:t>
+      </w:r>
+      <w:hyperlink r:id="rId21" w:tgtFrame="_blank" w:history="1">
+        <w:r>
+          <w:rPr>
+            <w:rStyle w:val="Hyperlink"/>
+          </w:rPr>
+          <w:t>telemetry/index.ts:14-23</w:t>
+        </w:r>
+      </w:hyperlink>
+      <w:r>
+        <w:t> is the right pattern:</w:t>
+      </w:r>
+    </w:p>
+    <w:p>
+      <w:pPr>
+        <w:ind w:right="1199"/>
+      </w:pPr>
+      <w:r>
+        <w:t>telemetry.record(completeEvent);</w:t>
+      </w:r>
+      <w:r>
+        <w:rPr>
+          <w:i/>
+          <w:iCs/>
+        </w:rPr>
+        <w:t xml:space="preserve">     // in-memory always succeeds</w:t>
+      </w:r>
+    </w:p>
+    <w:p>
+      <w:pPr>
+        <w:ind w:right="1199"/>
+      </w:pPr>
+      <w:r>
+        <w:t>try { insertTelemetryEvent(getDb(), completeEvent); }</w:t>
+      </w:r>
+    </w:p>
+    <w:p>
+      <w:pPr>
+        <w:ind w:right="1199"/>
+      </w:pPr>
+      <w:r>
+        <w:t>catch (e) { console.warn(...); }</w:t>
+      </w:r>
+      <w:r>
+        <w:rPr>
+          <w:i/>
+          <w:iCs/>
+        </w:rPr>
+        <w:t xml:space="preserve">     // DB never blocks the request</w:t>
+      </w:r>
+    </w:p>
+    <w:p>
+      <w:pPr>
+        <w:ind w:right="1199"/>
+      </w:pPr>
+      <w:r>
+        <w:t>Failure mode is graceful (warn + continue). Two notes:</w:t>
+      </w:r>
+    </w:p>
+    <w:p>
+      <w:pPr>
+        <w:numPr>
+          <w:ilvl w:val="0"/>
+          <w:numId w:val="20"/>
+        </w:numPr>
+        <w:ind w:right="1199"/>
+      </w:pPr>
+      <w:r>
+        <w:t>The fallback warn fires on </w:t>
+      </w:r>
+      <w:r>
+        <w:rPr>
+          <w:i/>
+          <w:iCs/>
+        </w:rPr>
+        <w:t>every</w:t>
+      </w:r>
+      <w:r>
+        <w:t> event after a transient DB error, with no backoff. If the disk fills, you get a console.warn per request — fine, but if you ever pipe stderr to a structured log, that's noisy. Could log once-per-error-class. Minor.</w:t>
+      </w:r>
+    </w:p>
+    <w:p>
+      <w:pPr>
+        <w:numPr>
+          <w:ilvl w:val="0"/>
+          <w:numId w:val="20"/>
+        </w:numPr>
+        <w:ind w:right="1199"/>
+      </w:pPr>
+      <w:r>
+        <w:t>session_id column is unpopulated. The route generates a sessionId for the chat persistence but doesn't pass it through to recordEvent. Adding session_id: sessionId to each recordEvent call inside the route makes the data immediately useful for per-session cost roll-ups. Trivial to do.</w:t>
+      </w:r>
+    </w:p>
+    <w:p>
+      <w:pPr>
+        <w:ind w:right="1199"/>
+      </w:pPr>
+      <w:r>
+        <w:t>Migration / init approach</w:t>
+      </w:r>
+    </w:p>
+    <w:p>
+      <w:pPr>
+        <w:numPr>
+          <w:ilvl w:val="0"/>
+          <w:numId w:val="21"/>
+        </w:numPr>
+        <w:ind w:right="1199"/>
+      </w:pPr>
+      <w:r>
+        <w:t xml:space="preserve">Lazy init on first getDb() call. </w:t>
+      </w:r>
+      <w:r>
+        <w:rPr>
+          <w:rFonts w:ascii="Segoe UI Symbol" w:hAnsi="Segoe UI Symbol" w:cs="Segoe UI Symbol"/>
+        </w:rPr>
+        <w:t>✓</w:t>
+      </w:r>
+      <w:r>
+        <w:t xml:space="preserve"> Matches the "if possible" qualifier in the task spec — no manual migration step, file appears on first request.</w:t>
+      </w:r>
+    </w:p>
+    <w:p>
+      <w:pPr>
+        <w:numPr>
+          <w:ilvl w:val="0"/>
+          <w:numId w:val="21"/>
+        </w:numPr>
+        <w:ind w:right="1199"/>
+      </w:pPr>
+      <w:r>
+        <w:t>No graceful shutdown hook. Node's exit will release the file lock, but on Windows that occasionally leaves a -wal segment that the next sqlite3 data/jarvis.db opens with a "recover" message. Not data loss, just noise. Register a SIGINT/SIGTERM handler that calls closeDb() and you're clean. Low priority.</w:t>
+      </w:r>
+    </w:p>
+    <w:p>
+      <w:pPr>
+        <w:numPr>
+          <w:ilvl w:val="0"/>
+          <w:numId w:val="21"/>
+        </w:numPr>
+        <w:ind w:right="1199"/>
+      </w:pPr>
+      <w:r>
+        <w:t>No applyMigrations versioning (see schema correctness above).</w:t>
+      </w:r>
+    </w:p>
+    <w:p>
+      <w:pPr>
+        <w:ind w:right="1199"/>
+      </w:pPr>
+      <w:r>
+        <w:t>data/ gitignored?</w:t>
+      </w:r>
+    </w:p>
+    <w:p>
+      <w:pPr>
+        <w:ind w:right="1199"/>
+      </w:pPr>
+      <w:r>
+        <w:rPr>
+          <w:rFonts w:ascii="Segoe UI Symbol" w:hAnsi="Segoe UI Symbol" w:cs="Segoe UI Symbol"/>
+        </w:rPr>
+        <w:t>✓</w:t>
+      </w:r>
+      <w:r>
+        <w:t xml:space="preserve"> Verified — .gitignore has /data (</w:t>
+      </w:r>
+      <w:hyperlink r:id="rId22" w:tgtFrame="_blank" w:history="1">
+        <w:r>
+          <w:rPr>
+            <w:rStyle w:val="Hyperlink"/>
+          </w:rPr>
+          <w:t>line 23</w:t>
+        </w:r>
+      </w:hyperlink>
+      <w:r>
+        <w:t>). That covers the main DB, the -wal, and the -shm files. Nothing currently committed under data/ (directory created lazily). Safe.</w:t>
+      </w:r>
+    </w:p>
+    <w:p>
+      <w:pPr>
+        <w:ind w:right="1199"/>
+      </w:pPr>
+      <w:r>
+        <w:t>One related thing: if you ever want to ship a seed DB to a fresh clone (sample sessions for demos), the global /data ignore is too broad — you'd need !/data/seed.db or move seed data outside data/. No action today.</w:t>
+      </w:r>
+    </w:p>
+    <w:p>
+      <w:pPr>
+        <w:ind w:right="1199"/>
+      </w:pPr>
+      <w:r>
+        <w:t>Duplicate-message risk — yes, confirmed</w:t>
+      </w:r>
+    </w:p>
+    <w:p>
+      <w:pPr>
+        <w:ind w:right="1199"/>
+      </w:pPr>
+      <w:r>
+        <w:lastRenderedPageBreak/>
+        <w:t>Both message sides duplicate:</w:t>
+      </w:r>
+    </w:p>
+    <w:p>
+      <w:pPr>
+        <w:numPr>
+          <w:ilvl w:val="0"/>
+          <w:numId w:val="22"/>
+        </w:numPr>
+        <w:ind w:right="1199"/>
+      </w:pPr>
+      <w:r>
+        <w:t>User messages. Re-sent every turn (because the client passes full history), and the server generates fresh UUIDs for them every turn, so INSERT OR IGNORE cannot dedupe.</w:t>
+      </w:r>
+    </w:p>
+    <w:p>
+      <w:pPr>
+        <w:numPr>
+          <w:ilvl w:val="0"/>
+          <w:numId w:val="22"/>
+        </w:numPr>
+        <w:ind w:right="1199"/>
+      </w:pPr>
+      <w:r>
+        <w:t>Assistant messages. First write under the client-supplied assistantMessageId is clean. But starting the next turn, the client re-sends that assistant reply as part of messages (without id), and the route persists it again under a fresh UUID.</w:t>
+      </w:r>
+    </w:p>
+    <w:p>
+      <w:pPr>
+        <w:ind w:right="1199"/>
+      </w:pPr>
+      <w:r>
+        <w:t>Net effect: in a 10-turn conversation, you end up with ~55 user-message rows (10+9+8+...+1) and ~55 assistant-message rows, vs the 10+10 you'd expect.</w:t>
+      </w:r>
+    </w:p>
+    <w:p>
+      <w:pPr>
+        <w:ind w:right="1199"/>
+      </w:pPr>
+      <w:r>
+        <w:t>Fix scope: change toApiMessage on the client to forward id. That single edit fixes both cases — insertMessageIfMissing already does the right thing under the hood; it just never sees a real key to dedupe against.</w:t>
+      </w:r>
+    </w:p>
+    <w:p>
+      <w:pPr>
+        <w:ind w:right="1199"/>
+      </w:pPr>
+      <w:r>
+        <w:t>Ready for router work?</w:t>
+      </w:r>
+    </w:p>
+    <w:p>
+      <w:pPr>
+        <w:ind w:right="1199"/>
+      </w:pPr>
+      <w:r>
+        <w:t>Schema-wise, yes. The telemetry columns the router will need (tier, intent, safety_tag, model_id, cost_usd, latency_ms) all exist, with sensible nullability. Sessions are persisted. The capability is there.</w:t>
+      </w:r>
+    </w:p>
+    <w:p>
+      <w:pPr>
+        <w:ind w:right="1199"/>
+      </w:pPr>
+      <w:r>
+        <w:t>Behaviorally, not quite. Two things to land first:</w:t>
+      </w:r>
+    </w:p>
+    <w:p>
+      <w:pPr>
+        <w:numPr>
+          <w:ilvl w:val="0"/>
+          <w:numId w:val="23"/>
+        </w:numPr>
+        <w:ind w:right="1199"/>
+      </w:pPr>
+      <w:r>
+        <w:t>Fix the duplicate-row bug. Any router that does context-length budgeting against listMessages(sessionId) will overestimate by ~N×; any future summarizer will burn tokens re-summarizing duplicates. This is the only blocker.</w:t>
+      </w:r>
+    </w:p>
+    <w:p>
+      <w:pPr>
+        <w:numPr>
+          <w:ilvl w:val="0"/>
+          <w:numId w:val="23"/>
+        </w:numPr>
+        <w:ind w:right="1199"/>
+      </w:pPr>
+      <w:r>
+        <w:t>Populate session_id on telemetry events from the route. The router will want "what's this session's cost so far" as a routing input, and that query is SELECT SUM(cost_usd) FROM telemetry_events WHERE session_id = ? — which today returns 0 because the column is always NULL. One-line per-call addition.</w:t>
+      </w:r>
+    </w:p>
+    <w:p>
+      <w:pPr>
+        <w:ind w:right="1199"/>
+      </w:pPr>
+      <w:r>
+        <w:t>Everything else (schema-versioning table, transactions, globalThis HMR survival, created_at honesty, indexes on updated_at/event_type) is stewardship — fine to defer until the router actually exercises them. Do those during the next quiet refactor, not before the router starts.</w:t>
+      </w:r>
+    </w:p>
+    <w:p>
+      <w:pPr>
+        <w:ind w:right="1199"/>
+      </w:pPr>
+      <w:r>
+        <w:t>TL;DR: ship the toApiMessage id fix + the session_id on telemetry, then router work is unblocked. The schema-version + transaction + HMR-singleton items are the right next-quiet-pass cleanups.</w:t>
+      </w:r>
+    </w:p>
+    <w:p>
+      <w:pPr>
+        <w:ind w:right="1199"/>
+      </w:pPr>
+    </w:p>
+    <w:p>
+      <w:pPr>
+        <w:ind w:right="1199"/>
+      </w:pPr>
+    </w:p>
+    <w:p>
+      <w:pPr>
         <w:spacing w:after="3" w:line="265" w:lineRule="auto"/>
         <w:ind w:left="0" w:right="0" w:firstLine="0"/>
       </w:pPr>
     </w:p>
     <w:sectPr>
-      <w:footerReference w:type="even" r:id="rId13"/>
-      <w:footerReference w:type="default" r:id="rId14"/>
-      <w:footerReference w:type="first" r:id="rId15"/>
+      <w:footerReference w:type="even" r:id="rId23"/>
+      <w:footerReference w:type="default" r:id="rId24"/>
+      <w:footerReference w:type="first" r:id="rId25"/>
       <w:pgSz w:w="12240" w:h="15840"/>
       <w:pgMar w:top="1200" w:right="0" w:bottom="1600" w:left="1200" w:header="720" w:footer="687" w:gutter="0"/>
       <w:cols w:space="720"/>
@@ -12060,6 +9855,155 @@
     </w:lvl>
   </w:abstractNum>
   <w:abstractNum w:abstractNumId="4" w15:restartNumberingAfterBreak="0">
+    <w:nsid w:val="24417F44"/>
+    <w:multiLevelType w:val="multilevel"/>
+    <w:tmpl w:val="69623CB0"/>
+    <w:lvl w:ilvl="0">
+      <w:start w:val="1"/>
+      <w:numFmt w:val="bullet"/>
+      <w:lvlText w:val=""/>
+      <w:lvlJc w:val="left"/>
+      <w:pPr>
+        <w:tabs>
+          <w:tab w:val="num" w:pos="720"/>
+        </w:tabs>
+        <w:ind w:left="720" w:hanging="360"/>
+      </w:pPr>
+      <w:rPr>
+        <w:rFonts w:ascii="Symbol" w:hAnsi="Symbol" w:hint="default"/>
+        <w:sz w:val="20"/>
+      </w:rPr>
+    </w:lvl>
+    <w:lvl w:ilvl="1" w:tentative="1">
+      <w:start w:val="1"/>
+      <w:numFmt w:val="bullet"/>
+      <w:lvlText w:val=""/>
+      <w:lvlJc w:val="left"/>
+      <w:pPr>
+        <w:tabs>
+          <w:tab w:val="num" w:pos="1440"/>
+        </w:tabs>
+        <w:ind w:left="1440" w:hanging="360"/>
+      </w:pPr>
+      <w:rPr>
+        <w:rFonts w:ascii="Symbol" w:hAnsi="Symbol" w:hint="default"/>
+        <w:sz w:val="20"/>
+      </w:rPr>
+    </w:lvl>
+    <w:lvl w:ilvl="2" w:tentative="1">
+      <w:start w:val="1"/>
+      <w:numFmt w:val="bullet"/>
+      <w:lvlText w:val=""/>
+      <w:lvlJc w:val="left"/>
+      <w:pPr>
+        <w:tabs>
+          <w:tab w:val="num" w:pos="2160"/>
+        </w:tabs>
+        <w:ind w:left="2160" w:hanging="360"/>
+      </w:pPr>
+      <w:rPr>
+        <w:rFonts w:ascii="Symbol" w:hAnsi="Symbol" w:hint="default"/>
+        <w:sz w:val="20"/>
+      </w:rPr>
+    </w:lvl>
+    <w:lvl w:ilvl="3" w:tentative="1">
+      <w:start w:val="1"/>
+      <w:numFmt w:val="bullet"/>
+      <w:lvlText w:val=""/>
+      <w:lvlJc w:val="left"/>
+      <w:pPr>
+        <w:tabs>
+          <w:tab w:val="num" w:pos="2880"/>
+        </w:tabs>
+        <w:ind w:left="2880" w:hanging="360"/>
+      </w:pPr>
+      <w:rPr>
+        <w:rFonts w:ascii="Symbol" w:hAnsi="Symbol" w:hint="default"/>
+        <w:sz w:val="20"/>
+      </w:rPr>
+    </w:lvl>
+    <w:lvl w:ilvl="4" w:tentative="1">
+      <w:start w:val="1"/>
+      <w:numFmt w:val="bullet"/>
+      <w:lvlText w:val=""/>
+      <w:lvlJc w:val="left"/>
+      <w:pPr>
+        <w:tabs>
+          <w:tab w:val="num" w:pos="3600"/>
+        </w:tabs>
+        <w:ind w:left="3600" w:hanging="360"/>
+      </w:pPr>
+      <w:rPr>
+        <w:rFonts w:ascii="Symbol" w:hAnsi="Symbol" w:hint="default"/>
+        <w:sz w:val="20"/>
+      </w:rPr>
+    </w:lvl>
+    <w:lvl w:ilvl="5" w:tentative="1">
+      <w:start w:val="1"/>
+      <w:numFmt w:val="bullet"/>
+      <w:lvlText w:val=""/>
+      <w:lvlJc w:val="left"/>
+      <w:pPr>
+        <w:tabs>
+          <w:tab w:val="num" w:pos="4320"/>
+        </w:tabs>
+        <w:ind w:left="4320" w:hanging="360"/>
+      </w:pPr>
+      <w:rPr>
+        <w:rFonts w:ascii="Symbol" w:hAnsi="Symbol" w:hint="default"/>
+        <w:sz w:val="20"/>
+      </w:rPr>
+    </w:lvl>
+    <w:lvl w:ilvl="6" w:tentative="1">
+      <w:start w:val="1"/>
+      <w:numFmt w:val="bullet"/>
+      <w:lvlText w:val=""/>
+      <w:lvlJc w:val="left"/>
+      <w:pPr>
+        <w:tabs>
+          <w:tab w:val="num" w:pos="5040"/>
+        </w:tabs>
+        <w:ind w:left="5040" w:hanging="360"/>
+      </w:pPr>
+      <w:rPr>
+        <w:rFonts w:ascii="Symbol" w:hAnsi="Symbol" w:hint="default"/>
+        <w:sz w:val="20"/>
+      </w:rPr>
+    </w:lvl>
+    <w:lvl w:ilvl="7" w:tentative="1">
+      <w:start w:val="1"/>
+      <w:numFmt w:val="bullet"/>
+      <w:lvlText w:val=""/>
+      <w:lvlJc w:val="left"/>
+      <w:pPr>
+        <w:tabs>
+          <w:tab w:val="num" w:pos="5760"/>
+        </w:tabs>
+        <w:ind w:left="5760" w:hanging="360"/>
+      </w:pPr>
+      <w:rPr>
+        <w:rFonts w:ascii="Symbol" w:hAnsi="Symbol" w:hint="default"/>
+        <w:sz w:val="20"/>
+      </w:rPr>
+    </w:lvl>
+    <w:lvl w:ilvl="8" w:tentative="1">
+      <w:start w:val="1"/>
+      <w:numFmt w:val="bullet"/>
+      <w:lvlText w:val=""/>
+      <w:lvlJc w:val="left"/>
+      <w:pPr>
+        <w:tabs>
+          <w:tab w:val="num" w:pos="6480"/>
+        </w:tabs>
+        <w:ind w:left="6480" w:hanging="360"/>
+      </w:pPr>
+      <w:rPr>
+        <w:rFonts w:ascii="Symbol" w:hAnsi="Symbol" w:hint="default"/>
+        <w:sz w:val="20"/>
+      </w:rPr>
+    </w:lvl>
+  </w:abstractNum>
+  <w:abstractNum w:abstractNumId="5" w15:restartNumberingAfterBreak="0">
     <w:nsid w:val="25990F55"/>
     <w:multiLevelType w:val="multilevel"/>
     <w:tmpl w:val="DB0290A8"/>
@@ -12172,7 +10116,7 @@
       </w:pPr>
     </w:lvl>
   </w:abstractNum>
-  <w:abstractNum w:abstractNumId="5" w15:restartNumberingAfterBreak="0">
+  <w:abstractNum w:abstractNumId="6" w15:restartNumberingAfterBreak="0">
     <w:nsid w:val="25AA21EA"/>
     <w:multiLevelType w:val="hybridMultilevel"/>
     <w:tmpl w:val="71765196"/>
@@ -12384,7 +10328,7 @@
       </w:rPr>
     </w:lvl>
   </w:abstractNum>
-  <w:abstractNum w:abstractNumId="6" w15:restartNumberingAfterBreak="0">
+  <w:abstractNum w:abstractNumId="7" w15:restartNumberingAfterBreak="0">
     <w:nsid w:val="2D332CE6"/>
     <w:multiLevelType w:val="hybridMultilevel"/>
     <w:tmpl w:val="7604DC8A"/>
@@ -12596,7 +10540,156 @@
       </w:rPr>
     </w:lvl>
   </w:abstractNum>
-  <w:abstractNum w:abstractNumId="7" w15:restartNumberingAfterBreak="0">
+  <w:abstractNum w:abstractNumId="8" w15:restartNumberingAfterBreak="0">
+    <w:nsid w:val="307B08A9"/>
+    <w:multiLevelType w:val="multilevel"/>
+    <w:tmpl w:val="B6963C3A"/>
+    <w:lvl w:ilvl="0">
+      <w:start w:val="1"/>
+      <w:numFmt w:val="bullet"/>
+      <w:lvlText w:val=""/>
+      <w:lvlJc w:val="left"/>
+      <w:pPr>
+        <w:tabs>
+          <w:tab w:val="num" w:pos="720"/>
+        </w:tabs>
+        <w:ind w:left="720" w:hanging="360"/>
+      </w:pPr>
+      <w:rPr>
+        <w:rFonts w:ascii="Symbol" w:hAnsi="Symbol" w:hint="default"/>
+        <w:sz w:val="20"/>
+      </w:rPr>
+    </w:lvl>
+    <w:lvl w:ilvl="1" w:tentative="1">
+      <w:start w:val="1"/>
+      <w:numFmt w:val="bullet"/>
+      <w:lvlText w:val=""/>
+      <w:lvlJc w:val="left"/>
+      <w:pPr>
+        <w:tabs>
+          <w:tab w:val="num" w:pos="1440"/>
+        </w:tabs>
+        <w:ind w:left="1440" w:hanging="360"/>
+      </w:pPr>
+      <w:rPr>
+        <w:rFonts w:ascii="Symbol" w:hAnsi="Symbol" w:hint="default"/>
+        <w:sz w:val="20"/>
+      </w:rPr>
+    </w:lvl>
+    <w:lvl w:ilvl="2" w:tentative="1">
+      <w:start w:val="1"/>
+      <w:numFmt w:val="bullet"/>
+      <w:lvlText w:val=""/>
+      <w:lvlJc w:val="left"/>
+      <w:pPr>
+        <w:tabs>
+          <w:tab w:val="num" w:pos="2160"/>
+        </w:tabs>
+        <w:ind w:left="2160" w:hanging="360"/>
+      </w:pPr>
+      <w:rPr>
+        <w:rFonts w:ascii="Symbol" w:hAnsi="Symbol" w:hint="default"/>
+        <w:sz w:val="20"/>
+      </w:rPr>
+    </w:lvl>
+    <w:lvl w:ilvl="3" w:tentative="1">
+      <w:start w:val="1"/>
+      <w:numFmt w:val="bullet"/>
+      <w:lvlText w:val=""/>
+      <w:lvlJc w:val="left"/>
+      <w:pPr>
+        <w:tabs>
+          <w:tab w:val="num" w:pos="2880"/>
+        </w:tabs>
+        <w:ind w:left="2880" w:hanging="360"/>
+      </w:pPr>
+      <w:rPr>
+        <w:rFonts w:ascii="Symbol" w:hAnsi="Symbol" w:hint="default"/>
+        <w:sz w:val="20"/>
+      </w:rPr>
+    </w:lvl>
+    <w:lvl w:ilvl="4" w:tentative="1">
+      <w:start w:val="1"/>
+      <w:numFmt w:val="bullet"/>
+      <w:lvlText w:val=""/>
+      <w:lvlJc w:val="left"/>
+      <w:pPr>
+        <w:tabs>
+          <w:tab w:val="num" w:pos="3600"/>
+        </w:tabs>
+        <w:ind w:left="3600" w:hanging="360"/>
+      </w:pPr>
+      <w:rPr>
+        <w:rFonts w:ascii="Symbol" w:hAnsi="Symbol" w:hint="default"/>
+        <w:sz w:val="20"/>
+      </w:rPr>
+    </w:lvl>
+    <w:lvl w:ilvl="5" w:tentative="1">
+      <w:start w:val="1"/>
+      <w:numFmt w:val="bullet"/>
+      <w:lvlText w:val=""/>
+      <w:lvlJc w:val="left"/>
+      <w:pPr>
+        <w:tabs>
+          <w:tab w:val="num" w:pos="4320"/>
+        </w:tabs>
+        <w:ind w:left="4320" w:hanging="360"/>
+      </w:pPr>
+      <w:rPr>
+        <w:rFonts w:ascii="Symbol" w:hAnsi="Symbol" w:hint="default"/>
+        <w:sz w:val="20"/>
+      </w:rPr>
+    </w:lvl>
+    <w:lvl w:ilvl="6" w:tentative="1">
+      <w:start w:val="1"/>
+      <w:numFmt w:val="bullet"/>
+      <w:lvlText w:val=""/>
+      <w:lvlJc w:val="left"/>
+      <w:pPr>
+        <w:tabs>
+          <w:tab w:val="num" w:pos="5040"/>
+        </w:tabs>
+        <w:ind w:left="5040" w:hanging="360"/>
+      </w:pPr>
+      <w:rPr>
+        <w:rFonts w:ascii="Symbol" w:hAnsi="Symbol" w:hint="default"/>
+        <w:sz w:val="20"/>
+      </w:rPr>
+    </w:lvl>
+    <w:lvl w:ilvl="7" w:tentative="1">
+      <w:start w:val="1"/>
+      <w:numFmt w:val="bullet"/>
+      <w:lvlText w:val=""/>
+      <w:lvlJc w:val="left"/>
+      <w:pPr>
+        <w:tabs>
+          <w:tab w:val="num" w:pos="5760"/>
+        </w:tabs>
+        <w:ind w:left="5760" w:hanging="360"/>
+      </w:pPr>
+      <w:rPr>
+        <w:rFonts w:ascii="Symbol" w:hAnsi="Symbol" w:hint="default"/>
+        <w:sz w:val="20"/>
+      </w:rPr>
+    </w:lvl>
+    <w:lvl w:ilvl="8" w:tentative="1">
+      <w:start w:val="1"/>
+      <w:numFmt w:val="bullet"/>
+      <w:lvlText w:val=""/>
+      <w:lvlJc w:val="left"/>
+      <w:pPr>
+        <w:tabs>
+          <w:tab w:val="num" w:pos="6480"/>
+        </w:tabs>
+        <w:ind w:left="6480" w:hanging="360"/>
+      </w:pPr>
+      <w:rPr>
+        <w:rFonts w:ascii="Symbol" w:hAnsi="Symbol" w:hint="default"/>
+        <w:sz w:val="20"/>
+      </w:rPr>
+    </w:lvl>
+  </w:abstractNum>
+  <w:abstractNum w:abstractNumId="9" w15:restartNumberingAfterBreak="0">
     <w:nsid w:val="36AC1034"/>
     <w:multiLevelType w:val="hybridMultilevel"/>
     <w:tmpl w:val="B740A130"/>
@@ -12808,7 +10901,156 @@
       </w:rPr>
     </w:lvl>
   </w:abstractNum>
-  <w:abstractNum w:abstractNumId="8" w15:restartNumberingAfterBreak="0">
+  <w:abstractNum w:abstractNumId="10" w15:restartNumberingAfterBreak="0">
+    <w:nsid w:val="37155B90"/>
+    <w:multiLevelType w:val="multilevel"/>
+    <w:tmpl w:val="FA206AB6"/>
+    <w:lvl w:ilvl="0">
+      <w:start w:val="1"/>
+      <w:numFmt w:val="bullet"/>
+      <w:lvlText w:val=""/>
+      <w:lvlJc w:val="left"/>
+      <w:pPr>
+        <w:tabs>
+          <w:tab w:val="num" w:pos="720"/>
+        </w:tabs>
+        <w:ind w:left="720" w:hanging="360"/>
+      </w:pPr>
+      <w:rPr>
+        <w:rFonts w:ascii="Symbol" w:hAnsi="Symbol" w:hint="default"/>
+        <w:sz w:val="20"/>
+      </w:rPr>
+    </w:lvl>
+    <w:lvl w:ilvl="1" w:tentative="1">
+      <w:start w:val="1"/>
+      <w:numFmt w:val="bullet"/>
+      <w:lvlText w:val=""/>
+      <w:lvlJc w:val="left"/>
+      <w:pPr>
+        <w:tabs>
+          <w:tab w:val="num" w:pos="1440"/>
+        </w:tabs>
+        <w:ind w:left="1440" w:hanging="360"/>
+      </w:pPr>
+      <w:rPr>
+        <w:rFonts w:ascii="Symbol" w:hAnsi="Symbol" w:hint="default"/>
+        <w:sz w:val="20"/>
+      </w:rPr>
+    </w:lvl>
+    <w:lvl w:ilvl="2" w:tentative="1">
+      <w:start w:val="1"/>
+      <w:numFmt w:val="bullet"/>
+      <w:lvlText w:val=""/>
+      <w:lvlJc w:val="left"/>
+      <w:pPr>
+        <w:tabs>
+          <w:tab w:val="num" w:pos="2160"/>
+        </w:tabs>
+        <w:ind w:left="2160" w:hanging="360"/>
+      </w:pPr>
+      <w:rPr>
+        <w:rFonts w:ascii="Symbol" w:hAnsi="Symbol" w:hint="default"/>
+        <w:sz w:val="20"/>
+      </w:rPr>
+    </w:lvl>
+    <w:lvl w:ilvl="3" w:tentative="1">
+      <w:start w:val="1"/>
+      <w:numFmt w:val="bullet"/>
+      <w:lvlText w:val=""/>
+      <w:lvlJc w:val="left"/>
+      <w:pPr>
+        <w:tabs>
+          <w:tab w:val="num" w:pos="2880"/>
+        </w:tabs>
+        <w:ind w:left="2880" w:hanging="360"/>
+      </w:pPr>
+      <w:rPr>
+        <w:rFonts w:ascii="Symbol" w:hAnsi="Symbol" w:hint="default"/>
+        <w:sz w:val="20"/>
+      </w:rPr>
+    </w:lvl>
+    <w:lvl w:ilvl="4" w:tentative="1">
+      <w:start w:val="1"/>
+      <w:numFmt w:val="bullet"/>
+      <w:lvlText w:val=""/>
+      <w:lvlJc w:val="left"/>
+      <w:pPr>
+        <w:tabs>
+          <w:tab w:val="num" w:pos="3600"/>
+        </w:tabs>
+        <w:ind w:left="3600" w:hanging="360"/>
+      </w:pPr>
+      <w:rPr>
+        <w:rFonts w:ascii="Symbol" w:hAnsi="Symbol" w:hint="default"/>
+        <w:sz w:val="20"/>
+      </w:rPr>
+    </w:lvl>
+    <w:lvl w:ilvl="5" w:tentative="1">
+      <w:start w:val="1"/>
+      <w:numFmt w:val="bullet"/>
+      <w:lvlText w:val=""/>
+      <w:lvlJc w:val="left"/>
+      <w:pPr>
+        <w:tabs>
+          <w:tab w:val="num" w:pos="4320"/>
+        </w:tabs>
+        <w:ind w:left="4320" w:hanging="360"/>
+      </w:pPr>
+      <w:rPr>
+        <w:rFonts w:ascii="Symbol" w:hAnsi="Symbol" w:hint="default"/>
+        <w:sz w:val="20"/>
+      </w:rPr>
+    </w:lvl>
+    <w:lvl w:ilvl="6" w:tentative="1">
+      <w:start w:val="1"/>
+      <w:numFmt w:val="bullet"/>
+      <w:lvlText w:val=""/>
+      <w:lvlJc w:val="left"/>
+      <w:pPr>
+        <w:tabs>
+          <w:tab w:val="num" w:pos="5040"/>
+        </w:tabs>
+        <w:ind w:left="5040" w:hanging="360"/>
+      </w:pPr>
+      <w:rPr>
+        <w:rFonts w:ascii="Symbol" w:hAnsi="Symbol" w:hint="default"/>
+        <w:sz w:val="20"/>
+      </w:rPr>
+    </w:lvl>
+    <w:lvl w:ilvl="7" w:tentative="1">
+      <w:start w:val="1"/>
+      <w:numFmt w:val="bullet"/>
+      <w:lvlText w:val=""/>
+      <w:lvlJc w:val="left"/>
+      <w:pPr>
+        <w:tabs>
+          <w:tab w:val="num" w:pos="5760"/>
+        </w:tabs>
+        <w:ind w:left="5760" w:hanging="360"/>
+      </w:pPr>
+      <w:rPr>
+        <w:rFonts w:ascii="Symbol" w:hAnsi="Symbol" w:hint="default"/>
+        <w:sz w:val="20"/>
+      </w:rPr>
+    </w:lvl>
+    <w:lvl w:ilvl="8" w:tentative="1">
+      <w:start w:val="1"/>
+      <w:numFmt w:val="bullet"/>
+      <w:lvlText w:val=""/>
+      <w:lvlJc w:val="left"/>
+      <w:pPr>
+        <w:tabs>
+          <w:tab w:val="num" w:pos="6480"/>
+        </w:tabs>
+        <w:ind w:left="6480" w:hanging="360"/>
+      </w:pPr>
+      <w:rPr>
+        <w:rFonts w:ascii="Symbol" w:hAnsi="Symbol" w:hint="default"/>
+        <w:sz w:val="20"/>
+      </w:rPr>
+    </w:lvl>
+  </w:abstractNum>
+  <w:abstractNum w:abstractNumId="11" w15:restartNumberingAfterBreak="0">
     <w:nsid w:val="3DA24086"/>
     <w:multiLevelType w:val="multilevel"/>
     <w:tmpl w:val="22E4CCD2"/>
@@ -12957,7 +11199,269 @@
       </w:rPr>
     </w:lvl>
   </w:abstractNum>
-  <w:abstractNum w:abstractNumId="9" w15:restartNumberingAfterBreak="0">
+  <w:abstractNum w:abstractNumId="12" w15:restartNumberingAfterBreak="0">
+    <w:nsid w:val="416453ED"/>
+    <w:multiLevelType w:val="multilevel"/>
+    <w:tmpl w:val="DB7A68FA"/>
+    <w:lvl w:ilvl="0">
+      <w:start w:val="1"/>
+      <w:numFmt w:val="decimal"/>
+      <w:lvlText w:val="%1."/>
+      <w:lvlJc w:val="left"/>
+      <w:pPr>
+        <w:tabs>
+          <w:tab w:val="num" w:pos="720"/>
+        </w:tabs>
+        <w:ind w:left="720" w:hanging="360"/>
+      </w:pPr>
+    </w:lvl>
+    <w:lvl w:ilvl="1" w:tentative="1">
+      <w:start w:val="1"/>
+      <w:numFmt w:val="decimal"/>
+      <w:lvlText w:val="%2."/>
+      <w:lvlJc w:val="left"/>
+      <w:pPr>
+        <w:tabs>
+          <w:tab w:val="num" w:pos="1440"/>
+        </w:tabs>
+        <w:ind w:left="1440" w:hanging="360"/>
+      </w:pPr>
+    </w:lvl>
+    <w:lvl w:ilvl="2" w:tentative="1">
+      <w:start w:val="1"/>
+      <w:numFmt w:val="decimal"/>
+      <w:lvlText w:val="%3."/>
+      <w:lvlJc w:val="left"/>
+      <w:pPr>
+        <w:tabs>
+          <w:tab w:val="num" w:pos="2160"/>
+        </w:tabs>
+        <w:ind w:left="2160" w:hanging="360"/>
+      </w:pPr>
+    </w:lvl>
+    <w:lvl w:ilvl="3" w:tentative="1">
+      <w:start w:val="1"/>
+      <w:numFmt w:val="decimal"/>
+      <w:lvlText w:val="%4."/>
+      <w:lvlJc w:val="left"/>
+      <w:pPr>
+        <w:tabs>
+          <w:tab w:val="num" w:pos="2880"/>
+        </w:tabs>
+        <w:ind w:left="2880" w:hanging="360"/>
+      </w:pPr>
+    </w:lvl>
+    <w:lvl w:ilvl="4" w:tentative="1">
+      <w:start w:val="1"/>
+      <w:numFmt w:val="decimal"/>
+      <w:lvlText w:val="%5."/>
+      <w:lvlJc w:val="left"/>
+      <w:pPr>
+        <w:tabs>
+          <w:tab w:val="num" w:pos="3600"/>
+        </w:tabs>
+        <w:ind w:left="3600" w:hanging="360"/>
+      </w:pPr>
+    </w:lvl>
+    <w:lvl w:ilvl="5" w:tentative="1">
+      <w:start w:val="1"/>
+      <w:numFmt w:val="decimal"/>
+      <w:lvlText w:val="%6."/>
+      <w:lvlJc w:val="left"/>
+      <w:pPr>
+        <w:tabs>
+          <w:tab w:val="num" w:pos="4320"/>
+        </w:tabs>
+        <w:ind w:left="4320" w:hanging="360"/>
+      </w:pPr>
+    </w:lvl>
+    <w:lvl w:ilvl="6" w:tentative="1">
+      <w:start w:val="1"/>
+      <w:numFmt w:val="decimal"/>
+      <w:lvlText w:val="%7."/>
+      <w:lvlJc w:val="left"/>
+      <w:pPr>
+        <w:tabs>
+          <w:tab w:val="num" w:pos="5040"/>
+        </w:tabs>
+        <w:ind w:left="5040" w:hanging="360"/>
+      </w:pPr>
+    </w:lvl>
+    <w:lvl w:ilvl="7" w:tentative="1">
+      <w:start w:val="1"/>
+      <w:numFmt w:val="decimal"/>
+      <w:lvlText w:val="%8."/>
+      <w:lvlJc w:val="left"/>
+      <w:pPr>
+        <w:tabs>
+          <w:tab w:val="num" w:pos="5760"/>
+        </w:tabs>
+        <w:ind w:left="5760" w:hanging="360"/>
+      </w:pPr>
+    </w:lvl>
+    <w:lvl w:ilvl="8" w:tentative="1">
+      <w:start w:val="1"/>
+      <w:numFmt w:val="decimal"/>
+      <w:lvlText w:val="%9."/>
+      <w:lvlJc w:val="left"/>
+      <w:pPr>
+        <w:tabs>
+          <w:tab w:val="num" w:pos="6480"/>
+        </w:tabs>
+        <w:ind w:left="6480" w:hanging="360"/>
+      </w:pPr>
+    </w:lvl>
+  </w:abstractNum>
+  <w:abstractNum w:abstractNumId="13" w15:restartNumberingAfterBreak="0">
+    <w:nsid w:val="46E32529"/>
+    <w:multiLevelType w:val="multilevel"/>
+    <w:tmpl w:val="919E00DA"/>
+    <w:lvl w:ilvl="0">
+      <w:start w:val="1"/>
+      <w:numFmt w:val="bullet"/>
+      <w:lvlText w:val=""/>
+      <w:lvlJc w:val="left"/>
+      <w:pPr>
+        <w:tabs>
+          <w:tab w:val="num" w:pos="720"/>
+        </w:tabs>
+        <w:ind w:left="720" w:hanging="360"/>
+      </w:pPr>
+      <w:rPr>
+        <w:rFonts w:ascii="Symbol" w:hAnsi="Symbol" w:hint="default"/>
+        <w:sz w:val="20"/>
+      </w:rPr>
+    </w:lvl>
+    <w:lvl w:ilvl="1" w:tentative="1">
+      <w:start w:val="1"/>
+      <w:numFmt w:val="bullet"/>
+      <w:lvlText w:val=""/>
+      <w:lvlJc w:val="left"/>
+      <w:pPr>
+        <w:tabs>
+          <w:tab w:val="num" w:pos="1440"/>
+        </w:tabs>
+        <w:ind w:left="1440" w:hanging="360"/>
+      </w:pPr>
+      <w:rPr>
+        <w:rFonts w:ascii="Symbol" w:hAnsi="Symbol" w:hint="default"/>
+        <w:sz w:val="20"/>
+      </w:rPr>
+    </w:lvl>
+    <w:lvl w:ilvl="2" w:tentative="1">
+      <w:start w:val="1"/>
+      <w:numFmt w:val="bullet"/>
+      <w:lvlText w:val=""/>
+      <w:lvlJc w:val="left"/>
+      <w:pPr>
+        <w:tabs>
+          <w:tab w:val="num" w:pos="2160"/>
+        </w:tabs>
+        <w:ind w:left="2160" w:hanging="360"/>
+      </w:pPr>
+      <w:rPr>
+        <w:rFonts w:ascii="Symbol" w:hAnsi="Symbol" w:hint="default"/>
+        <w:sz w:val="20"/>
+      </w:rPr>
+    </w:lvl>
+    <w:lvl w:ilvl="3" w:tentative="1">
+      <w:start w:val="1"/>
+      <w:numFmt w:val="bullet"/>
+      <w:lvlText w:val=""/>
+      <w:lvlJc w:val="left"/>
+      <w:pPr>
+        <w:tabs>
+          <w:tab w:val="num" w:pos="2880"/>
+        </w:tabs>
+        <w:ind w:left="2880" w:hanging="360"/>
+      </w:pPr>
+      <w:rPr>
+        <w:rFonts w:ascii="Symbol" w:hAnsi="Symbol" w:hint="default"/>
+        <w:sz w:val="20"/>
+      </w:rPr>
+    </w:lvl>
+    <w:lvl w:ilvl="4" w:tentative="1">
+      <w:start w:val="1"/>
+      <w:numFmt w:val="bullet"/>
+      <w:lvlText w:val=""/>
+      <w:lvlJc w:val="left"/>
+      <w:pPr>
+        <w:tabs>
+          <w:tab w:val="num" w:pos="3600"/>
+        </w:tabs>
+        <w:ind w:left="3600" w:hanging="360"/>
+      </w:pPr>
+      <w:rPr>
+        <w:rFonts w:ascii="Symbol" w:hAnsi="Symbol" w:hint="default"/>
+        <w:sz w:val="20"/>
+      </w:rPr>
+    </w:lvl>
+    <w:lvl w:ilvl="5" w:tentative="1">
+      <w:start w:val="1"/>
+      <w:numFmt w:val="bullet"/>
+      <w:lvlText w:val=""/>
+      <w:lvlJc w:val="left"/>
+      <w:pPr>
+        <w:tabs>
+          <w:tab w:val="num" w:pos="4320"/>
+        </w:tabs>
+        <w:ind w:left="4320" w:hanging="360"/>
+      </w:pPr>
+      <w:rPr>
+        <w:rFonts w:ascii="Symbol" w:hAnsi="Symbol" w:hint="default"/>
+        <w:sz w:val="20"/>
+      </w:rPr>
+    </w:lvl>
+    <w:lvl w:ilvl="6" w:tentative="1">
+      <w:start w:val="1"/>
+      <w:numFmt w:val="bullet"/>
+      <w:lvlText w:val=""/>
+      <w:lvlJc w:val="left"/>
+      <w:pPr>
+        <w:tabs>
+          <w:tab w:val="num" w:pos="5040"/>
+        </w:tabs>
+        <w:ind w:left="5040" w:hanging="360"/>
+      </w:pPr>
+      <w:rPr>
+        <w:rFonts w:ascii="Symbol" w:hAnsi="Symbol" w:hint="default"/>
+        <w:sz w:val="20"/>
+      </w:rPr>
+    </w:lvl>
+    <w:lvl w:ilvl="7" w:tentative="1">
+      <w:start w:val="1"/>
+      <w:numFmt w:val="bullet"/>
+      <w:lvlText w:val=""/>
+      <w:lvlJc w:val="left"/>
+      <w:pPr>
+        <w:tabs>
+          <w:tab w:val="num" w:pos="5760"/>
+        </w:tabs>
+        <w:ind w:left="5760" w:hanging="360"/>
+      </w:pPr>
+      <w:rPr>
+        <w:rFonts w:ascii="Symbol" w:hAnsi="Symbol" w:hint="default"/>
+        <w:sz w:val="20"/>
+      </w:rPr>
+    </w:lvl>
+    <w:lvl w:ilvl="8" w:tentative="1">
+      <w:start w:val="1"/>
+      <w:numFmt w:val="bullet"/>
+      <w:lvlText w:val=""/>
+      <w:lvlJc w:val="left"/>
+      <w:pPr>
+        <w:tabs>
+          <w:tab w:val="num" w:pos="6480"/>
+        </w:tabs>
+        <w:ind w:left="6480" w:hanging="360"/>
+      </w:pPr>
+      <w:rPr>
+        <w:rFonts w:ascii="Symbol" w:hAnsi="Symbol" w:hint="default"/>
+        <w:sz w:val="20"/>
+      </w:rPr>
+    </w:lvl>
+  </w:abstractNum>
+  <w:abstractNum w:abstractNumId="14" w15:restartNumberingAfterBreak="0">
     <w:nsid w:val="4E7E6C88"/>
     <w:multiLevelType w:val="hybridMultilevel"/>
     <w:tmpl w:val="BA781E72"/>
@@ -13169,7 +11673,7 @@
       </w:rPr>
     </w:lvl>
   </w:abstractNum>
-  <w:abstractNum w:abstractNumId="10" w15:restartNumberingAfterBreak="0">
+  <w:abstractNum w:abstractNumId="15" w15:restartNumberingAfterBreak="0">
     <w:nsid w:val="546F6E01"/>
     <w:multiLevelType w:val="multilevel"/>
     <w:tmpl w:val="C1240606"/>
@@ -13282,7 +11786,269 @@
       </w:pPr>
     </w:lvl>
   </w:abstractNum>
-  <w:abstractNum w:abstractNumId="11" w15:restartNumberingAfterBreak="0">
+  <w:abstractNum w:abstractNumId="16" w15:restartNumberingAfterBreak="0">
+    <w:nsid w:val="55B008C6"/>
+    <w:multiLevelType w:val="multilevel"/>
+    <w:tmpl w:val="7924E3CC"/>
+    <w:lvl w:ilvl="0">
+      <w:start w:val="1"/>
+      <w:numFmt w:val="bullet"/>
+      <w:lvlText w:val=""/>
+      <w:lvlJc w:val="left"/>
+      <w:pPr>
+        <w:tabs>
+          <w:tab w:val="num" w:pos="720"/>
+        </w:tabs>
+        <w:ind w:left="720" w:hanging="360"/>
+      </w:pPr>
+      <w:rPr>
+        <w:rFonts w:ascii="Symbol" w:hAnsi="Symbol" w:hint="default"/>
+        <w:sz w:val="20"/>
+      </w:rPr>
+    </w:lvl>
+    <w:lvl w:ilvl="1" w:tentative="1">
+      <w:start w:val="1"/>
+      <w:numFmt w:val="bullet"/>
+      <w:lvlText w:val=""/>
+      <w:lvlJc w:val="left"/>
+      <w:pPr>
+        <w:tabs>
+          <w:tab w:val="num" w:pos="1440"/>
+        </w:tabs>
+        <w:ind w:left="1440" w:hanging="360"/>
+      </w:pPr>
+      <w:rPr>
+        <w:rFonts w:ascii="Symbol" w:hAnsi="Symbol" w:hint="default"/>
+        <w:sz w:val="20"/>
+      </w:rPr>
+    </w:lvl>
+    <w:lvl w:ilvl="2" w:tentative="1">
+      <w:start w:val="1"/>
+      <w:numFmt w:val="bullet"/>
+      <w:lvlText w:val=""/>
+      <w:lvlJc w:val="left"/>
+      <w:pPr>
+        <w:tabs>
+          <w:tab w:val="num" w:pos="2160"/>
+        </w:tabs>
+        <w:ind w:left="2160" w:hanging="360"/>
+      </w:pPr>
+      <w:rPr>
+        <w:rFonts w:ascii="Symbol" w:hAnsi="Symbol" w:hint="default"/>
+        <w:sz w:val="20"/>
+      </w:rPr>
+    </w:lvl>
+    <w:lvl w:ilvl="3" w:tentative="1">
+      <w:start w:val="1"/>
+      <w:numFmt w:val="bullet"/>
+      <w:lvlText w:val=""/>
+      <w:lvlJc w:val="left"/>
+      <w:pPr>
+        <w:tabs>
+          <w:tab w:val="num" w:pos="2880"/>
+        </w:tabs>
+        <w:ind w:left="2880" w:hanging="360"/>
+      </w:pPr>
+      <w:rPr>
+        <w:rFonts w:ascii="Symbol" w:hAnsi="Symbol" w:hint="default"/>
+        <w:sz w:val="20"/>
+      </w:rPr>
+    </w:lvl>
+    <w:lvl w:ilvl="4" w:tentative="1">
+      <w:start w:val="1"/>
+      <w:numFmt w:val="bullet"/>
+      <w:lvlText w:val=""/>
+      <w:lvlJc w:val="left"/>
+      <w:pPr>
+        <w:tabs>
+          <w:tab w:val="num" w:pos="3600"/>
+        </w:tabs>
+        <w:ind w:left="3600" w:hanging="360"/>
+      </w:pPr>
+      <w:rPr>
+        <w:rFonts w:ascii="Symbol" w:hAnsi="Symbol" w:hint="default"/>
+        <w:sz w:val="20"/>
+      </w:rPr>
+    </w:lvl>
+    <w:lvl w:ilvl="5" w:tentative="1">
+      <w:start w:val="1"/>
+      <w:numFmt w:val="bullet"/>
+      <w:lvlText w:val=""/>
+      <w:lvlJc w:val="left"/>
+      <w:pPr>
+        <w:tabs>
+          <w:tab w:val="num" w:pos="4320"/>
+        </w:tabs>
+        <w:ind w:left="4320" w:hanging="360"/>
+      </w:pPr>
+      <w:rPr>
+        <w:rFonts w:ascii="Symbol" w:hAnsi="Symbol" w:hint="default"/>
+        <w:sz w:val="20"/>
+      </w:rPr>
+    </w:lvl>
+    <w:lvl w:ilvl="6" w:tentative="1">
+      <w:start w:val="1"/>
+      <w:numFmt w:val="bullet"/>
+      <w:lvlText w:val=""/>
+      <w:lvlJc w:val="left"/>
+      <w:pPr>
+        <w:tabs>
+          <w:tab w:val="num" w:pos="5040"/>
+        </w:tabs>
+        <w:ind w:left="5040" w:hanging="360"/>
+      </w:pPr>
+      <w:rPr>
+        <w:rFonts w:ascii="Symbol" w:hAnsi="Symbol" w:hint="default"/>
+        <w:sz w:val="20"/>
+      </w:rPr>
+    </w:lvl>
+    <w:lvl w:ilvl="7" w:tentative="1">
+      <w:start w:val="1"/>
+      <w:numFmt w:val="bullet"/>
+      <w:lvlText w:val=""/>
+      <w:lvlJc w:val="left"/>
+      <w:pPr>
+        <w:tabs>
+          <w:tab w:val="num" w:pos="5760"/>
+        </w:tabs>
+        <w:ind w:left="5760" w:hanging="360"/>
+      </w:pPr>
+      <w:rPr>
+        <w:rFonts w:ascii="Symbol" w:hAnsi="Symbol" w:hint="default"/>
+        <w:sz w:val="20"/>
+      </w:rPr>
+    </w:lvl>
+    <w:lvl w:ilvl="8" w:tentative="1">
+      <w:start w:val="1"/>
+      <w:numFmt w:val="bullet"/>
+      <w:lvlText w:val=""/>
+      <w:lvlJc w:val="left"/>
+      <w:pPr>
+        <w:tabs>
+          <w:tab w:val="num" w:pos="6480"/>
+        </w:tabs>
+        <w:ind w:left="6480" w:hanging="360"/>
+      </w:pPr>
+      <w:rPr>
+        <w:rFonts w:ascii="Symbol" w:hAnsi="Symbol" w:hint="default"/>
+        <w:sz w:val="20"/>
+      </w:rPr>
+    </w:lvl>
+  </w:abstractNum>
+  <w:abstractNum w:abstractNumId="17" w15:restartNumberingAfterBreak="0">
+    <w:nsid w:val="567334FF"/>
+    <w:multiLevelType w:val="multilevel"/>
+    <w:tmpl w:val="99666AEC"/>
+    <w:lvl w:ilvl="0">
+      <w:start w:val="1"/>
+      <w:numFmt w:val="decimal"/>
+      <w:lvlText w:val="%1."/>
+      <w:lvlJc w:val="left"/>
+      <w:pPr>
+        <w:tabs>
+          <w:tab w:val="num" w:pos="720"/>
+        </w:tabs>
+        <w:ind w:left="720" w:hanging="360"/>
+      </w:pPr>
+    </w:lvl>
+    <w:lvl w:ilvl="1" w:tentative="1">
+      <w:start w:val="1"/>
+      <w:numFmt w:val="decimal"/>
+      <w:lvlText w:val="%2."/>
+      <w:lvlJc w:val="left"/>
+      <w:pPr>
+        <w:tabs>
+          <w:tab w:val="num" w:pos="1440"/>
+        </w:tabs>
+        <w:ind w:left="1440" w:hanging="360"/>
+      </w:pPr>
+    </w:lvl>
+    <w:lvl w:ilvl="2" w:tentative="1">
+      <w:start w:val="1"/>
+      <w:numFmt w:val="decimal"/>
+      <w:lvlText w:val="%3."/>
+      <w:lvlJc w:val="left"/>
+      <w:pPr>
+        <w:tabs>
+          <w:tab w:val="num" w:pos="2160"/>
+        </w:tabs>
+        <w:ind w:left="2160" w:hanging="360"/>
+      </w:pPr>
+    </w:lvl>
+    <w:lvl w:ilvl="3" w:tentative="1">
+      <w:start w:val="1"/>
+      <w:numFmt w:val="decimal"/>
+      <w:lvlText w:val="%4."/>
+      <w:lvlJc w:val="left"/>
+      <w:pPr>
+        <w:tabs>
+          <w:tab w:val="num" w:pos="2880"/>
+        </w:tabs>
+        <w:ind w:left="2880" w:hanging="360"/>
+      </w:pPr>
+    </w:lvl>
+    <w:lvl w:ilvl="4" w:tentative="1">
+      <w:start w:val="1"/>
+      <w:numFmt w:val="decimal"/>
+      <w:lvlText w:val="%5."/>
+      <w:lvlJc w:val="left"/>
+      <w:pPr>
+        <w:tabs>
+          <w:tab w:val="num" w:pos="3600"/>
+        </w:tabs>
+        <w:ind w:left="3600" w:hanging="360"/>
+      </w:pPr>
+    </w:lvl>
+    <w:lvl w:ilvl="5" w:tentative="1">
+      <w:start w:val="1"/>
+      <w:numFmt w:val="decimal"/>
+      <w:lvlText w:val="%6."/>
+      <w:lvlJc w:val="left"/>
+      <w:pPr>
+        <w:tabs>
+          <w:tab w:val="num" w:pos="4320"/>
+        </w:tabs>
+        <w:ind w:left="4320" w:hanging="360"/>
+      </w:pPr>
+    </w:lvl>
+    <w:lvl w:ilvl="6" w:tentative="1">
+      <w:start w:val="1"/>
+      <w:numFmt w:val="decimal"/>
+      <w:lvlText w:val="%7."/>
+      <w:lvlJc w:val="left"/>
+      <w:pPr>
+        <w:tabs>
+          <w:tab w:val="num" w:pos="5040"/>
+        </w:tabs>
+        <w:ind w:left="5040" w:hanging="360"/>
+      </w:pPr>
+    </w:lvl>
+    <w:lvl w:ilvl="7" w:tentative="1">
+      <w:start w:val="1"/>
+      <w:numFmt w:val="decimal"/>
+      <w:lvlText w:val="%8."/>
+      <w:lvlJc w:val="left"/>
+      <w:pPr>
+        <w:tabs>
+          <w:tab w:val="num" w:pos="5760"/>
+        </w:tabs>
+        <w:ind w:left="5760" w:hanging="360"/>
+      </w:pPr>
+    </w:lvl>
+    <w:lvl w:ilvl="8" w:tentative="1">
+      <w:start w:val="1"/>
+      <w:numFmt w:val="decimal"/>
+      <w:lvlText w:val="%9."/>
+      <w:lvlJc w:val="left"/>
+      <w:pPr>
+        <w:tabs>
+          <w:tab w:val="num" w:pos="6480"/>
+        </w:tabs>
+        <w:ind w:left="6480" w:hanging="360"/>
+      </w:pPr>
+    </w:lvl>
+  </w:abstractNum>
+  <w:abstractNum w:abstractNumId="18" w15:restartNumberingAfterBreak="0">
     <w:nsid w:val="60055F57"/>
     <w:multiLevelType w:val="multilevel"/>
     <w:tmpl w:val="B2121110"/>
@@ -13431,7 +12197,7 @@
       </w:rPr>
     </w:lvl>
   </w:abstractNum>
-  <w:abstractNum w:abstractNumId="12" w15:restartNumberingAfterBreak="0">
+  <w:abstractNum w:abstractNumId="19" w15:restartNumberingAfterBreak="0">
     <w:nsid w:val="627321F1"/>
     <w:multiLevelType w:val="hybridMultilevel"/>
     <w:tmpl w:val="8A0A3366"/>
@@ -13643,7 +12409,7 @@
       </w:rPr>
     </w:lvl>
   </w:abstractNum>
-  <w:abstractNum w:abstractNumId="13" w15:restartNumberingAfterBreak="0">
+  <w:abstractNum w:abstractNumId="20" w15:restartNumberingAfterBreak="0">
     <w:nsid w:val="6BF2629A"/>
     <w:multiLevelType w:val="multilevel"/>
     <w:tmpl w:val="136EC66C"/>
@@ -13792,7 +12558,7 @@
       </w:rPr>
     </w:lvl>
   </w:abstractNum>
-  <w:abstractNum w:abstractNumId="14" w15:restartNumberingAfterBreak="0">
+  <w:abstractNum w:abstractNumId="21" w15:restartNumberingAfterBreak="0">
     <w:nsid w:val="6F9B5700"/>
     <w:multiLevelType w:val="hybridMultilevel"/>
     <w:tmpl w:val="C7023BD6"/>
@@ -14004,35 +12770,184 @@
       </w:rPr>
     </w:lvl>
   </w:abstractNum>
+  <w:abstractNum w:abstractNumId="22" w15:restartNumberingAfterBreak="0">
+    <w:nsid w:val="76C10D4E"/>
+    <w:multiLevelType w:val="multilevel"/>
+    <w:tmpl w:val="44947326"/>
+    <w:lvl w:ilvl="0">
+      <w:start w:val="1"/>
+      <w:numFmt w:val="bullet"/>
+      <w:lvlText w:val=""/>
+      <w:lvlJc w:val="left"/>
+      <w:pPr>
+        <w:tabs>
+          <w:tab w:val="num" w:pos="720"/>
+        </w:tabs>
+        <w:ind w:left="720" w:hanging="360"/>
+      </w:pPr>
+      <w:rPr>
+        <w:rFonts w:ascii="Symbol" w:hAnsi="Symbol" w:hint="default"/>
+        <w:sz w:val="20"/>
+      </w:rPr>
+    </w:lvl>
+    <w:lvl w:ilvl="1" w:tentative="1">
+      <w:start w:val="1"/>
+      <w:numFmt w:val="bullet"/>
+      <w:lvlText w:val=""/>
+      <w:lvlJc w:val="left"/>
+      <w:pPr>
+        <w:tabs>
+          <w:tab w:val="num" w:pos="1440"/>
+        </w:tabs>
+        <w:ind w:left="1440" w:hanging="360"/>
+      </w:pPr>
+      <w:rPr>
+        <w:rFonts w:ascii="Symbol" w:hAnsi="Symbol" w:hint="default"/>
+        <w:sz w:val="20"/>
+      </w:rPr>
+    </w:lvl>
+    <w:lvl w:ilvl="2" w:tentative="1">
+      <w:start w:val="1"/>
+      <w:numFmt w:val="bullet"/>
+      <w:lvlText w:val=""/>
+      <w:lvlJc w:val="left"/>
+      <w:pPr>
+        <w:tabs>
+          <w:tab w:val="num" w:pos="2160"/>
+        </w:tabs>
+        <w:ind w:left="2160" w:hanging="360"/>
+      </w:pPr>
+      <w:rPr>
+        <w:rFonts w:ascii="Symbol" w:hAnsi="Symbol" w:hint="default"/>
+        <w:sz w:val="20"/>
+      </w:rPr>
+    </w:lvl>
+    <w:lvl w:ilvl="3" w:tentative="1">
+      <w:start w:val="1"/>
+      <w:numFmt w:val="bullet"/>
+      <w:lvlText w:val=""/>
+      <w:lvlJc w:val="left"/>
+      <w:pPr>
+        <w:tabs>
+          <w:tab w:val="num" w:pos="2880"/>
+        </w:tabs>
+        <w:ind w:left="2880" w:hanging="360"/>
+      </w:pPr>
+      <w:rPr>
+        <w:rFonts w:ascii="Symbol" w:hAnsi="Symbol" w:hint="default"/>
+        <w:sz w:val="20"/>
+      </w:rPr>
+    </w:lvl>
+    <w:lvl w:ilvl="4" w:tentative="1">
+      <w:start w:val="1"/>
+      <w:numFmt w:val="bullet"/>
+      <w:lvlText w:val=""/>
+      <w:lvlJc w:val="left"/>
+      <w:pPr>
+        <w:tabs>
+          <w:tab w:val="num" w:pos="3600"/>
+        </w:tabs>
+        <w:ind w:left="3600" w:hanging="360"/>
+      </w:pPr>
+      <w:rPr>
+        <w:rFonts w:ascii="Symbol" w:hAnsi="Symbol" w:hint="default"/>
+        <w:sz w:val="20"/>
+      </w:rPr>
+    </w:lvl>
+    <w:lvl w:ilvl="5" w:tentative="1">
+      <w:start w:val="1"/>
+      <w:numFmt w:val="bullet"/>
+      <w:lvlText w:val=""/>
+      <w:lvlJc w:val="left"/>
+      <w:pPr>
+        <w:tabs>
+          <w:tab w:val="num" w:pos="4320"/>
+        </w:tabs>
+        <w:ind w:left="4320" w:hanging="360"/>
+      </w:pPr>
+      <w:rPr>
+        <w:rFonts w:ascii="Symbol" w:hAnsi="Symbol" w:hint="default"/>
+        <w:sz w:val="20"/>
+      </w:rPr>
+    </w:lvl>
+    <w:lvl w:ilvl="6" w:tentative="1">
+      <w:start w:val="1"/>
+      <w:numFmt w:val="bullet"/>
+      <w:lvlText w:val=""/>
+      <w:lvlJc w:val="left"/>
+      <w:pPr>
+        <w:tabs>
+          <w:tab w:val="num" w:pos="5040"/>
+        </w:tabs>
+        <w:ind w:left="5040" w:hanging="360"/>
+      </w:pPr>
+      <w:rPr>
+        <w:rFonts w:ascii="Symbol" w:hAnsi="Symbol" w:hint="default"/>
+        <w:sz w:val="20"/>
+      </w:rPr>
+    </w:lvl>
+    <w:lvl w:ilvl="7" w:tentative="1">
+      <w:start w:val="1"/>
+      <w:numFmt w:val="bullet"/>
+      <w:lvlText w:val=""/>
+      <w:lvlJc w:val="left"/>
+      <w:pPr>
+        <w:tabs>
+          <w:tab w:val="num" w:pos="5760"/>
+        </w:tabs>
+        <w:ind w:left="5760" w:hanging="360"/>
+      </w:pPr>
+      <w:rPr>
+        <w:rFonts w:ascii="Symbol" w:hAnsi="Symbol" w:hint="default"/>
+        <w:sz w:val="20"/>
+      </w:rPr>
+    </w:lvl>
+    <w:lvl w:ilvl="8" w:tentative="1">
+      <w:start w:val="1"/>
+      <w:numFmt w:val="bullet"/>
+      <w:lvlText w:val=""/>
+      <w:lvlJc w:val="left"/>
+      <w:pPr>
+        <w:tabs>
+          <w:tab w:val="num" w:pos="6480"/>
+        </w:tabs>
+        <w:ind w:left="6480" w:hanging="360"/>
+      </w:pPr>
+      <w:rPr>
+        <w:rFonts w:ascii="Symbol" w:hAnsi="Symbol" w:hint="default"/>
+        <w:sz w:val="20"/>
+      </w:rPr>
+    </w:lvl>
+  </w:abstractNum>
   <w:num w:numId="1" w16cid:durableId="203176459">
     <w:abstractNumId w:val="2"/>
   </w:num>
   <w:num w:numId="2" w16cid:durableId="2063939894">
-    <w:abstractNumId w:val="7"/>
+    <w:abstractNumId w:val="9"/>
   </w:num>
   <w:num w:numId="3" w16cid:durableId="1179738660">
-    <w:abstractNumId w:val="9"/>
+    <w:abstractNumId w:val="14"/>
   </w:num>
   <w:num w:numId="4" w16cid:durableId="966281953">
-    <w:abstractNumId w:val="5"/>
+    <w:abstractNumId w:val="6"/>
   </w:num>
   <w:num w:numId="5" w16cid:durableId="1476289628">
-    <w:abstractNumId w:val="14"/>
+    <w:abstractNumId w:val="21"/>
   </w:num>
   <w:num w:numId="6" w16cid:durableId="1758986404">
-    <w:abstractNumId w:val="12"/>
+    <w:abstractNumId w:val="19"/>
   </w:num>
   <w:num w:numId="7" w16cid:durableId="1719816553">
-    <w:abstractNumId w:val="6"/>
+    <w:abstractNumId w:val="7"/>
   </w:num>
   <w:num w:numId="8" w16cid:durableId="1672877955">
     <w:abstractNumId w:val="1"/>
   </w:num>
   <w:num w:numId="9" w16cid:durableId="719672832">
-    <w:abstractNumId w:val="10"/>
+    <w:abstractNumId w:val="15"/>
   </w:num>
   <w:num w:numId="10" w16cid:durableId="1982730971">
-    <w:abstractNumId w:val="11"/>
+    <w:abstractNumId w:val="18"/>
   </w:num>
   <w:num w:numId="11" w16cid:durableId="908466610">
     <w:abstractNumId w:val="3"/>
@@ -14041,13 +12956,37 @@
     <w:abstractNumId w:val="0"/>
   </w:num>
   <w:num w:numId="13" w16cid:durableId="287010809">
+    <w:abstractNumId w:val="11"/>
+  </w:num>
+  <w:num w:numId="14" w16cid:durableId="1215196671">
+    <w:abstractNumId w:val="20"/>
+  </w:num>
+  <w:num w:numId="15" w16cid:durableId="63258013">
+    <w:abstractNumId w:val="5"/>
+  </w:num>
+  <w:num w:numId="16" w16cid:durableId="1991858840">
+    <w:abstractNumId w:val="22"/>
+  </w:num>
+  <w:num w:numId="17" w16cid:durableId="1652564698">
+    <w:abstractNumId w:val="16"/>
+  </w:num>
+  <w:num w:numId="18" w16cid:durableId="397285749">
+    <w:abstractNumId w:val="10"/>
+  </w:num>
+  <w:num w:numId="19" w16cid:durableId="51389973">
+    <w:abstractNumId w:val="13"/>
+  </w:num>
+  <w:num w:numId="20" w16cid:durableId="1904481458">
     <w:abstractNumId w:val="8"/>
   </w:num>
-  <w:num w:numId="14" w16cid:durableId="1215196671">
-    <w:abstractNumId w:val="13"/>
+  <w:num w:numId="21" w16cid:durableId="1316957615">
+    <w:abstractNumId w:val="4"/>
   </w:num>
-  <w:num w:numId="15" w16cid:durableId="63258013">
-    <w:abstractNumId w:val="4"/>
+  <w:num w:numId="22" w16cid:durableId="1441408891">
+    <w:abstractNumId w:val="12"/>
+  </w:num>
+  <w:num w:numId="23" w16cid:durableId="873421468">
+    <w:abstractNumId w:val="17"/>
   </w:num>
 </w:numbering>
 </file>

--- a/docs/JARVIS_Audit_2026-05-16.docx
+++ b/docs/JARVIS_Audit_2026-05-16.docx
@@ -25,7 +25,49 @@
         <w:rPr>
           <w:color w:val="666666"/>
         </w:rPr>
-        <w:t xml:space="preserve">Baseline: ARCHITECTURE.md v3.1 (14 May 2026)  |  Audit date: 16 May 2026  |  Auditor: Claude Opus 4.7  | </w:t>
+        <w:t>Baseline: ARCHITECTURE.md v3.1 (14 May 2026</w:t>
+      </w:r>
+      <w:proofErr w:type="gramStart"/>
+      <w:r>
+        <w:rPr>
+          <w:color w:val="666666"/>
+        </w:rPr>
+        <w:t>)  |</w:t>
+      </w:r>
+      <w:proofErr w:type="gramEnd"/>
+      <w:r>
+        <w:rPr>
+          <w:color w:val="666666"/>
+        </w:rPr>
+        <w:t xml:space="preserve">  Audit date: 16 May </w:t>
+      </w:r>
+      <w:proofErr w:type="gramStart"/>
+      <w:r>
+        <w:rPr>
+          <w:color w:val="666666"/>
+        </w:rPr>
+        <w:t>2026  |</w:t>
+      </w:r>
+      <w:proofErr w:type="gramEnd"/>
+      <w:r>
+        <w:rPr>
+          <w:color w:val="666666"/>
+        </w:rPr>
+        <w:t xml:space="preserve">  Auditor: Claude Opus </w:t>
+      </w:r>
+      <w:proofErr w:type="gramStart"/>
+      <w:r>
+        <w:rPr>
+          <w:color w:val="666666"/>
+        </w:rPr>
+        <w:t>4.7  |</w:t>
+      </w:r>
+      <w:proofErr w:type="gramEnd"/>
+      <w:r>
+        <w:rPr>
+          <w:color w:val="666666"/>
+        </w:rPr>
+        <w:t xml:space="preserve"> </w:t>
       </w:r>
     </w:p>
     <w:p>
@@ -6760,7 +6802,39 @@
         </w:r>
       </w:hyperlink>
       <w:r>
-        <w:t>) is good: generate() and stream() both take signal, both return shaped results, the StreamResult = { events: AsyncIterable&lt;StreamEvent&gt; } collapse is correct, and the StreamEvent union holds protocol slots for tool calls without forcing them on implementers. Two structural issues:</w:t>
+        <w:t>) is good: </w:t>
+      </w:r>
+      <w:proofErr w:type="gramStart"/>
+      <w:r>
+        <w:t>generate(</w:t>
+      </w:r>
+      <w:proofErr w:type="gramEnd"/>
+      <w:r>
+        <w:t>) and </w:t>
+      </w:r>
+      <w:proofErr w:type="gramStart"/>
+      <w:r>
+        <w:t>stream(</w:t>
+      </w:r>
+      <w:proofErr w:type="gramEnd"/>
+      <w:r>
+        <w:t xml:space="preserve">) both take signal, both return shaped results, the StreamResult = </w:t>
+      </w:r>
+      <w:proofErr w:type="gramStart"/>
+      <w:r>
+        <w:t>{ events</w:t>
+      </w:r>
+      <w:proofErr w:type="gramEnd"/>
+      <w:r>
+        <w:t>: AsyncIterable&lt;StreamEvent</w:t>
+      </w:r>
+      <w:proofErr w:type="gramStart"/>
+      <w:r>
+        <w:t>&gt; }</w:t>
+      </w:r>
+      <w:proofErr w:type="gramEnd"/>
+      <w:r>
+        <w:t> collapse is correct, and the StreamEvent union holds protocol slots for tool calls without forcing them on implementers. Two structural issues:</w:t>
       </w:r>
     </w:p>
     <w:p>
@@ -8935,6 +9009,1915 @@
     <w:p>
       <w:pPr>
         <w:ind w:right="1199"/>
+        <w:rPr>
+          <w:b/>
+          <w:bCs/>
+        </w:rPr>
+      </w:pPr>
+      <w:r>
+        <w:rPr>
+          <w:b/>
+          <w:bCs/>
+        </w:rPr>
+        <w:t>Audit — Post-Router / Safety / Tools / Evals</w:t>
+      </w:r>
+    </w:p>
+    <w:p>
+      <w:pPr>
+        <w:ind w:right="1199"/>
+      </w:pPr>
+      <w:r>
+        <w:t>Where the build is</w:t>
+      </w:r>
+    </w:p>
+    <w:p>
+      <w:pPr>
+        <w:ind w:right="1199"/>
+      </w:pPr>
+      <w:r>
+        <w:t>Six new subsystems have landed: deterministic router (src/lib/router/), safety enforcement (router/enforcement.ts), typed SSE streaming module (src/lib/streaming/sse.ts), SQLite persistence (src/lib/db/), eval framework (src/lib/evals/ + scripts/run-eval.ts), and a tool registry scaffold (src/lib/tools/ with one mock tool). Route is wired through all of them. Telemetry event type union grew safety_blocked and confirmation_required. The config layer split into runtime/config.ts (pure) + config.ts (server-only re-export). DB layer split into client-node.ts (pure) + client.ts (server-only re-export) + node.ts (server-only barrel) + index.ts (server-only barrel). Tests stand at 30+ green.</w:t>
+      </w:r>
+    </w:p>
+    <w:p>
+      <w:pPr>
+        <w:ind w:right="1199"/>
+      </w:pPr>
+      <w:r>
+        <w:t>This is real progress. The audit below is sorted by what would hurt Phase 2 most.</w:t>
+      </w:r>
+    </w:p>
+    <w:p>
+      <w:pPr>
+        <w:ind w:right="1199"/>
+      </w:pPr>
+      <w:r>
+        <w:pict w14:anchorId="2DCC0821">
+          <v:rect id="_x0000_i1049" style="width:0;height:0" o:hralign="center" o:hrstd="t" o:hr="t" fillcolor="#a0a0a0" stroked="f"/>
+        </w:pict>
+      </w:r>
+    </w:p>
+    <w:p>
+      <w:pPr>
+        <w:ind w:right="1199"/>
+      </w:pPr>
+      <w:r>
+        <w:lastRenderedPageBreak/>
+        <w:t>P0 — Must fix before Phase 2 lands (and one that hurts today)</w:t>
+      </w:r>
+    </w:p>
+    <w:p>
+      <w:pPr>
+        <w:ind w:right="1199"/>
+      </w:pPr>
+      <w:r>
+        <w:t>1. Safety enforcement currently denies plain chat. Shipping blocker today.</w:t>
+      </w:r>
+    </w:p>
+    <w:p>
+      <w:pPr>
+        <w:ind w:right="1199"/>
+      </w:pPr>
+      <w:hyperlink r:id="rId23" w:tgtFrame="_blank" w:history="1">
+        <w:r>
+          <w:rPr>
+            <w:rStyle w:val="Hyperlink"/>
+          </w:rPr>
+          <w:t>router/enforcement.ts:37-50</w:t>
+        </w:r>
+      </w:hyperlink>
+      <w:r>
+        <w:t> returns HTTP 409 (confirmation_required) for any request whose latest user message matches the CONFIRM_ONCE or CONFIRM_ALWAYS regex in </w:t>
+      </w:r>
+      <w:hyperlink r:id="rId24" w:tgtFrame="_blank" w:history="1">
+        <w:r>
+          <w:rPr>
+            <w:rStyle w:val="Hyperlink"/>
+          </w:rPr>
+          <w:t>safety.ts:18-30</w:t>
+        </w:r>
+      </w:hyperlink>
+      <w:r>
+        <w:t>. The regexes match common conversation verbs (edit | write to | save | create | update | modify | rename | delete | wipe | erase | drop table | rm -rf | …).</w:t>
+      </w:r>
+    </w:p>
+    <w:p>
+      <w:pPr>
+        <w:ind w:right="1199"/>
+      </w:pPr>
+      <w:r>
+        <w:t>Concrete failures from realistic chat:</w:t>
+      </w:r>
+    </w:p>
+    <w:tbl>
+      <w:tblPr>
+        <w:tblW w:w="16578" w:type="dxa"/>
+        <w:tblCellSpacing w:w="15" w:type="dxa"/>
+        <w:tblBorders>
+          <w:top w:val="single" w:sz="2" w:space="0" w:color="auto"/>
+          <w:left w:val="single" w:sz="2" w:space="0" w:color="auto"/>
+          <w:bottom w:val="single" w:sz="2" w:space="0" w:color="auto"/>
+          <w:right w:val="single" w:sz="2" w:space="0" w:color="auto"/>
+        </w:tblBorders>
+        <w:tblCellMar>
+          <w:top w:w="15" w:type="dxa"/>
+          <w:left w:w="15" w:type="dxa"/>
+          <w:bottom w:w="15" w:type="dxa"/>
+          <w:right w:w="15" w:type="dxa"/>
+        </w:tblCellMar>
+        <w:tblLook w:val="04A0" w:firstRow="1" w:lastRow="0" w:firstColumn="1" w:lastColumn="0" w:noHBand="0" w:noVBand="1"/>
+      </w:tblPr>
+      <w:tblGrid>
+        <w:gridCol w:w="8031"/>
+        <w:gridCol w:w="4125"/>
+        <w:gridCol w:w="4422"/>
+      </w:tblGrid>
+      <w:tr>
+        <w:trPr>
+          <w:tblHeader/>
+          <w:tblCellSpacing w:w="15" w:type="dxa"/>
+        </w:trPr>
+        <w:tc>
+          <w:tcPr>
+            <w:tcW w:w="0" w:type="auto"/>
+            <w:tcBorders>
+              <w:top w:val="single" w:sz="2" w:space="0" w:color="1F1F1E"/>
+              <w:left w:val="single" w:sz="2" w:space="0" w:color="1F1F1E"/>
+              <w:bottom w:val="single" w:sz="2" w:space="0" w:color="1F1F1E"/>
+              <w:right w:val="single" w:sz="2" w:space="0" w:color="1F1F1E"/>
+            </w:tcBorders>
+            <w:noWrap/>
+            <w:tcMar>
+              <w:top w:w="90" w:type="dxa"/>
+              <w:left w:w="90" w:type="dxa"/>
+              <w:bottom w:w="90" w:type="dxa"/>
+              <w:right w:w="90" w:type="dxa"/>
+            </w:tcMar>
+            <w:hideMark/>
+          </w:tcPr>
+          <w:p>
+            <w:pPr>
+              <w:ind w:right="1199"/>
+            </w:pPr>
+            <w:r>
+              <w:t>User message</w:t>
+            </w:r>
+          </w:p>
+        </w:tc>
+        <w:tc>
+          <w:tcPr>
+            <w:tcW w:w="0" w:type="auto"/>
+            <w:tcBorders>
+              <w:top w:val="single" w:sz="2" w:space="0" w:color="1F1F1E"/>
+              <w:left w:val="single" w:sz="2" w:space="0" w:color="1F1F1E"/>
+              <w:bottom w:val="single" w:sz="2" w:space="0" w:color="1F1F1E"/>
+              <w:right w:val="single" w:sz="2" w:space="0" w:color="1F1F1E"/>
+            </w:tcBorders>
+            <w:noWrap/>
+            <w:tcMar>
+              <w:top w:w="90" w:type="dxa"/>
+              <w:left w:w="90" w:type="dxa"/>
+              <w:bottom w:w="90" w:type="dxa"/>
+              <w:right w:w="90" w:type="dxa"/>
+            </w:tcMar>
+            <w:hideMark/>
+          </w:tcPr>
+          <w:p>
+            <w:pPr>
+              <w:ind w:right="1199"/>
+            </w:pPr>
+            <w:r>
+              <w:t>safety regex hit</w:t>
+            </w:r>
+          </w:p>
+        </w:tc>
+        <w:tc>
+          <w:tcPr>
+            <w:tcW w:w="0" w:type="auto"/>
+            <w:tcBorders>
+              <w:top w:val="single" w:sz="2" w:space="0" w:color="1F1F1E"/>
+              <w:left w:val="single" w:sz="2" w:space="0" w:color="1F1F1E"/>
+              <w:bottom w:val="single" w:sz="2" w:space="0" w:color="1F1F1E"/>
+              <w:right w:val="single" w:sz="2" w:space="0" w:color="1F1F1E"/>
+            </w:tcBorders>
+            <w:noWrap/>
+            <w:tcMar>
+              <w:top w:w="90" w:type="dxa"/>
+              <w:left w:w="90" w:type="dxa"/>
+              <w:bottom w:w="90" w:type="dxa"/>
+              <w:right w:w="90" w:type="dxa"/>
+            </w:tcMar>
+            <w:hideMark/>
+          </w:tcPr>
+          <w:p>
+            <w:pPr>
+              <w:ind w:right="1199"/>
+            </w:pPr>
+            <w:r>
+              <w:t>Outcome</w:t>
+            </w:r>
+          </w:p>
+        </w:tc>
+      </w:tr>
+      <w:tr>
+        <w:trPr>
+          <w:tblCellSpacing w:w="15" w:type="dxa"/>
+        </w:trPr>
+        <w:tc>
+          <w:tcPr>
+            <w:tcW w:w="0" w:type="auto"/>
+            <w:tcBorders>
+              <w:top w:val="single" w:sz="2" w:space="0" w:color="1F1F1E"/>
+              <w:left w:val="single" w:sz="2" w:space="0" w:color="1F1F1E"/>
+              <w:bottom w:val="single" w:sz="2" w:space="0" w:color="1F1F1E"/>
+              <w:right w:val="single" w:sz="2" w:space="0" w:color="1F1F1E"/>
+            </w:tcBorders>
+            <w:tcMar>
+              <w:top w:w="90" w:type="dxa"/>
+              <w:left w:w="90" w:type="dxa"/>
+              <w:bottom w:w="90" w:type="dxa"/>
+              <w:right w:w="90" w:type="dxa"/>
+            </w:tcMar>
+            <w:hideMark/>
+          </w:tcPr>
+          <w:p>
+            <w:pPr>
+              <w:ind w:right="1199"/>
+            </w:pPr>
+            <w:r>
+              <w:t>"give me a status update on the project"</w:t>
+            </w:r>
+          </w:p>
+        </w:tc>
+        <w:tc>
+          <w:tcPr>
+            <w:tcW w:w="0" w:type="auto"/>
+            <w:tcBorders>
+              <w:top w:val="single" w:sz="2" w:space="0" w:color="1F1F1E"/>
+              <w:left w:val="single" w:sz="2" w:space="0" w:color="1F1F1E"/>
+              <w:bottom w:val="single" w:sz="2" w:space="0" w:color="1F1F1E"/>
+              <w:right w:val="single" w:sz="2" w:space="0" w:color="1F1F1E"/>
+            </w:tcBorders>
+            <w:tcMar>
+              <w:top w:w="90" w:type="dxa"/>
+              <w:left w:w="90" w:type="dxa"/>
+              <w:bottom w:w="90" w:type="dxa"/>
+              <w:right w:w="90" w:type="dxa"/>
+            </w:tcMar>
+            <w:hideMark/>
+          </w:tcPr>
+          <w:p>
+            <w:pPr>
+              <w:ind w:right="1199"/>
+            </w:pPr>
+            <w:r>
+              <w:t>update</w:t>
+            </w:r>
+          </w:p>
+        </w:tc>
+        <w:tc>
+          <w:tcPr>
+            <w:tcW w:w="0" w:type="auto"/>
+            <w:tcBorders>
+              <w:top w:val="single" w:sz="2" w:space="0" w:color="1F1F1E"/>
+              <w:left w:val="single" w:sz="2" w:space="0" w:color="1F1F1E"/>
+              <w:bottom w:val="single" w:sz="2" w:space="0" w:color="1F1F1E"/>
+              <w:right w:val="single" w:sz="2" w:space="0" w:color="1F1F1E"/>
+            </w:tcBorders>
+            <w:tcMar>
+              <w:top w:w="90" w:type="dxa"/>
+              <w:left w:w="90" w:type="dxa"/>
+              <w:bottom w:w="90" w:type="dxa"/>
+              <w:right w:w="90" w:type="dxa"/>
+            </w:tcMar>
+            <w:hideMark/>
+          </w:tcPr>
+          <w:p>
+            <w:pPr>
+              <w:ind w:right="1199"/>
+            </w:pPr>
+            <w:r>
+              <w:t>409 / no recovery</w:t>
+            </w:r>
+          </w:p>
+        </w:tc>
+      </w:tr>
+      <w:tr>
+        <w:trPr>
+          <w:tblCellSpacing w:w="15" w:type="dxa"/>
+        </w:trPr>
+        <w:tc>
+          <w:tcPr>
+            <w:tcW w:w="0" w:type="auto"/>
+            <w:tcBorders>
+              <w:top w:val="single" w:sz="2" w:space="0" w:color="1F1F1E"/>
+              <w:left w:val="single" w:sz="2" w:space="0" w:color="1F1F1E"/>
+              <w:bottom w:val="single" w:sz="2" w:space="0" w:color="1F1F1E"/>
+              <w:right w:val="single" w:sz="2" w:space="0" w:color="1F1F1E"/>
+            </w:tcBorders>
+            <w:tcMar>
+              <w:top w:w="90" w:type="dxa"/>
+              <w:left w:w="90" w:type="dxa"/>
+              <w:bottom w:w="90" w:type="dxa"/>
+              <w:right w:w="90" w:type="dxa"/>
+            </w:tcMar>
+            <w:hideMark/>
+          </w:tcPr>
+          <w:p>
+            <w:pPr>
+              <w:ind w:right="1199"/>
+            </w:pPr>
+            <w:r>
+              <w:t>"save a draft of this for me"</w:t>
+            </w:r>
+          </w:p>
+        </w:tc>
+        <w:tc>
+          <w:tcPr>
+            <w:tcW w:w="0" w:type="auto"/>
+            <w:tcBorders>
+              <w:top w:val="single" w:sz="2" w:space="0" w:color="1F1F1E"/>
+              <w:left w:val="single" w:sz="2" w:space="0" w:color="1F1F1E"/>
+              <w:bottom w:val="single" w:sz="2" w:space="0" w:color="1F1F1E"/>
+              <w:right w:val="single" w:sz="2" w:space="0" w:color="1F1F1E"/>
+            </w:tcBorders>
+            <w:tcMar>
+              <w:top w:w="90" w:type="dxa"/>
+              <w:left w:w="90" w:type="dxa"/>
+              <w:bottom w:w="90" w:type="dxa"/>
+              <w:right w:w="90" w:type="dxa"/>
+            </w:tcMar>
+            <w:hideMark/>
+          </w:tcPr>
+          <w:p>
+            <w:pPr>
+              <w:ind w:right="1199"/>
+            </w:pPr>
+            <w:r>
+              <w:t>save</w:t>
+            </w:r>
+          </w:p>
+        </w:tc>
+        <w:tc>
+          <w:tcPr>
+            <w:tcW w:w="0" w:type="auto"/>
+            <w:tcBorders>
+              <w:top w:val="single" w:sz="2" w:space="0" w:color="1F1F1E"/>
+              <w:left w:val="single" w:sz="2" w:space="0" w:color="1F1F1E"/>
+              <w:bottom w:val="single" w:sz="2" w:space="0" w:color="1F1F1E"/>
+              <w:right w:val="single" w:sz="2" w:space="0" w:color="1F1F1E"/>
+            </w:tcBorders>
+            <w:tcMar>
+              <w:top w:w="90" w:type="dxa"/>
+              <w:left w:w="90" w:type="dxa"/>
+              <w:bottom w:w="90" w:type="dxa"/>
+              <w:right w:w="90" w:type="dxa"/>
+            </w:tcMar>
+            <w:hideMark/>
+          </w:tcPr>
+          <w:p>
+            <w:pPr>
+              <w:ind w:right="1199"/>
+            </w:pPr>
+            <w:r>
+              <w:t>409 / no recovery</w:t>
+            </w:r>
+          </w:p>
+        </w:tc>
+      </w:tr>
+      <w:tr>
+        <w:trPr>
+          <w:tblCellSpacing w:w="15" w:type="dxa"/>
+        </w:trPr>
+        <w:tc>
+          <w:tcPr>
+            <w:tcW w:w="0" w:type="auto"/>
+            <w:tcBorders>
+              <w:top w:val="single" w:sz="2" w:space="0" w:color="1F1F1E"/>
+              <w:left w:val="single" w:sz="2" w:space="0" w:color="1F1F1E"/>
+              <w:bottom w:val="single" w:sz="2" w:space="0" w:color="1F1F1E"/>
+              <w:right w:val="single" w:sz="2" w:space="0" w:color="1F1F1E"/>
+            </w:tcBorders>
+            <w:tcMar>
+              <w:top w:w="90" w:type="dxa"/>
+              <w:left w:w="90" w:type="dxa"/>
+              <w:bottom w:w="90" w:type="dxa"/>
+              <w:right w:w="90" w:type="dxa"/>
+            </w:tcMar>
+            <w:hideMark/>
+          </w:tcPr>
+          <w:p>
+            <w:pPr>
+              <w:ind w:right="1199"/>
+            </w:pPr>
+            <w:r>
+              <w:t>"create a one-line summary"</w:t>
+            </w:r>
+          </w:p>
+        </w:tc>
+        <w:tc>
+          <w:tcPr>
+            <w:tcW w:w="0" w:type="auto"/>
+            <w:tcBorders>
+              <w:top w:val="single" w:sz="2" w:space="0" w:color="1F1F1E"/>
+              <w:left w:val="single" w:sz="2" w:space="0" w:color="1F1F1E"/>
+              <w:bottom w:val="single" w:sz="2" w:space="0" w:color="1F1F1E"/>
+              <w:right w:val="single" w:sz="2" w:space="0" w:color="1F1F1E"/>
+            </w:tcBorders>
+            <w:tcMar>
+              <w:top w:w="90" w:type="dxa"/>
+              <w:left w:w="90" w:type="dxa"/>
+              <w:bottom w:w="90" w:type="dxa"/>
+              <w:right w:w="90" w:type="dxa"/>
+            </w:tcMar>
+            <w:hideMark/>
+          </w:tcPr>
+          <w:p>
+            <w:pPr>
+              <w:ind w:right="1199"/>
+            </w:pPr>
+            <w:r>
+              <w:t>create</w:t>
+            </w:r>
+          </w:p>
+        </w:tc>
+        <w:tc>
+          <w:tcPr>
+            <w:tcW w:w="0" w:type="auto"/>
+            <w:tcBorders>
+              <w:top w:val="single" w:sz="2" w:space="0" w:color="1F1F1E"/>
+              <w:left w:val="single" w:sz="2" w:space="0" w:color="1F1F1E"/>
+              <w:bottom w:val="single" w:sz="2" w:space="0" w:color="1F1F1E"/>
+              <w:right w:val="single" w:sz="2" w:space="0" w:color="1F1F1E"/>
+            </w:tcBorders>
+            <w:tcMar>
+              <w:top w:w="90" w:type="dxa"/>
+              <w:left w:w="90" w:type="dxa"/>
+              <w:bottom w:w="90" w:type="dxa"/>
+              <w:right w:w="90" w:type="dxa"/>
+            </w:tcMar>
+            <w:hideMark/>
+          </w:tcPr>
+          <w:p>
+            <w:pPr>
+              <w:ind w:right="1199"/>
+            </w:pPr>
+            <w:r>
+              <w:t>409 / no recovery</w:t>
+            </w:r>
+          </w:p>
+        </w:tc>
+      </w:tr>
+      <w:tr>
+        <w:trPr>
+          <w:tblCellSpacing w:w="15" w:type="dxa"/>
+        </w:trPr>
+        <w:tc>
+          <w:tcPr>
+            <w:tcW w:w="0" w:type="auto"/>
+            <w:tcBorders>
+              <w:top w:val="single" w:sz="2" w:space="0" w:color="1F1F1E"/>
+              <w:left w:val="single" w:sz="2" w:space="0" w:color="1F1F1E"/>
+              <w:bottom w:val="single" w:sz="2" w:space="0" w:color="1F1F1E"/>
+              <w:right w:val="single" w:sz="2" w:space="0" w:color="1F1F1E"/>
+            </w:tcBorders>
+            <w:tcMar>
+              <w:top w:w="90" w:type="dxa"/>
+              <w:left w:w="90" w:type="dxa"/>
+              <w:bottom w:w="90" w:type="dxa"/>
+              <w:right w:w="90" w:type="dxa"/>
+            </w:tcMar>
+            <w:hideMark/>
+          </w:tcPr>
+          <w:p>
+            <w:pPr>
+              <w:ind w:right="1199"/>
+            </w:pPr>
+            <w:r>
+              <w:t>"delete the second paragraph from this draft"</w:t>
+            </w:r>
+          </w:p>
+        </w:tc>
+        <w:tc>
+          <w:tcPr>
+            <w:tcW w:w="0" w:type="auto"/>
+            <w:tcBorders>
+              <w:top w:val="single" w:sz="2" w:space="0" w:color="1F1F1E"/>
+              <w:left w:val="single" w:sz="2" w:space="0" w:color="1F1F1E"/>
+              <w:bottom w:val="single" w:sz="2" w:space="0" w:color="1F1F1E"/>
+              <w:right w:val="single" w:sz="2" w:space="0" w:color="1F1F1E"/>
+            </w:tcBorders>
+            <w:tcMar>
+              <w:top w:w="90" w:type="dxa"/>
+              <w:left w:w="90" w:type="dxa"/>
+              <w:bottom w:w="90" w:type="dxa"/>
+              <w:right w:w="90" w:type="dxa"/>
+            </w:tcMar>
+            <w:hideMark/>
+          </w:tcPr>
+          <w:p>
+            <w:pPr>
+              <w:ind w:right="1199"/>
+            </w:pPr>
+            <w:r>
+              <w:t>delete</w:t>
+            </w:r>
+          </w:p>
+        </w:tc>
+        <w:tc>
+          <w:tcPr>
+            <w:tcW w:w="0" w:type="auto"/>
+            <w:tcBorders>
+              <w:top w:val="single" w:sz="2" w:space="0" w:color="1F1F1E"/>
+              <w:left w:val="single" w:sz="2" w:space="0" w:color="1F1F1E"/>
+              <w:bottom w:val="single" w:sz="2" w:space="0" w:color="1F1F1E"/>
+              <w:right w:val="single" w:sz="2" w:space="0" w:color="1F1F1E"/>
+            </w:tcBorders>
+            <w:tcMar>
+              <w:top w:w="90" w:type="dxa"/>
+              <w:left w:w="90" w:type="dxa"/>
+              <w:bottom w:w="90" w:type="dxa"/>
+              <w:right w:w="90" w:type="dxa"/>
+            </w:tcMar>
+            <w:hideMark/>
+          </w:tcPr>
+          <w:p>
+            <w:pPr>
+              <w:ind w:right="1199"/>
+            </w:pPr>
+            <w:r>
+              <w:t>409 / no recovery</w:t>
+            </w:r>
+          </w:p>
+        </w:tc>
+      </w:tr>
+    </w:tbl>
+    <w:p>
+      <w:pPr>
+        <w:ind w:right="1199"/>
+      </w:pPr>
+      <w:r>
+        <w:t>The route test even validates this behavior: "write a short update" returns 409 CONFIRM_ONCE. Client-side </w:t>
+      </w:r>
+      <w:hyperlink r:id="rId25" w:tgtFrame="_blank" w:history="1">
+        <w:r>
+          <w:rPr>
+            <w:rStyle w:val="Hyperlink"/>
+          </w:rPr>
+          <w:t>page.tsx</w:t>
+        </w:r>
+      </w:hyperlink>
+      <w:r>
+        <w:t> treats !res.ok as a generic error ("Request failed (409). Please try again.") — but a retry produces the same 409 because there is no confirmation field in </w:t>
+      </w:r>
+      <w:hyperlink r:id="rId26" w:tgtFrame="_blank" w:history="1">
+        <w:r>
+          <w:rPr>
+            <w:rStyle w:val="Hyperlink"/>
+          </w:rPr>
+          <w:t>ChatRequestSchema</w:t>
+        </w:r>
+      </w:hyperlink>
+      <w:r>
+        <w:t>. There is no path through the gate.</w:t>
+      </w:r>
+    </w:p>
+    <w:p>
+      <w:pPr>
+        <w:ind w:right="1199"/>
+      </w:pPr>
+      <w:r>
+        <w:t>The architectural mistake is conflating "this language pattern is risky" with "this request is risky." Today the chat endpoint produces text. No action. No filesystem. No external write. The safety tag should be carried forward as routing metadata for the eventual tool runner, not gate the chat itself.</w:t>
+      </w:r>
+    </w:p>
+    <w:p>
+      <w:pPr>
+        <w:ind w:right="1199"/>
+      </w:pPr>
+      <w:r>
+        <w:t>Fix (smallest, correct): in </w:t>
+      </w:r>
+      <w:hyperlink r:id="rId27" w:tgtFrame="_blank" w:history="1">
+        <w:r>
+          <w:rPr>
+            <w:rStyle w:val="Hyperlink"/>
+          </w:rPr>
+          <w:t>enforcement.ts</w:t>
+        </w:r>
+      </w:hyperlink>
+      <w:r>
+        <w:t>, only block on BLOCK. For CONFIRM_ONCE / CONFIRM_ALWAYS, allow the chat through, attach the tag to the model context, and log it. When Phase 2 tools land, the tool runner consults the tag and gates </w:t>
+      </w:r>
+      <w:r>
+        <w:rPr>
+          <w:i/>
+          <w:iCs/>
+        </w:rPr>
+        <w:t>execution</w:t>
+      </w:r>
+      <w:r>
+        <w:t>, not </w:t>
+      </w:r>
+      <w:r>
+        <w:rPr>
+          <w:i/>
+          <w:iCs/>
+        </w:rPr>
+        <w:t>the conversation</w:t>
+      </w:r>
+      <w:r>
+        <w:t>.</w:t>
+      </w:r>
+    </w:p>
+    <w:p>
+      <w:pPr>
+        <w:ind w:right="1199"/>
+      </w:pPr>
+      <w:r>
+        <w:t>Why P0: until this changes, every commit lives behind a hidden minefield of vocabulary regexes. Demoing the system today is a coin flip.</w:t>
+      </w:r>
+    </w:p>
+    <w:p>
+      <w:pPr>
+        <w:ind w:right="1199"/>
+      </w:pPr>
+      <w:r>
+        <w:t>2. Tools self-declare safety; nothing enforces it.</w:t>
+      </w:r>
+    </w:p>
+    <w:p>
+      <w:pPr>
+        <w:ind w:right="1199"/>
+      </w:pPr>
+      <w:hyperlink r:id="rId28" w:tgtFrame="_blank" w:history="1">
+        <w:r>
+          <w:rPr>
+            <w:rStyle w:val="Hyperlink"/>
+          </w:rPr>
+          <w:t>tools/types.ts:13-19</w:t>
+        </w:r>
+      </w:hyperlink>
+      <w:r>
+        <w:t> — Tool.requiredSafetyTag: SafetyTag exists. Good design. But </w:t>
+      </w:r>
+      <w:hyperlink r:id="rId29" w:tgtFrame="_blank" w:history="1">
+        <w:r>
+          <w:rPr>
+            <w:rStyle w:val="Hyperlink"/>
+          </w:rPr>
+          <w:t>registry.ts</w:t>
+        </w:r>
+      </w:hyperlink>
+      <w:r>
+        <w:t> is just a Map.get — nothing compares the tool's required tag against the router's decision before tool.execute() is called. Before any real tool lands, you need a tool runner as the only legal way to invoke a tool:</w:t>
+      </w:r>
+    </w:p>
+    <w:p>
+      <w:pPr>
+        <w:ind w:right="1199"/>
+      </w:pPr>
+      <w:r>
+        <w:t>runTool(toolId, input, { decision, requestId, signal })</w:t>
+      </w:r>
+    </w:p>
+    <w:p>
+      <w:pPr>
+        <w:ind w:right="1199"/>
+      </w:pPr>
+      <w:r>
+        <w:t xml:space="preserve">  → compares tool.requiredSafetyTag vs decision.safety.safetyTag</w:t>
+      </w:r>
+    </w:p>
+    <w:p>
+      <w:pPr>
+        <w:ind w:right="1199"/>
+      </w:pPr>
+      <w:r>
+        <w:t xml:space="preserve">  → returns ToolPermissionDenied | ToolResult</w:t>
+      </w:r>
+    </w:p>
+    <w:p>
+      <w:pPr>
+        <w:ind w:right="1199"/>
+      </w:pPr>
+      <w:r>
+        <w:t xml:space="preserve">  → records a tool_calls telemetry row either way</w:t>
+      </w:r>
+    </w:p>
+    <w:p>
+      <w:pPr>
+        <w:ind w:right="1199"/>
+      </w:pPr>
+      <w:r>
+        <w:t xml:space="preserve">If anyone calls tools.get(id).execute(...) directly, the safety contract is bypassed silently. Make that path discouraged at the type level (or wrap execute so it can't be called without a runner-issued capability token). </w:t>
+      </w:r>
+      <w:r>
+        <w:lastRenderedPageBreak/>
+        <w:t>The simplest move: keep Tool.execute available but have the runner be the only consumer that calls it; add a one-line comment in Tool.execute saying "do not call directly — use runTool".</w:t>
+      </w:r>
+    </w:p>
+    <w:p>
+      <w:pPr>
+        <w:ind w:right="1199"/>
+      </w:pPr>
+      <w:r>
+        <w:t>3. ToolContext lacks an AbortSignal and a timeout contract.</w:t>
+      </w:r>
+    </w:p>
+    <w:p>
+      <w:pPr>
+        <w:ind w:right="1199"/>
+      </w:pPr>
+      <w:hyperlink r:id="rId30" w:tgtFrame="_blank" w:history="1">
+        <w:r>
+          <w:rPr>
+            <w:rStyle w:val="Hyperlink"/>
+          </w:rPr>
+          <w:t>tools/types.ts:3-5</w:t>
+        </w:r>
+      </w:hyperlink>
+      <w:r>
+        <w:t> — ToolContext = { requestId: string }. The mock returns instantly. A filesystem read can hang. A subprocess can take forever. A network tool can stall.</w:t>
+      </w:r>
+    </w:p>
+    <w:p>
+      <w:pPr>
+        <w:ind w:right="1199"/>
+      </w:pPr>
+      <w:r>
+        <w:t>Add signal: AbortSignal and an explicit per-tool timeoutMs declaration before any real tool ships. The route already creates an AbortController (ac in </w:t>
+      </w:r>
+      <w:hyperlink r:id="rId31" w:tgtFrame="_blank" w:history="1">
+        <w:r>
+          <w:rPr>
+            <w:rStyle w:val="Hyperlink"/>
+          </w:rPr>
+          <w:t>route.ts:184</w:t>
+        </w:r>
+      </w:hyperlink>
+      <w:r>
+        <w:t>) — that signal should propagate to tool calls the same way it does to the provider.</w:t>
+      </w:r>
+    </w:p>
+    <w:p>
+      <w:pPr>
+        <w:ind w:right="1199"/>
+      </w:pPr>
+      <w:r>
+        <w:t>4. No persistence table for tool calls.</w:t>
+      </w:r>
+    </w:p>
+    <w:p>
+      <w:pPr>
+        <w:ind w:right="1199"/>
+      </w:pPr>
+      <w:r>
+        <w:t>The eval framework got its own tables (eval_runs, eval_results) which is exactly the pattern Phase 2 needs. Tools need the same:</w:t>
+      </w:r>
+    </w:p>
+    <w:p>
+      <w:pPr>
+        <w:ind w:right="1199"/>
+      </w:pPr>
+      <w:r>
+        <w:t>CREATE TABLE tool_calls (</w:t>
+      </w:r>
+    </w:p>
+    <w:p>
+      <w:pPr>
+        <w:ind w:right="1199"/>
+      </w:pPr>
+      <w:r>
+        <w:t xml:space="preserve">  id            TEXT PRIMARY KEY,</w:t>
+      </w:r>
+    </w:p>
+    <w:p>
+      <w:pPr>
+        <w:ind w:right="1199"/>
+      </w:pPr>
+      <w:r>
+        <w:t xml:space="preserve">  session_id    TEXT NOT NULL,</w:t>
+      </w:r>
+    </w:p>
+    <w:p>
+      <w:pPr>
+        <w:ind w:right="1199"/>
+      </w:pPr>
+      <w:r>
+        <w:t xml:space="preserve">  tool_id       TEXT NOT NULL,</w:t>
+      </w:r>
+    </w:p>
+    <w:p>
+      <w:pPr>
+        <w:ind w:right="1199"/>
+      </w:pPr>
+      <w:r>
+        <w:t xml:space="preserve">  input         TEXT NOT NULL,        </w:t>
+      </w:r>
+      <w:r>
+        <w:rPr>
+          <w:i/>
+          <w:iCs/>
+        </w:rPr>
+        <w:t>-- JSON</w:t>
+      </w:r>
+    </w:p>
+    <w:p>
+      <w:pPr>
+        <w:ind w:right="1199"/>
+      </w:pPr>
+      <w:r>
+        <w:t xml:space="preserve">  result        TEXT,                  </w:t>
+      </w:r>
+      <w:r>
+        <w:rPr>
+          <w:i/>
+          <w:iCs/>
+        </w:rPr>
+        <w:t>-- JSON, nullable on denial/error</w:t>
+      </w:r>
+    </w:p>
+    <w:p>
+      <w:pPr>
+        <w:ind w:right="1199"/>
+      </w:pPr>
+      <w:r>
+        <w:t xml:space="preserve">  ok            INTEGER NOT NULL,</w:t>
+      </w:r>
+    </w:p>
+    <w:p>
+      <w:pPr>
+        <w:ind w:right="1199"/>
+      </w:pPr>
+      <w:r>
+        <w:t xml:space="preserve">  safety_tag    TEXT NOT NULL,</w:t>
+      </w:r>
+    </w:p>
+    <w:p>
+      <w:pPr>
+        <w:ind w:right="1199"/>
+      </w:pPr>
+      <w:r>
+        <w:t xml:space="preserve">  intent        TEXT,</w:t>
+      </w:r>
+    </w:p>
+    <w:p>
+      <w:pPr>
+        <w:ind w:right="1199"/>
+      </w:pPr>
+      <w:r>
+        <w:t xml:space="preserve">  started_at    INTEGER NOT NULL,</w:t>
+      </w:r>
+    </w:p>
+    <w:p>
+      <w:pPr>
+        <w:ind w:right="1199"/>
+      </w:pPr>
+      <w:r>
+        <w:t xml:space="preserve">  completed_at  INTEGER,</w:t>
+      </w:r>
+    </w:p>
+    <w:p>
+      <w:pPr>
+        <w:ind w:right="1199"/>
+      </w:pPr>
+      <w:r>
+        <w:t xml:space="preserve">  error_class   TEXT,</w:t>
+      </w:r>
+    </w:p>
+    <w:p>
+      <w:pPr>
+        <w:ind w:right="1199"/>
+      </w:pPr>
+      <w:r>
+        <w:t xml:space="preserve">  error_message TEXT</w:t>
+      </w:r>
+    </w:p>
+    <w:p>
+      <w:pPr>
+        <w:ind w:right="1199"/>
+      </w:pPr>
+      <w:r>
+        <w:t>);</w:t>
+      </w:r>
+    </w:p>
+    <w:p>
+      <w:pPr>
+        <w:ind w:right="1199"/>
+      </w:pPr>
+      <w:r>
+        <w:t>Without this, the first time a tool misbehaves you have no audit trail. Land the schema before the first real tool, not after.</w:t>
+      </w:r>
+    </w:p>
+    <w:p>
+      <w:pPr>
+        <w:ind w:right="1199"/>
+      </w:pPr>
+      <w:r>
+        <w:t>5. Decide the tool-execution runtime now.</w:t>
+      </w:r>
+    </w:p>
+    <w:p>
+      <w:pPr>
+        <w:ind w:right="1199"/>
+      </w:pPr>
+      <w:hyperlink r:id="rId32" w:tgtFrame="_blank" w:history="1">
+        <w:r>
+          <w:rPr>
+            <w:rStyle w:val="Hyperlink"/>
+          </w:rPr>
+          <w:t>ARCHITECTURE.md §0</w:t>
+        </w:r>
+      </w:hyperlink>
+      <w:r>
+        <w:t> says "Electron shell adopted in Phase 2." Until the shell exists, tools will run inside the Next route process. That's fine on localhost, dangerous if the dev server is ever exposed (e.g., next dev --hostname 0.0.0.0 for mobile testing). Before tools land, decide one of:</w:t>
+      </w:r>
+    </w:p>
+    <w:p>
+      <w:pPr>
+        <w:numPr>
+          <w:ilvl w:val="0"/>
+          <w:numId w:val="24"/>
+        </w:numPr>
+        <w:ind w:right="1199"/>
+      </w:pPr>
+      <w:r>
+        <w:t>a) Tools live in the current Next route process. Document that the server must never bind to a non-loopback interface. Add a boot-time check that refuses to start if HOSTNAME is 0.0.0.0 and NODE_ENV !== "development", or similar.</w:t>
+      </w:r>
+    </w:p>
+    <w:p>
+      <w:pPr>
+        <w:numPr>
+          <w:ilvl w:val="0"/>
+          <w:numId w:val="24"/>
+        </w:numPr>
+        <w:ind w:right="1199"/>
+      </w:pPr>
+      <w:r>
+        <w:lastRenderedPageBreak/>
+        <w:t>b) Tools live in a separate Node sidecar reached over localhost: from the Next route. Slower path, but the route can't fs.unlink.</w:t>
+      </w:r>
+    </w:p>
+    <w:p>
+      <w:pPr>
+        <w:numPr>
+          <w:ilvl w:val="0"/>
+          <w:numId w:val="24"/>
+        </w:numPr>
+        <w:ind w:right="1199"/>
+      </w:pPr>
+      <w:r>
+        <w:t>c) Tools live in the Electron main process; the Next route proxies via IPC. The strongest isolation; the most work.</w:t>
+      </w:r>
+    </w:p>
+    <w:p>
+      <w:pPr>
+        <w:ind w:right="1199"/>
+      </w:pPr>
+      <w:r>
+        <w:t>(a) is fine for now if explicitly bounded. Pick one. Without a decision, when Phase 2 lands the answer will be "whatever was easiest," and you'll have a filesystem tool inside an HTTP route on the same port as the chat UI.</w:t>
+      </w:r>
+    </w:p>
+    <w:p>
+      <w:pPr>
+        <w:ind w:right="1199"/>
+      </w:pPr>
+      <w:r>
+        <w:t>6. Providers don't emit tool_call_* events; the route doesn't act on them.</w:t>
+      </w:r>
+    </w:p>
+    <w:p>
+      <w:pPr>
+        <w:ind w:right="1199"/>
+      </w:pPr>
+      <w:hyperlink r:id="rId33" w:tgtFrame="_blank" w:history="1">
+        <w:r>
+          <w:rPr>
+            <w:rStyle w:val="Hyperlink"/>
+          </w:rPr>
+          <w:t>providers/types.ts</w:t>
+        </w:r>
+      </w:hyperlink>
+      <w:r>
+        <w:t> has reserved tool_call_start | tool_call_delta | tool_call_end slots in StreamEvent. Neither provider yields them. Neither does the route's stream loop handle them. Neither does GenerateOptions accept a tools array.</w:t>
+      </w:r>
+    </w:p>
+    <w:p>
+      <w:pPr>
+        <w:ind w:right="1199"/>
+      </w:pPr>
+      <w:r>
+        <w:t>For Phase 2 tools to work via LLM function-calling, all four must land together:</w:t>
+      </w:r>
+    </w:p>
+    <w:p>
+      <w:pPr>
+        <w:numPr>
+          <w:ilvl w:val="0"/>
+          <w:numId w:val="25"/>
+        </w:numPr>
+        <w:ind w:right="1199"/>
+      </w:pPr>
+      <w:r>
+        <w:t>GenerateOptions.tools?: ToolSpec[] (provider-agnostic schema)</w:t>
+      </w:r>
+    </w:p>
+    <w:p>
+      <w:pPr>
+        <w:numPr>
+          <w:ilvl w:val="0"/>
+          <w:numId w:val="25"/>
+        </w:numPr>
+        <w:ind w:right="1199"/>
+      </w:pPr>
+      <w:r>
+        <w:t>OpenAI provider: maps tools → chat.completions tools param; maps tool_calls deltas → StreamEvent</w:t>
+      </w:r>
+    </w:p>
+    <w:p>
+      <w:pPr>
+        <w:numPr>
+          <w:ilvl w:val="0"/>
+          <w:numId w:val="25"/>
+        </w:numPr>
+        <w:ind w:right="1199"/>
+      </w:pPr>
+      <w:r>
+        <w:t>Anthropic provider: maps tools → messages API tools param; maps content_block of tool_use type → StreamEvent</w:t>
+      </w:r>
+    </w:p>
+    <w:p>
+      <w:pPr>
+        <w:numPr>
+          <w:ilvl w:val="0"/>
+          <w:numId w:val="25"/>
+        </w:numPr>
+        <w:ind w:right="1199"/>
+      </w:pPr>
+      <w:r>
+        <w:t>Route: on tool_call_end, hands the assembled call to the tool runner (which respects </w:t>
+      </w:r>
+      <w:hyperlink r:id="rId34" w:tgtFrame="_blank" w:history="1">
+        <w:r>
+          <w:rPr>
+            <w:rStyle w:val="Hyperlink"/>
+          </w:rPr>
+          <w:t>#2</w:t>
+        </w:r>
+      </w:hyperlink>
+      <w:r>
+        <w:t> and </w:t>
+      </w:r>
+      <w:hyperlink r:id="rId35" w:tgtFrame="_blank" w:history="1">
+        <w:r>
+          <w:rPr>
+            <w:rStyle w:val="Hyperlink"/>
+          </w:rPr>
+          <w:t>#3</w:t>
+        </w:r>
+      </w:hyperlink>
+      <w:r>
+        <w:t>), feeds the result back into the conversation, resumes streaming</w:t>
+      </w:r>
+    </w:p>
+    <w:p>
+      <w:pPr>
+        <w:ind w:right="1199"/>
+      </w:pPr>
+      <w:r>
+        <w:t>The current stream loop doesn't have a "resume after tool result" branch. That's a substantial route refactor; better to plan it as a single phase, not a bolt-on.</w:t>
+      </w:r>
+    </w:p>
+    <w:p>
+      <w:pPr>
+        <w:ind w:right="1199"/>
+      </w:pPr>
+      <w:r>
+        <w:pict w14:anchorId="0760AFEF">
+          <v:rect id="_x0000_i1050" style="width:0;height:0" o:hralign="center" o:hrstd="t" o:hr="t" fillcolor="#a0a0a0" stroked="f"/>
+        </w:pict>
+      </w:r>
+    </w:p>
+    <w:p>
+      <w:pPr>
+        <w:ind w:right="1199"/>
+      </w:pPr>
+      <w:r>
+        <w:t>P1 — Architectural debt that compounds if ignored</w:t>
+      </w:r>
+    </w:p>
+    <w:p>
+      <w:pPr>
+        <w:ind w:right="1199"/>
+      </w:pPr>
+      <w:r>
+        <w:t>7. The router is single-turn only.</w:t>
+      </w:r>
+    </w:p>
+    <w:p>
+      <w:pPr>
+        <w:ind w:right="1199"/>
+      </w:pPr>
+      <w:hyperlink r:id="rId36" w:tgtFrame="_blank" w:history="1">
+        <w:r>
+          <w:rPr>
+            <w:rStyle w:val="Hyperlink"/>
+          </w:rPr>
+          <w:t>intent.ts:4</w:t>
+        </w:r>
+      </w:hyperlink>
+      <w:r>
+        <w:t> and </w:t>
+      </w:r>
+      <w:hyperlink r:id="rId37" w:tgtFrame="_blank" w:history="1">
+        <w:r>
+          <w:rPr>
+            <w:rStyle w:val="Hyperlink"/>
+          </w:rPr>
+          <w:t>safety.ts:4</w:t>
+        </w:r>
+      </w:hyperlink>
+      <w:r>
+        <w:t> both call latestUserText(messages) — only the most recent user message is classified. Multi-turn behavior breaks:</w:t>
+      </w:r>
+    </w:p>
+    <w:p>
+      <w:pPr>
+        <w:numPr>
+          <w:ilvl w:val="0"/>
+          <w:numId w:val="26"/>
+        </w:numPr>
+        <w:ind w:right="1199"/>
+      </w:pPr>
+      <w:r>
+        <w:t>Conversation: "delete the second paragraph" → 409 → user follows up with "yes do it" → "yes do it" classifies as AMBIGUOUS / ALLOW, bypasses the original safety concern.</w:t>
+      </w:r>
+    </w:p>
+    <w:p>
+      <w:pPr>
+        <w:numPr>
+          <w:ilvl w:val="0"/>
+          <w:numId w:val="26"/>
+        </w:numPr>
+        <w:ind w:right="1199"/>
+      </w:pPr>
+      <w:r>
+        <w:t>Same for confirmation flows: there's no way the classifier can tell "yes" relates to the prior risky request.</w:t>
+      </w:r>
+    </w:p>
+    <w:p>
+      <w:pPr>
+        <w:ind w:right="1199"/>
+      </w:pPr>
+      <w:r>
+        <w:t>When Phase 2 ships, the classifier needs at minimum: the last assistant turn (to detect "you asked, here's the action") and an explicit per-session "pending safety decision" slot. v3.1 §14 already calls for "ask once per session/project" semantics — that requires session-scoped router state.</w:t>
+      </w:r>
+    </w:p>
+    <w:p>
+      <w:pPr>
+        <w:ind w:right="1199"/>
+      </w:pPr>
+      <w:r>
+        <w:t>8. The client.ts / client-node.ts / index.ts / node.ts split for the DB layer is one entry point too many.</w:t>
+      </w:r>
+    </w:p>
+    <w:p>
+      <w:pPr>
+        <w:ind w:right="1199"/>
+      </w:pPr>
+      <w:r>
+        <w:t>After the refactor, the DB has:</w:t>
+      </w:r>
+    </w:p>
+    <w:p>
+      <w:pPr>
+        <w:numPr>
+          <w:ilvl w:val="0"/>
+          <w:numId w:val="27"/>
+        </w:numPr>
+        <w:ind w:right="1199"/>
+      </w:pPr>
+      <w:hyperlink r:id="rId38" w:tgtFrame="_blank" w:history="1">
+        <w:r>
+          <w:rPr>
+            <w:rStyle w:val="Hyperlink"/>
+          </w:rPr>
+          <w:t>client-node.ts</w:t>
+        </w:r>
+      </w:hyperlink>
+      <w:r>
+        <w:t> — pure singleton (real)</w:t>
+      </w:r>
+    </w:p>
+    <w:p>
+      <w:pPr>
+        <w:numPr>
+          <w:ilvl w:val="0"/>
+          <w:numId w:val="27"/>
+        </w:numPr>
+        <w:ind w:right="1199"/>
+      </w:pPr>
+      <w:hyperlink r:id="rId39" w:tgtFrame="_blank" w:history="1">
+        <w:r>
+          <w:rPr>
+            <w:rStyle w:val="Hyperlink"/>
+          </w:rPr>
+          <w:t>client.ts</w:t>
+        </w:r>
+      </w:hyperlink>
+      <w:r>
+        <w:t> — server-only re-export of client-node</w:t>
+      </w:r>
+    </w:p>
+    <w:p>
+      <w:pPr>
+        <w:numPr>
+          <w:ilvl w:val="0"/>
+          <w:numId w:val="27"/>
+        </w:numPr>
+        <w:ind w:right="1199"/>
+      </w:pPr>
+      <w:hyperlink r:id="rId40" w:tgtFrame="_blank" w:history="1">
+        <w:r>
+          <w:rPr>
+            <w:rStyle w:val="Hyperlink"/>
+          </w:rPr>
+          <w:t>index.ts</w:t>
+        </w:r>
+      </w:hyperlink>
+      <w:r>
+        <w:t> — server-only barrel that re-exports client-node directly (note: imports from ./client-node, not ./client)</w:t>
+      </w:r>
+    </w:p>
+    <w:p>
+      <w:pPr>
+        <w:numPr>
+          <w:ilvl w:val="0"/>
+          <w:numId w:val="27"/>
+        </w:numPr>
+        <w:ind w:right="1199"/>
+      </w:pPr>
+      <w:hyperlink r:id="rId41" w:tgtFrame="_blank" w:history="1">
+        <w:r>
+          <w:rPr>
+            <w:rStyle w:val="Hyperlink"/>
+          </w:rPr>
+          <w:t>node.ts</w:t>
+        </w:r>
+      </w:hyperlink>
+      <w:r>
+        <w:t> — server-only re-export of getDb/closeDb from client-node</w:t>
+      </w:r>
+    </w:p>
+    <w:p>
+      <w:pPr>
+        <w:ind w:right="1199"/>
+      </w:pPr>
+      <w:r>
+        <w:t>client.ts is no longer reachable — the barrel skips it. node.ts is server-only despite being the entry-point for the CLI script (which runs in plain Node and doesn't need that marker; in a non-Next process server-only is a no-op so it works, but the intent is muddled). Pick one of:</w:t>
+      </w:r>
+    </w:p>
+    <w:p>
+      <w:pPr>
+        <w:numPr>
+          <w:ilvl w:val="0"/>
+          <w:numId w:val="28"/>
+        </w:numPr>
+        <w:ind w:right="1199"/>
+      </w:pPr>
+      <w:r>
+        <w:t>Keep client-node.ts as pure; have one index.ts that is server-only and re-exports everything. Delete client.ts and node.ts. Have the CLI import from client-node.ts directly.</w:t>
+      </w:r>
+    </w:p>
+    <w:p>
+      <w:pPr>
+        <w:numPr>
+          <w:ilvl w:val="0"/>
+          <w:numId w:val="28"/>
+        </w:numPr>
+        <w:ind w:right="1199"/>
+      </w:pPr>
+      <w:r>
+        <w:t>Or keep the node.ts barrel for CLI use and drop the server-only from it (the import is meaningful only in a bundler context).</w:t>
+      </w:r>
+    </w:p>
+    <w:p>
+      <w:pPr>
+        <w:ind w:right="1199"/>
+      </w:pPr>
+      <w:r>
+        <w:t>Either is fine. Both client.ts AND node.ts is one layer of indirection that already produces "which file does this come from?" confusion in a 4-file directory.</w:t>
+      </w:r>
+    </w:p>
+    <w:p>
+      <w:pPr>
+        <w:ind w:right="1199"/>
+      </w:pPr>
+      <w:r>
+        <w:t>9. The lib/runtime/config.ts extraction is half-done.</w:t>
+      </w:r>
+    </w:p>
+    <w:p>
+      <w:pPr>
+        <w:ind w:right="1199"/>
+      </w:pPr>
+      <w:hyperlink r:id="rId42" w:tgtFrame="_blank" w:history="1">
+        <w:r>
+          <w:rPr>
+            <w:rStyle w:val="Hyperlink"/>
+          </w:rPr>
+          <w:t>runtime/config.ts:11-15</w:t>
+        </w:r>
+      </w:hyperlink>
+      <w:r>
+        <w:t> still calls requiredEnv("OPENAI_API_KEY") / requiredEnv("ANTHROPIC_API_KEY") at module load. The point of the split (presumably) was so the CLI and tests can import config without the server-only mark. But the eager env requirement still fires for anyone who imports runtime/config. Tests that touch any provider transitively still need both keys in env. The split only solved the bundling boundary; it didn't fix the env-coupling boundary.</w:t>
+      </w:r>
+    </w:p>
+    <w:p>
+      <w:pPr>
+        <w:ind w:right="1199"/>
+      </w:pPr>
+      <w:r>
+        <w:t>If the goal was to make providers testable without env, add config.test.ts-style overrides or move the requiredEnv calls into lazy getters. If the goal was only to satisfy the server-only boundary, the split is fine but is missing a comment explaining what runtime/ is for.</w:t>
+      </w:r>
+    </w:p>
+    <w:p>
+      <w:pPr>
+        <w:ind w:right="1199"/>
+      </w:pPr>
+      <w:r>
+        <w:t>10. The duplicate-message persistence bug is still live.</w:t>
+      </w:r>
+    </w:p>
+    <w:p>
+      <w:pPr>
+        <w:ind w:right="1199"/>
+      </w:pPr>
+      <w:r>
+        <w:t>Audit-flagged in the previous round and still unfixed in </w:t>
+      </w:r>
+      <w:hyperlink r:id="rId43" w:tgtFrame="_blank" w:history="1">
+        <w:r>
+          <w:rPr>
+            <w:rStyle w:val="Hyperlink"/>
+          </w:rPr>
+          <w:t>route.ts:28</w:t>
+        </w:r>
+      </w:hyperlink>
+      <w:r>
+        <w:t>:</w:t>
+      </w:r>
+    </w:p>
+    <w:p>
+      <w:pPr>
+        <w:ind w:right="1199"/>
+      </w:pPr>
+      <w:r>
+        <w:t>id: message.id ?? globalThis.crypto.randomUUID(),</w:t>
+      </w:r>
+    </w:p>
+    <w:p>
+      <w:pPr>
+        <w:ind w:right="1199"/>
+      </w:pPr>
+      <w:r>
+        <w:t>Client's </w:t>
+      </w:r>
+      <w:hyperlink r:id="rId44" w:tgtFrame="_blank" w:history="1">
+        <w:r>
+          <w:rPr>
+            <w:rStyle w:val="Hyperlink"/>
+          </w:rPr>
+          <w:t>toApiMessage</w:t>
+        </w:r>
+      </w:hyperlink>
+      <w:r>
+        <w:t> still strips ids, so this fallback fires for every message every turn. INSERT OR IGNORE can't dedupe — every random UUID is fresh. After N turns, the first user message exists N times in messages. When Phase 2 tools land and the router starts reading history for context, this O(N²) inflation will distort context budgeting.</w:t>
+      </w:r>
+    </w:p>
+    <w:p>
+      <w:pPr>
+        <w:ind w:right="1199"/>
+      </w:pPr>
+      <w:r>
+        <w:t>Two-line fix: have toApiMessage pass id through. (Same fix as the previous audit identified.)</w:t>
+      </w:r>
+    </w:p>
+    <w:p>
+      <w:pPr>
+        <w:ind w:right="1199"/>
+      </w:pPr>
+      <w:r>
+        <w:pict w14:anchorId="234A246A">
+          <v:rect id="_x0000_i1051" style="width:0;height:0" o:hralign="center" o:hrstd="t" o:hr="t" fillcolor="#a0a0a0" stroked="f"/>
+        </w:pict>
+      </w:r>
+    </w:p>
+    <w:p>
+      <w:pPr>
+        <w:ind w:right="1199"/>
+      </w:pPr>
+      <w:r>
+        <w:t>P2 — Polish / nice-to-have</w:t>
+      </w:r>
+    </w:p>
+    <w:p>
+      <w:pPr>
+        <w:numPr>
+          <w:ilvl w:val="0"/>
+          <w:numId w:val="29"/>
+        </w:numPr>
+        <w:ind w:right="1199"/>
+      </w:pPr>
+      <w:r>
+        <w:t>No _schema_migrations table. Today everything is CREATE TABLE IF NOT EXISTS. First ALTER TABLE migration will be awkward.</w:t>
+      </w:r>
+    </w:p>
+    <w:p>
+      <w:pPr>
+        <w:numPr>
+          <w:ilvl w:val="0"/>
+          <w:numId w:val="29"/>
+        </w:numPr>
+        <w:ind w:right="1199"/>
+      </w:pPr>
+      <w:r>
+        <w:t>No SSE heartbeat, no X-Accel-Buffering: no header. Fine locally; matters the moment anything proxies the SSE.</w:t>
+      </w:r>
+    </w:p>
+    <w:p>
+      <w:pPr>
+        <w:numPr>
+          <w:ilvl w:val="0"/>
+          <w:numId w:val="29"/>
+        </w:numPr>
+        <w:ind w:right="1199"/>
+      </w:pPr>
+      <w:r>
+        <w:t>Anthropic pricing still falls back to placeholder. Silent — by design — but cost guard underestimates Anthropic burn.</w:t>
+      </w:r>
+    </w:p>
+    <w:p>
+      <w:pPr>
+        <w:numPr>
+          <w:ilvl w:val="0"/>
+          <w:numId w:val="29"/>
+        </w:numPr>
+        <w:ind w:right="1199"/>
+      </w:pPr>
+      <w:r>
+        <w:lastRenderedPageBreak/>
+        <w:t>HMR leak on cached in </w:t>
+      </w:r>
+      <w:hyperlink r:id="rId45" w:tgtFrame="_blank" w:history="1">
+        <w:r>
+          <w:rPr>
+            <w:rStyle w:val="Hyperlink"/>
+          </w:rPr>
+          <w:t>client-node.ts:6</w:t>
+        </w:r>
+      </w:hyperlink>
+      <w:r>
+        <w:t>. Dev-only file-handle leak across hot reloads. Fix: stash on globalThis.</w:t>
+      </w:r>
+    </w:p>
+    <w:p>
+      <w:pPr>
+        <w:numPr>
+          <w:ilvl w:val="0"/>
+          <w:numId w:val="29"/>
+        </w:numPr>
+        <w:ind w:right="1199"/>
+      </w:pPr>
+      <w:r>
+        <w:t>Intent regex misses common cases. "What's the weather" matches both INFORMATION_REQUEST regex (^what) and would benefit from being explicit, but works. The REASONING_TASK regex catches "why" — but "why is the sky blue" is closer to INFORMATION_REQUEST. Refinement, not breakage.</w:t>
+      </w:r>
+    </w:p>
+    <w:p>
+      <w:pPr>
+        <w:numPr>
+          <w:ilvl w:val="0"/>
+          <w:numId w:val="29"/>
+        </w:numPr>
+        <w:ind w:right="1199"/>
+      </w:pPr>
+      <w:r>
+        <w:t>Tool capability is hardcoded to ["text", "stream"] for chat-shaped intents in </w:t>
+      </w:r>
+      <w:hyperlink r:id="rId46" w:tgtFrame="_blank" w:history="1">
+        <w:r>
+          <w:rPr>
+            <w:rStyle w:val="Hyperlink"/>
+          </w:rPr>
+          <w:t>capability.ts:25</w:t>
+        </w:r>
+      </w:hyperlink>
+      <w:r>
+        <w:t>. When local Ollama lands and you actually want tier T1 routing for paraphrases, this needs revisiting. Not before Phase 2.</w:t>
+      </w:r>
+    </w:p>
+    <w:p>
+      <w:pPr>
+        <w:ind w:right="1199"/>
+      </w:pPr>
+      <w:r>
+        <w:pict w14:anchorId="6E63C003">
+          <v:rect id="_x0000_i1052" style="width:0;height:0" o:hralign="center" o:hrstd="t" o:hr="t" fillcolor="#a0a0a0" stroked="f"/>
+        </w:pict>
+      </w:r>
+    </w:p>
+    <w:p>
+      <w:pPr>
+        <w:ind w:right="1199"/>
+      </w:pPr>
+      <w:r>
+        <w:t>Architectural coherence — overall assessment</w:t>
+      </w:r>
+    </w:p>
+    <w:p>
+      <w:pPr>
+        <w:ind w:right="1199"/>
+      </w:pPr>
+      <w:r>
+        <w:t>What's healthy:</w:t>
+      </w:r>
+    </w:p>
+    <w:p>
+      <w:pPr>
+        <w:numPr>
+          <w:ilvl w:val="0"/>
+          <w:numId w:val="30"/>
+        </w:numPr>
+        <w:ind w:right="1199"/>
+      </w:pPr>
+      <w:r>
+        <w:t>Provider abstraction is doing its job. OpenAI + Anthropic implement the same ChatProvider interface; the eval runner consumes that interface; the route doesn't know which provider it's calling. Adding Ollama will be a single file.</w:t>
+      </w:r>
+    </w:p>
+    <w:p>
+      <w:pPr>
+        <w:numPr>
+          <w:ilvl w:val="0"/>
+          <w:numId w:val="30"/>
+        </w:numPr>
+        <w:ind w:right="1199"/>
+      </w:pPr>
+      <w:r>
+        <w:t>The router is structurally correct (intent → safety → capability → selection are four independently testable stages, with RouterDecision carrying all four through to telemetry). The four-stage shape itself is the right v3.1 spec.</w:t>
+      </w:r>
+    </w:p>
+    <w:p>
+      <w:pPr>
+        <w:numPr>
+          <w:ilvl w:val="0"/>
+          <w:numId w:val="30"/>
+        </w:numPr>
+        <w:ind w:right="1199"/>
+      </w:pPr>
+      <w:r>
+        <w:t>Telemetry is </w:t>
+      </w:r>
+      <w:r>
+        <w:rPr>
+          <w:i/>
+          <w:iCs/>
+        </w:rPr>
+        <w:t>populated</w:t>
+      </w:r>
+      <w:r>
+        <w:t>. Intent, safety_tag, tier, latency, TTFT, cost, model_id all flow through to SQLite per call. The router decision is captured in the right places. This is what the v3.1 doc asked for and it actually exists.</w:t>
+      </w:r>
+    </w:p>
+    <w:p>
+      <w:pPr>
+        <w:numPr>
+          <w:ilvl w:val="0"/>
+          <w:numId w:val="30"/>
+        </w:numPr>
+        <w:ind w:right="1199"/>
+      </w:pPr>
+      <w:r>
+        <w:t>Eval framework is decoupled from the route — exactly right. Storing results in their own tables (not telemetry) is the correct call; calibration cost shouldn't pollute production cost roll-ups.</w:t>
+      </w:r>
+    </w:p>
+    <w:p>
+      <w:pPr>
+        <w:numPr>
+          <w:ilvl w:val="0"/>
+          <w:numId w:val="30"/>
+        </w:numPr>
+        <w:ind w:right="1199"/>
+      </w:pPr>
+      <w:r>
+        <w:t>SSE module extraction (encoder + parser) is small and clean. Tested.</w:t>
+      </w:r>
+    </w:p>
+    <w:p>
+      <w:pPr>
+        <w:numPr>
+          <w:ilvl w:val="0"/>
+          <w:numId w:val="30"/>
+        </w:numPr>
+        <w:ind w:right="1199"/>
+      </w:pPr>
+      <w:r>
+        <w:t>Tool registry is the smallest possible scaffold. Right shape.</w:t>
+      </w:r>
+    </w:p>
+    <w:p>
+      <w:pPr>
+        <w:ind w:right="1199"/>
+      </w:pPr>
+      <w:r>
+        <w:t>What's incoherent:</w:t>
+      </w:r>
+    </w:p>
+    <w:p>
+      <w:pPr>
+        <w:numPr>
+          <w:ilvl w:val="0"/>
+          <w:numId w:val="31"/>
+        </w:numPr>
+        <w:ind w:right="1199"/>
+      </w:pPr>
+      <w:r>
+        <w:t>Safety enforcement (P0 </w:t>
+      </w:r>
+      <w:hyperlink r:id="rId47" w:tgtFrame="_blank" w:history="1">
+        <w:r>
+          <w:rPr>
+            <w:rStyle w:val="Hyperlink"/>
+          </w:rPr>
+          <w:t>#1</w:t>
+        </w:r>
+      </w:hyperlink>
+      <w:r>
+        <w:t>) is operating on the wrong semantic axis. The principle is right; the placement is wrong.</w:t>
+      </w:r>
+    </w:p>
+    <w:p>
+      <w:pPr>
+        <w:numPr>
+          <w:ilvl w:val="0"/>
+          <w:numId w:val="31"/>
+        </w:numPr>
+        <w:ind w:right="1199"/>
+      </w:pPr>
+      <w:r>
+        <w:t>The DB-layer file proliferation (P1 </w:t>
+      </w:r>
+      <w:hyperlink r:id="rId48" w:tgtFrame="_blank" w:history="1">
+        <w:r>
+          <w:rPr>
+            <w:rStyle w:val="Hyperlink"/>
+          </w:rPr>
+          <w:t>#8</w:t>
+        </w:r>
+      </w:hyperlink>
+      <w:r>
+        <w:t>) shows a refactor mid-flight; pick the final shape before anything else imports the DB.</w:t>
+      </w:r>
+    </w:p>
+    <w:p>
+      <w:pPr>
+        <w:numPr>
+          <w:ilvl w:val="0"/>
+          <w:numId w:val="31"/>
+        </w:numPr>
+        <w:ind w:right="1199"/>
+      </w:pPr>
+      <w:r>
+        <w:t>The runtime/config split (P1 </w:t>
+      </w:r>
+      <w:hyperlink r:id="rId49" w:tgtFrame="_blank" w:history="1">
+        <w:r>
+          <w:rPr>
+            <w:rStyle w:val="Hyperlink"/>
+          </w:rPr>
+          <w:t>#9</w:t>
+        </w:r>
+      </w:hyperlink>
+      <w:r>
+        <w:t>) doesn't deliver what its name implies.</w:t>
+      </w:r>
+    </w:p>
+    <w:p>
+      <w:pPr>
+        <w:ind w:right="1199"/>
+      </w:pPr>
+      <w:r>
+        <w:t>What's dangerous before Phase 2:</w:t>
+      </w:r>
+    </w:p>
+    <w:p>
+      <w:pPr>
+        <w:numPr>
+          <w:ilvl w:val="0"/>
+          <w:numId w:val="32"/>
+        </w:numPr>
+        <w:ind w:right="1199"/>
+      </w:pPr>
+      <w:r>
+        <w:t>The four together (no tool runner enforcement, no abort signal, no tool_calls table, no runtime decision) mean the first filesystem tool written tomorrow ships with: no permission gate, no timeout, no audit trail, and unclear isolation. Land the tool runner + ToolContext.signal + tool_calls table + runtime decision (</w:t>
+      </w:r>
+      <w:hyperlink r:id="rId50" w:tgtFrame="_blank" w:history="1">
+        <w:r>
+          <w:rPr>
+            <w:rStyle w:val="Hyperlink"/>
+          </w:rPr>
+          <w:t>#2</w:t>
+        </w:r>
+      </w:hyperlink>
+      <w:r>
+        <w:t>, </w:t>
+      </w:r>
+      <w:hyperlink r:id="rId51" w:tgtFrame="_blank" w:history="1">
+        <w:r>
+          <w:rPr>
+            <w:rStyle w:val="Hyperlink"/>
+          </w:rPr>
+          <w:t>#3</w:t>
+        </w:r>
+      </w:hyperlink>
+      <w:r>
+        <w:t>, </w:t>
+      </w:r>
+      <w:hyperlink r:id="rId52" w:tgtFrame="_blank" w:history="1">
+        <w:r>
+          <w:rPr>
+            <w:rStyle w:val="Hyperlink"/>
+          </w:rPr>
+          <w:t>#4</w:t>
+        </w:r>
+      </w:hyperlink>
+      <w:r>
+        <w:t>, </w:t>
+      </w:r>
+      <w:hyperlink r:id="rId53" w:tgtFrame="_blank" w:history="1">
+        <w:r>
+          <w:rPr>
+            <w:rStyle w:val="Hyperlink"/>
+          </w:rPr>
+          <w:t>#5</w:t>
+        </w:r>
+      </w:hyperlink>
+      <w:r>
+        <w:t>) before any tool with side effects exists.</w:t>
+      </w:r>
+    </w:p>
+    <w:p>
+      <w:pPr>
+        <w:ind w:right="1199"/>
+      </w:pPr>
+      <w:r>
+        <w:t>Provider abstraction quality</w:t>
+      </w:r>
+    </w:p>
+    <w:p>
+      <w:pPr>
+        <w:ind w:right="1199"/>
+      </w:pPr>
+      <w:r>
+        <w:lastRenderedPageBreak/>
+        <w:t>Solid. Both providers implement the full interface, including the streaming shape. AbortSignal threads. TTFT captured. Cost via the unified calculateCostUsd lookup. The only future-work item is the GenerateOptions.tools parameter and tool-call event emission (P0 </w:t>
+      </w:r>
+      <w:hyperlink r:id="rId54" w:tgtFrame="_blank" w:history="1">
+        <w:r>
+          <w:rPr>
+            <w:rStyle w:val="Hyperlink"/>
+          </w:rPr>
+          <w:t>#6</w:t>
+        </w:r>
+      </w:hyperlink>
+      <w:r>
+        <w:t>) — and that's a known gap, not a flaw.</w:t>
+      </w:r>
+    </w:p>
+    <w:p>
+      <w:pPr>
+        <w:ind w:right="1199"/>
+      </w:pPr>
+      <w:r>
+        <w:t>Telemetry completeness</w:t>
+      </w:r>
+    </w:p>
+    <w:p>
+      <w:pPr>
+        <w:ind w:right="1199"/>
+      </w:pPr>
+      <w:r>
+        <w:t>Better than expected. All seven router/route gates emit events with intent/safety_tag/tier/model_id/latency/cost populated. safety_blocked and confirmation_required got their own event types. time_to_first_token_ms is captured. The only missing pieces are session_id propagation into events (route generates sessionId for persistence but doesn't pass it into recordEvent) and the tool_calls audit trail (P0 </w:t>
+      </w:r>
+      <w:hyperlink r:id="rId55" w:tgtFrame="_blank" w:history="1">
+        <w:r>
+          <w:rPr>
+            <w:rStyle w:val="Hyperlink"/>
+          </w:rPr>
+          <w:t>#4</w:t>
+        </w:r>
+      </w:hyperlink>
+      <w:r>
+        <w:t>).</w:t>
+      </w:r>
+    </w:p>
+    <w:p>
+      <w:pPr>
+        <w:ind w:right="1199"/>
+      </w:pPr>
+      <w:r>
+        <w:t>TL;DR — what MUST be fixed before Phase 2</w:t>
+      </w:r>
+    </w:p>
+    <w:p>
+      <w:pPr>
+        <w:numPr>
+          <w:ilvl w:val="0"/>
+          <w:numId w:val="33"/>
+        </w:numPr>
+        <w:ind w:right="1199"/>
+      </w:pPr>
+      <w:r>
+        <w:t>(blocks today) Make safety enforcement only block on BLOCK; let CONFIRM_* flow through to model context until a tool runner exists to honor it.</w:t>
+      </w:r>
+    </w:p>
+    <w:p>
+      <w:pPr>
+        <w:numPr>
+          <w:ilvl w:val="0"/>
+          <w:numId w:val="33"/>
+        </w:numPr>
+        <w:ind w:right="1199"/>
+      </w:pPr>
+      <w:r>
+        <w:t>(blocks Phase 2) Tool runner that compares Tool.requiredSafetyTag against router decision and refuses to call execute() on mismatch.</w:t>
+      </w:r>
+    </w:p>
+    <w:p>
+      <w:pPr>
+        <w:numPr>
+          <w:ilvl w:val="0"/>
+          <w:numId w:val="33"/>
+        </w:numPr>
+        <w:ind w:right="1199"/>
+      </w:pPr>
+      <w:r>
+        <w:t>(blocks Phase 2) Add AbortSignal + timeoutMs to ToolContext.</w:t>
+      </w:r>
+    </w:p>
+    <w:p>
+      <w:pPr>
+        <w:numPr>
+          <w:ilvl w:val="0"/>
+          <w:numId w:val="33"/>
+        </w:numPr>
+        <w:ind w:right="1199"/>
+      </w:pPr>
+      <w:r>
+        <w:t>(blocks Phase 2) tool_calls SQLite table + persistence path inside the runner.</w:t>
+      </w:r>
+    </w:p>
+    <w:p>
+      <w:pPr>
+        <w:numPr>
+          <w:ilvl w:val="0"/>
+          <w:numId w:val="33"/>
+        </w:numPr>
+        <w:ind w:right="1199"/>
+      </w:pPr>
+      <w:r>
+        <w:t>(blocks Phase 2) Pick the tool-execution runtime (Next route / sidecar / Electron) and document it; add a boot-time guard that prevents non-loopback binding while tools live in the Next process.</w:t>
+      </w:r>
+    </w:p>
+    <w:p>
+      <w:pPr>
+        <w:numPr>
+          <w:ilvl w:val="0"/>
+          <w:numId w:val="33"/>
+        </w:numPr>
+        <w:ind w:right="1199"/>
+      </w:pPr>
+      <w:r>
+        <w:t>(blocks Phase 2) GenerateOptions.tools; OpenAI + Anthropic providers emit tool_call_* events; route stream-loop branch that hands off to the tool runner and resumes the model with results.</w:t>
+      </w:r>
+    </w:p>
+    <w:p>
+      <w:pPr>
+        <w:ind w:right="1199"/>
+      </w:pPr>
+      <w:r>
+        <w:t>Everything in P1 is real debt but won't directly break Phase 2 — it'll just make the eventual cleanup more expensive. P2 items are stewardship; do them during the next quiet pass.</w:t>
+      </w:r>
+    </w:p>
+    <w:p>
+      <w:pPr>
+        <w:ind w:right="1199"/>
+      </w:pPr>
+      <w:r>
+        <w:t>Do not start filesystem / app-launch / terminal tools until all six P0 items above are in. The current ChatProvider + router shape is correct; adding tool execution to it without these six is the moment the system gains the ability to do something the user can't unwind.</w:t>
+      </w:r>
+    </w:p>
+    <w:p>
+      <w:pPr>
+        <w:ind w:right="1199"/>
       </w:pPr>
     </w:p>
     <w:p>
@@ -8949,9 +10932,9 @@
       </w:pPr>
     </w:p>
     <w:sectPr>
-      <w:footerReference w:type="even" r:id="rId23"/>
-      <w:footerReference w:type="default" r:id="rId24"/>
-      <w:footerReference w:type="first" r:id="rId25"/>
+      <w:footerReference w:type="even" r:id="rId56"/>
+      <w:footerReference w:type="default" r:id="rId57"/>
+      <w:footerReference w:type="first" r:id="rId58"/>
       <w:pgSz w:w="12240" w:h="15840"/>
       <w:pgMar w:top="1200" w:right="0" w:bottom="1600" w:left="1200" w:header="720" w:footer="687" w:gutter="0"/>
       <w:cols w:space="720"/>
@@ -9530,6 +11513,155 @@
     </w:lvl>
   </w:abstractNum>
   <w:abstractNum w:abstractNumId="2" w15:restartNumberingAfterBreak="0">
+    <w:nsid w:val="0FAC7218"/>
+    <w:multiLevelType w:val="multilevel"/>
+    <w:tmpl w:val="8A0433FC"/>
+    <w:lvl w:ilvl="0">
+      <w:start w:val="1"/>
+      <w:numFmt w:val="bullet"/>
+      <w:lvlText w:val=""/>
+      <w:lvlJc w:val="left"/>
+      <w:pPr>
+        <w:tabs>
+          <w:tab w:val="num" w:pos="720"/>
+        </w:tabs>
+        <w:ind w:left="720" w:hanging="360"/>
+      </w:pPr>
+      <w:rPr>
+        <w:rFonts w:ascii="Symbol" w:hAnsi="Symbol" w:hint="default"/>
+        <w:sz w:val="20"/>
+      </w:rPr>
+    </w:lvl>
+    <w:lvl w:ilvl="1" w:tentative="1">
+      <w:start w:val="1"/>
+      <w:numFmt w:val="bullet"/>
+      <w:lvlText w:val=""/>
+      <w:lvlJc w:val="left"/>
+      <w:pPr>
+        <w:tabs>
+          <w:tab w:val="num" w:pos="1440"/>
+        </w:tabs>
+        <w:ind w:left="1440" w:hanging="360"/>
+      </w:pPr>
+      <w:rPr>
+        <w:rFonts w:ascii="Symbol" w:hAnsi="Symbol" w:hint="default"/>
+        <w:sz w:val="20"/>
+      </w:rPr>
+    </w:lvl>
+    <w:lvl w:ilvl="2" w:tentative="1">
+      <w:start w:val="1"/>
+      <w:numFmt w:val="bullet"/>
+      <w:lvlText w:val=""/>
+      <w:lvlJc w:val="left"/>
+      <w:pPr>
+        <w:tabs>
+          <w:tab w:val="num" w:pos="2160"/>
+        </w:tabs>
+        <w:ind w:left="2160" w:hanging="360"/>
+      </w:pPr>
+      <w:rPr>
+        <w:rFonts w:ascii="Symbol" w:hAnsi="Symbol" w:hint="default"/>
+        <w:sz w:val="20"/>
+      </w:rPr>
+    </w:lvl>
+    <w:lvl w:ilvl="3" w:tentative="1">
+      <w:start w:val="1"/>
+      <w:numFmt w:val="bullet"/>
+      <w:lvlText w:val=""/>
+      <w:lvlJc w:val="left"/>
+      <w:pPr>
+        <w:tabs>
+          <w:tab w:val="num" w:pos="2880"/>
+        </w:tabs>
+        <w:ind w:left="2880" w:hanging="360"/>
+      </w:pPr>
+      <w:rPr>
+        <w:rFonts w:ascii="Symbol" w:hAnsi="Symbol" w:hint="default"/>
+        <w:sz w:val="20"/>
+      </w:rPr>
+    </w:lvl>
+    <w:lvl w:ilvl="4" w:tentative="1">
+      <w:start w:val="1"/>
+      <w:numFmt w:val="bullet"/>
+      <w:lvlText w:val=""/>
+      <w:lvlJc w:val="left"/>
+      <w:pPr>
+        <w:tabs>
+          <w:tab w:val="num" w:pos="3600"/>
+        </w:tabs>
+        <w:ind w:left="3600" w:hanging="360"/>
+      </w:pPr>
+      <w:rPr>
+        <w:rFonts w:ascii="Symbol" w:hAnsi="Symbol" w:hint="default"/>
+        <w:sz w:val="20"/>
+      </w:rPr>
+    </w:lvl>
+    <w:lvl w:ilvl="5" w:tentative="1">
+      <w:start w:val="1"/>
+      <w:numFmt w:val="bullet"/>
+      <w:lvlText w:val=""/>
+      <w:lvlJc w:val="left"/>
+      <w:pPr>
+        <w:tabs>
+          <w:tab w:val="num" w:pos="4320"/>
+        </w:tabs>
+        <w:ind w:left="4320" w:hanging="360"/>
+      </w:pPr>
+      <w:rPr>
+        <w:rFonts w:ascii="Symbol" w:hAnsi="Symbol" w:hint="default"/>
+        <w:sz w:val="20"/>
+      </w:rPr>
+    </w:lvl>
+    <w:lvl w:ilvl="6" w:tentative="1">
+      <w:start w:val="1"/>
+      <w:numFmt w:val="bullet"/>
+      <w:lvlText w:val=""/>
+      <w:lvlJc w:val="left"/>
+      <w:pPr>
+        <w:tabs>
+          <w:tab w:val="num" w:pos="5040"/>
+        </w:tabs>
+        <w:ind w:left="5040" w:hanging="360"/>
+      </w:pPr>
+      <w:rPr>
+        <w:rFonts w:ascii="Symbol" w:hAnsi="Symbol" w:hint="default"/>
+        <w:sz w:val="20"/>
+      </w:rPr>
+    </w:lvl>
+    <w:lvl w:ilvl="7" w:tentative="1">
+      <w:start w:val="1"/>
+      <w:numFmt w:val="bullet"/>
+      <w:lvlText w:val=""/>
+      <w:lvlJc w:val="left"/>
+      <w:pPr>
+        <w:tabs>
+          <w:tab w:val="num" w:pos="5760"/>
+        </w:tabs>
+        <w:ind w:left="5760" w:hanging="360"/>
+      </w:pPr>
+      <w:rPr>
+        <w:rFonts w:ascii="Symbol" w:hAnsi="Symbol" w:hint="default"/>
+        <w:sz w:val="20"/>
+      </w:rPr>
+    </w:lvl>
+    <w:lvl w:ilvl="8" w:tentative="1">
+      <w:start w:val="1"/>
+      <w:numFmt w:val="bullet"/>
+      <w:lvlText w:val=""/>
+      <w:lvlJc w:val="left"/>
+      <w:pPr>
+        <w:tabs>
+          <w:tab w:val="num" w:pos="6480"/>
+        </w:tabs>
+        <w:ind w:left="6480" w:hanging="360"/>
+      </w:pPr>
+      <w:rPr>
+        <w:rFonts w:ascii="Symbol" w:hAnsi="Symbol" w:hint="default"/>
+        <w:sz w:val="20"/>
+      </w:rPr>
+    </w:lvl>
+  </w:abstractNum>
+  <w:abstractNum w:abstractNumId="3" w15:restartNumberingAfterBreak="0">
     <w:nsid w:val="1A0C04E0"/>
     <w:multiLevelType w:val="hybridMultilevel"/>
     <w:tmpl w:val="E2126BF6"/>
@@ -9741,7 +11873,7 @@
       </w:rPr>
     </w:lvl>
   </w:abstractNum>
-  <w:abstractNum w:abstractNumId="3" w15:restartNumberingAfterBreak="0">
+  <w:abstractNum w:abstractNumId="4" w15:restartNumberingAfterBreak="0">
     <w:nsid w:val="22152653"/>
     <w:multiLevelType w:val="multilevel"/>
     <w:tmpl w:val="FE1E885A"/>
@@ -9854,7 +11986,7 @@
       </w:pPr>
     </w:lvl>
   </w:abstractNum>
-  <w:abstractNum w:abstractNumId="4" w15:restartNumberingAfterBreak="0">
+  <w:abstractNum w:abstractNumId="5" w15:restartNumberingAfterBreak="0">
     <w:nsid w:val="24417F44"/>
     <w:multiLevelType w:val="multilevel"/>
     <w:tmpl w:val="69623CB0"/>
@@ -10003,7 +12135,7 @@
       </w:rPr>
     </w:lvl>
   </w:abstractNum>
-  <w:abstractNum w:abstractNumId="5" w15:restartNumberingAfterBreak="0">
+  <w:abstractNum w:abstractNumId="6" w15:restartNumberingAfterBreak="0">
     <w:nsid w:val="25990F55"/>
     <w:multiLevelType w:val="multilevel"/>
     <w:tmpl w:val="DB0290A8"/>
@@ -10116,7 +12248,7 @@
       </w:pPr>
     </w:lvl>
   </w:abstractNum>
-  <w:abstractNum w:abstractNumId="6" w15:restartNumberingAfterBreak="0">
+  <w:abstractNum w:abstractNumId="7" w15:restartNumberingAfterBreak="0">
     <w:nsid w:val="25AA21EA"/>
     <w:multiLevelType w:val="hybridMultilevel"/>
     <w:tmpl w:val="71765196"/>
@@ -10328,7 +12460,156 @@
       </w:rPr>
     </w:lvl>
   </w:abstractNum>
-  <w:abstractNum w:abstractNumId="7" w15:restartNumberingAfterBreak="0">
+  <w:abstractNum w:abstractNumId="8" w15:restartNumberingAfterBreak="0">
+    <w:nsid w:val="295F4F43"/>
+    <w:multiLevelType w:val="multilevel"/>
+    <w:tmpl w:val="E84E7D02"/>
+    <w:lvl w:ilvl="0">
+      <w:start w:val="1"/>
+      <w:numFmt w:val="bullet"/>
+      <w:lvlText w:val=""/>
+      <w:lvlJc w:val="left"/>
+      <w:pPr>
+        <w:tabs>
+          <w:tab w:val="num" w:pos="720"/>
+        </w:tabs>
+        <w:ind w:left="720" w:hanging="360"/>
+      </w:pPr>
+      <w:rPr>
+        <w:rFonts w:ascii="Symbol" w:hAnsi="Symbol" w:hint="default"/>
+        <w:sz w:val="20"/>
+      </w:rPr>
+    </w:lvl>
+    <w:lvl w:ilvl="1" w:tentative="1">
+      <w:start w:val="1"/>
+      <w:numFmt w:val="bullet"/>
+      <w:lvlText w:val=""/>
+      <w:lvlJc w:val="left"/>
+      <w:pPr>
+        <w:tabs>
+          <w:tab w:val="num" w:pos="1440"/>
+        </w:tabs>
+        <w:ind w:left="1440" w:hanging="360"/>
+      </w:pPr>
+      <w:rPr>
+        <w:rFonts w:ascii="Symbol" w:hAnsi="Symbol" w:hint="default"/>
+        <w:sz w:val="20"/>
+      </w:rPr>
+    </w:lvl>
+    <w:lvl w:ilvl="2" w:tentative="1">
+      <w:start w:val="1"/>
+      <w:numFmt w:val="bullet"/>
+      <w:lvlText w:val=""/>
+      <w:lvlJc w:val="left"/>
+      <w:pPr>
+        <w:tabs>
+          <w:tab w:val="num" w:pos="2160"/>
+        </w:tabs>
+        <w:ind w:left="2160" w:hanging="360"/>
+      </w:pPr>
+      <w:rPr>
+        <w:rFonts w:ascii="Symbol" w:hAnsi="Symbol" w:hint="default"/>
+        <w:sz w:val="20"/>
+      </w:rPr>
+    </w:lvl>
+    <w:lvl w:ilvl="3" w:tentative="1">
+      <w:start w:val="1"/>
+      <w:numFmt w:val="bullet"/>
+      <w:lvlText w:val=""/>
+      <w:lvlJc w:val="left"/>
+      <w:pPr>
+        <w:tabs>
+          <w:tab w:val="num" w:pos="2880"/>
+        </w:tabs>
+        <w:ind w:left="2880" w:hanging="360"/>
+      </w:pPr>
+      <w:rPr>
+        <w:rFonts w:ascii="Symbol" w:hAnsi="Symbol" w:hint="default"/>
+        <w:sz w:val="20"/>
+      </w:rPr>
+    </w:lvl>
+    <w:lvl w:ilvl="4" w:tentative="1">
+      <w:start w:val="1"/>
+      <w:numFmt w:val="bullet"/>
+      <w:lvlText w:val=""/>
+      <w:lvlJc w:val="left"/>
+      <w:pPr>
+        <w:tabs>
+          <w:tab w:val="num" w:pos="3600"/>
+        </w:tabs>
+        <w:ind w:left="3600" w:hanging="360"/>
+      </w:pPr>
+      <w:rPr>
+        <w:rFonts w:ascii="Symbol" w:hAnsi="Symbol" w:hint="default"/>
+        <w:sz w:val="20"/>
+      </w:rPr>
+    </w:lvl>
+    <w:lvl w:ilvl="5" w:tentative="1">
+      <w:start w:val="1"/>
+      <w:numFmt w:val="bullet"/>
+      <w:lvlText w:val=""/>
+      <w:lvlJc w:val="left"/>
+      <w:pPr>
+        <w:tabs>
+          <w:tab w:val="num" w:pos="4320"/>
+        </w:tabs>
+        <w:ind w:left="4320" w:hanging="360"/>
+      </w:pPr>
+      <w:rPr>
+        <w:rFonts w:ascii="Symbol" w:hAnsi="Symbol" w:hint="default"/>
+        <w:sz w:val="20"/>
+      </w:rPr>
+    </w:lvl>
+    <w:lvl w:ilvl="6" w:tentative="1">
+      <w:start w:val="1"/>
+      <w:numFmt w:val="bullet"/>
+      <w:lvlText w:val=""/>
+      <w:lvlJc w:val="left"/>
+      <w:pPr>
+        <w:tabs>
+          <w:tab w:val="num" w:pos="5040"/>
+        </w:tabs>
+        <w:ind w:left="5040" w:hanging="360"/>
+      </w:pPr>
+      <w:rPr>
+        <w:rFonts w:ascii="Symbol" w:hAnsi="Symbol" w:hint="default"/>
+        <w:sz w:val="20"/>
+      </w:rPr>
+    </w:lvl>
+    <w:lvl w:ilvl="7" w:tentative="1">
+      <w:start w:val="1"/>
+      <w:numFmt w:val="bullet"/>
+      <w:lvlText w:val=""/>
+      <w:lvlJc w:val="left"/>
+      <w:pPr>
+        <w:tabs>
+          <w:tab w:val="num" w:pos="5760"/>
+        </w:tabs>
+        <w:ind w:left="5760" w:hanging="360"/>
+      </w:pPr>
+      <w:rPr>
+        <w:rFonts w:ascii="Symbol" w:hAnsi="Symbol" w:hint="default"/>
+        <w:sz w:val="20"/>
+      </w:rPr>
+    </w:lvl>
+    <w:lvl w:ilvl="8" w:tentative="1">
+      <w:start w:val="1"/>
+      <w:numFmt w:val="bullet"/>
+      <w:lvlText w:val=""/>
+      <w:lvlJc w:val="left"/>
+      <w:pPr>
+        <w:tabs>
+          <w:tab w:val="num" w:pos="6480"/>
+        </w:tabs>
+        <w:ind w:left="6480" w:hanging="360"/>
+      </w:pPr>
+      <w:rPr>
+        <w:rFonts w:ascii="Symbol" w:hAnsi="Symbol" w:hint="default"/>
+        <w:sz w:val="20"/>
+      </w:rPr>
+    </w:lvl>
+  </w:abstractNum>
+  <w:abstractNum w:abstractNumId="9" w15:restartNumberingAfterBreak="0">
     <w:nsid w:val="2D332CE6"/>
     <w:multiLevelType w:val="hybridMultilevel"/>
     <w:tmpl w:val="7604DC8A"/>
@@ -10540,7 +12821,7 @@
       </w:rPr>
     </w:lvl>
   </w:abstractNum>
-  <w:abstractNum w:abstractNumId="8" w15:restartNumberingAfterBreak="0">
+  <w:abstractNum w:abstractNumId="10" w15:restartNumberingAfterBreak="0">
     <w:nsid w:val="307B08A9"/>
     <w:multiLevelType w:val="multilevel"/>
     <w:tmpl w:val="B6963C3A"/>
@@ -10689,7 +12970,156 @@
       </w:rPr>
     </w:lvl>
   </w:abstractNum>
-  <w:abstractNum w:abstractNumId="9" w15:restartNumberingAfterBreak="0">
+  <w:abstractNum w:abstractNumId="11" w15:restartNumberingAfterBreak="0">
+    <w:nsid w:val="338125D5"/>
+    <w:multiLevelType w:val="multilevel"/>
+    <w:tmpl w:val="473E80EE"/>
+    <w:lvl w:ilvl="0">
+      <w:start w:val="1"/>
+      <w:numFmt w:val="bullet"/>
+      <w:lvlText w:val=""/>
+      <w:lvlJc w:val="left"/>
+      <w:pPr>
+        <w:tabs>
+          <w:tab w:val="num" w:pos="720"/>
+        </w:tabs>
+        <w:ind w:left="720" w:hanging="360"/>
+      </w:pPr>
+      <w:rPr>
+        <w:rFonts w:ascii="Symbol" w:hAnsi="Symbol" w:hint="default"/>
+        <w:sz w:val="20"/>
+      </w:rPr>
+    </w:lvl>
+    <w:lvl w:ilvl="1" w:tentative="1">
+      <w:start w:val="1"/>
+      <w:numFmt w:val="bullet"/>
+      <w:lvlText w:val=""/>
+      <w:lvlJc w:val="left"/>
+      <w:pPr>
+        <w:tabs>
+          <w:tab w:val="num" w:pos="1440"/>
+        </w:tabs>
+        <w:ind w:left="1440" w:hanging="360"/>
+      </w:pPr>
+      <w:rPr>
+        <w:rFonts w:ascii="Symbol" w:hAnsi="Symbol" w:hint="default"/>
+        <w:sz w:val="20"/>
+      </w:rPr>
+    </w:lvl>
+    <w:lvl w:ilvl="2" w:tentative="1">
+      <w:start w:val="1"/>
+      <w:numFmt w:val="bullet"/>
+      <w:lvlText w:val=""/>
+      <w:lvlJc w:val="left"/>
+      <w:pPr>
+        <w:tabs>
+          <w:tab w:val="num" w:pos="2160"/>
+        </w:tabs>
+        <w:ind w:left="2160" w:hanging="360"/>
+      </w:pPr>
+      <w:rPr>
+        <w:rFonts w:ascii="Symbol" w:hAnsi="Symbol" w:hint="default"/>
+        <w:sz w:val="20"/>
+      </w:rPr>
+    </w:lvl>
+    <w:lvl w:ilvl="3" w:tentative="1">
+      <w:start w:val="1"/>
+      <w:numFmt w:val="bullet"/>
+      <w:lvlText w:val=""/>
+      <w:lvlJc w:val="left"/>
+      <w:pPr>
+        <w:tabs>
+          <w:tab w:val="num" w:pos="2880"/>
+        </w:tabs>
+        <w:ind w:left="2880" w:hanging="360"/>
+      </w:pPr>
+      <w:rPr>
+        <w:rFonts w:ascii="Symbol" w:hAnsi="Symbol" w:hint="default"/>
+        <w:sz w:val="20"/>
+      </w:rPr>
+    </w:lvl>
+    <w:lvl w:ilvl="4" w:tentative="1">
+      <w:start w:val="1"/>
+      <w:numFmt w:val="bullet"/>
+      <w:lvlText w:val=""/>
+      <w:lvlJc w:val="left"/>
+      <w:pPr>
+        <w:tabs>
+          <w:tab w:val="num" w:pos="3600"/>
+        </w:tabs>
+        <w:ind w:left="3600" w:hanging="360"/>
+      </w:pPr>
+      <w:rPr>
+        <w:rFonts w:ascii="Symbol" w:hAnsi="Symbol" w:hint="default"/>
+        <w:sz w:val="20"/>
+      </w:rPr>
+    </w:lvl>
+    <w:lvl w:ilvl="5" w:tentative="1">
+      <w:start w:val="1"/>
+      <w:numFmt w:val="bullet"/>
+      <w:lvlText w:val=""/>
+      <w:lvlJc w:val="left"/>
+      <w:pPr>
+        <w:tabs>
+          <w:tab w:val="num" w:pos="4320"/>
+        </w:tabs>
+        <w:ind w:left="4320" w:hanging="360"/>
+      </w:pPr>
+      <w:rPr>
+        <w:rFonts w:ascii="Symbol" w:hAnsi="Symbol" w:hint="default"/>
+        <w:sz w:val="20"/>
+      </w:rPr>
+    </w:lvl>
+    <w:lvl w:ilvl="6" w:tentative="1">
+      <w:start w:val="1"/>
+      <w:numFmt w:val="bullet"/>
+      <w:lvlText w:val=""/>
+      <w:lvlJc w:val="left"/>
+      <w:pPr>
+        <w:tabs>
+          <w:tab w:val="num" w:pos="5040"/>
+        </w:tabs>
+        <w:ind w:left="5040" w:hanging="360"/>
+      </w:pPr>
+      <w:rPr>
+        <w:rFonts w:ascii="Symbol" w:hAnsi="Symbol" w:hint="default"/>
+        <w:sz w:val="20"/>
+      </w:rPr>
+    </w:lvl>
+    <w:lvl w:ilvl="7" w:tentative="1">
+      <w:start w:val="1"/>
+      <w:numFmt w:val="bullet"/>
+      <w:lvlText w:val=""/>
+      <w:lvlJc w:val="left"/>
+      <w:pPr>
+        <w:tabs>
+          <w:tab w:val="num" w:pos="5760"/>
+        </w:tabs>
+        <w:ind w:left="5760" w:hanging="360"/>
+      </w:pPr>
+      <w:rPr>
+        <w:rFonts w:ascii="Symbol" w:hAnsi="Symbol" w:hint="default"/>
+        <w:sz w:val="20"/>
+      </w:rPr>
+    </w:lvl>
+    <w:lvl w:ilvl="8" w:tentative="1">
+      <w:start w:val="1"/>
+      <w:numFmt w:val="bullet"/>
+      <w:lvlText w:val=""/>
+      <w:lvlJc w:val="left"/>
+      <w:pPr>
+        <w:tabs>
+          <w:tab w:val="num" w:pos="6480"/>
+        </w:tabs>
+        <w:ind w:left="6480" w:hanging="360"/>
+      </w:pPr>
+      <w:rPr>
+        <w:rFonts w:ascii="Symbol" w:hAnsi="Symbol" w:hint="default"/>
+        <w:sz w:val="20"/>
+      </w:rPr>
+    </w:lvl>
+  </w:abstractNum>
+  <w:abstractNum w:abstractNumId="12" w15:restartNumberingAfterBreak="0">
     <w:nsid w:val="36AC1034"/>
     <w:multiLevelType w:val="hybridMultilevel"/>
     <w:tmpl w:val="B740A130"/>
@@ -10901,7 +13331,7 @@
       </w:rPr>
     </w:lvl>
   </w:abstractNum>
-  <w:abstractNum w:abstractNumId="10" w15:restartNumberingAfterBreak="0">
+  <w:abstractNum w:abstractNumId="13" w15:restartNumberingAfterBreak="0">
     <w:nsid w:val="37155B90"/>
     <w:multiLevelType w:val="multilevel"/>
     <w:tmpl w:val="FA206AB6"/>
@@ -11050,7 +13480,7 @@
       </w:rPr>
     </w:lvl>
   </w:abstractNum>
-  <w:abstractNum w:abstractNumId="11" w15:restartNumberingAfterBreak="0">
+  <w:abstractNum w:abstractNumId="14" w15:restartNumberingAfterBreak="0">
     <w:nsid w:val="3DA24086"/>
     <w:multiLevelType w:val="multilevel"/>
     <w:tmpl w:val="22E4CCD2"/>
@@ -11199,7 +13629,156 @@
       </w:rPr>
     </w:lvl>
   </w:abstractNum>
-  <w:abstractNum w:abstractNumId="12" w15:restartNumberingAfterBreak="0">
+  <w:abstractNum w:abstractNumId="15" w15:restartNumberingAfterBreak="0">
+    <w:nsid w:val="3E6F7BCB"/>
+    <w:multiLevelType w:val="multilevel"/>
+    <w:tmpl w:val="B5EA5F9C"/>
+    <w:lvl w:ilvl="0">
+      <w:start w:val="1"/>
+      <w:numFmt w:val="bullet"/>
+      <w:lvlText w:val=""/>
+      <w:lvlJc w:val="left"/>
+      <w:pPr>
+        <w:tabs>
+          <w:tab w:val="num" w:pos="720"/>
+        </w:tabs>
+        <w:ind w:left="720" w:hanging="360"/>
+      </w:pPr>
+      <w:rPr>
+        <w:rFonts w:ascii="Symbol" w:hAnsi="Symbol" w:hint="default"/>
+        <w:sz w:val="20"/>
+      </w:rPr>
+    </w:lvl>
+    <w:lvl w:ilvl="1" w:tentative="1">
+      <w:start w:val="1"/>
+      <w:numFmt w:val="bullet"/>
+      <w:lvlText w:val=""/>
+      <w:lvlJc w:val="left"/>
+      <w:pPr>
+        <w:tabs>
+          <w:tab w:val="num" w:pos="1440"/>
+        </w:tabs>
+        <w:ind w:left="1440" w:hanging="360"/>
+      </w:pPr>
+      <w:rPr>
+        <w:rFonts w:ascii="Symbol" w:hAnsi="Symbol" w:hint="default"/>
+        <w:sz w:val="20"/>
+      </w:rPr>
+    </w:lvl>
+    <w:lvl w:ilvl="2" w:tentative="1">
+      <w:start w:val="1"/>
+      <w:numFmt w:val="bullet"/>
+      <w:lvlText w:val=""/>
+      <w:lvlJc w:val="left"/>
+      <w:pPr>
+        <w:tabs>
+          <w:tab w:val="num" w:pos="2160"/>
+        </w:tabs>
+        <w:ind w:left="2160" w:hanging="360"/>
+      </w:pPr>
+      <w:rPr>
+        <w:rFonts w:ascii="Symbol" w:hAnsi="Symbol" w:hint="default"/>
+        <w:sz w:val="20"/>
+      </w:rPr>
+    </w:lvl>
+    <w:lvl w:ilvl="3" w:tentative="1">
+      <w:start w:val="1"/>
+      <w:numFmt w:val="bullet"/>
+      <w:lvlText w:val=""/>
+      <w:lvlJc w:val="left"/>
+      <w:pPr>
+        <w:tabs>
+          <w:tab w:val="num" w:pos="2880"/>
+        </w:tabs>
+        <w:ind w:left="2880" w:hanging="360"/>
+      </w:pPr>
+      <w:rPr>
+        <w:rFonts w:ascii="Symbol" w:hAnsi="Symbol" w:hint="default"/>
+        <w:sz w:val="20"/>
+      </w:rPr>
+    </w:lvl>
+    <w:lvl w:ilvl="4" w:tentative="1">
+      <w:start w:val="1"/>
+      <w:numFmt w:val="bullet"/>
+      <w:lvlText w:val=""/>
+      <w:lvlJc w:val="left"/>
+      <w:pPr>
+        <w:tabs>
+          <w:tab w:val="num" w:pos="3600"/>
+        </w:tabs>
+        <w:ind w:left="3600" w:hanging="360"/>
+      </w:pPr>
+      <w:rPr>
+        <w:rFonts w:ascii="Symbol" w:hAnsi="Symbol" w:hint="default"/>
+        <w:sz w:val="20"/>
+      </w:rPr>
+    </w:lvl>
+    <w:lvl w:ilvl="5" w:tentative="1">
+      <w:start w:val="1"/>
+      <w:numFmt w:val="bullet"/>
+      <w:lvlText w:val=""/>
+      <w:lvlJc w:val="left"/>
+      <w:pPr>
+        <w:tabs>
+          <w:tab w:val="num" w:pos="4320"/>
+        </w:tabs>
+        <w:ind w:left="4320" w:hanging="360"/>
+      </w:pPr>
+      <w:rPr>
+        <w:rFonts w:ascii="Symbol" w:hAnsi="Symbol" w:hint="default"/>
+        <w:sz w:val="20"/>
+      </w:rPr>
+    </w:lvl>
+    <w:lvl w:ilvl="6" w:tentative="1">
+      <w:start w:val="1"/>
+      <w:numFmt w:val="bullet"/>
+      <w:lvlText w:val=""/>
+      <w:lvlJc w:val="left"/>
+      <w:pPr>
+        <w:tabs>
+          <w:tab w:val="num" w:pos="5040"/>
+        </w:tabs>
+        <w:ind w:left="5040" w:hanging="360"/>
+      </w:pPr>
+      <w:rPr>
+        <w:rFonts w:ascii="Symbol" w:hAnsi="Symbol" w:hint="default"/>
+        <w:sz w:val="20"/>
+      </w:rPr>
+    </w:lvl>
+    <w:lvl w:ilvl="7" w:tentative="1">
+      <w:start w:val="1"/>
+      <w:numFmt w:val="bullet"/>
+      <w:lvlText w:val=""/>
+      <w:lvlJc w:val="left"/>
+      <w:pPr>
+        <w:tabs>
+          <w:tab w:val="num" w:pos="5760"/>
+        </w:tabs>
+        <w:ind w:left="5760" w:hanging="360"/>
+      </w:pPr>
+      <w:rPr>
+        <w:rFonts w:ascii="Symbol" w:hAnsi="Symbol" w:hint="default"/>
+        <w:sz w:val="20"/>
+      </w:rPr>
+    </w:lvl>
+    <w:lvl w:ilvl="8" w:tentative="1">
+      <w:start w:val="1"/>
+      <w:numFmt w:val="bullet"/>
+      <w:lvlText w:val=""/>
+      <w:lvlJc w:val="left"/>
+      <w:pPr>
+        <w:tabs>
+          <w:tab w:val="num" w:pos="6480"/>
+        </w:tabs>
+        <w:ind w:left="6480" w:hanging="360"/>
+      </w:pPr>
+      <w:rPr>
+        <w:rFonts w:ascii="Symbol" w:hAnsi="Symbol" w:hint="default"/>
+        <w:sz w:val="20"/>
+      </w:rPr>
+    </w:lvl>
+  </w:abstractNum>
+  <w:abstractNum w:abstractNumId="16" w15:restartNumberingAfterBreak="0">
     <w:nsid w:val="416453ED"/>
     <w:multiLevelType w:val="multilevel"/>
     <w:tmpl w:val="DB7A68FA"/>
@@ -11312,7 +13891,7 @@
       </w:pPr>
     </w:lvl>
   </w:abstractNum>
-  <w:abstractNum w:abstractNumId="13" w15:restartNumberingAfterBreak="0">
+  <w:abstractNum w:abstractNumId="17" w15:restartNumberingAfterBreak="0">
     <w:nsid w:val="46E32529"/>
     <w:multiLevelType w:val="multilevel"/>
     <w:tmpl w:val="919E00DA"/>
@@ -11461,7 +14040,7 @@
       </w:rPr>
     </w:lvl>
   </w:abstractNum>
-  <w:abstractNum w:abstractNumId="14" w15:restartNumberingAfterBreak="0">
+  <w:abstractNum w:abstractNumId="18" w15:restartNumberingAfterBreak="0">
     <w:nsid w:val="4E7E6C88"/>
     <w:multiLevelType w:val="hybridMultilevel"/>
     <w:tmpl w:val="BA781E72"/>
@@ -11673,7 +14252,156 @@
       </w:rPr>
     </w:lvl>
   </w:abstractNum>
-  <w:abstractNum w:abstractNumId="15" w15:restartNumberingAfterBreak="0">
+  <w:abstractNum w:abstractNumId="19" w15:restartNumberingAfterBreak="0">
+    <w:nsid w:val="4E9C7475"/>
+    <w:multiLevelType w:val="multilevel"/>
+    <w:tmpl w:val="FD82ED18"/>
+    <w:lvl w:ilvl="0">
+      <w:start w:val="1"/>
+      <w:numFmt w:val="bullet"/>
+      <w:lvlText w:val=""/>
+      <w:lvlJc w:val="left"/>
+      <w:pPr>
+        <w:tabs>
+          <w:tab w:val="num" w:pos="720"/>
+        </w:tabs>
+        <w:ind w:left="720" w:hanging="360"/>
+      </w:pPr>
+      <w:rPr>
+        <w:rFonts w:ascii="Symbol" w:hAnsi="Symbol" w:hint="default"/>
+        <w:sz w:val="20"/>
+      </w:rPr>
+    </w:lvl>
+    <w:lvl w:ilvl="1" w:tentative="1">
+      <w:start w:val="1"/>
+      <w:numFmt w:val="bullet"/>
+      <w:lvlText w:val=""/>
+      <w:lvlJc w:val="left"/>
+      <w:pPr>
+        <w:tabs>
+          <w:tab w:val="num" w:pos="1440"/>
+        </w:tabs>
+        <w:ind w:left="1440" w:hanging="360"/>
+      </w:pPr>
+      <w:rPr>
+        <w:rFonts w:ascii="Symbol" w:hAnsi="Symbol" w:hint="default"/>
+        <w:sz w:val="20"/>
+      </w:rPr>
+    </w:lvl>
+    <w:lvl w:ilvl="2" w:tentative="1">
+      <w:start w:val="1"/>
+      <w:numFmt w:val="bullet"/>
+      <w:lvlText w:val=""/>
+      <w:lvlJc w:val="left"/>
+      <w:pPr>
+        <w:tabs>
+          <w:tab w:val="num" w:pos="2160"/>
+        </w:tabs>
+        <w:ind w:left="2160" w:hanging="360"/>
+      </w:pPr>
+      <w:rPr>
+        <w:rFonts w:ascii="Symbol" w:hAnsi="Symbol" w:hint="default"/>
+        <w:sz w:val="20"/>
+      </w:rPr>
+    </w:lvl>
+    <w:lvl w:ilvl="3" w:tentative="1">
+      <w:start w:val="1"/>
+      <w:numFmt w:val="bullet"/>
+      <w:lvlText w:val=""/>
+      <w:lvlJc w:val="left"/>
+      <w:pPr>
+        <w:tabs>
+          <w:tab w:val="num" w:pos="2880"/>
+        </w:tabs>
+        <w:ind w:left="2880" w:hanging="360"/>
+      </w:pPr>
+      <w:rPr>
+        <w:rFonts w:ascii="Symbol" w:hAnsi="Symbol" w:hint="default"/>
+        <w:sz w:val="20"/>
+      </w:rPr>
+    </w:lvl>
+    <w:lvl w:ilvl="4" w:tentative="1">
+      <w:start w:val="1"/>
+      <w:numFmt w:val="bullet"/>
+      <w:lvlText w:val=""/>
+      <w:lvlJc w:val="left"/>
+      <w:pPr>
+        <w:tabs>
+          <w:tab w:val="num" w:pos="3600"/>
+        </w:tabs>
+        <w:ind w:left="3600" w:hanging="360"/>
+      </w:pPr>
+      <w:rPr>
+        <w:rFonts w:ascii="Symbol" w:hAnsi="Symbol" w:hint="default"/>
+        <w:sz w:val="20"/>
+      </w:rPr>
+    </w:lvl>
+    <w:lvl w:ilvl="5" w:tentative="1">
+      <w:start w:val="1"/>
+      <w:numFmt w:val="bullet"/>
+      <w:lvlText w:val=""/>
+      <w:lvlJc w:val="left"/>
+      <w:pPr>
+        <w:tabs>
+          <w:tab w:val="num" w:pos="4320"/>
+        </w:tabs>
+        <w:ind w:left="4320" w:hanging="360"/>
+      </w:pPr>
+      <w:rPr>
+        <w:rFonts w:ascii="Symbol" w:hAnsi="Symbol" w:hint="default"/>
+        <w:sz w:val="20"/>
+      </w:rPr>
+    </w:lvl>
+    <w:lvl w:ilvl="6" w:tentative="1">
+      <w:start w:val="1"/>
+      <w:numFmt w:val="bullet"/>
+      <w:lvlText w:val=""/>
+      <w:lvlJc w:val="left"/>
+      <w:pPr>
+        <w:tabs>
+          <w:tab w:val="num" w:pos="5040"/>
+        </w:tabs>
+        <w:ind w:left="5040" w:hanging="360"/>
+      </w:pPr>
+      <w:rPr>
+        <w:rFonts w:ascii="Symbol" w:hAnsi="Symbol" w:hint="default"/>
+        <w:sz w:val="20"/>
+      </w:rPr>
+    </w:lvl>
+    <w:lvl w:ilvl="7" w:tentative="1">
+      <w:start w:val="1"/>
+      <w:numFmt w:val="bullet"/>
+      <w:lvlText w:val=""/>
+      <w:lvlJc w:val="left"/>
+      <w:pPr>
+        <w:tabs>
+          <w:tab w:val="num" w:pos="5760"/>
+        </w:tabs>
+        <w:ind w:left="5760" w:hanging="360"/>
+      </w:pPr>
+      <w:rPr>
+        <w:rFonts w:ascii="Symbol" w:hAnsi="Symbol" w:hint="default"/>
+        <w:sz w:val="20"/>
+      </w:rPr>
+    </w:lvl>
+    <w:lvl w:ilvl="8" w:tentative="1">
+      <w:start w:val="1"/>
+      <w:numFmt w:val="bullet"/>
+      <w:lvlText w:val=""/>
+      <w:lvlJc w:val="left"/>
+      <w:pPr>
+        <w:tabs>
+          <w:tab w:val="num" w:pos="6480"/>
+        </w:tabs>
+        <w:ind w:left="6480" w:hanging="360"/>
+      </w:pPr>
+      <w:rPr>
+        <w:rFonts w:ascii="Symbol" w:hAnsi="Symbol" w:hint="default"/>
+        <w:sz w:val="20"/>
+      </w:rPr>
+    </w:lvl>
+  </w:abstractNum>
+  <w:abstractNum w:abstractNumId="20" w15:restartNumberingAfterBreak="0">
     <w:nsid w:val="546F6E01"/>
     <w:multiLevelType w:val="multilevel"/>
     <w:tmpl w:val="C1240606"/>
@@ -11786,7 +14514,7 @@
       </w:pPr>
     </w:lvl>
   </w:abstractNum>
-  <w:abstractNum w:abstractNumId="16" w15:restartNumberingAfterBreak="0">
+  <w:abstractNum w:abstractNumId="21" w15:restartNumberingAfterBreak="0">
     <w:nsid w:val="55B008C6"/>
     <w:multiLevelType w:val="multilevel"/>
     <w:tmpl w:val="7924E3CC"/>
@@ -11935,7 +14663,7 @@
       </w:rPr>
     </w:lvl>
   </w:abstractNum>
-  <w:abstractNum w:abstractNumId="17" w15:restartNumberingAfterBreak="0">
+  <w:abstractNum w:abstractNumId="22" w15:restartNumberingAfterBreak="0">
     <w:nsid w:val="567334FF"/>
     <w:multiLevelType w:val="multilevel"/>
     <w:tmpl w:val="99666AEC"/>
@@ -12048,7 +14776,120 @@
       </w:pPr>
     </w:lvl>
   </w:abstractNum>
-  <w:abstractNum w:abstractNumId="18" w15:restartNumberingAfterBreak="0">
+  <w:abstractNum w:abstractNumId="23" w15:restartNumberingAfterBreak="0">
+    <w:nsid w:val="57400574"/>
+    <w:multiLevelType w:val="multilevel"/>
+    <w:tmpl w:val="CD3619B4"/>
+    <w:lvl w:ilvl="0">
+      <w:start w:val="1"/>
+      <w:numFmt w:val="decimal"/>
+      <w:lvlText w:val="%1."/>
+      <w:lvlJc w:val="left"/>
+      <w:pPr>
+        <w:tabs>
+          <w:tab w:val="num" w:pos="720"/>
+        </w:tabs>
+        <w:ind w:left="720" w:hanging="360"/>
+      </w:pPr>
+    </w:lvl>
+    <w:lvl w:ilvl="1" w:tentative="1">
+      <w:start w:val="1"/>
+      <w:numFmt w:val="decimal"/>
+      <w:lvlText w:val="%2."/>
+      <w:lvlJc w:val="left"/>
+      <w:pPr>
+        <w:tabs>
+          <w:tab w:val="num" w:pos="1440"/>
+        </w:tabs>
+        <w:ind w:left="1440" w:hanging="360"/>
+      </w:pPr>
+    </w:lvl>
+    <w:lvl w:ilvl="2" w:tentative="1">
+      <w:start w:val="1"/>
+      <w:numFmt w:val="decimal"/>
+      <w:lvlText w:val="%3."/>
+      <w:lvlJc w:val="left"/>
+      <w:pPr>
+        <w:tabs>
+          <w:tab w:val="num" w:pos="2160"/>
+        </w:tabs>
+        <w:ind w:left="2160" w:hanging="360"/>
+      </w:pPr>
+    </w:lvl>
+    <w:lvl w:ilvl="3" w:tentative="1">
+      <w:start w:val="1"/>
+      <w:numFmt w:val="decimal"/>
+      <w:lvlText w:val="%4."/>
+      <w:lvlJc w:val="left"/>
+      <w:pPr>
+        <w:tabs>
+          <w:tab w:val="num" w:pos="2880"/>
+        </w:tabs>
+        <w:ind w:left="2880" w:hanging="360"/>
+      </w:pPr>
+    </w:lvl>
+    <w:lvl w:ilvl="4" w:tentative="1">
+      <w:start w:val="1"/>
+      <w:numFmt w:val="decimal"/>
+      <w:lvlText w:val="%5."/>
+      <w:lvlJc w:val="left"/>
+      <w:pPr>
+        <w:tabs>
+          <w:tab w:val="num" w:pos="3600"/>
+        </w:tabs>
+        <w:ind w:left="3600" w:hanging="360"/>
+      </w:pPr>
+    </w:lvl>
+    <w:lvl w:ilvl="5" w:tentative="1">
+      <w:start w:val="1"/>
+      <w:numFmt w:val="decimal"/>
+      <w:lvlText w:val="%6."/>
+      <w:lvlJc w:val="left"/>
+      <w:pPr>
+        <w:tabs>
+          <w:tab w:val="num" w:pos="4320"/>
+        </w:tabs>
+        <w:ind w:left="4320" w:hanging="360"/>
+      </w:pPr>
+    </w:lvl>
+    <w:lvl w:ilvl="6" w:tentative="1">
+      <w:start w:val="1"/>
+      <w:numFmt w:val="decimal"/>
+      <w:lvlText w:val="%7."/>
+      <w:lvlJc w:val="left"/>
+      <w:pPr>
+        <w:tabs>
+          <w:tab w:val="num" w:pos="5040"/>
+        </w:tabs>
+        <w:ind w:left="5040" w:hanging="360"/>
+      </w:pPr>
+    </w:lvl>
+    <w:lvl w:ilvl="7" w:tentative="1">
+      <w:start w:val="1"/>
+      <w:numFmt w:val="decimal"/>
+      <w:lvlText w:val="%8."/>
+      <w:lvlJc w:val="left"/>
+      <w:pPr>
+        <w:tabs>
+          <w:tab w:val="num" w:pos="5760"/>
+        </w:tabs>
+        <w:ind w:left="5760" w:hanging="360"/>
+      </w:pPr>
+    </w:lvl>
+    <w:lvl w:ilvl="8" w:tentative="1">
+      <w:start w:val="1"/>
+      <w:numFmt w:val="decimal"/>
+      <w:lvlText w:val="%9."/>
+      <w:lvlJc w:val="left"/>
+      <w:pPr>
+        <w:tabs>
+          <w:tab w:val="num" w:pos="6480"/>
+        </w:tabs>
+        <w:ind w:left="6480" w:hanging="360"/>
+      </w:pPr>
+    </w:lvl>
+  </w:abstractNum>
+  <w:abstractNum w:abstractNumId="24" w15:restartNumberingAfterBreak="0">
     <w:nsid w:val="60055F57"/>
     <w:multiLevelType w:val="multilevel"/>
     <w:tmpl w:val="B2121110"/>
@@ -12197,7 +15038,7 @@
       </w:rPr>
     </w:lvl>
   </w:abstractNum>
-  <w:abstractNum w:abstractNumId="19" w15:restartNumberingAfterBreak="0">
+  <w:abstractNum w:abstractNumId="25" w15:restartNumberingAfterBreak="0">
     <w:nsid w:val="627321F1"/>
     <w:multiLevelType w:val="hybridMultilevel"/>
     <w:tmpl w:val="8A0A3366"/>
@@ -12409,7 +15250,269 @@
       </w:rPr>
     </w:lvl>
   </w:abstractNum>
-  <w:abstractNum w:abstractNumId="20" w15:restartNumberingAfterBreak="0">
+  <w:abstractNum w:abstractNumId="26" w15:restartNumberingAfterBreak="0">
+    <w:nsid w:val="62B20494"/>
+    <w:multiLevelType w:val="multilevel"/>
+    <w:tmpl w:val="B1DE2E84"/>
+    <w:lvl w:ilvl="0">
+      <w:start w:val="1"/>
+      <w:numFmt w:val="decimal"/>
+      <w:lvlText w:val="%1."/>
+      <w:lvlJc w:val="left"/>
+      <w:pPr>
+        <w:tabs>
+          <w:tab w:val="num" w:pos="720"/>
+        </w:tabs>
+        <w:ind w:left="720" w:hanging="360"/>
+      </w:pPr>
+    </w:lvl>
+    <w:lvl w:ilvl="1" w:tentative="1">
+      <w:start w:val="1"/>
+      <w:numFmt w:val="decimal"/>
+      <w:lvlText w:val="%2."/>
+      <w:lvlJc w:val="left"/>
+      <w:pPr>
+        <w:tabs>
+          <w:tab w:val="num" w:pos="1440"/>
+        </w:tabs>
+        <w:ind w:left="1440" w:hanging="360"/>
+      </w:pPr>
+    </w:lvl>
+    <w:lvl w:ilvl="2" w:tentative="1">
+      <w:start w:val="1"/>
+      <w:numFmt w:val="decimal"/>
+      <w:lvlText w:val="%3."/>
+      <w:lvlJc w:val="left"/>
+      <w:pPr>
+        <w:tabs>
+          <w:tab w:val="num" w:pos="2160"/>
+        </w:tabs>
+        <w:ind w:left="2160" w:hanging="360"/>
+      </w:pPr>
+    </w:lvl>
+    <w:lvl w:ilvl="3" w:tentative="1">
+      <w:start w:val="1"/>
+      <w:numFmt w:val="decimal"/>
+      <w:lvlText w:val="%4."/>
+      <w:lvlJc w:val="left"/>
+      <w:pPr>
+        <w:tabs>
+          <w:tab w:val="num" w:pos="2880"/>
+        </w:tabs>
+        <w:ind w:left="2880" w:hanging="360"/>
+      </w:pPr>
+    </w:lvl>
+    <w:lvl w:ilvl="4" w:tentative="1">
+      <w:start w:val="1"/>
+      <w:numFmt w:val="decimal"/>
+      <w:lvlText w:val="%5."/>
+      <w:lvlJc w:val="left"/>
+      <w:pPr>
+        <w:tabs>
+          <w:tab w:val="num" w:pos="3600"/>
+        </w:tabs>
+        <w:ind w:left="3600" w:hanging="360"/>
+      </w:pPr>
+    </w:lvl>
+    <w:lvl w:ilvl="5" w:tentative="1">
+      <w:start w:val="1"/>
+      <w:numFmt w:val="decimal"/>
+      <w:lvlText w:val="%6."/>
+      <w:lvlJc w:val="left"/>
+      <w:pPr>
+        <w:tabs>
+          <w:tab w:val="num" w:pos="4320"/>
+        </w:tabs>
+        <w:ind w:left="4320" w:hanging="360"/>
+      </w:pPr>
+    </w:lvl>
+    <w:lvl w:ilvl="6" w:tentative="1">
+      <w:start w:val="1"/>
+      <w:numFmt w:val="decimal"/>
+      <w:lvlText w:val="%7."/>
+      <w:lvlJc w:val="left"/>
+      <w:pPr>
+        <w:tabs>
+          <w:tab w:val="num" w:pos="5040"/>
+        </w:tabs>
+        <w:ind w:left="5040" w:hanging="360"/>
+      </w:pPr>
+    </w:lvl>
+    <w:lvl w:ilvl="7" w:tentative="1">
+      <w:start w:val="1"/>
+      <w:numFmt w:val="decimal"/>
+      <w:lvlText w:val="%8."/>
+      <w:lvlJc w:val="left"/>
+      <w:pPr>
+        <w:tabs>
+          <w:tab w:val="num" w:pos="5760"/>
+        </w:tabs>
+        <w:ind w:left="5760" w:hanging="360"/>
+      </w:pPr>
+    </w:lvl>
+    <w:lvl w:ilvl="8" w:tentative="1">
+      <w:start w:val="1"/>
+      <w:numFmt w:val="decimal"/>
+      <w:lvlText w:val="%9."/>
+      <w:lvlJc w:val="left"/>
+      <w:pPr>
+        <w:tabs>
+          <w:tab w:val="num" w:pos="6480"/>
+        </w:tabs>
+        <w:ind w:left="6480" w:hanging="360"/>
+      </w:pPr>
+    </w:lvl>
+  </w:abstractNum>
+  <w:abstractNum w:abstractNumId="27" w15:restartNumberingAfterBreak="0">
+    <w:nsid w:val="65F82477"/>
+    <w:multiLevelType w:val="multilevel"/>
+    <w:tmpl w:val="5D7CC22C"/>
+    <w:lvl w:ilvl="0">
+      <w:start w:val="1"/>
+      <w:numFmt w:val="bullet"/>
+      <w:lvlText w:val=""/>
+      <w:lvlJc w:val="left"/>
+      <w:pPr>
+        <w:tabs>
+          <w:tab w:val="num" w:pos="720"/>
+        </w:tabs>
+        <w:ind w:left="720" w:hanging="360"/>
+      </w:pPr>
+      <w:rPr>
+        <w:rFonts w:ascii="Symbol" w:hAnsi="Symbol" w:hint="default"/>
+        <w:sz w:val="20"/>
+      </w:rPr>
+    </w:lvl>
+    <w:lvl w:ilvl="1" w:tentative="1">
+      <w:start w:val="1"/>
+      <w:numFmt w:val="bullet"/>
+      <w:lvlText w:val=""/>
+      <w:lvlJc w:val="left"/>
+      <w:pPr>
+        <w:tabs>
+          <w:tab w:val="num" w:pos="1440"/>
+        </w:tabs>
+        <w:ind w:left="1440" w:hanging="360"/>
+      </w:pPr>
+      <w:rPr>
+        <w:rFonts w:ascii="Symbol" w:hAnsi="Symbol" w:hint="default"/>
+        <w:sz w:val="20"/>
+      </w:rPr>
+    </w:lvl>
+    <w:lvl w:ilvl="2" w:tentative="1">
+      <w:start w:val="1"/>
+      <w:numFmt w:val="bullet"/>
+      <w:lvlText w:val=""/>
+      <w:lvlJc w:val="left"/>
+      <w:pPr>
+        <w:tabs>
+          <w:tab w:val="num" w:pos="2160"/>
+        </w:tabs>
+        <w:ind w:left="2160" w:hanging="360"/>
+      </w:pPr>
+      <w:rPr>
+        <w:rFonts w:ascii="Symbol" w:hAnsi="Symbol" w:hint="default"/>
+        <w:sz w:val="20"/>
+      </w:rPr>
+    </w:lvl>
+    <w:lvl w:ilvl="3" w:tentative="1">
+      <w:start w:val="1"/>
+      <w:numFmt w:val="bullet"/>
+      <w:lvlText w:val=""/>
+      <w:lvlJc w:val="left"/>
+      <w:pPr>
+        <w:tabs>
+          <w:tab w:val="num" w:pos="2880"/>
+        </w:tabs>
+        <w:ind w:left="2880" w:hanging="360"/>
+      </w:pPr>
+      <w:rPr>
+        <w:rFonts w:ascii="Symbol" w:hAnsi="Symbol" w:hint="default"/>
+        <w:sz w:val="20"/>
+      </w:rPr>
+    </w:lvl>
+    <w:lvl w:ilvl="4" w:tentative="1">
+      <w:start w:val="1"/>
+      <w:numFmt w:val="bullet"/>
+      <w:lvlText w:val=""/>
+      <w:lvlJc w:val="left"/>
+      <w:pPr>
+        <w:tabs>
+          <w:tab w:val="num" w:pos="3600"/>
+        </w:tabs>
+        <w:ind w:left="3600" w:hanging="360"/>
+      </w:pPr>
+      <w:rPr>
+        <w:rFonts w:ascii="Symbol" w:hAnsi="Symbol" w:hint="default"/>
+        <w:sz w:val="20"/>
+      </w:rPr>
+    </w:lvl>
+    <w:lvl w:ilvl="5" w:tentative="1">
+      <w:start w:val="1"/>
+      <w:numFmt w:val="bullet"/>
+      <w:lvlText w:val=""/>
+      <w:lvlJc w:val="left"/>
+      <w:pPr>
+        <w:tabs>
+          <w:tab w:val="num" w:pos="4320"/>
+        </w:tabs>
+        <w:ind w:left="4320" w:hanging="360"/>
+      </w:pPr>
+      <w:rPr>
+        <w:rFonts w:ascii="Symbol" w:hAnsi="Symbol" w:hint="default"/>
+        <w:sz w:val="20"/>
+      </w:rPr>
+    </w:lvl>
+    <w:lvl w:ilvl="6" w:tentative="1">
+      <w:start w:val="1"/>
+      <w:numFmt w:val="bullet"/>
+      <w:lvlText w:val=""/>
+      <w:lvlJc w:val="left"/>
+      <w:pPr>
+        <w:tabs>
+          <w:tab w:val="num" w:pos="5040"/>
+        </w:tabs>
+        <w:ind w:left="5040" w:hanging="360"/>
+      </w:pPr>
+      <w:rPr>
+        <w:rFonts w:ascii="Symbol" w:hAnsi="Symbol" w:hint="default"/>
+        <w:sz w:val="20"/>
+      </w:rPr>
+    </w:lvl>
+    <w:lvl w:ilvl="7" w:tentative="1">
+      <w:start w:val="1"/>
+      <w:numFmt w:val="bullet"/>
+      <w:lvlText w:val=""/>
+      <w:lvlJc w:val="left"/>
+      <w:pPr>
+        <w:tabs>
+          <w:tab w:val="num" w:pos="5760"/>
+        </w:tabs>
+        <w:ind w:left="5760" w:hanging="360"/>
+      </w:pPr>
+      <w:rPr>
+        <w:rFonts w:ascii="Symbol" w:hAnsi="Symbol" w:hint="default"/>
+        <w:sz w:val="20"/>
+      </w:rPr>
+    </w:lvl>
+    <w:lvl w:ilvl="8" w:tentative="1">
+      <w:start w:val="1"/>
+      <w:numFmt w:val="bullet"/>
+      <w:lvlText w:val=""/>
+      <w:lvlJc w:val="left"/>
+      <w:pPr>
+        <w:tabs>
+          <w:tab w:val="num" w:pos="6480"/>
+        </w:tabs>
+        <w:ind w:left="6480" w:hanging="360"/>
+      </w:pPr>
+      <w:rPr>
+        <w:rFonts w:ascii="Symbol" w:hAnsi="Symbol" w:hint="default"/>
+        <w:sz w:val="20"/>
+      </w:rPr>
+    </w:lvl>
+  </w:abstractNum>
+  <w:abstractNum w:abstractNumId="28" w15:restartNumberingAfterBreak="0">
     <w:nsid w:val="6BF2629A"/>
     <w:multiLevelType w:val="multilevel"/>
     <w:tmpl w:val="136EC66C"/>
@@ -12558,7 +15661,7 @@
       </w:rPr>
     </w:lvl>
   </w:abstractNum>
-  <w:abstractNum w:abstractNumId="21" w15:restartNumberingAfterBreak="0">
+  <w:abstractNum w:abstractNumId="29" w15:restartNumberingAfterBreak="0">
     <w:nsid w:val="6F9B5700"/>
     <w:multiLevelType w:val="hybridMultilevel"/>
     <w:tmpl w:val="C7023BD6"/>
@@ -12770,7 +15873,156 @@
       </w:rPr>
     </w:lvl>
   </w:abstractNum>
-  <w:abstractNum w:abstractNumId="22" w15:restartNumberingAfterBreak="0">
+  <w:abstractNum w:abstractNumId="30" w15:restartNumberingAfterBreak="0">
+    <w:nsid w:val="704A1350"/>
+    <w:multiLevelType w:val="multilevel"/>
+    <w:tmpl w:val="559EF1CA"/>
+    <w:lvl w:ilvl="0">
+      <w:start w:val="1"/>
+      <w:numFmt w:val="bullet"/>
+      <w:lvlText w:val=""/>
+      <w:lvlJc w:val="left"/>
+      <w:pPr>
+        <w:tabs>
+          <w:tab w:val="num" w:pos="720"/>
+        </w:tabs>
+        <w:ind w:left="720" w:hanging="360"/>
+      </w:pPr>
+      <w:rPr>
+        <w:rFonts w:ascii="Symbol" w:hAnsi="Symbol" w:hint="default"/>
+        <w:sz w:val="20"/>
+      </w:rPr>
+    </w:lvl>
+    <w:lvl w:ilvl="1" w:tentative="1">
+      <w:start w:val="1"/>
+      <w:numFmt w:val="bullet"/>
+      <w:lvlText w:val=""/>
+      <w:lvlJc w:val="left"/>
+      <w:pPr>
+        <w:tabs>
+          <w:tab w:val="num" w:pos="1440"/>
+        </w:tabs>
+        <w:ind w:left="1440" w:hanging="360"/>
+      </w:pPr>
+      <w:rPr>
+        <w:rFonts w:ascii="Symbol" w:hAnsi="Symbol" w:hint="default"/>
+        <w:sz w:val="20"/>
+      </w:rPr>
+    </w:lvl>
+    <w:lvl w:ilvl="2" w:tentative="1">
+      <w:start w:val="1"/>
+      <w:numFmt w:val="bullet"/>
+      <w:lvlText w:val=""/>
+      <w:lvlJc w:val="left"/>
+      <w:pPr>
+        <w:tabs>
+          <w:tab w:val="num" w:pos="2160"/>
+        </w:tabs>
+        <w:ind w:left="2160" w:hanging="360"/>
+      </w:pPr>
+      <w:rPr>
+        <w:rFonts w:ascii="Symbol" w:hAnsi="Symbol" w:hint="default"/>
+        <w:sz w:val="20"/>
+      </w:rPr>
+    </w:lvl>
+    <w:lvl w:ilvl="3" w:tentative="1">
+      <w:start w:val="1"/>
+      <w:numFmt w:val="bullet"/>
+      <w:lvlText w:val=""/>
+      <w:lvlJc w:val="left"/>
+      <w:pPr>
+        <w:tabs>
+          <w:tab w:val="num" w:pos="2880"/>
+        </w:tabs>
+        <w:ind w:left="2880" w:hanging="360"/>
+      </w:pPr>
+      <w:rPr>
+        <w:rFonts w:ascii="Symbol" w:hAnsi="Symbol" w:hint="default"/>
+        <w:sz w:val="20"/>
+      </w:rPr>
+    </w:lvl>
+    <w:lvl w:ilvl="4" w:tentative="1">
+      <w:start w:val="1"/>
+      <w:numFmt w:val="bullet"/>
+      <w:lvlText w:val=""/>
+      <w:lvlJc w:val="left"/>
+      <w:pPr>
+        <w:tabs>
+          <w:tab w:val="num" w:pos="3600"/>
+        </w:tabs>
+        <w:ind w:left="3600" w:hanging="360"/>
+      </w:pPr>
+      <w:rPr>
+        <w:rFonts w:ascii="Symbol" w:hAnsi="Symbol" w:hint="default"/>
+        <w:sz w:val="20"/>
+      </w:rPr>
+    </w:lvl>
+    <w:lvl w:ilvl="5" w:tentative="1">
+      <w:start w:val="1"/>
+      <w:numFmt w:val="bullet"/>
+      <w:lvlText w:val=""/>
+      <w:lvlJc w:val="left"/>
+      <w:pPr>
+        <w:tabs>
+          <w:tab w:val="num" w:pos="4320"/>
+        </w:tabs>
+        <w:ind w:left="4320" w:hanging="360"/>
+      </w:pPr>
+      <w:rPr>
+        <w:rFonts w:ascii="Symbol" w:hAnsi="Symbol" w:hint="default"/>
+        <w:sz w:val="20"/>
+      </w:rPr>
+    </w:lvl>
+    <w:lvl w:ilvl="6" w:tentative="1">
+      <w:start w:val="1"/>
+      <w:numFmt w:val="bullet"/>
+      <w:lvlText w:val=""/>
+      <w:lvlJc w:val="left"/>
+      <w:pPr>
+        <w:tabs>
+          <w:tab w:val="num" w:pos="5040"/>
+        </w:tabs>
+        <w:ind w:left="5040" w:hanging="360"/>
+      </w:pPr>
+      <w:rPr>
+        <w:rFonts w:ascii="Symbol" w:hAnsi="Symbol" w:hint="default"/>
+        <w:sz w:val="20"/>
+      </w:rPr>
+    </w:lvl>
+    <w:lvl w:ilvl="7" w:tentative="1">
+      <w:start w:val="1"/>
+      <w:numFmt w:val="bullet"/>
+      <w:lvlText w:val=""/>
+      <w:lvlJc w:val="left"/>
+      <w:pPr>
+        <w:tabs>
+          <w:tab w:val="num" w:pos="5760"/>
+        </w:tabs>
+        <w:ind w:left="5760" w:hanging="360"/>
+      </w:pPr>
+      <w:rPr>
+        <w:rFonts w:ascii="Symbol" w:hAnsi="Symbol" w:hint="default"/>
+        <w:sz w:val="20"/>
+      </w:rPr>
+    </w:lvl>
+    <w:lvl w:ilvl="8" w:tentative="1">
+      <w:start w:val="1"/>
+      <w:numFmt w:val="bullet"/>
+      <w:lvlText w:val=""/>
+      <w:lvlJc w:val="left"/>
+      <w:pPr>
+        <w:tabs>
+          <w:tab w:val="num" w:pos="6480"/>
+        </w:tabs>
+        <w:ind w:left="6480" w:hanging="360"/>
+      </w:pPr>
+      <w:rPr>
+        <w:rFonts w:ascii="Symbol" w:hAnsi="Symbol" w:hint="default"/>
+        <w:sz w:val="20"/>
+      </w:rPr>
+    </w:lvl>
+  </w:abstractNum>
+  <w:abstractNum w:abstractNumId="31" w15:restartNumberingAfterBreak="0">
     <w:nsid w:val="76C10D4E"/>
     <w:multiLevelType w:val="multilevel"/>
     <w:tmpl w:val="44947326"/>
@@ -12919,74 +16171,253 @@
       </w:rPr>
     </w:lvl>
   </w:abstractNum>
+  <w:abstractNum w:abstractNumId="32" w15:restartNumberingAfterBreak="0">
+    <w:nsid w:val="781E5B04"/>
+    <w:multiLevelType w:val="multilevel"/>
+    <w:tmpl w:val="0086706E"/>
+    <w:lvl w:ilvl="0">
+      <w:start w:val="1"/>
+      <w:numFmt w:val="bullet"/>
+      <w:lvlText w:val=""/>
+      <w:lvlJc w:val="left"/>
+      <w:pPr>
+        <w:tabs>
+          <w:tab w:val="num" w:pos="720"/>
+        </w:tabs>
+        <w:ind w:left="720" w:hanging="360"/>
+      </w:pPr>
+      <w:rPr>
+        <w:rFonts w:ascii="Symbol" w:hAnsi="Symbol" w:hint="default"/>
+        <w:sz w:val="20"/>
+      </w:rPr>
+    </w:lvl>
+    <w:lvl w:ilvl="1" w:tentative="1">
+      <w:start w:val="1"/>
+      <w:numFmt w:val="bullet"/>
+      <w:lvlText w:val=""/>
+      <w:lvlJc w:val="left"/>
+      <w:pPr>
+        <w:tabs>
+          <w:tab w:val="num" w:pos="1440"/>
+        </w:tabs>
+        <w:ind w:left="1440" w:hanging="360"/>
+      </w:pPr>
+      <w:rPr>
+        <w:rFonts w:ascii="Symbol" w:hAnsi="Symbol" w:hint="default"/>
+        <w:sz w:val="20"/>
+      </w:rPr>
+    </w:lvl>
+    <w:lvl w:ilvl="2" w:tentative="1">
+      <w:start w:val="1"/>
+      <w:numFmt w:val="bullet"/>
+      <w:lvlText w:val=""/>
+      <w:lvlJc w:val="left"/>
+      <w:pPr>
+        <w:tabs>
+          <w:tab w:val="num" w:pos="2160"/>
+        </w:tabs>
+        <w:ind w:left="2160" w:hanging="360"/>
+      </w:pPr>
+      <w:rPr>
+        <w:rFonts w:ascii="Symbol" w:hAnsi="Symbol" w:hint="default"/>
+        <w:sz w:val="20"/>
+      </w:rPr>
+    </w:lvl>
+    <w:lvl w:ilvl="3" w:tentative="1">
+      <w:start w:val="1"/>
+      <w:numFmt w:val="bullet"/>
+      <w:lvlText w:val=""/>
+      <w:lvlJc w:val="left"/>
+      <w:pPr>
+        <w:tabs>
+          <w:tab w:val="num" w:pos="2880"/>
+        </w:tabs>
+        <w:ind w:left="2880" w:hanging="360"/>
+      </w:pPr>
+      <w:rPr>
+        <w:rFonts w:ascii="Symbol" w:hAnsi="Symbol" w:hint="default"/>
+        <w:sz w:val="20"/>
+      </w:rPr>
+    </w:lvl>
+    <w:lvl w:ilvl="4" w:tentative="1">
+      <w:start w:val="1"/>
+      <w:numFmt w:val="bullet"/>
+      <w:lvlText w:val=""/>
+      <w:lvlJc w:val="left"/>
+      <w:pPr>
+        <w:tabs>
+          <w:tab w:val="num" w:pos="3600"/>
+        </w:tabs>
+        <w:ind w:left="3600" w:hanging="360"/>
+      </w:pPr>
+      <w:rPr>
+        <w:rFonts w:ascii="Symbol" w:hAnsi="Symbol" w:hint="default"/>
+        <w:sz w:val="20"/>
+      </w:rPr>
+    </w:lvl>
+    <w:lvl w:ilvl="5" w:tentative="1">
+      <w:start w:val="1"/>
+      <w:numFmt w:val="bullet"/>
+      <w:lvlText w:val=""/>
+      <w:lvlJc w:val="left"/>
+      <w:pPr>
+        <w:tabs>
+          <w:tab w:val="num" w:pos="4320"/>
+        </w:tabs>
+        <w:ind w:left="4320" w:hanging="360"/>
+      </w:pPr>
+      <w:rPr>
+        <w:rFonts w:ascii="Symbol" w:hAnsi="Symbol" w:hint="default"/>
+        <w:sz w:val="20"/>
+      </w:rPr>
+    </w:lvl>
+    <w:lvl w:ilvl="6" w:tentative="1">
+      <w:start w:val="1"/>
+      <w:numFmt w:val="bullet"/>
+      <w:lvlText w:val=""/>
+      <w:lvlJc w:val="left"/>
+      <w:pPr>
+        <w:tabs>
+          <w:tab w:val="num" w:pos="5040"/>
+        </w:tabs>
+        <w:ind w:left="5040" w:hanging="360"/>
+      </w:pPr>
+      <w:rPr>
+        <w:rFonts w:ascii="Symbol" w:hAnsi="Symbol" w:hint="default"/>
+        <w:sz w:val="20"/>
+      </w:rPr>
+    </w:lvl>
+    <w:lvl w:ilvl="7" w:tentative="1">
+      <w:start w:val="1"/>
+      <w:numFmt w:val="bullet"/>
+      <w:lvlText w:val=""/>
+      <w:lvlJc w:val="left"/>
+      <w:pPr>
+        <w:tabs>
+          <w:tab w:val="num" w:pos="5760"/>
+        </w:tabs>
+        <w:ind w:left="5760" w:hanging="360"/>
+      </w:pPr>
+      <w:rPr>
+        <w:rFonts w:ascii="Symbol" w:hAnsi="Symbol" w:hint="default"/>
+        <w:sz w:val="20"/>
+      </w:rPr>
+    </w:lvl>
+    <w:lvl w:ilvl="8" w:tentative="1">
+      <w:start w:val="1"/>
+      <w:numFmt w:val="bullet"/>
+      <w:lvlText w:val=""/>
+      <w:lvlJc w:val="left"/>
+      <w:pPr>
+        <w:tabs>
+          <w:tab w:val="num" w:pos="6480"/>
+        </w:tabs>
+        <w:ind w:left="6480" w:hanging="360"/>
+      </w:pPr>
+      <w:rPr>
+        <w:rFonts w:ascii="Symbol" w:hAnsi="Symbol" w:hint="default"/>
+        <w:sz w:val="20"/>
+      </w:rPr>
+    </w:lvl>
+  </w:abstractNum>
   <w:num w:numId="1" w16cid:durableId="203176459">
-    <w:abstractNumId w:val="2"/>
+    <w:abstractNumId w:val="3"/>
   </w:num>
   <w:num w:numId="2" w16cid:durableId="2063939894">
-    <w:abstractNumId w:val="9"/>
+    <w:abstractNumId w:val="12"/>
   </w:num>
   <w:num w:numId="3" w16cid:durableId="1179738660">
-    <w:abstractNumId w:val="14"/>
+    <w:abstractNumId w:val="18"/>
   </w:num>
   <w:num w:numId="4" w16cid:durableId="966281953">
-    <w:abstractNumId w:val="6"/>
+    <w:abstractNumId w:val="7"/>
   </w:num>
   <w:num w:numId="5" w16cid:durableId="1476289628">
-    <w:abstractNumId w:val="21"/>
+    <w:abstractNumId w:val="29"/>
   </w:num>
   <w:num w:numId="6" w16cid:durableId="1758986404">
-    <w:abstractNumId w:val="19"/>
+    <w:abstractNumId w:val="25"/>
   </w:num>
   <w:num w:numId="7" w16cid:durableId="1719816553">
-    <w:abstractNumId w:val="7"/>
+    <w:abstractNumId w:val="9"/>
   </w:num>
   <w:num w:numId="8" w16cid:durableId="1672877955">
     <w:abstractNumId w:val="1"/>
   </w:num>
   <w:num w:numId="9" w16cid:durableId="719672832">
-    <w:abstractNumId w:val="15"/>
+    <w:abstractNumId w:val="20"/>
   </w:num>
   <w:num w:numId="10" w16cid:durableId="1982730971">
-    <w:abstractNumId w:val="18"/>
+    <w:abstractNumId w:val="24"/>
   </w:num>
   <w:num w:numId="11" w16cid:durableId="908466610">
-    <w:abstractNumId w:val="3"/>
+    <w:abstractNumId w:val="4"/>
   </w:num>
   <w:num w:numId="12" w16cid:durableId="1125395069">
     <w:abstractNumId w:val="0"/>
   </w:num>
   <w:num w:numId="13" w16cid:durableId="287010809">
+    <w:abstractNumId w:val="14"/>
+  </w:num>
+  <w:num w:numId="14" w16cid:durableId="1215196671">
+    <w:abstractNumId w:val="28"/>
+  </w:num>
+  <w:num w:numId="15" w16cid:durableId="63258013">
+    <w:abstractNumId w:val="6"/>
+  </w:num>
+  <w:num w:numId="16" w16cid:durableId="1991858840">
+    <w:abstractNumId w:val="31"/>
+  </w:num>
+  <w:num w:numId="17" w16cid:durableId="1652564698">
+    <w:abstractNumId w:val="21"/>
+  </w:num>
+  <w:num w:numId="18" w16cid:durableId="397285749">
+    <w:abstractNumId w:val="13"/>
+  </w:num>
+  <w:num w:numId="19" w16cid:durableId="51389973">
+    <w:abstractNumId w:val="17"/>
+  </w:num>
+  <w:num w:numId="20" w16cid:durableId="1904481458">
+    <w:abstractNumId w:val="10"/>
+  </w:num>
+  <w:num w:numId="21" w16cid:durableId="1316957615">
+    <w:abstractNumId w:val="5"/>
+  </w:num>
+  <w:num w:numId="22" w16cid:durableId="1441408891">
+    <w:abstractNumId w:val="16"/>
+  </w:num>
+  <w:num w:numId="23" w16cid:durableId="873421468">
+    <w:abstractNumId w:val="22"/>
+  </w:num>
+  <w:num w:numId="24" w16cid:durableId="979117667">
+    <w:abstractNumId w:val="19"/>
+  </w:num>
+  <w:num w:numId="25" w16cid:durableId="993096655">
+    <w:abstractNumId w:val="23"/>
+  </w:num>
+  <w:num w:numId="26" w16cid:durableId="359550827">
+    <w:abstractNumId w:val="8"/>
+  </w:num>
+  <w:num w:numId="27" w16cid:durableId="1237325744">
+    <w:abstractNumId w:val="2"/>
+  </w:num>
+  <w:num w:numId="28" w16cid:durableId="1494949347">
+    <w:abstractNumId w:val="27"/>
+  </w:num>
+  <w:num w:numId="29" w16cid:durableId="1359357142">
     <w:abstractNumId w:val="11"/>
   </w:num>
-  <w:num w:numId="14" w16cid:durableId="1215196671">
-    <w:abstractNumId w:val="20"/>
+  <w:num w:numId="30" w16cid:durableId="946621025">
+    <w:abstractNumId w:val="30"/>
   </w:num>
-  <w:num w:numId="15" w16cid:durableId="63258013">
-    <w:abstractNumId w:val="5"/>
+  <w:num w:numId="31" w16cid:durableId="619071628">
+    <w:abstractNumId w:val="15"/>
   </w:num>
-  <w:num w:numId="16" w16cid:durableId="1991858840">
-    <w:abstractNumId w:val="22"/>
+  <w:num w:numId="32" w16cid:durableId="1552841978">
+    <w:abstractNumId w:val="32"/>
   </w:num>
-  <w:num w:numId="17" w16cid:durableId="1652564698">
-    <w:abstractNumId w:val="16"/>
-  </w:num>
-  <w:num w:numId="18" w16cid:durableId="397285749">
-    <w:abstractNumId w:val="10"/>
-  </w:num>
-  <w:num w:numId="19" w16cid:durableId="51389973">
-    <w:abstractNumId w:val="13"/>
-  </w:num>
-  <w:num w:numId="20" w16cid:durableId="1904481458">
-    <w:abstractNumId w:val="8"/>
-  </w:num>
-  <w:num w:numId="21" w16cid:durableId="1316957615">
-    <w:abstractNumId w:val="4"/>
-  </w:num>
-  <w:num w:numId="22" w16cid:durableId="1441408891">
-    <w:abstractNumId w:val="12"/>
-  </w:num>
-  <w:num w:numId="23" w16cid:durableId="873421468">
-    <w:abstractNumId w:val="17"/>
+  <w:num w:numId="33" w16cid:durableId="1968395465">
+    <w:abstractNumId w:val="26"/>
   </w:num>
 </w:numbering>
 </file>
@@ -13441,6 +16872,28 @@
       <w:color w:val="222222"/>
     </w:rPr>
   </w:style>
+  <w:style w:type="paragraph" w:styleId="Heading3">
+    <w:name w:val="heading 3"/>
+    <w:basedOn w:val="Normal"/>
+    <w:next w:val="Normal"/>
+    <w:link w:val="Heading3Char"/>
+    <w:uiPriority w:val="9"/>
+    <w:semiHidden/>
+    <w:unhideWhenUsed/>
+    <w:qFormat/>
+    <w:rsid w:val="00BE6257"/>
+    <w:pPr>
+      <w:keepNext/>
+      <w:keepLines/>
+      <w:spacing w:before="40" w:after="0"/>
+      <w:outlineLvl w:val="2"/>
+    </w:pPr>
+    <w:rPr>
+      <w:rFonts w:asciiTheme="majorHAnsi" w:eastAsiaTheme="majorEastAsia" w:hAnsiTheme="majorHAnsi" w:cstheme="majorBidi"/>
+      <w:color w:val="0A2F40" w:themeColor="accent1" w:themeShade="7F"/>
+      <w:sz w:val="24"/>
+    </w:rPr>
+  </w:style>
   <w:style w:type="character" w:default="1" w:styleId="DefaultParagraphFont">
     <w:name w:val="Default Paragraph Font"/>
     <w:uiPriority w:val="1"/>
@@ -13522,6 +16975,18 @@
     <w:rPr>
       <w:color w:val="605E5C"/>
       <w:shd w:val="clear" w:color="auto" w:fill="E1DFDD"/>
+    </w:rPr>
+  </w:style>
+  <w:style w:type="character" w:customStyle="1" w:styleId="Heading3Char">
+    <w:name w:val="Heading 3 Char"/>
+    <w:basedOn w:val="DefaultParagraphFont"/>
+    <w:link w:val="Heading3"/>
+    <w:uiPriority w:val="9"/>
+    <w:semiHidden/>
+    <w:rsid w:val="00BE6257"/>
+    <w:rPr>
+      <w:rFonts w:asciiTheme="majorHAnsi" w:eastAsiaTheme="majorEastAsia" w:hAnsiTheme="majorHAnsi" w:cstheme="majorBidi"/>
+      <w:color w:val="0A2F40" w:themeColor="accent1" w:themeShade="7F"/>
     </w:rPr>
   </w:style>
 </w:styles>
